--- a/Documentos Base/Sprint 3 documentacion/Sprint_03_Informe_Pruebas_ICARO.docx
+++ b/Documentos Base/Sprint 3 documentacion/Sprint_03_Informe_Pruebas_ICARO.docx
@@ -75,7 +75,27 @@
           <w:color w:val="595959"/>
           <w:sz w:val="18"/>
         </w:rPr>
-        <w:t xml:space="preserve">: INF-PRU-SPR-03  |  </w:t>
+        <w:t>: INF-PRU-SPR-</w:t>
+      </w:r>
+      <w:proofErr w:type="gramStart"/>
+      <w:r>
+        <w:rPr>
+          <w:rFonts w:ascii="Calibri" w:hAnsi="Calibri"/>
+          <w:i/>
+          <w:color w:val="595959"/>
+          <w:sz w:val="18"/>
+        </w:rPr>
+        <w:t>03  |</w:t>
+      </w:r>
+      <w:proofErr w:type="gramEnd"/>
+      <w:r>
+        <w:rPr>
+          <w:rFonts w:ascii="Calibri" w:hAnsi="Calibri"/>
+          <w:i/>
+          <w:color w:val="595959"/>
+          <w:sz w:val="18"/>
+        </w:rPr>
+        <w:t xml:space="preserve">  </w:t>
       </w:r>
       <w:proofErr w:type="spellStart"/>
       <w:r>
@@ -95,7 +115,45 @@
           <w:color w:val="595959"/>
           <w:sz w:val="18"/>
         </w:rPr>
-        <w:t>: 1.0  |  Fecha: 26/05/2026</w:t>
+        <w:t xml:space="preserve">: </w:t>
+      </w:r>
+      <w:proofErr w:type="gramStart"/>
+      <w:r>
+        <w:rPr>
+          <w:rFonts w:ascii="Calibri" w:hAnsi="Calibri"/>
+          <w:i/>
+          <w:color w:val="595959"/>
+          <w:sz w:val="18"/>
+        </w:rPr>
+        <w:t>1.0  |</w:t>
+      </w:r>
+      <w:proofErr w:type="gramEnd"/>
+      <w:r>
+        <w:rPr>
+          <w:rFonts w:ascii="Calibri" w:hAnsi="Calibri"/>
+          <w:i/>
+          <w:color w:val="595959"/>
+          <w:sz w:val="18"/>
+        </w:rPr>
+        <w:t xml:space="preserve">  Fecha: </w:t>
+      </w:r>
+      <w:r>
+        <w:rPr>
+          <w:rFonts w:ascii="Calibri" w:hAnsi="Calibri"/>
+          <w:i/>
+          <w:color w:val="595959"/>
+          <w:sz w:val="18"/>
+        </w:rPr>
+        <w:t>02</w:t>
+      </w:r>
+      <w:r>
+        <w:rPr>
+          <w:rFonts w:ascii="Calibri" w:hAnsi="Calibri"/>
+          <w:i/>
+          <w:color w:val="595959"/>
+          <w:sz w:val="18"/>
+        </w:rPr>
+        <w:t>/05/2026</w:t>
       </w:r>
     </w:p>
     <w:p>
@@ -135,15 +193,7 @@
                 <w:b/>
                 <w:szCs w:val="28"/>
               </w:rPr>
-              <w:t>Código</w:t>
-            </w:r>
-            <w:r>
-              <w:rPr>
-                <w:rFonts w:ascii="Calibri" w:hAnsi="Calibri"/>
-                <w:b/>
-                <w:szCs w:val="28"/>
-              </w:rPr>
-              <w:t xml:space="preserve"> del documento</w:t>
+              <w:t>Código del documento</w:t>
             </w:r>
           </w:p>
         </w:tc>
@@ -323,7 +373,7 @@
                 <w:color w:val="000000"/>
                 <w:szCs w:val="28"/>
               </w:rPr>
-              <w:t>13</w:t>
+              <w:t>02</w:t>
             </w:r>
             <w:r>
               <w:rPr>
@@ -663,7 +713,7 @@
                 <w:color w:val="000000"/>
                 <w:szCs w:val="28"/>
               </w:rPr>
-              <w:t>13</w:t>
+              <w:t>02</w:t>
             </w:r>
             <w:r>
               <w:rPr>
@@ -841,31 +891,7 @@
                 <w:color w:val="000000"/>
                 <w:szCs w:val="28"/>
               </w:rPr>
-              <w:t>Catálogo</w:t>
-            </w:r>
-            <w:r>
-              <w:rPr>
-                <w:rFonts w:ascii="Calibri" w:hAnsi="Calibri"/>
-                <w:color w:val="000000"/>
-                <w:szCs w:val="28"/>
-              </w:rPr>
-              <w:t xml:space="preserve"> de Materiales, </w:t>
-            </w:r>
-            <w:r>
-              <w:rPr>
-                <w:rFonts w:ascii="Calibri" w:hAnsi="Calibri"/>
-                <w:color w:val="000000"/>
-                <w:szCs w:val="28"/>
-              </w:rPr>
-              <w:t>Gestión</w:t>
-            </w:r>
-            <w:r>
-              <w:rPr>
-                <w:rFonts w:ascii="Calibri" w:hAnsi="Calibri"/>
-                <w:color w:val="000000"/>
-                <w:szCs w:val="28"/>
-              </w:rPr>
-              <w:t xml:space="preserve"> de Bodega e Inventario</w:t>
+              <w:t>Catálogo de Materiales, Gestión de Bodega e Inventario</w:t>
             </w:r>
           </w:p>
         </w:tc>
@@ -1024,15 +1050,7 @@
                 <w:b/>
                 <w:szCs w:val="28"/>
               </w:rPr>
-              <w:t>Módulos</w:t>
-            </w:r>
-            <w:r>
-              <w:rPr>
-                <w:rFonts w:ascii="Calibri" w:hAnsi="Calibri"/>
-                <w:b/>
-                <w:szCs w:val="28"/>
-              </w:rPr>
-              <w:t>/componentes trabajados</w:t>
+              <w:t>Módulos/componentes trabajados</w:t>
             </w:r>
           </w:p>
         </w:tc>
@@ -2173,14 +2191,7 @@
                 <w:rFonts w:ascii="Calibri" w:hAnsi="Calibri"/>
                 <w:b/>
               </w:rPr>
-              <w:t>Módulos</w:t>
-            </w:r>
-            <w:r>
-              <w:rPr>
-                <w:rFonts w:ascii="Calibri" w:hAnsi="Calibri"/>
-                <w:b/>
-              </w:rPr>
-              <w:t>/funcionalidades probadas</w:t>
+              <w:t>Módulos/funcionalidades probadas</w:t>
             </w:r>
           </w:p>
         </w:tc>
@@ -2281,14 +2292,7 @@
                 <w:b/>
               </w:rPr>
               <w:lastRenderedPageBreak/>
-              <w:t>Módulos</w:t>
-            </w:r>
-            <w:r>
-              <w:rPr>
-                <w:rFonts w:ascii="Calibri" w:hAnsi="Calibri"/>
-                <w:b/>
-              </w:rPr>
-              <w:t xml:space="preserve"> excluidos (fuera de alcance)</w:t>
+              <w:t>Módulos excluidos (fuera de alcance)</w:t>
             </w:r>
           </w:p>
         </w:tc>
@@ -2499,18 +2503,20 @@
       <w:tblPr>
         <w:tblStyle w:val="Tablaconcuadrcula"/>
         <w:tblW w:w="0" w:type="auto"/>
+        <w:tblLayout w:type="fixed"/>
         <w:tblLook w:val="04A0" w:firstRow="1" w:lastRow="0" w:firstColumn="1" w:lastColumn="0" w:noHBand="0" w:noVBand="1"/>
       </w:tblPr>
       <w:tblGrid>
-        <w:gridCol w:w="456"/>
-        <w:gridCol w:w="624"/>
-        <w:gridCol w:w="1161"/>
-        <w:gridCol w:w="1824"/>
-        <w:gridCol w:w="1108"/>
-        <w:gridCol w:w="963"/>
-        <w:gridCol w:w="1250"/>
-        <w:gridCol w:w="656"/>
-        <w:gridCol w:w="1863"/>
+        <w:gridCol w:w="534"/>
+        <w:gridCol w:w="850"/>
+        <w:gridCol w:w="992"/>
+        <w:gridCol w:w="1134"/>
+        <w:gridCol w:w="1442"/>
+        <w:gridCol w:w="1393"/>
+        <w:gridCol w:w="993"/>
+        <w:gridCol w:w="850"/>
+        <w:gridCol w:w="726"/>
+        <w:gridCol w:w="991"/>
       </w:tblGrid>
       <w:tr>
         <w:trPr>
@@ -2518,21 +2524,39 @@
         </w:trPr>
         <w:tc>
           <w:tcPr>
-            <w:tcW w:w="737" w:type="dxa"/>
+            <w:tcW w:w="534" w:type="dxa"/>
             <w:shd w:val="clear" w:color="auto" w:fill="1F3864"/>
             <w:vAlign w:val="center"/>
           </w:tcPr>
           <w:p>
             <w:pPr>
               <w:jc w:val="center"/>
-            </w:pPr>
+              <w:rPr>
+                <w:sz w:val="14"/>
+                <w:szCs w:val="14"/>
+              </w:rPr>
+            </w:pPr>
+            <w:proofErr w:type="gramStart"/>
             <w:r>
               <w:rPr>
                 <w:rFonts w:ascii="Calibri" w:hAnsi="Calibri"/>
                 <w:b/>
                 <w:color w:val="FFFFFF"/>
-              </w:rPr>
-              <w:t>ID CP</w:t>
+                <w:sz w:val="14"/>
+                <w:szCs w:val="14"/>
+              </w:rPr>
+              <w:t>ID</w:t>
+            </w:r>
+            <w:proofErr w:type="gramEnd"/>
+            <w:r>
+              <w:rPr>
+                <w:rFonts w:ascii="Calibri" w:hAnsi="Calibri"/>
+                <w:b/>
+                <w:color w:val="FFFFFF"/>
+                <w:sz w:val="14"/>
+                <w:szCs w:val="14"/>
+              </w:rPr>
+              <w:t xml:space="preserve"> CP</w:t>
             </w:r>
           </w:p>
         </w:tc>
@@ -2545,100 +2569,162 @@
           <w:p>
             <w:pPr>
               <w:jc w:val="center"/>
+              <w:rPr>
+                <w:sz w:val="14"/>
+                <w:szCs w:val="14"/>
+              </w:rPr>
             </w:pPr>
             <w:r>
               <w:rPr>
                 <w:rFonts w:ascii="Calibri" w:hAnsi="Calibri"/>
                 <w:b/>
                 <w:color w:val="FFFFFF"/>
-              </w:rPr>
-              <w:t>Grupo</w:t>
-            </w:r>
-          </w:p>
-        </w:tc>
-        <w:tc>
-          <w:tcPr>
-            <w:tcW w:w="1247" w:type="dxa"/>
+                <w:sz w:val="14"/>
+                <w:szCs w:val="14"/>
+              </w:rPr>
+              <w:t>Modulo</w:t>
+            </w:r>
+          </w:p>
+        </w:tc>
+        <w:tc>
+          <w:tcPr>
+            <w:tcW w:w="992" w:type="dxa"/>
             <w:shd w:val="clear" w:color="auto" w:fill="1F3864"/>
             <w:vAlign w:val="center"/>
           </w:tcPr>
           <w:p>
             <w:pPr>
               <w:jc w:val="center"/>
+              <w:rPr>
+                <w:sz w:val="14"/>
+                <w:szCs w:val="14"/>
+              </w:rPr>
             </w:pPr>
             <w:r>
               <w:rPr>
                 <w:rFonts w:ascii="Calibri" w:hAnsi="Calibri"/>
                 <w:b/>
                 <w:color w:val="FFFFFF"/>
-              </w:rPr>
-              <w:t>Modulo</w:t>
-            </w:r>
-          </w:p>
-        </w:tc>
-        <w:tc>
-          <w:tcPr>
-            <w:tcW w:w="2438" w:type="dxa"/>
+                <w:sz w:val="14"/>
+                <w:szCs w:val="14"/>
+              </w:rPr>
+              <w:t>Descripción</w:t>
+            </w:r>
+          </w:p>
+        </w:tc>
+        <w:tc>
+          <w:tcPr>
+            <w:tcW w:w="1134" w:type="dxa"/>
             <w:shd w:val="clear" w:color="auto" w:fill="1F3864"/>
             <w:vAlign w:val="center"/>
           </w:tcPr>
           <w:p>
             <w:pPr>
               <w:jc w:val="center"/>
+              <w:rPr>
+                <w:sz w:val="14"/>
+                <w:szCs w:val="14"/>
+              </w:rPr>
             </w:pPr>
             <w:r>
               <w:rPr>
                 <w:rFonts w:ascii="Calibri" w:hAnsi="Calibri"/>
                 <w:b/>
                 <w:color w:val="FFFFFF"/>
-              </w:rPr>
-              <w:t>Descripción</w:t>
-            </w:r>
-          </w:p>
-        </w:tc>
-        <w:tc>
-          <w:tcPr>
-            <w:tcW w:w="907" w:type="dxa"/>
+                <w:sz w:val="14"/>
+                <w:szCs w:val="14"/>
+              </w:rPr>
+              <w:t>Tipo</w:t>
+            </w:r>
+          </w:p>
+        </w:tc>
+        <w:tc>
+          <w:tcPr>
+            <w:tcW w:w="1442" w:type="dxa"/>
             <w:shd w:val="clear" w:color="auto" w:fill="1F3864"/>
             <w:vAlign w:val="center"/>
           </w:tcPr>
           <w:p>
             <w:pPr>
               <w:jc w:val="center"/>
-            </w:pPr>
-            <w:r>
               <w:rPr>
                 <w:rFonts w:ascii="Calibri" w:hAnsi="Calibri"/>
                 <w:b/>
                 <w:color w:val="FFFFFF"/>
-              </w:rPr>
-              <w:t>Tipo</w:t>
-            </w:r>
-          </w:p>
-        </w:tc>
-        <w:tc>
-          <w:tcPr>
-            <w:tcW w:w="1587" w:type="dxa"/>
+                <w:sz w:val="14"/>
+                <w:szCs w:val="14"/>
+              </w:rPr>
+            </w:pPr>
+            <w:r>
+              <w:rPr>
+                <w:b/>
+                <w:bCs/>
+                <w:sz w:val="14"/>
+                <w:szCs w:val="14"/>
+              </w:rPr>
+              <w:t>Precondiciones</w:t>
+            </w:r>
+          </w:p>
+        </w:tc>
+        <w:tc>
+          <w:tcPr>
+            <w:tcW w:w="1393" w:type="dxa"/>
             <w:shd w:val="clear" w:color="auto" w:fill="1F3864"/>
             <w:vAlign w:val="center"/>
           </w:tcPr>
           <w:p>
             <w:pPr>
               <w:jc w:val="center"/>
-            </w:pPr>
-            <w:r>
               <w:rPr>
                 <w:rFonts w:ascii="Calibri" w:hAnsi="Calibri"/>
                 <w:b/>
                 <w:color w:val="FFFFFF"/>
-              </w:rPr>
-              <w:t>Resultado</w:t>
-            </w:r>
+                <w:sz w:val="14"/>
+                <w:szCs w:val="14"/>
+              </w:rPr>
+            </w:pPr>
+            <w:r>
+              <w:rPr>
+                <w:b/>
+                <w:bCs/>
+                <w:sz w:val="14"/>
+                <w:szCs w:val="14"/>
+              </w:rPr>
+              <w:t>Pasos</w:t>
+            </w:r>
+          </w:p>
+        </w:tc>
+        <w:tc>
+          <w:tcPr>
+            <w:tcW w:w="993" w:type="dxa"/>
+            <w:shd w:val="clear" w:color="auto" w:fill="1F3864"/>
+            <w:vAlign w:val="center"/>
+          </w:tcPr>
+          <w:p>
+            <w:pPr>
+              <w:jc w:val="center"/>
+              <w:rPr>
+                <w:sz w:val="14"/>
+                <w:szCs w:val="14"/>
+              </w:rPr>
+            </w:pPr>
             <w:r>
               <w:rPr>
                 <w:rFonts w:ascii="Calibri" w:hAnsi="Calibri"/>
                 <w:b/>
                 <w:color w:val="FFFFFF"/>
+                <w:sz w:val="14"/>
+                <w:szCs w:val="14"/>
+              </w:rPr>
+              <w:t>Resultado</w:t>
+            </w:r>
+            <w:r>
+              <w:rPr>
+                <w:rFonts w:ascii="Calibri" w:hAnsi="Calibri"/>
+                <w:b/>
+                <w:color w:val="FFFFFF"/>
+                <w:sz w:val="14"/>
+                <w:szCs w:val="14"/>
               </w:rPr>
               <w:br/>
               <w:t>Esperado</w:t>
@@ -2647,19 +2733,25 @@
         </w:tc>
         <w:tc>
           <w:tcPr>
-            <w:tcW w:w="1587" w:type="dxa"/>
+            <w:tcW w:w="850" w:type="dxa"/>
             <w:shd w:val="clear" w:color="auto" w:fill="1F3864"/>
             <w:vAlign w:val="center"/>
           </w:tcPr>
           <w:p>
             <w:pPr>
               <w:jc w:val="center"/>
+              <w:rPr>
+                <w:sz w:val="14"/>
+                <w:szCs w:val="14"/>
+              </w:rPr>
             </w:pPr>
             <w:r>
               <w:rPr>
                 <w:rFonts w:ascii="Calibri" w:hAnsi="Calibri"/>
                 <w:b/>
                 <w:color w:val="FFFFFF"/>
+                <w:sz w:val="14"/>
+                <w:szCs w:val="14"/>
               </w:rPr>
               <w:t>Resultado</w:t>
             </w:r>
@@ -2668,6 +2760,8 @@
                 <w:rFonts w:ascii="Calibri" w:hAnsi="Calibri"/>
                 <w:b/>
                 <w:color w:val="FFFFFF"/>
+                <w:sz w:val="14"/>
+                <w:szCs w:val="14"/>
               </w:rPr>
               <w:br/>
               <w:t>Obtenido</w:t>
@@ -2676,19 +2770,25 @@
         </w:tc>
         <w:tc>
           <w:tcPr>
-            <w:tcW w:w="964" w:type="dxa"/>
+            <w:tcW w:w="726" w:type="dxa"/>
             <w:shd w:val="clear" w:color="auto" w:fill="1F3864"/>
             <w:vAlign w:val="center"/>
           </w:tcPr>
           <w:p>
             <w:pPr>
               <w:jc w:val="center"/>
+              <w:rPr>
+                <w:sz w:val="14"/>
+                <w:szCs w:val="14"/>
+              </w:rPr>
             </w:pPr>
             <w:r>
               <w:rPr>
                 <w:rFonts w:ascii="Calibri" w:hAnsi="Calibri"/>
                 <w:b/>
                 <w:color w:val="FFFFFF"/>
+                <w:sz w:val="14"/>
+                <w:szCs w:val="14"/>
               </w:rPr>
               <w:t>Estado</w:t>
             </w:r>
@@ -2696,19 +2796,25 @@
         </w:tc>
         <w:tc>
           <w:tcPr>
-            <w:tcW w:w="1134" w:type="dxa"/>
+            <w:tcW w:w="991" w:type="dxa"/>
             <w:shd w:val="clear" w:color="auto" w:fill="1F3864"/>
             <w:vAlign w:val="center"/>
           </w:tcPr>
           <w:p>
             <w:pPr>
               <w:jc w:val="center"/>
+              <w:rPr>
+                <w:sz w:val="14"/>
+                <w:szCs w:val="14"/>
+              </w:rPr>
             </w:pPr>
             <w:r>
               <w:rPr>
                 <w:rFonts w:ascii="Calibri" w:hAnsi="Calibri"/>
                 <w:b/>
                 <w:color w:val="FFFFFF"/>
+                <w:sz w:val="14"/>
+                <w:szCs w:val="14"/>
               </w:rPr>
               <w:t>Evidencia</w:t>
             </w:r>
@@ -2721,18 +2827,24 @@
         </w:trPr>
         <w:tc>
           <w:tcPr>
-            <w:tcW w:w="737" w:type="dxa"/>
+            <w:tcW w:w="534" w:type="dxa"/>
             <w:shd w:val="clear" w:color="auto" w:fill="F2F2F2"/>
             <w:vAlign w:val="center"/>
           </w:tcPr>
           <w:p>
             <w:pPr>
               <w:jc w:val="center"/>
-            </w:pPr>
-            <w:r>
-              <w:rPr>
-                <w:rFonts w:ascii="Calibri" w:hAnsi="Calibri"/>
-                <w:color w:val="000000"/>
+              <w:rPr>
+                <w:sz w:val="14"/>
+                <w:szCs w:val="14"/>
+              </w:rPr>
+            </w:pPr>
+            <w:r>
+              <w:rPr>
+                <w:rFonts w:ascii="Calibri" w:hAnsi="Calibri"/>
+                <w:color w:val="000000"/>
+                <w:sz w:val="14"/>
+                <w:szCs w:val="14"/>
               </w:rPr>
               <w:t>CP-033</w:t>
             </w:r>
@@ -2746,130 +2858,43 @@
           </w:tcPr>
           <w:p>
             <w:pPr>
-              <w:jc w:val="center"/>
-            </w:pPr>
-            <w:r>
-              <w:rPr>
-                <w:rFonts w:ascii="Calibri" w:hAnsi="Calibri"/>
-                <w:color w:val="000000"/>
-              </w:rPr>
-              <w:t>Grupo 1</w:t>
-            </w:r>
-          </w:p>
-        </w:tc>
-        <w:tc>
-          <w:tcPr>
-            <w:tcW w:w="1247" w:type="dxa"/>
+              <w:rPr>
+                <w:sz w:val="14"/>
+                <w:szCs w:val="14"/>
+              </w:rPr>
+            </w:pPr>
+            <w:r>
+              <w:rPr>
+                <w:rFonts w:ascii="Calibri" w:hAnsi="Calibri"/>
+                <w:color w:val="000000"/>
+                <w:sz w:val="14"/>
+                <w:szCs w:val="14"/>
+              </w:rPr>
+              <w:t>Materiales</w:t>
+            </w:r>
+          </w:p>
+        </w:tc>
+        <w:tc>
+          <w:tcPr>
+            <w:tcW w:w="992" w:type="dxa"/>
             <w:shd w:val="clear" w:color="auto" w:fill="F2F2F2"/>
             <w:vAlign w:val="center"/>
           </w:tcPr>
           <w:p>
-            <w:r>
-              <w:rPr>
-                <w:rFonts w:ascii="Calibri" w:hAnsi="Calibri"/>
-                <w:color w:val="000000"/>
-              </w:rPr>
-              <w:t>Materiales</w:t>
-            </w:r>
-          </w:p>
-        </w:tc>
-        <w:tc>
-          <w:tcPr>
-            <w:tcW w:w="2438" w:type="dxa"/>
-            <w:shd w:val="clear" w:color="auto" w:fill="F2F2F2"/>
-            <w:vAlign w:val="center"/>
-          </w:tcPr>
-          <w:p>
-            <w:r>
-              <w:rPr>
-                <w:rFonts w:ascii="Calibri" w:hAnsi="Calibri"/>
-                <w:color w:val="000000"/>
+            <w:pPr>
+              <w:rPr>
+                <w:sz w:val="14"/>
+                <w:szCs w:val="14"/>
+              </w:rPr>
+            </w:pPr>
+            <w:r>
+              <w:rPr>
+                <w:rFonts w:ascii="Calibri" w:hAnsi="Calibri"/>
+                <w:color w:val="000000"/>
+                <w:sz w:val="14"/>
+                <w:szCs w:val="14"/>
               </w:rPr>
               <w:t>GET /materiales sin token: ruta protegida retorna 401</w:t>
-            </w:r>
-          </w:p>
-        </w:tc>
-        <w:tc>
-          <w:tcPr>
-            <w:tcW w:w="907" w:type="dxa"/>
-            <w:shd w:val="clear" w:color="auto" w:fill="F2F2F2"/>
-            <w:vAlign w:val="center"/>
-          </w:tcPr>
-          <w:p>
-            <w:pPr>
-              <w:jc w:val="center"/>
-            </w:pPr>
-            <w:r>
-              <w:rPr>
-                <w:rFonts w:ascii="Calibri" w:hAnsi="Calibri"/>
-                <w:color w:val="000000"/>
-              </w:rPr>
-              <w:t>Automatizada</w:t>
-            </w:r>
-          </w:p>
-        </w:tc>
-        <w:tc>
-          <w:tcPr>
-            <w:tcW w:w="1587" w:type="dxa"/>
-            <w:shd w:val="clear" w:color="auto" w:fill="F2F2F2"/>
-            <w:vAlign w:val="center"/>
-          </w:tcPr>
-          <w:p>
-            <w:r>
-              <w:rPr>
-                <w:rFonts w:ascii="Calibri" w:hAnsi="Calibri"/>
-                <w:color w:val="000000"/>
-              </w:rPr>
-              <w:t>HTTP 401 con campo 'error'.</w:t>
-            </w:r>
-          </w:p>
-        </w:tc>
-        <w:tc>
-          <w:tcPr>
-            <w:tcW w:w="1587" w:type="dxa"/>
-            <w:shd w:val="clear" w:color="auto" w:fill="F2F2F2"/>
-            <w:vAlign w:val="center"/>
-          </w:tcPr>
-          <w:p>
-            <w:r>
-              <w:rPr>
-                <w:rFonts w:ascii="Calibri" w:hAnsi="Calibri"/>
-                <w:color w:val="000000"/>
-              </w:rPr>
-              <w:t xml:space="preserve">HTTP 401 – { error: 'Acceso Denegado. Token no </w:t>
-            </w:r>
-            <w:r>
-              <w:rPr>
-                <w:rFonts w:ascii="Calibri" w:hAnsi="Calibri"/>
-                <w:color w:val="000000"/>
-              </w:rPr>
-              <w:t>proveído</w:t>
-            </w:r>
-            <w:r>
-              <w:rPr>
-                <w:rFonts w:ascii="Calibri" w:hAnsi="Calibri"/>
-                <w:color w:val="000000"/>
-              </w:rPr>
-              <w:t>...' }</w:t>
-            </w:r>
-          </w:p>
-        </w:tc>
-        <w:tc>
-          <w:tcPr>
-            <w:tcW w:w="964" w:type="dxa"/>
-            <w:shd w:val="clear" w:color="auto" w:fill="E2EFDA"/>
-            <w:vAlign w:val="center"/>
-          </w:tcPr>
-          <w:p>
-            <w:pPr>
-              <w:jc w:val="center"/>
-            </w:pPr>
-            <w:r>
-              <w:rPr>
-                <w:rFonts w:ascii="Calibri" w:hAnsi="Calibri"/>
-                <w:color w:val="000000"/>
-              </w:rPr>
-              <w:t>PASS</w:t>
             </w:r>
           </w:p>
         </w:tc>
@@ -2880,10 +2905,194 @@
             <w:vAlign w:val="center"/>
           </w:tcPr>
           <w:p>
-            <w:r>
-              <w:rPr>
-                <w:rFonts w:ascii="Calibri" w:hAnsi="Calibri"/>
-                <w:color w:val="000000"/>
+            <w:pPr>
+              <w:jc w:val="center"/>
+              <w:rPr>
+                <w:sz w:val="14"/>
+                <w:szCs w:val="14"/>
+              </w:rPr>
+            </w:pPr>
+            <w:r>
+              <w:rPr>
+                <w:rFonts w:ascii="Calibri" w:hAnsi="Calibri"/>
+                <w:color w:val="000000"/>
+                <w:sz w:val="14"/>
+                <w:szCs w:val="14"/>
+              </w:rPr>
+              <w:t>Automatizada</w:t>
+            </w:r>
+          </w:p>
+        </w:tc>
+        <w:tc>
+          <w:tcPr>
+            <w:tcW w:w="1442" w:type="dxa"/>
+            <w:shd w:val="clear" w:color="auto" w:fill="F2F2F2"/>
+            <w:vAlign w:val="center"/>
+          </w:tcPr>
+          <w:p>
+            <w:pPr>
+              <w:rPr>
+                <w:rFonts w:ascii="Calibri" w:hAnsi="Calibri"/>
+                <w:color w:val="000000"/>
+                <w:sz w:val="14"/>
+                <w:szCs w:val="14"/>
+              </w:rPr>
+            </w:pPr>
+            <w:r>
+              <w:rPr>
+                <w:sz w:val="14"/>
+                <w:szCs w:val="14"/>
+              </w:rPr>
+              <w:t>Servidor levantado. No existe cabecera Authorization.</w:t>
+            </w:r>
+          </w:p>
+        </w:tc>
+        <w:tc>
+          <w:tcPr>
+            <w:tcW w:w="1393" w:type="dxa"/>
+            <w:shd w:val="clear" w:color="auto" w:fill="F2F2F2"/>
+            <w:vAlign w:val="center"/>
+          </w:tcPr>
+          <w:p>
+            <w:pPr>
+              <w:rPr>
+                <w:sz w:val="14"/>
+                <w:szCs w:val="14"/>
+              </w:rPr>
+            </w:pPr>
+            <w:r>
+              <w:rPr>
+                <w:sz w:val="14"/>
+                <w:szCs w:val="14"/>
+              </w:rPr>
+              <w:t>1. Ejecutar GET /api/v1/materiales.</w:t>
+            </w:r>
+          </w:p>
+          <w:p>
+            <w:pPr>
+              <w:rPr>
+                <w:sz w:val="14"/>
+                <w:szCs w:val="14"/>
+              </w:rPr>
+            </w:pPr>
+            <w:r>
+              <w:rPr>
+                <w:sz w:val="14"/>
+                <w:szCs w:val="14"/>
+              </w:rPr>
+              <w:t>2. No enviar token JWT.</w:t>
+            </w:r>
+          </w:p>
+          <w:p>
+            <w:pPr>
+              <w:rPr>
+                <w:rFonts w:ascii="Calibri" w:hAnsi="Calibri"/>
+                <w:color w:val="000000"/>
+                <w:sz w:val="14"/>
+                <w:szCs w:val="14"/>
+              </w:rPr>
+            </w:pPr>
+            <w:r>
+              <w:rPr>
+                <w:sz w:val="14"/>
+                <w:szCs w:val="14"/>
+              </w:rPr>
+              <w:t>3. Verificar código HTTP y body.</w:t>
+            </w:r>
+          </w:p>
+        </w:tc>
+        <w:tc>
+          <w:tcPr>
+            <w:tcW w:w="993" w:type="dxa"/>
+            <w:shd w:val="clear" w:color="auto" w:fill="F2F2F2"/>
+            <w:vAlign w:val="center"/>
+          </w:tcPr>
+          <w:p>
+            <w:pPr>
+              <w:rPr>
+                <w:sz w:val="14"/>
+                <w:szCs w:val="14"/>
+              </w:rPr>
+            </w:pPr>
+            <w:r>
+              <w:rPr>
+                <w:rFonts w:ascii="Calibri" w:hAnsi="Calibri"/>
+                <w:color w:val="000000"/>
+                <w:sz w:val="14"/>
+                <w:szCs w:val="14"/>
+              </w:rPr>
+              <w:t>HTTP 401 con campo 'error'.</w:t>
+            </w:r>
+          </w:p>
+        </w:tc>
+        <w:tc>
+          <w:tcPr>
+            <w:tcW w:w="850" w:type="dxa"/>
+            <w:shd w:val="clear" w:color="auto" w:fill="E2EFDA"/>
+            <w:vAlign w:val="center"/>
+          </w:tcPr>
+          <w:p>
+            <w:pPr>
+              <w:rPr>
+                <w:sz w:val="14"/>
+                <w:szCs w:val="14"/>
+              </w:rPr>
+            </w:pPr>
+            <w:r>
+              <w:rPr>
+                <w:rFonts w:ascii="Calibri" w:hAnsi="Calibri"/>
+                <w:color w:val="000000"/>
+                <w:sz w:val="14"/>
+                <w:szCs w:val="14"/>
+              </w:rPr>
+              <w:t>HTTP 401 – { error: 'Acceso Denegado. Token no proveído...' }</w:t>
+            </w:r>
+          </w:p>
+        </w:tc>
+        <w:tc>
+          <w:tcPr>
+            <w:tcW w:w="726" w:type="dxa"/>
+            <w:shd w:val="clear" w:color="auto" w:fill="E2EFDA"/>
+            <w:vAlign w:val="center"/>
+          </w:tcPr>
+          <w:p>
+            <w:pPr>
+              <w:jc w:val="center"/>
+              <w:rPr>
+                <w:sz w:val="14"/>
+                <w:szCs w:val="14"/>
+              </w:rPr>
+            </w:pPr>
+            <w:r>
+              <w:rPr>
+                <w:rFonts w:ascii="Calibri" w:hAnsi="Calibri"/>
+                <w:color w:val="000000"/>
+                <w:sz w:val="14"/>
+                <w:szCs w:val="14"/>
+              </w:rPr>
+              <w:t>PASS</w:t>
+            </w:r>
+          </w:p>
+        </w:tc>
+        <w:tc>
+          <w:tcPr>
+            <w:tcW w:w="991" w:type="dxa"/>
+            <w:shd w:val="clear" w:color="auto" w:fill="E2EFDA"/>
+            <w:vAlign w:val="center"/>
+          </w:tcPr>
+          <w:p>
+            <w:pPr>
+              <w:rPr>
+                <w:sz w:val="14"/>
+                <w:szCs w:val="14"/>
+              </w:rPr>
+            </w:pPr>
+            <w:r>
+              <w:rPr>
+                <w:rFonts w:ascii="Calibri" w:hAnsi="Calibri"/>
+                <w:color w:val="000000"/>
+                <w:sz w:val="14"/>
+                <w:szCs w:val="14"/>
               </w:rPr>
               <w:t>materiales_bodega.test.js – Test 1</w:t>
             </w:r>
@@ -2896,18 +3105,24 @@
         </w:trPr>
         <w:tc>
           <w:tcPr>
-            <w:tcW w:w="737" w:type="dxa"/>
+            <w:tcW w:w="534" w:type="dxa"/>
             <w:shd w:val="clear" w:color="auto" w:fill="FFFFFF"/>
             <w:vAlign w:val="center"/>
           </w:tcPr>
           <w:p>
             <w:pPr>
               <w:jc w:val="center"/>
-            </w:pPr>
-            <w:r>
-              <w:rPr>
-                <w:rFonts w:ascii="Calibri" w:hAnsi="Calibri"/>
-                <w:color w:val="000000"/>
+              <w:rPr>
+                <w:sz w:val="14"/>
+                <w:szCs w:val="14"/>
+              </w:rPr>
+            </w:pPr>
+            <w:r>
+              <w:rPr>
+                <w:rFonts w:ascii="Calibri" w:hAnsi="Calibri"/>
+                <w:color w:val="000000"/>
+                <w:sz w:val="14"/>
+                <w:szCs w:val="14"/>
               </w:rPr>
               <w:t>CP-034</w:t>
             </w:r>
@@ -2921,130 +3136,43 @@
           </w:tcPr>
           <w:p>
             <w:pPr>
-              <w:jc w:val="center"/>
-            </w:pPr>
-            <w:r>
-              <w:rPr>
-                <w:rFonts w:ascii="Calibri" w:hAnsi="Calibri"/>
-                <w:color w:val="000000"/>
-              </w:rPr>
-              <w:t>Grupo 1</w:t>
-            </w:r>
-          </w:p>
-        </w:tc>
-        <w:tc>
-          <w:tcPr>
-            <w:tcW w:w="1247" w:type="dxa"/>
+              <w:rPr>
+                <w:sz w:val="14"/>
+                <w:szCs w:val="14"/>
+              </w:rPr>
+            </w:pPr>
+            <w:r>
+              <w:rPr>
+                <w:rFonts w:ascii="Calibri" w:hAnsi="Calibri"/>
+                <w:color w:val="000000"/>
+                <w:sz w:val="14"/>
+                <w:szCs w:val="14"/>
+              </w:rPr>
+              <w:t>Materiales</w:t>
+            </w:r>
+          </w:p>
+        </w:tc>
+        <w:tc>
+          <w:tcPr>
+            <w:tcW w:w="992" w:type="dxa"/>
             <w:shd w:val="clear" w:color="auto" w:fill="FFFFFF"/>
             <w:vAlign w:val="center"/>
           </w:tcPr>
           <w:p>
-            <w:r>
-              <w:rPr>
-                <w:rFonts w:ascii="Calibri" w:hAnsi="Calibri"/>
-                <w:color w:val="000000"/>
-              </w:rPr>
-              <w:t>Materiales</w:t>
-            </w:r>
-          </w:p>
-        </w:tc>
-        <w:tc>
-          <w:tcPr>
-            <w:tcW w:w="2438" w:type="dxa"/>
-            <w:shd w:val="clear" w:color="auto" w:fill="FFFFFF"/>
-            <w:vAlign w:val="center"/>
-          </w:tcPr>
-          <w:p>
-            <w:r>
-              <w:rPr>
-                <w:rFonts w:ascii="Calibri" w:hAnsi="Calibri"/>
-                <w:color w:val="000000"/>
+            <w:pPr>
+              <w:rPr>
+                <w:sz w:val="14"/>
+                <w:szCs w:val="14"/>
+              </w:rPr>
+            </w:pPr>
+            <w:r>
+              <w:rPr>
+                <w:rFonts w:ascii="Calibri" w:hAnsi="Calibri"/>
+                <w:color w:val="000000"/>
+                <w:sz w:val="14"/>
+                <w:szCs w:val="14"/>
               </w:rPr>
               <w:t>GET /materiales con Admin: pasa auth, retorna lista o error de BD</w:t>
-            </w:r>
-          </w:p>
-        </w:tc>
-        <w:tc>
-          <w:tcPr>
-            <w:tcW w:w="907" w:type="dxa"/>
-            <w:shd w:val="clear" w:color="auto" w:fill="FFFFFF"/>
-            <w:vAlign w:val="center"/>
-          </w:tcPr>
-          <w:p>
-            <w:pPr>
-              <w:jc w:val="center"/>
-            </w:pPr>
-            <w:r>
-              <w:rPr>
-                <w:rFonts w:ascii="Calibri" w:hAnsi="Calibri"/>
-                <w:color w:val="000000"/>
-              </w:rPr>
-              <w:t>Automatizada</w:t>
-            </w:r>
-          </w:p>
-        </w:tc>
-        <w:tc>
-          <w:tcPr>
-            <w:tcW w:w="1587" w:type="dxa"/>
-            <w:shd w:val="clear" w:color="auto" w:fill="FFFFFF"/>
-            <w:vAlign w:val="center"/>
-          </w:tcPr>
-          <w:p>
-            <w:r>
-              <w:rPr>
-                <w:rFonts w:ascii="Calibri" w:hAnsi="Calibri"/>
-                <w:color w:val="000000"/>
-              </w:rPr>
-              <w:t>HTTP 200 o 500 (no 401 ni 403).</w:t>
-            </w:r>
-          </w:p>
-        </w:tc>
-        <w:tc>
-          <w:tcPr>
-            <w:tcW w:w="1587" w:type="dxa"/>
-            <w:shd w:val="clear" w:color="auto" w:fill="FFFFFF"/>
-            <w:vAlign w:val="center"/>
-          </w:tcPr>
-          <w:p>
-            <w:r>
-              <w:rPr>
-                <w:rFonts w:ascii="Calibri" w:hAnsi="Calibri"/>
-                <w:color w:val="000000"/>
-              </w:rPr>
-              <w:t xml:space="preserve">HTTP 200 o 500 </w:t>
-            </w:r>
-            <w:r>
-              <w:rPr>
-                <w:rFonts w:ascii="Calibri" w:hAnsi="Calibri"/>
-                <w:color w:val="000000"/>
-              </w:rPr>
-              <w:t>según</w:t>
-            </w:r>
-            <w:r>
-              <w:rPr>
-                <w:rFonts w:ascii="Calibri" w:hAnsi="Calibri"/>
-                <w:color w:val="000000"/>
-              </w:rPr>
-              <w:t xml:space="preserve"> disponibilidad BD.</w:t>
-            </w:r>
-          </w:p>
-        </w:tc>
-        <w:tc>
-          <w:tcPr>
-            <w:tcW w:w="964" w:type="dxa"/>
-            <w:shd w:val="clear" w:color="auto" w:fill="E2EFDA"/>
-            <w:vAlign w:val="center"/>
-          </w:tcPr>
-          <w:p>
-            <w:pPr>
-              <w:jc w:val="center"/>
-            </w:pPr>
-            <w:r>
-              <w:rPr>
-                <w:rFonts w:ascii="Calibri" w:hAnsi="Calibri"/>
-                <w:color w:val="000000"/>
-              </w:rPr>
-              <w:t>PASS</w:t>
             </w:r>
           </w:p>
         </w:tc>
@@ -3055,10 +3183,209 @@
             <w:vAlign w:val="center"/>
           </w:tcPr>
           <w:p>
-            <w:r>
-              <w:rPr>
-                <w:rFonts w:ascii="Calibri" w:hAnsi="Calibri"/>
-                <w:color w:val="000000"/>
+            <w:pPr>
+              <w:jc w:val="center"/>
+              <w:rPr>
+                <w:sz w:val="14"/>
+                <w:szCs w:val="14"/>
+              </w:rPr>
+            </w:pPr>
+            <w:r>
+              <w:rPr>
+                <w:rFonts w:ascii="Calibri" w:hAnsi="Calibri"/>
+                <w:color w:val="000000"/>
+                <w:sz w:val="14"/>
+                <w:szCs w:val="14"/>
+              </w:rPr>
+              <w:t>Automatizada</w:t>
+            </w:r>
+          </w:p>
+        </w:tc>
+        <w:tc>
+          <w:tcPr>
+            <w:tcW w:w="1442" w:type="dxa"/>
+            <w:shd w:val="clear" w:color="auto" w:fill="FFFFFF"/>
+            <w:vAlign w:val="center"/>
+          </w:tcPr>
+          <w:p>
+            <w:pPr>
+              <w:rPr>
+                <w:rFonts w:ascii="Calibri" w:hAnsi="Calibri"/>
+                <w:color w:val="000000"/>
+                <w:sz w:val="14"/>
+                <w:szCs w:val="14"/>
+              </w:rPr>
+            </w:pPr>
+            <w:r>
+              <w:rPr>
+                <w:sz w:val="14"/>
+                <w:szCs w:val="14"/>
+              </w:rPr>
+              <w:t>Servidor levantado. Token JWT válido con rol Administrador del Sistema.</w:t>
+            </w:r>
+          </w:p>
+        </w:tc>
+        <w:tc>
+          <w:tcPr>
+            <w:tcW w:w="1393" w:type="dxa"/>
+            <w:shd w:val="clear" w:color="auto" w:fill="FFFFFF"/>
+            <w:vAlign w:val="center"/>
+          </w:tcPr>
+          <w:p>
+            <w:pPr>
+              <w:rPr>
+                <w:sz w:val="14"/>
+                <w:szCs w:val="14"/>
+              </w:rPr>
+            </w:pPr>
+            <w:r>
+              <w:rPr>
+                <w:sz w:val="14"/>
+                <w:szCs w:val="14"/>
+              </w:rPr>
+              <w:t>1. Generar token Admin válido.</w:t>
+            </w:r>
+          </w:p>
+          <w:p>
+            <w:pPr>
+              <w:rPr>
+                <w:sz w:val="14"/>
+                <w:szCs w:val="14"/>
+              </w:rPr>
+            </w:pPr>
+            <w:r>
+              <w:rPr>
+                <w:sz w:val="14"/>
+                <w:szCs w:val="14"/>
+              </w:rPr>
+              <w:t>2. Ejecutar GET /api/v1/materiales.</w:t>
+            </w:r>
+          </w:p>
+          <w:p>
+            <w:pPr>
+              <w:rPr>
+                <w:sz w:val="14"/>
+                <w:szCs w:val="14"/>
+              </w:rPr>
+            </w:pPr>
+            <w:r>
+              <w:rPr>
+                <w:sz w:val="14"/>
+                <w:szCs w:val="14"/>
+              </w:rPr>
+              <w:t>3. Enviar Authorization: Bearer &lt;token_admin&gt;.</w:t>
+            </w:r>
+          </w:p>
+          <w:p>
+            <w:pPr>
+              <w:rPr>
+                <w:rFonts w:ascii="Calibri" w:hAnsi="Calibri"/>
+                <w:color w:val="000000"/>
+                <w:sz w:val="14"/>
+                <w:szCs w:val="14"/>
+              </w:rPr>
+            </w:pPr>
+            <w:r>
+              <w:rPr>
+                <w:sz w:val="14"/>
+                <w:szCs w:val="14"/>
+              </w:rPr>
+              <w:t>4. Verificar que no retorne 401 ni 403.</w:t>
+            </w:r>
+          </w:p>
+        </w:tc>
+        <w:tc>
+          <w:tcPr>
+            <w:tcW w:w="993" w:type="dxa"/>
+            <w:shd w:val="clear" w:color="auto" w:fill="FFFFFF"/>
+            <w:vAlign w:val="center"/>
+          </w:tcPr>
+          <w:p>
+            <w:pPr>
+              <w:rPr>
+                <w:sz w:val="14"/>
+                <w:szCs w:val="14"/>
+              </w:rPr>
+            </w:pPr>
+            <w:r>
+              <w:rPr>
+                <w:rFonts w:ascii="Calibri" w:hAnsi="Calibri"/>
+                <w:color w:val="000000"/>
+                <w:sz w:val="14"/>
+                <w:szCs w:val="14"/>
+              </w:rPr>
+              <w:t>HTTP 200 o 500 (no 401 ni 403).</w:t>
+            </w:r>
+          </w:p>
+        </w:tc>
+        <w:tc>
+          <w:tcPr>
+            <w:tcW w:w="850" w:type="dxa"/>
+            <w:shd w:val="clear" w:color="auto" w:fill="E2EFDA"/>
+            <w:vAlign w:val="center"/>
+          </w:tcPr>
+          <w:p>
+            <w:pPr>
+              <w:rPr>
+                <w:sz w:val="14"/>
+                <w:szCs w:val="14"/>
+              </w:rPr>
+            </w:pPr>
+            <w:r>
+              <w:rPr>
+                <w:rFonts w:ascii="Calibri" w:hAnsi="Calibri"/>
+                <w:color w:val="000000"/>
+                <w:sz w:val="14"/>
+                <w:szCs w:val="14"/>
+              </w:rPr>
+              <w:t>HTTP 200 o 500 según disponibilidad BD.</w:t>
+            </w:r>
+          </w:p>
+        </w:tc>
+        <w:tc>
+          <w:tcPr>
+            <w:tcW w:w="726" w:type="dxa"/>
+            <w:shd w:val="clear" w:color="auto" w:fill="E2EFDA"/>
+            <w:vAlign w:val="center"/>
+          </w:tcPr>
+          <w:p>
+            <w:pPr>
+              <w:jc w:val="center"/>
+              <w:rPr>
+                <w:sz w:val="14"/>
+                <w:szCs w:val="14"/>
+              </w:rPr>
+            </w:pPr>
+            <w:r>
+              <w:rPr>
+                <w:rFonts w:ascii="Calibri" w:hAnsi="Calibri"/>
+                <w:color w:val="000000"/>
+                <w:sz w:val="14"/>
+                <w:szCs w:val="14"/>
+              </w:rPr>
+              <w:t>PASS</w:t>
+            </w:r>
+          </w:p>
+        </w:tc>
+        <w:tc>
+          <w:tcPr>
+            <w:tcW w:w="991" w:type="dxa"/>
+            <w:shd w:val="clear" w:color="auto" w:fill="E2EFDA"/>
+            <w:vAlign w:val="center"/>
+          </w:tcPr>
+          <w:p>
+            <w:pPr>
+              <w:rPr>
+                <w:sz w:val="14"/>
+                <w:szCs w:val="14"/>
+              </w:rPr>
+            </w:pPr>
+            <w:r>
+              <w:rPr>
+                <w:rFonts w:ascii="Calibri" w:hAnsi="Calibri"/>
+                <w:color w:val="000000"/>
+                <w:sz w:val="14"/>
+                <w:szCs w:val="14"/>
               </w:rPr>
               <w:t>materiales_bodega.test.js – Test 2</w:t>
             </w:r>
@@ -3071,18 +3398,24 @@
         </w:trPr>
         <w:tc>
           <w:tcPr>
-            <w:tcW w:w="737" w:type="dxa"/>
+            <w:tcW w:w="534" w:type="dxa"/>
             <w:shd w:val="clear" w:color="auto" w:fill="F2F2F2"/>
             <w:vAlign w:val="center"/>
           </w:tcPr>
           <w:p>
             <w:pPr>
               <w:jc w:val="center"/>
-            </w:pPr>
-            <w:r>
-              <w:rPr>
-                <w:rFonts w:ascii="Calibri" w:hAnsi="Calibri"/>
-                <w:color w:val="000000"/>
+              <w:rPr>
+                <w:sz w:val="14"/>
+                <w:szCs w:val="14"/>
+              </w:rPr>
+            </w:pPr>
+            <w:r>
+              <w:rPr>
+                <w:rFonts w:ascii="Calibri" w:hAnsi="Calibri"/>
+                <w:color w:val="000000"/>
+                <w:sz w:val="14"/>
+                <w:szCs w:val="14"/>
               </w:rPr>
               <w:t>CP-035</w:t>
             </w:r>
@@ -3096,130 +3429,43 @@
           </w:tcPr>
           <w:p>
             <w:pPr>
-              <w:jc w:val="center"/>
-            </w:pPr>
-            <w:r>
-              <w:rPr>
-                <w:rFonts w:ascii="Calibri" w:hAnsi="Calibri"/>
-                <w:color w:val="000000"/>
-              </w:rPr>
-              <w:t>Grupo 1</w:t>
-            </w:r>
-          </w:p>
-        </w:tc>
-        <w:tc>
-          <w:tcPr>
-            <w:tcW w:w="1247" w:type="dxa"/>
+              <w:rPr>
+                <w:sz w:val="14"/>
+                <w:szCs w:val="14"/>
+              </w:rPr>
+            </w:pPr>
+            <w:r>
+              <w:rPr>
+                <w:rFonts w:ascii="Calibri" w:hAnsi="Calibri"/>
+                <w:color w:val="000000"/>
+                <w:sz w:val="14"/>
+                <w:szCs w:val="14"/>
+              </w:rPr>
+              <w:t>Materiales</w:t>
+            </w:r>
+          </w:p>
+        </w:tc>
+        <w:tc>
+          <w:tcPr>
+            <w:tcW w:w="992" w:type="dxa"/>
             <w:shd w:val="clear" w:color="auto" w:fill="F2F2F2"/>
             <w:vAlign w:val="center"/>
           </w:tcPr>
           <w:p>
-            <w:r>
-              <w:rPr>
-                <w:rFonts w:ascii="Calibri" w:hAnsi="Calibri"/>
-                <w:color w:val="000000"/>
-              </w:rPr>
-              <w:t>Materiales</w:t>
-            </w:r>
-          </w:p>
-        </w:tc>
-        <w:tc>
-          <w:tcPr>
-            <w:tcW w:w="2438" w:type="dxa"/>
-            <w:shd w:val="clear" w:color="auto" w:fill="F2F2F2"/>
-            <w:vAlign w:val="center"/>
-          </w:tcPr>
-          <w:p>
-            <w:r>
-              <w:rPr>
-                <w:rFonts w:ascii="Calibri" w:hAnsi="Calibri"/>
-                <w:color w:val="000000"/>
+            <w:pPr>
+              <w:rPr>
+                <w:sz w:val="14"/>
+                <w:szCs w:val="14"/>
+              </w:rPr>
+            </w:pPr>
+            <w:r>
+              <w:rPr>
+                <w:rFonts w:ascii="Calibri" w:hAnsi="Calibri"/>
+                <w:color w:val="000000"/>
+                <w:sz w:val="14"/>
+                <w:szCs w:val="14"/>
               </w:rPr>
               <w:t>GET /materiales con Bodeguero: pasa auth (canRead incluye Bodeguero)</w:t>
-            </w:r>
-          </w:p>
-        </w:tc>
-        <w:tc>
-          <w:tcPr>
-            <w:tcW w:w="907" w:type="dxa"/>
-            <w:shd w:val="clear" w:color="auto" w:fill="F2F2F2"/>
-            <w:vAlign w:val="center"/>
-          </w:tcPr>
-          <w:p>
-            <w:pPr>
-              <w:jc w:val="center"/>
-            </w:pPr>
-            <w:r>
-              <w:rPr>
-                <w:rFonts w:ascii="Calibri" w:hAnsi="Calibri"/>
-                <w:color w:val="000000"/>
-              </w:rPr>
-              <w:t>Automatizada</w:t>
-            </w:r>
-          </w:p>
-        </w:tc>
-        <w:tc>
-          <w:tcPr>
-            <w:tcW w:w="1587" w:type="dxa"/>
-            <w:shd w:val="clear" w:color="auto" w:fill="F2F2F2"/>
-            <w:vAlign w:val="center"/>
-          </w:tcPr>
-          <w:p>
-            <w:r>
-              <w:rPr>
-                <w:rFonts w:ascii="Calibri" w:hAnsi="Calibri"/>
-                <w:color w:val="000000"/>
-              </w:rPr>
-              <w:t>HTTP 200 o 500 (no 403).</w:t>
-            </w:r>
-          </w:p>
-        </w:tc>
-        <w:tc>
-          <w:tcPr>
-            <w:tcW w:w="1587" w:type="dxa"/>
-            <w:shd w:val="clear" w:color="auto" w:fill="F2F2F2"/>
-            <w:vAlign w:val="center"/>
-          </w:tcPr>
-          <w:p>
-            <w:r>
-              <w:rPr>
-                <w:rFonts w:ascii="Calibri" w:hAnsi="Calibri"/>
-                <w:color w:val="000000"/>
-              </w:rPr>
-              <w:t xml:space="preserve">HTTP 200 o 500 </w:t>
-            </w:r>
-            <w:r>
-              <w:rPr>
-                <w:rFonts w:ascii="Calibri" w:hAnsi="Calibri"/>
-                <w:color w:val="000000"/>
-              </w:rPr>
-              <w:t>según</w:t>
-            </w:r>
-            <w:r>
-              <w:rPr>
-                <w:rFonts w:ascii="Calibri" w:hAnsi="Calibri"/>
-                <w:color w:val="000000"/>
-              </w:rPr>
-              <w:t xml:space="preserve"> disponibilidad BD.</w:t>
-            </w:r>
-          </w:p>
-        </w:tc>
-        <w:tc>
-          <w:tcPr>
-            <w:tcW w:w="964" w:type="dxa"/>
-            <w:shd w:val="clear" w:color="auto" w:fill="E2EFDA"/>
-            <w:vAlign w:val="center"/>
-          </w:tcPr>
-          <w:p>
-            <w:pPr>
-              <w:jc w:val="center"/>
-            </w:pPr>
-            <w:r>
-              <w:rPr>
-                <w:rFonts w:ascii="Calibri" w:hAnsi="Calibri"/>
-                <w:color w:val="000000"/>
-              </w:rPr>
-              <w:t>PASS</w:t>
             </w:r>
           </w:p>
         </w:tc>
@@ -3230,10 +3476,225 @@
             <w:vAlign w:val="center"/>
           </w:tcPr>
           <w:p>
-            <w:r>
-              <w:rPr>
-                <w:rFonts w:ascii="Calibri" w:hAnsi="Calibri"/>
-                <w:color w:val="000000"/>
+            <w:pPr>
+              <w:jc w:val="center"/>
+              <w:rPr>
+                <w:sz w:val="14"/>
+                <w:szCs w:val="14"/>
+              </w:rPr>
+            </w:pPr>
+            <w:r>
+              <w:rPr>
+                <w:rFonts w:ascii="Calibri" w:hAnsi="Calibri"/>
+                <w:color w:val="000000"/>
+                <w:sz w:val="14"/>
+                <w:szCs w:val="14"/>
+              </w:rPr>
+              <w:t>Automatizada</w:t>
+            </w:r>
+          </w:p>
+        </w:tc>
+        <w:tc>
+          <w:tcPr>
+            <w:tcW w:w="1442" w:type="dxa"/>
+            <w:shd w:val="clear" w:color="auto" w:fill="F2F2F2"/>
+            <w:vAlign w:val="center"/>
+          </w:tcPr>
+          <w:p>
+            <w:pPr>
+              <w:rPr>
+                <w:rFonts w:ascii="Calibri" w:hAnsi="Calibri"/>
+                <w:color w:val="000000"/>
+                <w:sz w:val="14"/>
+                <w:szCs w:val="14"/>
+              </w:rPr>
+            </w:pPr>
+            <w:r>
+              <w:rPr>
+                <w:sz w:val="14"/>
+                <w:szCs w:val="14"/>
+              </w:rPr>
+              <w:t>Servidor levantado. Token JWT válido con rol Bodeguero. El rol tiene permiso de lectura sobre materiales.</w:t>
+            </w:r>
+          </w:p>
+        </w:tc>
+        <w:tc>
+          <w:tcPr>
+            <w:tcW w:w="1393" w:type="dxa"/>
+            <w:shd w:val="clear" w:color="auto" w:fill="F2F2F2"/>
+            <w:vAlign w:val="center"/>
+          </w:tcPr>
+          <w:p>
+            <w:pPr>
+              <w:rPr>
+                <w:sz w:val="14"/>
+                <w:szCs w:val="14"/>
+              </w:rPr>
+            </w:pPr>
+            <w:r>
+              <w:rPr>
+                <w:sz w:val="14"/>
+                <w:szCs w:val="14"/>
+              </w:rPr>
+              <w:t>1. Generar token Bodeguero válido.</w:t>
+            </w:r>
+          </w:p>
+          <w:p>
+            <w:pPr>
+              <w:rPr>
+                <w:sz w:val="14"/>
+                <w:szCs w:val="14"/>
+              </w:rPr>
+            </w:pPr>
+            <w:r>
+              <w:rPr>
+                <w:sz w:val="14"/>
+                <w:szCs w:val="14"/>
+              </w:rPr>
+              <w:t>2. Ejecutar GET /api/v1/materiales.</w:t>
+            </w:r>
+          </w:p>
+          <w:p>
+            <w:pPr>
+              <w:rPr>
+                <w:sz w:val="14"/>
+                <w:szCs w:val="14"/>
+              </w:rPr>
+            </w:pPr>
+            <w:r>
+              <w:rPr>
+                <w:sz w:val="14"/>
+                <w:szCs w:val="14"/>
+              </w:rPr>
+              <w:t>3. Enviar Authorization: Bearer &lt;</w:t>
+            </w:r>
+            <w:proofErr w:type="spellStart"/>
+            <w:r>
+              <w:rPr>
+                <w:sz w:val="14"/>
+                <w:szCs w:val="14"/>
+              </w:rPr>
+              <w:t>token_bodeguero</w:t>
+            </w:r>
+            <w:proofErr w:type="spellEnd"/>
+            <w:r>
+              <w:rPr>
+                <w:sz w:val="14"/>
+                <w:szCs w:val="14"/>
+              </w:rPr>
+              <w:t>&gt;.</w:t>
+            </w:r>
+          </w:p>
+          <w:p>
+            <w:pPr>
+              <w:rPr>
+                <w:rFonts w:ascii="Calibri" w:hAnsi="Calibri"/>
+                <w:color w:val="000000"/>
+                <w:sz w:val="14"/>
+                <w:szCs w:val="14"/>
+              </w:rPr>
+            </w:pPr>
+            <w:r>
+              <w:rPr>
+                <w:sz w:val="14"/>
+                <w:szCs w:val="14"/>
+              </w:rPr>
+              <w:t>4. Validar que el rol no sea bloqueado por RBAC.</w:t>
+            </w:r>
+          </w:p>
+        </w:tc>
+        <w:tc>
+          <w:tcPr>
+            <w:tcW w:w="993" w:type="dxa"/>
+            <w:shd w:val="clear" w:color="auto" w:fill="F2F2F2"/>
+            <w:vAlign w:val="center"/>
+          </w:tcPr>
+          <w:p>
+            <w:pPr>
+              <w:rPr>
+                <w:sz w:val="14"/>
+                <w:szCs w:val="14"/>
+              </w:rPr>
+            </w:pPr>
+            <w:r>
+              <w:rPr>
+                <w:rFonts w:ascii="Calibri" w:hAnsi="Calibri"/>
+                <w:color w:val="000000"/>
+                <w:sz w:val="14"/>
+                <w:szCs w:val="14"/>
+              </w:rPr>
+              <w:t>HTTP 200 o 500 (no 403).</w:t>
+            </w:r>
+          </w:p>
+        </w:tc>
+        <w:tc>
+          <w:tcPr>
+            <w:tcW w:w="850" w:type="dxa"/>
+            <w:shd w:val="clear" w:color="auto" w:fill="E2EFDA"/>
+            <w:vAlign w:val="center"/>
+          </w:tcPr>
+          <w:p>
+            <w:pPr>
+              <w:rPr>
+                <w:sz w:val="14"/>
+                <w:szCs w:val="14"/>
+              </w:rPr>
+            </w:pPr>
+            <w:r>
+              <w:rPr>
+                <w:rFonts w:ascii="Calibri" w:hAnsi="Calibri"/>
+                <w:color w:val="000000"/>
+                <w:sz w:val="14"/>
+                <w:szCs w:val="14"/>
+              </w:rPr>
+              <w:t>HTTP 200 o 500 según disponibilidad BD.</w:t>
+            </w:r>
+          </w:p>
+        </w:tc>
+        <w:tc>
+          <w:tcPr>
+            <w:tcW w:w="726" w:type="dxa"/>
+            <w:shd w:val="clear" w:color="auto" w:fill="E2EFDA"/>
+            <w:vAlign w:val="center"/>
+          </w:tcPr>
+          <w:p>
+            <w:pPr>
+              <w:jc w:val="center"/>
+              <w:rPr>
+                <w:sz w:val="14"/>
+                <w:szCs w:val="14"/>
+              </w:rPr>
+            </w:pPr>
+            <w:r>
+              <w:rPr>
+                <w:rFonts w:ascii="Calibri" w:hAnsi="Calibri"/>
+                <w:color w:val="000000"/>
+                <w:sz w:val="14"/>
+                <w:szCs w:val="14"/>
+              </w:rPr>
+              <w:t>PASS</w:t>
+            </w:r>
+          </w:p>
+        </w:tc>
+        <w:tc>
+          <w:tcPr>
+            <w:tcW w:w="991" w:type="dxa"/>
+            <w:shd w:val="clear" w:color="auto" w:fill="E2EFDA"/>
+            <w:vAlign w:val="center"/>
+          </w:tcPr>
+          <w:p>
+            <w:pPr>
+              <w:rPr>
+                <w:sz w:val="14"/>
+                <w:szCs w:val="14"/>
+              </w:rPr>
+            </w:pPr>
+            <w:r>
+              <w:rPr>
+                <w:rFonts w:ascii="Calibri" w:hAnsi="Calibri"/>
+                <w:color w:val="000000"/>
+                <w:sz w:val="14"/>
+                <w:szCs w:val="14"/>
               </w:rPr>
               <w:t>materiales_bodega.test.js – Test 3</w:t>
             </w:r>
@@ -3246,18 +3707,24 @@
         </w:trPr>
         <w:tc>
           <w:tcPr>
-            <w:tcW w:w="737" w:type="dxa"/>
+            <w:tcW w:w="534" w:type="dxa"/>
             <w:shd w:val="clear" w:color="auto" w:fill="FFFFFF"/>
             <w:vAlign w:val="center"/>
           </w:tcPr>
           <w:p>
             <w:pPr>
               <w:jc w:val="center"/>
-            </w:pPr>
-            <w:r>
-              <w:rPr>
-                <w:rFonts w:ascii="Calibri" w:hAnsi="Calibri"/>
-                <w:color w:val="000000"/>
+              <w:rPr>
+                <w:sz w:val="14"/>
+                <w:szCs w:val="14"/>
+              </w:rPr>
+            </w:pPr>
+            <w:r>
+              <w:rPr>
+                <w:rFonts w:ascii="Calibri" w:hAnsi="Calibri"/>
+                <w:color w:val="000000"/>
+                <w:sz w:val="14"/>
+                <w:szCs w:val="14"/>
               </w:rPr>
               <w:t>CP-036</w:t>
             </w:r>
@@ -3271,130 +3738,43 @@
           </w:tcPr>
           <w:p>
             <w:pPr>
-              <w:jc w:val="center"/>
-            </w:pPr>
-            <w:r>
-              <w:rPr>
-                <w:rFonts w:ascii="Calibri" w:hAnsi="Calibri"/>
-                <w:color w:val="000000"/>
-              </w:rPr>
-              <w:t>Grupo 1</w:t>
-            </w:r>
-          </w:p>
-        </w:tc>
-        <w:tc>
-          <w:tcPr>
-            <w:tcW w:w="1247" w:type="dxa"/>
+              <w:rPr>
+                <w:sz w:val="14"/>
+                <w:szCs w:val="14"/>
+              </w:rPr>
+            </w:pPr>
+            <w:r>
+              <w:rPr>
+                <w:rFonts w:ascii="Calibri" w:hAnsi="Calibri"/>
+                <w:color w:val="000000"/>
+                <w:sz w:val="14"/>
+                <w:szCs w:val="14"/>
+              </w:rPr>
+              <w:t>Materiales</w:t>
+            </w:r>
+          </w:p>
+        </w:tc>
+        <w:tc>
+          <w:tcPr>
+            <w:tcW w:w="992" w:type="dxa"/>
             <w:shd w:val="clear" w:color="auto" w:fill="FFFFFF"/>
             <w:vAlign w:val="center"/>
           </w:tcPr>
           <w:p>
-            <w:r>
-              <w:rPr>
-                <w:rFonts w:ascii="Calibri" w:hAnsi="Calibri"/>
-                <w:color w:val="000000"/>
-              </w:rPr>
-              <w:t>Materiales</w:t>
-            </w:r>
-          </w:p>
-        </w:tc>
-        <w:tc>
-          <w:tcPr>
-            <w:tcW w:w="2438" w:type="dxa"/>
-            <w:shd w:val="clear" w:color="auto" w:fill="FFFFFF"/>
-            <w:vAlign w:val="center"/>
-          </w:tcPr>
-          <w:p>
-            <w:r>
-              <w:rPr>
-                <w:rFonts w:ascii="Calibri" w:hAnsi="Calibri"/>
-                <w:color w:val="000000"/>
-              </w:rPr>
-              <w:t xml:space="preserve">POST /materiales sin token: ruta de </w:t>
-            </w:r>
-            <w:r>
-              <w:rPr>
-                <w:rFonts w:ascii="Calibri" w:hAnsi="Calibri"/>
-                <w:color w:val="000000"/>
-              </w:rPr>
-              <w:t>creación</w:t>
-            </w:r>
-            <w:r>
-              <w:rPr>
-                <w:rFonts w:ascii="Calibri" w:hAnsi="Calibri"/>
-                <w:color w:val="000000"/>
-              </w:rPr>
-              <w:t xml:space="preserve"> protegida</w:t>
-            </w:r>
-          </w:p>
-        </w:tc>
-        <w:tc>
-          <w:tcPr>
-            <w:tcW w:w="907" w:type="dxa"/>
-            <w:shd w:val="clear" w:color="auto" w:fill="FFFFFF"/>
-            <w:vAlign w:val="center"/>
-          </w:tcPr>
-          <w:p>
-            <w:pPr>
-              <w:jc w:val="center"/>
-            </w:pPr>
-            <w:r>
-              <w:rPr>
-                <w:rFonts w:ascii="Calibri" w:hAnsi="Calibri"/>
-                <w:color w:val="000000"/>
-              </w:rPr>
-              <w:t>Automatizada</w:t>
-            </w:r>
-          </w:p>
-        </w:tc>
-        <w:tc>
-          <w:tcPr>
-            <w:tcW w:w="1587" w:type="dxa"/>
-            <w:shd w:val="clear" w:color="auto" w:fill="FFFFFF"/>
-            <w:vAlign w:val="center"/>
-          </w:tcPr>
-          <w:p>
-            <w:r>
-              <w:rPr>
-                <w:rFonts w:ascii="Calibri" w:hAnsi="Calibri"/>
-                <w:color w:val="000000"/>
-              </w:rPr>
-              <w:t>HTTP 401.</w:t>
-            </w:r>
-          </w:p>
-        </w:tc>
-        <w:tc>
-          <w:tcPr>
-            <w:tcW w:w="1587" w:type="dxa"/>
-            <w:shd w:val="clear" w:color="auto" w:fill="FFFFFF"/>
-            <w:vAlign w:val="center"/>
-          </w:tcPr>
-          <w:p>
-            <w:r>
-              <w:rPr>
-                <w:rFonts w:ascii="Calibri" w:hAnsi="Calibri"/>
-                <w:color w:val="000000"/>
-              </w:rPr>
-              <w:t>HTTP 401.</w:t>
-            </w:r>
-          </w:p>
-        </w:tc>
-        <w:tc>
-          <w:tcPr>
-            <w:tcW w:w="964" w:type="dxa"/>
-            <w:shd w:val="clear" w:color="auto" w:fill="E2EFDA"/>
-            <w:vAlign w:val="center"/>
-          </w:tcPr>
-          <w:p>
-            <w:pPr>
-              <w:jc w:val="center"/>
-            </w:pPr>
-            <w:r>
-              <w:rPr>
-                <w:rFonts w:ascii="Calibri" w:hAnsi="Calibri"/>
-                <w:color w:val="000000"/>
-              </w:rPr>
-              <w:t>PASS</w:t>
+            <w:pPr>
+              <w:rPr>
+                <w:sz w:val="14"/>
+                <w:szCs w:val="14"/>
+              </w:rPr>
+            </w:pPr>
+            <w:r>
+              <w:rPr>
+                <w:rFonts w:ascii="Calibri" w:hAnsi="Calibri"/>
+                <w:color w:val="000000"/>
+                <w:sz w:val="14"/>
+                <w:szCs w:val="14"/>
+              </w:rPr>
+              <w:t>POST /materiales sin token: ruta de creación protegida</w:t>
             </w:r>
           </w:p>
         </w:tc>
@@ -3405,10 +3785,209 @@
             <w:vAlign w:val="center"/>
           </w:tcPr>
           <w:p>
-            <w:r>
-              <w:rPr>
-                <w:rFonts w:ascii="Calibri" w:hAnsi="Calibri"/>
-                <w:color w:val="000000"/>
+            <w:pPr>
+              <w:jc w:val="center"/>
+              <w:rPr>
+                <w:sz w:val="14"/>
+                <w:szCs w:val="14"/>
+              </w:rPr>
+            </w:pPr>
+            <w:r>
+              <w:rPr>
+                <w:rFonts w:ascii="Calibri" w:hAnsi="Calibri"/>
+                <w:color w:val="000000"/>
+                <w:sz w:val="14"/>
+                <w:szCs w:val="14"/>
+              </w:rPr>
+              <w:t>Automatizada</w:t>
+            </w:r>
+          </w:p>
+        </w:tc>
+        <w:tc>
+          <w:tcPr>
+            <w:tcW w:w="1442" w:type="dxa"/>
+            <w:shd w:val="clear" w:color="auto" w:fill="FFFFFF"/>
+            <w:vAlign w:val="center"/>
+          </w:tcPr>
+          <w:p>
+            <w:pPr>
+              <w:rPr>
+                <w:rFonts w:ascii="Calibri" w:hAnsi="Calibri"/>
+                <w:color w:val="000000"/>
+                <w:sz w:val="14"/>
+                <w:szCs w:val="14"/>
+              </w:rPr>
+            </w:pPr>
+            <w:r>
+              <w:rPr>
+                <w:sz w:val="14"/>
+                <w:szCs w:val="14"/>
+              </w:rPr>
+              <w:t>Servidor levantado. Body de material preparado. No existe cabecera Authorization.</w:t>
+            </w:r>
+          </w:p>
+        </w:tc>
+        <w:tc>
+          <w:tcPr>
+            <w:tcW w:w="1393" w:type="dxa"/>
+            <w:shd w:val="clear" w:color="auto" w:fill="FFFFFF"/>
+            <w:vAlign w:val="center"/>
+          </w:tcPr>
+          <w:p>
+            <w:pPr>
+              <w:rPr>
+                <w:sz w:val="14"/>
+                <w:szCs w:val="14"/>
+              </w:rPr>
+            </w:pPr>
+            <w:r>
+              <w:rPr>
+                <w:sz w:val="14"/>
+                <w:szCs w:val="14"/>
+              </w:rPr>
+              <w:t>1. Ejecutar POST /api/v1/materiales.</w:t>
+            </w:r>
+          </w:p>
+          <w:p>
+            <w:pPr>
+              <w:rPr>
+                <w:sz w:val="14"/>
+                <w:szCs w:val="14"/>
+              </w:rPr>
+            </w:pPr>
+            <w:r>
+              <w:rPr>
+                <w:sz w:val="14"/>
+                <w:szCs w:val="14"/>
+              </w:rPr>
+              <w:t>2. Enviar body de material.</w:t>
+            </w:r>
+          </w:p>
+          <w:p>
+            <w:pPr>
+              <w:rPr>
+                <w:sz w:val="14"/>
+                <w:szCs w:val="14"/>
+              </w:rPr>
+            </w:pPr>
+            <w:r>
+              <w:rPr>
+                <w:sz w:val="14"/>
+                <w:szCs w:val="14"/>
+              </w:rPr>
+              <w:t>3. No enviar token JWT.</w:t>
+            </w:r>
+          </w:p>
+          <w:p>
+            <w:pPr>
+              <w:rPr>
+                <w:rFonts w:ascii="Calibri" w:hAnsi="Calibri"/>
+                <w:color w:val="000000"/>
+                <w:sz w:val="14"/>
+                <w:szCs w:val="14"/>
+              </w:rPr>
+            </w:pPr>
+            <w:r>
+              <w:rPr>
+                <w:sz w:val="14"/>
+                <w:szCs w:val="14"/>
+              </w:rPr>
+              <w:t>4. Verificar rechazo por autenticación.</w:t>
+            </w:r>
+          </w:p>
+        </w:tc>
+        <w:tc>
+          <w:tcPr>
+            <w:tcW w:w="993" w:type="dxa"/>
+            <w:shd w:val="clear" w:color="auto" w:fill="FFFFFF"/>
+            <w:vAlign w:val="center"/>
+          </w:tcPr>
+          <w:p>
+            <w:pPr>
+              <w:rPr>
+                <w:sz w:val="14"/>
+                <w:szCs w:val="14"/>
+              </w:rPr>
+            </w:pPr>
+            <w:r>
+              <w:rPr>
+                <w:rFonts w:ascii="Calibri" w:hAnsi="Calibri"/>
+                <w:color w:val="000000"/>
+                <w:sz w:val="14"/>
+                <w:szCs w:val="14"/>
+              </w:rPr>
+              <w:t>HTTP 401.</w:t>
+            </w:r>
+          </w:p>
+        </w:tc>
+        <w:tc>
+          <w:tcPr>
+            <w:tcW w:w="850" w:type="dxa"/>
+            <w:shd w:val="clear" w:color="auto" w:fill="E2EFDA"/>
+            <w:vAlign w:val="center"/>
+          </w:tcPr>
+          <w:p>
+            <w:pPr>
+              <w:rPr>
+                <w:sz w:val="14"/>
+                <w:szCs w:val="14"/>
+              </w:rPr>
+            </w:pPr>
+            <w:r>
+              <w:rPr>
+                <w:rFonts w:ascii="Calibri" w:hAnsi="Calibri"/>
+                <w:color w:val="000000"/>
+                <w:sz w:val="14"/>
+                <w:szCs w:val="14"/>
+              </w:rPr>
+              <w:t>HTTP 401.</w:t>
+            </w:r>
+          </w:p>
+        </w:tc>
+        <w:tc>
+          <w:tcPr>
+            <w:tcW w:w="726" w:type="dxa"/>
+            <w:shd w:val="clear" w:color="auto" w:fill="E2EFDA"/>
+            <w:vAlign w:val="center"/>
+          </w:tcPr>
+          <w:p>
+            <w:pPr>
+              <w:jc w:val="center"/>
+              <w:rPr>
+                <w:sz w:val="14"/>
+                <w:szCs w:val="14"/>
+              </w:rPr>
+            </w:pPr>
+            <w:r>
+              <w:rPr>
+                <w:rFonts w:ascii="Calibri" w:hAnsi="Calibri"/>
+                <w:color w:val="000000"/>
+                <w:sz w:val="14"/>
+                <w:szCs w:val="14"/>
+              </w:rPr>
+              <w:t>PASS</w:t>
+            </w:r>
+          </w:p>
+        </w:tc>
+        <w:tc>
+          <w:tcPr>
+            <w:tcW w:w="991" w:type="dxa"/>
+            <w:shd w:val="clear" w:color="auto" w:fill="E2EFDA"/>
+            <w:vAlign w:val="center"/>
+          </w:tcPr>
+          <w:p>
+            <w:pPr>
+              <w:rPr>
+                <w:sz w:val="14"/>
+                <w:szCs w:val="14"/>
+              </w:rPr>
+            </w:pPr>
+            <w:r>
+              <w:rPr>
+                <w:rFonts w:ascii="Calibri" w:hAnsi="Calibri"/>
+                <w:color w:val="000000"/>
+                <w:sz w:val="14"/>
+                <w:szCs w:val="14"/>
               </w:rPr>
               <w:t>materiales_bodega.test.js – Test 4</w:t>
             </w:r>
@@ -3421,18 +4000,24 @@
         </w:trPr>
         <w:tc>
           <w:tcPr>
-            <w:tcW w:w="737" w:type="dxa"/>
+            <w:tcW w:w="534" w:type="dxa"/>
             <w:shd w:val="clear" w:color="auto" w:fill="F2F2F2"/>
             <w:vAlign w:val="center"/>
           </w:tcPr>
           <w:p>
             <w:pPr>
               <w:jc w:val="center"/>
-            </w:pPr>
-            <w:r>
-              <w:rPr>
-                <w:rFonts w:ascii="Calibri" w:hAnsi="Calibri"/>
-                <w:color w:val="000000"/>
+              <w:rPr>
+                <w:sz w:val="14"/>
+                <w:szCs w:val="14"/>
+              </w:rPr>
+            </w:pPr>
+            <w:r>
+              <w:rPr>
+                <w:rFonts w:ascii="Calibri" w:hAnsi="Calibri"/>
+                <w:color w:val="000000"/>
+                <w:sz w:val="14"/>
+                <w:szCs w:val="14"/>
               </w:rPr>
               <w:t>CP-037</w:t>
             </w:r>
@@ -3446,139 +4031,53 @@
           </w:tcPr>
           <w:p>
             <w:pPr>
-              <w:jc w:val="center"/>
-            </w:pPr>
-            <w:r>
-              <w:rPr>
-                <w:rFonts w:ascii="Calibri" w:hAnsi="Calibri"/>
-                <w:color w:val="000000"/>
-              </w:rPr>
-              <w:t>Grupo 1</w:t>
-            </w:r>
-          </w:p>
-        </w:tc>
-        <w:tc>
-          <w:tcPr>
-            <w:tcW w:w="1247" w:type="dxa"/>
+              <w:rPr>
+                <w:sz w:val="14"/>
+                <w:szCs w:val="14"/>
+              </w:rPr>
+            </w:pPr>
+            <w:r>
+              <w:rPr>
+                <w:rFonts w:ascii="Calibri" w:hAnsi="Calibri"/>
+                <w:color w:val="000000"/>
+                <w:sz w:val="14"/>
+                <w:szCs w:val="14"/>
+              </w:rPr>
+              <w:t>Materiales</w:t>
+            </w:r>
+          </w:p>
+        </w:tc>
+        <w:tc>
+          <w:tcPr>
+            <w:tcW w:w="992" w:type="dxa"/>
             <w:shd w:val="clear" w:color="auto" w:fill="F2F2F2"/>
             <w:vAlign w:val="center"/>
           </w:tcPr>
           <w:p>
-            <w:r>
-              <w:rPr>
-                <w:rFonts w:ascii="Calibri" w:hAnsi="Calibri"/>
-                <w:color w:val="000000"/>
-              </w:rPr>
-              <w:t>Materiales</w:t>
-            </w:r>
-          </w:p>
-        </w:tc>
-        <w:tc>
-          <w:tcPr>
-            <w:tcW w:w="2438" w:type="dxa"/>
-            <w:shd w:val="clear" w:color="auto" w:fill="F2F2F2"/>
-            <w:vAlign w:val="center"/>
-          </w:tcPr>
-          <w:p>
-            <w:r>
-              <w:rPr>
-                <w:rFonts w:ascii="Calibri" w:hAnsi="Calibri"/>
-                <w:color w:val="000000"/>
-              </w:rPr>
-              <w:t xml:space="preserve">POST /materiales con Residente: RBAC deniega </w:t>
-            </w:r>
-            <w:r>
-              <w:rPr>
-                <w:rFonts w:ascii="Calibri" w:hAnsi="Calibri"/>
-                <w:color w:val="000000"/>
-              </w:rPr>
-              <w:t>creación</w:t>
-            </w:r>
-            <w:r>
-              <w:rPr>
-                <w:rFonts w:ascii="Calibri" w:hAnsi="Calibri"/>
-                <w:color w:val="000000"/>
-              </w:rPr>
-              <w:t xml:space="preserve"> (solo Admin puede crear)</w:t>
-            </w:r>
-          </w:p>
-        </w:tc>
-        <w:tc>
-          <w:tcPr>
-            <w:tcW w:w="907" w:type="dxa"/>
-            <w:shd w:val="clear" w:color="auto" w:fill="F2F2F2"/>
-            <w:vAlign w:val="center"/>
-          </w:tcPr>
-          <w:p>
-            <w:pPr>
-              <w:jc w:val="center"/>
-            </w:pPr>
-            <w:r>
-              <w:rPr>
-                <w:rFonts w:ascii="Calibri" w:hAnsi="Calibri"/>
-                <w:color w:val="000000"/>
-              </w:rPr>
-              <w:t>Automatizada</w:t>
-            </w:r>
-          </w:p>
-        </w:tc>
-        <w:tc>
-          <w:tcPr>
-            <w:tcW w:w="1587" w:type="dxa"/>
-            <w:shd w:val="clear" w:color="auto" w:fill="F2F2F2"/>
-            <w:vAlign w:val="center"/>
-          </w:tcPr>
-          <w:p>
-            <w:r>
-              <w:rPr>
-                <w:rFonts w:ascii="Calibri" w:hAnsi="Calibri"/>
-                <w:color w:val="000000"/>
-              </w:rPr>
-              <w:t>HTTP 403 con campo 'error'.</w:t>
-            </w:r>
-          </w:p>
-        </w:tc>
-        <w:tc>
-          <w:tcPr>
-            <w:tcW w:w="1587" w:type="dxa"/>
-            <w:shd w:val="clear" w:color="auto" w:fill="F2F2F2"/>
-            <w:vAlign w:val="center"/>
-          </w:tcPr>
-          <w:p>
-            <w:r>
-              <w:rPr>
-                <w:rFonts w:ascii="Calibri" w:hAnsi="Calibri"/>
-                <w:color w:val="000000"/>
-              </w:rPr>
-              <w:t>HTTP 403 – { error: 'Acceso denegado. Rol insuficient</w:t>
-            </w:r>
-            <w:r>
-              <w:rPr>
-                <w:rFonts w:ascii="Calibri" w:hAnsi="Calibri"/>
-                <w:color w:val="000000"/>
+            <w:pPr>
+              <w:rPr>
+                <w:sz w:val="14"/>
+                <w:szCs w:val="14"/>
+              </w:rPr>
+            </w:pPr>
+            <w:r>
+              <w:rPr>
+                <w:rFonts w:ascii="Calibri" w:hAnsi="Calibri"/>
+                <w:color w:val="000000"/>
+                <w:sz w:val="14"/>
+                <w:szCs w:val="14"/>
+              </w:rPr>
+              <w:t xml:space="preserve">POST /materiales con Residente: RBAC deniega creación </w:t>
+            </w:r>
+            <w:r>
+              <w:rPr>
+                <w:rFonts w:ascii="Calibri" w:hAnsi="Calibri"/>
+                <w:color w:val="000000"/>
+                <w:sz w:val="14"/>
+                <w:szCs w:val="14"/>
               </w:rPr>
               <w:lastRenderedPageBreak/>
-              <w:t>e.' }</w:t>
-            </w:r>
-          </w:p>
-        </w:tc>
-        <w:tc>
-          <w:tcPr>
-            <w:tcW w:w="964" w:type="dxa"/>
-            <w:shd w:val="clear" w:color="auto" w:fill="E2EFDA"/>
-            <w:vAlign w:val="center"/>
-          </w:tcPr>
-          <w:p>
-            <w:pPr>
-              <w:jc w:val="center"/>
-            </w:pPr>
-            <w:r>
-              <w:rPr>
-                <w:rFonts w:ascii="Calibri" w:hAnsi="Calibri"/>
-                <w:color w:val="000000"/>
-              </w:rPr>
-              <w:lastRenderedPageBreak/>
-              <w:t>PASS</w:t>
+              <w:t>(solo Admin puede crear)</w:t>
             </w:r>
           </w:p>
         </w:tc>
@@ -3589,10 +4088,234 @@
             <w:vAlign w:val="center"/>
           </w:tcPr>
           <w:p>
-            <w:r>
-              <w:rPr>
-                <w:rFonts w:ascii="Calibri" w:hAnsi="Calibri"/>
-                <w:color w:val="000000"/>
+            <w:pPr>
+              <w:jc w:val="center"/>
+              <w:rPr>
+                <w:sz w:val="14"/>
+                <w:szCs w:val="14"/>
+              </w:rPr>
+            </w:pPr>
+            <w:r>
+              <w:rPr>
+                <w:rFonts w:ascii="Calibri" w:hAnsi="Calibri"/>
+                <w:color w:val="000000"/>
+                <w:sz w:val="14"/>
+                <w:szCs w:val="14"/>
+              </w:rPr>
+              <w:lastRenderedPageBreak/>
+              <w:t>Automatizada</w:t>
+            </w:r>
+          </w:p>
+        </w:tc>
+        <w:tc>
+          <w:tcPr>
+            <w:tcW w:w="1442" w:type="dxa"/>
+            <w:shd w:val="clear" w:color="auto" w:fill="F2F2F2"/>
+            <w:vAlign w:val="center"/>
+          </w:tcPr>
+          <w:p>
+            <w:pPr>
+              <w:rPr>
+                <w:rFonts w:ascii="Calibri" w:hAnsi="Calibri"/>
+                <w:color w:val="000000"/>
+                <w:sz w:val="14"/>
+                <w:szCs w:val="14"/>
+              </w:rPr>
+            </w:pPr>
+            <w:r>
+              <w:rPr>
+                <w:sz w:val="14"/>
+                <w:szCs w:val="14"/>
+              </w:rPr>
+              <w:t>Servidor levantado. Token JWT válido con rol Residente. Body de material preparado.</w:t>
+            </w:r>
+          </w:p>
+        </w:tc>
+        <w:tc>
+          <w:tcPr>
+            <w:tcW w:w="1393" w:type="dxa"/>
+            <w:shd w:val="clear" w:color="auto" w:fill="F2F2F2"/>
+            <w:vAlign w:val="center"/>
+          </w:tcPr>
+          <w:p>
+            <w:pPr>
+              <w:rPr>
+                <w:sz w:val="14"/>
+                <w:szCs w:val="14"/>
+              </w:rPr>
+            </w:pPr>
+            <w:r>
+              <w:rPr>
+                <w:sz w:val="14"/>
+                <w:szCs w:val="14"/>
+              </w:rPr>
+              <w:t>1. Generar token Residente válido.</w:t>
+            </w:r>
+          </w:p>
+          <w:p>
+            <w:pPr>
+              <w:rPr>
+                <w:sz w:val="14"/>
+                <w:szCs w:val="14"/>
+              </w:rPr>
+            </w:pPr>
+            <w:r>
+              <w:rPr>
+                <w:sz w:val="14"/>
+                <w:szCs w:val="14"/>
+              </w:rPr>
+              <w:t>2. Ejecutar POST /api/v1/materiales.</w:t>
+            </w:r>
+          </w:p>
+          <w:p>
+            <w:pPr>
+              <w:rPr>
+                <w:sz w:val="14"/>
+                <w:szCs w:val="14"/>
+              </w:rPr>
+            </w:pPr>
+            <w:r>
+              <w:rPr>
+                <w:sz w:val="14"/>
+                <w:szCs w:val="14"/>
+              </w:rPr>
+              <w:t xml:space="preserve">3. Enviar Authorization: </w:t>
+            </w:r>
+            <w:r>
+              <w:rPr>
+                <w:sz w:val="14"/>
+                <w:szCs w:val="14"/>
+              </w:rPr>
+              <w:lastRenderedPageBreak/>
+              <w:t>Bearer &lt;token_residente&gt;.</w:t>
+            </w:r>
+          </w:p>
+          <w:p>
+            <w:pPr>
+              <w:rPr>
+                <w:sz w:val="14"/>
+                <w:szCs w:val="14"/>
+              </w:rPr>
+            </w:pPr>
+            <w:r>
+              <w:rPr>
+                <w:sz w:val="14"/>
+                <w:szCs w:val="14"/>
+              </w:rPr>
+              <w:t>4. Enviar datos de material.</w:t>
+            </w:r>
+          </w:p>
+          <w:p>
+            <w:pPr>
+              <w:rPr>
+                <w:rFonts w:ascii="Calibri" w:hAnsi="Calibri"/>
+                <w:color w:val="000000"/>
+                <w:sz w:val="14"/>
+                <w:szCs w:val="14"/>
+              </w:rPr>
+            </w:pPr>
+            <w:r>
+              <w:rPr>
+                <w:sz w:val="14"/>
+                <w:szCs w:val="14"/>
+              </w:rPr>
+              <w:t>5. Validar rechazo por permisos insuficientes.</w:t>
+            </w:r>
+          </w:p>
+        </w:tc>
+        <w:tc>
+          <w:tcPr>
+            <w:tcW w:w="993" w:type="dxa"/>
+            <w:shd w:val="clear" w:color="auto" w:fill="F2F2F2"/>
+            <w:vAlign w:val="center"/>
+          </w:tcPr>
+          <w:p>
+            <w:pPr>
+              <w:rPr>
+                <w:sz w:val="14"/>
+                <w:szCs w:val="14"/>
+              </w:rPr>
+            </w:pPr>
+            <w:r>
+              <w:rPr>
+                <w:rFonts w:ascii="Calibri" w:hAnsi="Calibri"/>
+                <w:color w:val="000000"/>
+                <w:sz w:val="14"/>
+                <w:szCs w:val="14"/>
+              </w:rPr>
+              <w:lastRenderedPageBreak/>
+              <w:t>HTTP 403 con campo 'error'.</w:t>
+            </w:r>
+          </w:p>
+        </w:tc>
+        <w:tc>
+          <w:tcPr>
+            <w:tcW w:w="850" w:type="dxa"/>
+            <w:shd w:val="clear" w:color="auto" w:fill="E2EFDA"/>
+            <w:vAlign w:val="center"/>
+          </w:tcPr>
+          <w:p>
+            <w:pPr>
+              <w:rPr>
+                <w:sz w:val="14"/>
+                <w:szCs w:val="14"/>
+              </w:rPr>
+            </w:pPr>
+            <w:r>
+              <w:rPr>
+                <w:rFonts w:ascii="Calibri" w:hAnsi="Calibri"/>
+                <w:color w:val="000000"/>
+                <w:sz w:val="14"/>
+                <w:szCs w:val="14"/>
+              </w:rPr>
+              <w:t>HTTP 403 – { error: 'Acceso denegado. Rol insuficiente.' }</w:t>
+            </w:r>
+          </w:p>
+        </w:tc>
+        <w:tc>
+          <w:tcPr>
+            <w:tcW w:w="726" w:type="dxa"/>
+            <w:shd w:val="clear" w:color="auto" w:fill="E2EFDA"/>
+            <w:vAlign w:val="center"/>
+          </w:tcPr>
+          <w:p>
+            <w:pPr>
+              <w:jc w:val="center"/>
+              <w:rPr>
+                <w:sz w:val="14"/>
+                <w:szCs w:val="14"/>
+              </w:rPr>
+            </w:pPr>
+            <w:r>
+              <w:rPr>
+                <w:rFonts w:ascii="Calibri" w:hAnsi="Calibri"/>
+                <w:color w:val="000000"/>
+                <w:sz w:val="14"/>
+                <w:szCs w:val="14"/>
+              </w:rPr>
+              <w:t>PASS</w:t>
+            </w:r>
+          </w:p>
+        </w:tc>
+        <w:tc>
+          <w:tcPr>
+            <w:tcW w:w="991" w:type="dxa"/>
+            <w:shd w:val="clear" w:color="auto" w:fill="E2EFDA"/>
+            <w:vAlign w:val="center"/>
+          </w:tcPr>
+          <w:p>
+            <w:pPr>
+              <w:rPr>
+                <w:sz w:val="14"/>
+                <w:szCs w:val="14"/>
+              </w:rPr>
+            </w:pPr>
+            <w:r>
+              <w:rPr>
+                <w:rFonts w:ascii="Calibri" w:hAnsi="Calibri"/>
+                <w:color w:val="000000"/>
+                <w:sz w:val="14"/>
+                <w:szCs w:val="14"/>
               </w:rPr>
               <w:t>materiales_bodega.test.js – Test 5</w:t>
             </w:r>
@@ -3605,18 +4328,24 @@
         </w:trPr>
         <w:tc>
           <w:tcPr>
-            <w:tcW w:w="737" w:type="dxa"/>
+            <w:tcW w:w="534" w:type="dxa"/>
             <w:shd w:val="clear" w:color="auto" w:fill="FFFFFF"/>
             <w:vAlign w:val="center"/>
           </w:tcPr>
           <w:p>
             <w:pPr>
               <w:jc w:val="center"/>
-            </w:pPr>
-            <w:r>
-              <w:rPr>
-                <w:rFonts w:ascii="Calibri" w:hAnsi="Calibri"/>
-                <w:color w:val="000000"/>
+              <w:rPr>
+                <w:sz w:val="14"/>
+                <w:szCs w:val="14"/>
+              </w:rPr>
+            </w:pPr>
+            <w:r>
+              <w:rPr>
+                <w:rFonts w:ascii="Calibri" w:hAnsi="Calibri"/>
+                <w:color w:val="000000"/>
+                <w:sz w:val="14"/>
+                <w:szCs w:val="14"/>
               </w:rPr>
               <w:t>CP-038</w:t>
             </w:r>
@@ -3630,158 +4359,43 @@
           </w:tcPr>
           <w:p>
             <w:pPr>
-              <w:jc w:val="center"/>
-            </w:pPr>
-            <w:r>
-              <w:rPr>
-                <w:rFonts w:ascii="Calibri" w:hAnsi="Calibri"/>
-                <w:color w:val="000000"/>
-              </w:rPr>
-              <w:t>Grupo 1</w:t>
-            </w:r>
-          </w:p>
-        </w:tc>
-        <w:tc>
-          <w:tcPr>
-            <w:tcW w:w="1247" w:type="dxa"/>
+              <w:rPr>
+                <w:sz w:val="14"/>
+                <w:szCs w:val="14"/>
+              </w:rPr>
+            </w:pPr>
+            <w:r>
+              <w:rPr>
+                <w:rFonts w:ascii="Calibri" w:hAnsi="Calibri"/>
+                <w:color w:val="000000"/>
+                <w:sz w:val="14"/>
+                <w:szCs w:val="14"/>
+              </w:rPr>
+              <w:t>Materiales</w:t>
+            </w:r>
+          </w:p>
+        </w:tc>
+        <w:tc>
+          <w:tcPr>
+            <w:tcW w:w="992" w:type="dxa"/>
             <w:shd w:val="clear" w:color="auto" w:fill="FFFFFF"/>
             <w:vAlign w:val="center"/>
           </w:tcPr>
           <w:p>
-            <w:r>
-              <w:rPr>
-                <w:rFonts w:ascii="Calibri" w:hAnsi="Calibri"/>
-                <w:color w:val="000000"/>
-              </w:rPr>
-              <w:t>Materiales</w:t>
-            </w:r>
-          </w:p>
-        </w:tc>
-        <w:tc>
-          <w:tcPr>
-            <w:tcW w:w="2438" w:type="dxa"/>
-            <w:shd w:val="clear" w:color="auto" w:fill="FFFFFF"/>
-            <w:vAlign w:val="center"/>
-          </w:tcPr>
-          <w:p>
-            <w:r>
-              <w:rPr>
-                <w:rFonts w:ascii="Calibri" w:hAnsi="Calibri"/>
-                <w:color w:val="000000"/>
-              </w:rPr>
-              <w:t xml:space="preserve">POST /materiales con Admin sin campos obligatorios: </w:t>
-            </w:r>
-            <w:r>
-              <w:rPr>
-                <w:rFonts w:ascii="Calibri" w:hAnsi="Calibri"/>
-                <w:color w:val="000000"/>
-              </w:rPr>
-              <w:t>validación</w:t>
-            </w:r>
-            <w:r>
-              <w:rPr>
-                <w:rFonts w:ascii="Calibri" w:hAnsi="Calibri"/>
-                <w:color w:val="000000"/>
-              </w:rPr>
-              <w:t xml:space="preserve"> de campos</w:t>
-            </w:r>
-          </w:p>
-        </w:tc>
-        <w:tc>
-          <w:tcPr>
-            <w:tcW w:w="907" w:type="dxa"/>
-            <w:shd w:val="clear" w:color="auto" w:fill="FFFFFF"/>
-            <w:vAlign w:val="center"/>
-          </w:tcPr>
-          <w:p>
-            <w:pPr>
-              <w:jc w:val="center"/>
-            </w:pPr>
-            <w:r>
-              <w:rPr>
-                <w:rFonts w:ascii="Calibri" w:hAnsi="Calibri"/>
-                <w:color w:val="000000"/>
-              </w:rPr>
-              <w:t>Automatizada</w:t>
-            </w:r>
-          </w:p>
-        </w:tc>
-        <w:tc>
-          <w:tcPr>
-            <w:tcW w:w="1587" w:type="dxa"/>
-            <w:shd w:val="clear" w:color="auto" w:fill="FFFFFF"/>
-            <w:vAlign w:val="center"/>
-          </w:tcPr>
-          <w:p>
-            <w:r>
-              <w:rPr>
-                <w:rFonts w:ascii="Calibri" w:hAnsi="Calibri"/>
-                <w:color w:val="000000"/>
-              </w:rPr>
-              <w:t>HTTP 400 (si BD disponible) o 500 (si BD no disponible). No 403.</w:t>
-            </w:r>
-          </w:p>
-        </w:tc>
-        <w:tc>
-          <w:tcPr>
-            <w:tcW w:w="1587" w:type="dxa"/>
-            <w:shd w:val="clear" w:color="auto" w:fill="FFFFFF"/>
-            <w:vAlign w:val="center"/>
-          </w:tcPr>
-          <w:p>
-            <w:r>
-              <w:rPr>
-                <w:rFonts w:ascii="Calibri" w:hAnsi="Calibri"/>
-                <w:color w:val="000000"/>
-              </w:rPr>
-              <w:t xml:space="preserve">HTTP 400 – { error: 'Los campos </w:t>
-            </w:r>
-            <w:r>
-              <w:rPr>
-                <w:rFonts w:ascii="Calibri" w:hAnsi="Calibri"/>
-                <w:color w:val="000000"/>
-              </w:rPr>
-              <w:t>código</w:t>
-            </w:r>
-            <w:r>
-              <w:rPr>
-                <w:rFonts w:ascii="Calibri" w:hAnsi="Calibri"/>
-                <w:color w:val="000000"/>
-              </w:rPr>
-              <w:t xml:space="preserve">, nombre, </w:t>
-            </w:r>
-            <w:r>
-              <w:rPr>
-                <w:rFonts w:ascii="Calibri" w:hAnsi="Calibri"/>
-                <w:color w:val="000000"/>
-              </w:rPr>
-              <w:t>categoría</w:t>
-            </w:r>
-            <w:r>
-              <w:rPr>
-                <w:rFonts w:ascii="Calibri" w:hAnsi="Calibri"/>
-                <w:color w:val="000000"/>
-              </w:rPr>
-              <w:t xml:space="preserve"> y unidad son obligatorios.' } o HTTP 500.</w:t>
-            </w:r>
-          </w:p>
-        </w:tc>
-        <w:tc>
-          <w:tcPr>
-            <w:tcW w:w="964" w:type="dxa"/>
-            <w:shd w:val="clear" w:color="auto" w:fill="E2EFDA"/>
-            <w:vAlign w:val="center"/>
-          </w:tcPr>
-          <w:p>
-            <w:pPr>
-              <w:jc w:val="center"/>
-            </w:pPr>
-            <w:r>
-              <w:rPr>
-                <w:rFonts w:ascii="Calibri" w:hAnsi="Calibri"/>
-                <w:color w:val="000000"/>
-              </w:rPr>
-              <w:t>PASS</w:t>
+            <w:pPr>
+              <w:rPr>
+                <w:sz w:val="14"/>
+                <w:szCs w:val="14"/>
+              </w:rPr>
+            </w:pPr>
+            <w:r>
+              <w:rPr>
+                <w:rFonts w:ascii="Calibri" w:hAnsi="Calibri"/>
+                <w:color w:val="000000"/>
+                <w:sz w:val="14"/>
+                <w:szCs w:val="14"/>
+              </w:rPr>
+              <w:t>POST /materiales con Admin sin campos obligatorios: validación de campos</w:t>
             </w:r>
           </w:p>
         </w:tc>
@@ -3792,10 +4406,224 @@
             <w:vAlign w:val="center"/>
           </w:tcPr>
           <w:p>
-            <w:r>
-              <w:rPr>
-                <w:rFonts w:ascii="Calibri" w:hAnsi="Calibri"/>
-                <w:color w:val="000000"/>
+            <w:pPr>
+              <w:jc w:val="center"/>
+              <w:rPr>
+                <w:sz w:val="14"/>
+                <w:szCs w:val="14"/>
+              </w:rPr>
+            </w:pPr>
+            <w:r>
+              <w:rPr>
+                <w:rFonts w:ascii="Calibri" w:hAnsi="Calibri"/>
+                <w:color w:val="000000"/>
+                <w:sz w:val="14"/>
+                <w:szCs w:val="14"/>
+              </w:rPr>
+              <w:t>Automatizada</w:t>
+            </w:r>
+          </w:p>
+        </w:tc>
+        <w:tc>
+          <w:tcPr>
+            <w:tcW w:w="1442" w:type="dxa"/>
+            <w:shd w:val="clear" w:color="auto" w:fill="FFFFFF"/>
+            <w:vAlign w:val="center"/>
+          </w:tcPr>
+          <w:p>
+            <w:pPr>
+              <w:rPr>
+                <w:rFonts w:ascii="Calibri" w:hAnsi="Calibri"/>
+                <w:color w:val="000000"/>
+                <w:sz w:val="14"/>
+                <w:szCs w:val="14"/>
+              </w:rPr>
+            </w:pPr>
+            <w:r>
+              <w:rPr>
+                <w:sz w:val="14"/>
+                <w:szCs w:val="14"/>
+              </w:rPr>
+              <w:t>Servidor levantado. Token JWT válido con rol Administrador del Sistema. Body incompleto o vacío.</w:t>
+            </w:r>
+          </w:p>
+        </w:tc>
+        <w:tc>
+          <w:tcPr>
+            <w:tcW w:w="1393" w:type="dxa"/>
+            <w:shd w:val="clear" w:color="auto" w:fill="FFFFFF"/>
+            <w:vAlign w:val="center"/>
+          </w:tcPr>
+          <w:p>
+            <w:pPr>
+              <w:rPr>
+                <w:sz w:val="14"/>
+                <w:szCs w:val="14"/>
+              </w:rPr>
+            </w:pPr>
+            <w:r>
+              <w:rPr>
+                <w:sz w:val="14"/>
+                <w:szCs w:val="14"/>
+              </w:rPr>
+              <w:t>1. Generar token Admin válido.</w:t>
+            </w:r>
+          </w:p>
+          <w:p>
+            <w:pPr>
+              <w:rPr>
+                <w:sz w:val="14"/>
+                <w:szCs w:val="14"/>
+              </w:rPr>
+            </w:pPr>
+            <w:r>
+              <w:rPr>
+                <w:sz w:val="14"/>
+                <w:szCs w:val="14"/>
+              </w:rPr>
+              <w:t>2. Ejecutar POST /api/v1/materiales.</w:t>
+            </w:r>
+          </w:p>
+          <w:p>
+            <w:pPr>
+              <w:rPr>
+                <w:sz w:val="14"/>
+                <w:szCs w:val="14"/>
+              </w:rPr>
+            </w:pPr>
+            <w:r>
+              <w:rPr>
+                <w:sz w:val="14"/>
+                <w:szCs w:val="14"/>
+              </w:rPr>
+              <w:t>3. Enviar Authorization: Bearer &lt;token_admin&gt;.</w:t>
+            </w:r>
+          </w:p>
+          <w:p>
+            <w:pPr>
+              <w:rPr>
+                <w:sz w:val="14"/>
+                <w:szCs w:val="14"/>
+              </w:rPr>
+            </w:pPr>
+            <w:r>
+              <w:rPr>
+                <w:sz w:val="14"/>
+                <w:szCs w:val="14"/>
+              </w:rPr>
+              <w:t>4. Omitir campos obligatorios: código, nombre, categoría y unidad.</w:t>
+            </w:r>
+          </w:p>
+          <w:p>
+            <w:pPr>
+              <w:rPr>
+                <w:rFonts w:ascii="Calibri" w:hAnsi="Calibri"/>
+                <w:color w:val="000000"/>
+                <w:sz w:val="14"/>
+                <w:szCs w:val="14"/>
+              </w:rPr>
+            </w:pPr>
+            <w:r>
+              <w:rPr>
+                <w:sz w:val="14"/>
+                <w:szCs w:val="14"/>
+              </w:rPr>
+              <w:t>5. Verificar validación de entrada.</w:t>
+            </w:r>
+          </w:p>
+        </w:tc>
+        <w:tc>
+          <w:tcPr>
+            <w:tcW w:w="993" w:type="dxa"/>
+            <w:shd w:val="clear" w:color="auto" w:fill="FFFFFF"/>
+            <w:vAlign w:val="center"/>
+          </w:tcPr>
+          <w:p>
+            <w:pPr>
+              <w:rPr>
+                <w:sz w:val="14"/>
+                <w:szCs w:val="14"/>
+              </w:rPr>
+            </w:pPr>
+            <w:r>
+              <w:rPr>
+                <w:rFonts w:ascii="Calibri" w:hAnsi="Calibri"/>
+                <w:color w:val="000000"/>
+                <w:sz w:val="14"/>
+                <w:szCs w:val="14"/>
+              </w:rPr>
+              <w:t>HTTP 400 (si BD disponible) o 500 (si BD no disponible). No 403.</w:t>
+            </w:r>
+          </w:p>
+        </w:tc>
+        <w:tc>
+          <w:tcPr>
+            <w:tcW w:w="850" w:type="dxa"/>
+            <w:shd w:val="clear" w:color="auto" w:fill="E2EFDA"/>
+            <w:vAlign w:val="center"/>
+          </w:tcPr>
+          <w:p>
+            <w:pPr>
+              <w:rPr>
+                <w:sz w:val="14"/>
+                <w:szCs w:val="14"/>
+              </w:rPr>
+            </w:pPr>
+            <w:r>
+              <w:rPr>
+                <w:rFonts w:ascii="Calibri" w:hAnsi="Calibri"/>
+                <w:color w:val="000000"/>
+                <w:sz w:val="14"/>
+                <w:szCs w:val="14"/>
+              </w:rPr>
+              <w:t>HTTP 400 – { error: 'Los campos código, nombre, categoría y unidad son obligatorios.' } o HTTP 500.</w:t>
+            </w:r>
+          </w:p>
+        </w:tc>
+        <w:tc>
+          <w:tcPr>
+            <w:tcW w:w="726" w:type="dxa"/>
+            <w:shd w:val="clear" w:color="auto" w:fill="E2EFDA"/>
+            <w:vAlign w:val="center"/>
+          </w:tcPr>
+          <w:p>
+            <w:pPr>
+              <w:jc w:val="center"/>
+              <w:rPr>
+                <w:sz w:val="14"/>
+                <w:szCs w:val="14"/>
+              </w:rPr>
+            </w:pPr>
+            <w:r>
+              <w:rPr>
+                <w:rFonts w:ascii="Calibri" w:hAnsi="Calibri"/>
+                <w:color w:val="000000"/>
+                <w:sz w:val="14"/>
+                <w:szCs w:val="14"/>
+              </w:rPr>
+              <w:t>PASS</w:t>
+            </w:r>
+          </w:p>
+        </w:tc>
+        <w:tc>
+          <w:tcPr>
+            <w:tcW w:w="991" w:type="dxa"/>
+            <w:shd w:val="clear" w:color="auto" w:fill="E2EFDA"/>
+            <w:vAlign w:val="center"/>
+          </w:tcPr>
+          <w:p>
+            <w:pPr>
+              <w:rPr>
+                <w:sz w:val="14"/>
+                <w:szCs w:val="14"/>
+              </w:rPr>
+            </w:pPr>
+            <w:r>
+              <w:rPr>
+                <w:rFonts w:ascii="Calibri" w:hAnsi="Calibri"/>
+                <w:color w:val="000000"/>
+                <w:sz w:val="14"/>
+                <w:szCs w:val="14"/>
               </w:rPr>
               <w:t>materiales_bodega.test.js – Test 6</w:t>
             </w:r>
@@ -3808,18 +4636,24 @@
         </w:trPr>
         <w:tc>
           <w:tcPr>
-            <w:tcW w:w="737" w:type="dxa"/>
+            <w:tcW w:w="534" w:type="dxa"/>
             <w:shd w:val="clear" w:color="auto" w:fill="F2F2F2"/>
             <w:vAlign w:val="center"/>
           </w:tcPr>
           <w:p>
             <w:pPr>
               <w:jc w:val="center"/>
-            </w:pPr>
-            <w:r>
-              <w:rPr>
-                <w:rFonts w:ascii="Calibri" w:hAnsi="Calibri"/>
-                <w:color w:val="000000"/>
+              <w:rPr>
+                <w:sz w:val="14"/>
+                <w:szCs w:val="14"/>
+              </w:rPr>
+            </w:pPr>
+            <w:r>
+              <w:rPr>
+                <w:rFonts w:ascii="Calibri" w:hAnsi="Calibri"/>
+                <w:color w:val="000000"/>
+                <w:sz w:val="14"/>
+                <w:szCs w:val="14"/>
               </w:rPr>
               <w:t>CP-039</w:t>
             </w:r>
@@ -3833,158 +4667,43 @@
           </w:tcPr>
           <w:p>
             <w:pPr>
-              <w:jc w:val="center"/>
-            </w:pPr>
-            <w:r>
-              <w:rPr>
-                <w:rFonts w:ascii="Calibri" w:hAnsi="Calibri"/>
-                <w:color w:val="000000"/>
-              </w:rPr>
-              <w:t>Grupo 1</w:t>
-            </w:r>
-          </w:p>
-        </w:tc>
-        <w:tc>
-          <w:tcPr>
-            <w:tcW w:w="1247" w:type="dxa"/>
+              <w:rPr>
+                <w:sz w:val="14"/>
+                <w:szCs w:val="14"/>
+              </w:rPr>
+            </w:pPr>
+            <w:r>
+              <w:rPr>
+                <w:rFonts w:ascii="Calibri" w:hAnsi="Calibri"/>
+                <w:color w:val="000000"/>
+                <w:sz w:val="14"/>
+                <w:szCs w:val="14"/>
+              </w:rPr>
+              <w:t>Materiales</w:t>
+            </w:r>
+          </w:p>
+        </w:tc>
+        <w:tc>
+          <w:tcPr>
+            <w:tcW w:w="992" w:type="dxa"/>
             <w:shd w:val="clear" w:color="auto" w:fill="F2F2F2"/>
             <w:vAlign w:val="center"/>
           </w:tcPr>
           <w:p>
-            <w:r>
-              <w:rPr>
-                <w:rFonts w:ascii="Calibri" w:hAnsi="Calibri"/>
-                <w:color w:val="000000"/>
-              </w:rPr>
-              <w:t>Materiales</w:t>
-            </w:r>
-          </w:p>
-        </w:tc>
-        <w:tc>
-          <w:tcPr>
-            <w:tcW w:w="2438" w:type="dxa"/>
-            <w:shd w:val="clear" w:color="auto" w:fill="F2F2F2"/>
-            <w:vAlign w:val="center"/>
-          </w:tcPr>
-          <w:p>
-            <w:r>
-              <w:rPr>
-                <w:rFonts w:ascii="Calibri" w:hAnsi="Calibri"/>
-                <w:color w:val="000000"/>
-              </w:rPr>
-              <w:t>GET /materiales/</w:t>
-            </w:r>
-            <w:r>
-              <w:rPr>
-                <w:rFonts w:ascii="Calibri" w:hAnsi="Calibri"/>
-                <w:color w:val="000000"/>
-              </w:rPr>
-              <w:t>categorías</w:t>
-            </w:r>
-            <w:r>
-              <w:rPr>
-                <w:rFonts w:ascii="Calibri" w:hAnsi="Calibri"/>
-                <w:color w:val="000000"/>
-              </w:rPr>
-              <w:t xml:space="preserve"> con Admin: pasa auth, retorna </w:t>
-            </w:r>
-            <w:r>
-              <w:rPr>
-                <w:rFonts w:ascii="Calibri" w:hAnsi="Calibri"/>
-                <w:color w:val="000000"/>
-              </w:rPr>
-              <w:t>categorías</w:t>
-            </w:r>
-            <w:r>
-              <w:rPr>
-                <w:rFonts w:ascii="Calibri" w:hAnsi="Calibri"/>
-                <w:color w:val="000000"/>
-              </w:rPr>
-              <w:t xml:space="preserve"> o error de BD</w:t>
-            </w:r>
-          </w:p>
-        </w:tc>
-        <w:tc>
-          <w:tcPr>
-            <w:tcW w:w="907" w:type="dxa"/>
-            <w:shd w:val="clear" w:color="auto" w:fill="F2F2F2"/>
-            <w:vAlign w:val="center"/>
-          </w:tcPr>
-          <w:p>
-            <w:pPr>
-              <w:jc w:val="center"/>
-            </w:pPr>
-            <w:r>
-              <w:rPr>
-                <w:rFonts w:ascii="Calibri" w:hAnsi="Calibri"/>
-                <w:color w:val="000000"/>
-              </w:rPr>
-              <w:t>Automatizada</w:t>
-            </w:r>
-          </w:p>
-        </w:tc>
-        <w:tc>
-          <w:tcPr>
-            <w:tcW w:w="1587" w:type="dxa"/>
-            <w:shd w:val="clear" w:color="auto" w:fill="F2F2F2"/>
-            <w:vAlign w:val="center"/>
-          </w:tcPr>
-          <w:p>
-            <w:r>
-              <w:rPr>
-                <w:rFonts w:ascii="Calibri" w:hAnsi="Calibri"/>
-                <w:color w:val="000000"/>
-              </w:rPr>
-              <w:t>HTTP 200 o 500 (no 401 ni 403).</w:t>
-            </w:r>
-          </w:p>
-        </w:tc>
-        <w:tc>
-          <w:tcPr>
-            <w:tcW w:w="1587" w:type="dxa"/>
-            <w:shd w:val="clear" w:color="auto" w:fill="F2F2F2"/>
-            <w:vAlign w:val="center"/>
-          </w:tcPr>
-          <w:p>
-            <w:r>
-              <w:rPr>
-                <w:rFonts w:ascii="Calibri" w:hAnsi="Calibri"/>
-                <w:color w:val="000000"/>
-              </w:rPr>
-              <w:t xml:space="preserve">HTTP 200 o 500 </w:t>
-            </w:r>
-            <w:r>
-              <w:rPr>
-                <w:rFonts w:ascii="Calibri" w:hAnsi="Calibri"/>
-                <w:color w:val="000000"/>
-              </w:rPr>
-              <w:t>según</w:t>
-            </w:r>
-            <w:r>
-              <w:rPr>
-                <w:rFonts w:ascii="Calibri" w:hAnsi="Calibri"/>
-                <w:color w:val="000000"/>
-              </w:rPr>
-              <w:t xml:space="preserve"> disponibilidad BD.</w:t>
-            </w:r>
-          </w:p>
-        </w:tc>
-        <w:tc>
-          <w:tcPr>
-            <w:tcW w:w="964" w:type="dxa"/>
-            <w:shd w:val="clear" w:color="auto" w:fill="E2EFDA"/>
-            <w:vAlign w:val="center"/>
-          </w:tcPr>
-          <w:p>
-            <w:pPr>
-              <w:jc w:val="center"/>
-            </w:pPr>
-            <w:r>
-              <w:rPr>
-                <w:rFonts w:ascii="Calibri" w:hAnsi="Calibri"/>
-                <w:color w:val="000000"/>
-              </w:rPr>
-              <w:t>PASS</w:t>
+            <w:pPr>
+              <w:rPr>
+                <w:sz w:val="14"/>
+                <w:szCs w:val="14"/>
+              </w:rPr>
+            </w:pPr>
+            <w:r>
+              <w:rPr>
+                <w:rFonts w:ascii="Calibri" w:hAnsi="Calibri"/>
+                <w:color w:val="000000"/>
+                <w:sz w:val="14"/>
+                <w:szCs w:val="14"/>
+              </w:rPr>
+              <w:t>GET /materiales/categorías con Admin: pasa auth, retorna categorías o error de BD</w:t>
             </w:r>
           </w:p>
         </w:tc>
@@ -3995,10 +4714,225 @@
             <w:vAlign w:val="center"/>
           </w:tcPr>
           <w:p>
-            <w:r>
-              <w:rPr>
-                <w:rFonts w:ascii="Calibri" w:hAnsi="Calibri"/>
-                <w:color w:val="000000"/>
+            <w:pPr>
+              <w:jc w:val="center"/>
+              <w:rPr>
+                <w:sz w:val="14"/>
+                <w:szCs w:val="14"/>
+              </w:rPr>
+            </w:pPr>
+            <w:r>
+              <w:rPr>
+                <w:rFonts w:ascii="Calibri" w:hAnsi="Calibri"/>
+                <w:color w:val="000000"/>
+                <w:sz w:val="14"/>
+                <w:szCs w:val="14"/>
+              </w:rPr>
+              <w:t>Automatizada</w:t>
+            </w:r>
+          </w:p>
+        </w:tc>
+        <w:tc>
+          <w:tcPr>
+            <w:tcW w:w="1442" w:type="dxa"/>
+            <w:shd w:val="clear" w:color="auto" w:fill="F2F2F2"/>
+            <w:vAlign w:val="center"/>
+          </w:tcPr>
+          <w:p>
+            <w:pPr>
+              <w:rPr>
+                <w:rFonts w:ascii="Calibri" w:hAnsi="Calibri"/>
+                <w:color w:val="000000"/>
+                <w:sz w:val="14"/>
+                <w:szCs w:val="14"/>
+              </w:rPr>
+            </w:pPr>
+            <w:r>
+              <w:rPr>
+                <w:sz w:val="14"/>
+                <w:szCs w:val="14"/>
+              </w:rPr>
+              <w:t>Servidor levantado. Token JWT válido con rol Administrador del Sistema.</w:t>
+            </w:r>
+          </w:p>
+        </w:tc>
+        <w:tc>
+          <w:tcPr>
+            <w:tcW w:w="1393" w:type="dxa"/>
+            <w:shd w:val="clear" w:color="auto" w:fill="F2F2F2"/>
+            <w:vAlign w:val="center"/>
+          </w:tcPr>
+          <w:p>
+            <w:pPr>
+              <w:rPr>
+                <w:sz w:val="14"/>
+                <w:szCs w:val="14"/>
+              </w:rPr>
+            </w:pPr>
+            <w:r>
+              <w:rPr>
+                <w:sz w:val="14"/>
+                <w:szCs w:val="14"/>
+              </w:rPr>
+              <w:t>1. Generar token Admin válido.</w:t>
+            </w:r>
+          </w:p>
+          <w:p>
+            <w:pPr>
+              <w:rPr>
+                <w:sz w:val="14"/>
+                <w:szCs w:val="14"/>
+              </w:rPr>
+            </w:pPr>
+            <w:r>
+              <w:rPr>
+                <w:sz w:val="14"/>
+                <w:szCs w:val="14"/>
+              </w:rPr>
+              <w:t>2. Ejecutar GET /api/v1/materiales/</w:t>
+            </w:r>
+            <w:proofErr w:type="spellStart"/>
+            <w:r>
+              <w:rPr>
+                <w:sz w:val="14"/>
+                <w:szCs w:val="14"/>
+              </w:rPr>
+              <w:t>categorias</w:t>
+            </w:r>
+            <w:proofErr w:type="spellEnd"/>
+            <w:r>
+              <w:rPr>
+                <w:sz w:val="14"/>
+                <w:szCs w:val="14"/>
+              </w:rPr>
+              <w:t xml:space="preserve"> o ruta equivalente definida.</w:t>
+            </w:r>
+          </w:p>
+          <w:p>
+            <w:pPr>
+              <w:rPr>
+                <w:sz w:val="14"/>
+                <w:szCs w:val="14"/>
+              </w:rPr>
+            </w:pPr>
+            <w:r>
+              <w:rPr>
+                <w:sz w:val="14"/>
+                <w:szCs w:val="14"/>
+              </w:rPr>
+              <w:t>3. Enviar Authorization: Bearer &lt;token_admin&gt;.</w:t>
+            </w:r>
+          </w:p>
+          <w:p>
+            <w:pPr>
+              <w:rPr>
+                <w:rFonts w:ascii="Calibri" w:hAnsi="Calibri"/>
+                <w:color w:val="000000"/>
+                <w:sz w:val="14"/>
+                <w:szCs w:val="14"/>
+              </w:rPr>
+            </w:pPr>
+            <w:r>
+              <w:rPr>
+                <w:sz w:val="14"/>
+                <w:szCs w:val="14"/>
+              </w:rPr>
+              <w:t>4. Validar que no retorne 401 ni 403.</w:t>
+            </w:r>
+          </w:p>
+        </w:tc>
+        <w:tc>
+          <w:tcPr>
+            <w:tcW w:w="993" w:type="dxa"/>
+            <w:shd w:val="clear" w:color="auto" w:fill="F2F2F2"/>
+            <w:vAlign w:val="center"/>
+          </w:tcPr>
+          <w:p>
+            <w:pPr>
+              <w:rPr>
+                <w:sz w:val="14"/>
+                <w:szCs w:val="14"/>
+              </w:rPr>
+            </w:pPr>
+            <w:r>
+              <w:rPr>
+                <w:rFonts w:ascii="Calibri" w:hAnsi="Calibri"/>
+                <w:color w:val="000000"/>
+                <w:sz w:val="14"/>
+                <w:szCs w:val="14"/>
+              </w:rPr>
+              <w:t>HTTP 200 o 500 (no 401 ni 403).</w:t>
+            </w:r>
+          </w:p>
+        </w:tc>
+        <w:tc>
+          <w:tcPr>
+            <w:tcW w:w="850" w:type="dxa"/>
+            <w:shd w:val="clear" w:color="auto" w:fill="E2EFDA"/>
+            <w:vAlign w:val="center"/>
+          </w:tcPr>
+          <w:p>
+            <w:pPr>
+              <w:rPr>
+                <w:sz w:val="14"/>
+                <w:szCs w:val="14"/>
+              </w:rPr>
+            </w:pPr>
+            <w:r>
+              <w:rPr>
+                <w:rFonts w:ascii="Calibri" w:hAnsi="Calibri"/>
+                <w:color w:val="000000"/>
+                <w:sz w:val="14"/>
+                <w:szCs w:val="14"/>
+              </w:rPr>
+              <w:t>HTTP 200 o 500 según disponibilidad BD.</w:t>
+            </w:r>
+          </w:p>
+        </w:tc>
+        <w:tc>
+          <w:tcPr>
+            <w:tcW w:w="726" w:type="dxa"/>
+            <w:shd w:val="clear" w:color="auto" w:fill="E2EFDA"/>
+            <w:vAlign w:val="center"/>
+          </w:tcPr>
+          <w:p>
+            <w:pPr>
+              <w:jc w:val="center"/>
+              <w:rPr>
+                <w:sz w:val="14"/>
+                <w:szCs w:val="14"/>
+              </w:rPr>
+            </w:pPr>
+            <w:r>
+              <w:rPr>
+                <w:rFonts w:ascii="Calibri" w:hAnsi="Calibri"/>
+                <w:color w:val="000000"/>
+                <w:sz w:val="14"/>
+                <w:szCs w:val="14"/>
+              </w:rPr>
+              <w:t>PASS</w:t>
+            </w:r>
+          </w:p>
+        </w:tc>
+        <w:tc>
+          <w:tcPr>
+            <w:tcW w:w="991" w:type="dxa"/>
+            <w:shd w:val="clear" w:color="auto" w:fill="E2EFDA"/>
+            <w:vAlign w:val="center"/>
+          </w:tcPr>
+          <w:p>
+            <w:pPr>
+              <w:rPr>
+                <w:sz w:val="14"/>
+                <w:szCs w:val="14"/>
+              </w:rPr>
+            </w:pPr>
+            <w:r>
+              <w:rPr>
+                <w:rFonts w:ascii="Calibri" w:hAnsi="Calibri"/>
+                <w:color w:val="000000"/>
+                <w:sz w:val="14"/>
+                <w:szCs w:val="14"/>
               </w:rPr>
               <w:t>materiales_bodega.test.js – Test 7</w:t>
             </w:r>
@@ -4011,18 +4945,24 @@
         </w:trPr>
         <w:tc>
           <w:tcPr>
-            <w:tcW w:w="737" w:type="dxa"/>
+            <w:tcW w:w="534" w:type="dxa"/>
             <w:shd w:val="clear" w:color="auto" w:fill="FFFFFF"/>
             <w:vAlign w:val="center"/>
           </w:tcPr>
           <w:p>
             <w:pPr>
               <w:jc w:val="center"/>
-            </w:pPr>
-            <w:r>
-              <w:rPr>
-                <w:rFonts w:ascii="Calibri" w:hAnsi="Calibri"/>
-                <w:color w:val="000000"/>
+              <w:rPr>
+                <w:sz w:val="14"/>
+                <w:szCs w:val="14"/>
+              </w:rPr>
+            </w:pPr>
+            <w:r>
+              <w:rPr>
+                <w:rFonts w:ascii="Calibri" w:hAnsi="Calibri"/>
+                <w:color w:val="000000"/>
+                <w:sz w:val="14"/>
+                <w:szCs w:val="14"/>
               </w:rPr>
               <w:t>CP-040</w:t>
             </w:r>
@@ -4036,130 +4976,43 @@
           </w:tcPr>
           <w:p>
             <w:pPr>
-              <w:jc w:val="center"/>
-            </w:pPr>
-            <w:r>
-              <w:rPr>
-                <w:rFonts w:ascii="Calibri" w:hAnsi="Calibri"/>
-                <w:color w:val="000000"/>
-              </w:rPr>
-              <w:t>Grupo 1</w:t>
-            </w:r>
-          </w:p>
-        </w:tc>
-        <w:tc>
-          <w:tcPr>
-            <w:tcW w:w="1247" w:type="dxa"/>
+              <w:rPr>
+                <w:sz w:val="14"/>
+                <w:szCs w:val="14"/>
+              </w:rPr>
+            </w:pPr>
+            <w:r>
+              <w:rPr>
+                <w:rFonts w:ascii="Calibri" w:hAnsi="Calibri"/>
+                <w:color w:val="000000"/>
+                <w:sz w:val="14"/>
+                <w:szCs w:val="14"/>
+              </w:rPr>
+              <w:t>Materiales</w:t>
+            </w:r>
+          </w:p>
+        </w:tc>
+        <w:tc>
+          <w:tcPr>
+            <w:tcW w:w="992" w:type="dxa"/>
             <w:shd w:val="clear" w:color="auto" w:fill="FFFFFF"/>
             <w:vAlign w:val="center"/>
           </w:tcPr>
           <w:p>
-            <w:r>
-              <w:rPr>
-                <w:rFonts w:ascii="Calibri" w:hAnsi="Calibri"/>
-                <w:color w:val="000000"/>
-              </w:rPr>
-              <w:t>Materiales</w:t>
-            </w:r>
-          </w:p>
-        </w:tc>
-        <w:tc>
-          <w:tcPr>
-            <w:tcW w:w="2438" w:type="dxa"/>
-            <w:shd w:val="clear" w:color="auto" w:fill="FFFFFF"/>
-            <w:vAlign w:val="center"/>
-          </w:tcPr>
-          <w:p>
-            <w:r>
-              <w:rPr>
-                <w:rFonts w:ascii="Calibri" w:hAnsi="Calibri"/>
-                <w:color w:val="000000"/>
-              </w:rPr>
-              <w:t xml:space="preserve">DELETE /materiales/:id con Contador: RBAC deniega </w:t>
-            </w:r>
-            <w:r>
-              <w:rPr>
-                <w:rFonts w:ascii="Calibri" w:hAnsi="Calibri"/>
-                <w:color w:val="000000"/>
-              </w:rPr>
-              <w:t>eliminación</w:t>
-            </w:r>
-            <w:r>
-              <w:rPr>
-                <w:rFonts w:ascii="Calibri" w:hAnsi="Calibri"/>
-                <w:color w:val="000000"/>
-              </w:rPr>
-              <w:t xml:space="preserve"> (solo Admin)</w:t>
-            </w:r>
-          </w:p>
-        </w:tc>
-        <w:tc>
-          <w:tcPr>
-            <w:tcW w:w="907" w:type="dxa"/>
-            <w:shd w:val="clear" w:color="auto" w:fill="FFFFFF"/>
-            <w:vAlign w:val="center"/>
-          </w:tcPr>
-          <w:p>
-            <w:pPr>
-              <w:jc w:val="center"/>
-            </w:pPr>
-            <w:r>
-              <w:rPr>
-                <w:rFonts w:ascii="Calibri" w:hAnsi="Calibri"/>
-                <w:color w:val="000000"/>
-              </w:rPr>
-              <w:t>Automatizada</w:t>
-            </w:r>
-          </w:p>
-        </w:tc>
-        <w:tc>
-          <w:tcPr>
-            <w:tcW w:w="1587" w:type="dxa"/>
-            <w:shd w:val="clear" w:color="auto" w:fill="FFFFFF"/>
-            <w:vAlign w:val="center"/>
-          </w:tcPr>
-          <w:p>
-            <w:r>
-              <w:rPr>
-                <w:rFonts w:ascii="Calibri" w:hAnsi="Calibri"/>
-                <w:color w:val="000000"/>
-              </w:rPr>
-              <w:t>HTTP 403.</w:t>
-            </w:r>
-          </w:p>
-        </w:tc>
-        <w:tc>
-          <w:tcPr>
-            <w:tcW w:w="1587" w:type="dxa"/>
-            <w:shd w:val="clear" w:color="auto" w:fill="FFFFFF"/>
-            <w:vAlign w:val="center"/>
-          </w:tcPr>
-          <w:p>
-            <w:r>
-              <w:rPr>
-                <w:rFonts w:ascii="Calibri" w:hAnsi="Calibri"/>
-                <w:color w:val="000000"/>
-              </w:rPr>
-              <w:t>HTTP 403.</w:t>
-            </w:r>
-          </w:p>
-        </w:tc>
-        <w:tc>
-          <w:tcPr>
-            <w:tcW w:w="964" w:type="dxa"/>
-            <w:shd w:val="clear" w:color="auto" w:fill="E2EFDA"/>
-            <w:vAlign w:val="center"/>
-          </w:tcPr>
-          <w:p>
-            <w:pPr>
-              <w:jc w:val="center"/>
-            </w:pPr>
-            <w:r>
-              <w:rPr>
-                <w:rFonts w:ascii="Calibri" w:hAnsi="Calibri"/>
-                <w:color w:val="000000"/>
-              </w:rPr>
-              <w:t>PASS</w:t>
+            <w:pPr>
+              <w:rPr>
+                <w:sz w:val="14"/>
+                <w:szCs w:val="14"/>
+              </w:rPr>
+            </w:pPr>
+            <w:r>
+              <w:rPr>
+                <w:rFonts w:ascii="Calibri" w:hAnsi="Calibri"/>
+                <w:color w:val="000000"/>
+                <w:sz w:val="14"/>
+                <w:szCs w:val="14"/>
+              </w:rPr>
+              <w:t>DELETE /materiales/:id con Contador: RBAC deniega eliminación (solo Admin)</w:t>
             </w:r>
           </w:p>
         </w:tc>
@@ -4170,10 +5023,209 @@
             <w:vAlign w:val="center"/>
           </w:tcPr>
           <w:p>
-            <w:r>
-              <w:rPr>
-                <w:rFonts w:ascii="Calibri" w:hAnsi="Calibri"/>
-                <w:color w:val="000000"/>
+            <w:pPr>
+              <w:jc w:val="center"/>
+              <w:rPr>
+                <w:sz w:val="14"/>
+                <w:szCs w:val="14"/>
+              </w:rPr>
+            </w:pPr>
+            <w:r>
+              <w:rPr>
+                <w:rFonts w:ascii="Calibri" w:hAnsi="Calibri"/>
+                <w:color w:val="000000"/>
+                <w:sz w:val="14"/>
+                <w:szCs w:val="14"/>
+              </w:rPr>
+              <w:t>Automatizada</w:t>
+            </w:r>
+          </w:p>
+        </w:tc>
+        <w:tc>
+          <w:tcPr>
+            <w:tcW w:w="1442" w:type="dxa"/>
+            <w:shd w:val="clear" w:color="auto" w:fill="FFFFFF"/>
+            <w:vAlign w:val="center"/>
+          </w:tcPr>
+          <w:p>
+            <w:pPr>
+              <w:rPr>
+                <w:rFonts w:ascii="Calibri" w:hAnsi="Calibri"/>
+                <w:color w:val="000000"/>
+                <w:sz w:val="14"/>
+                <w:szCs w:val="14"/>
+              </w:rPr>
+            </w:pPr>
+            <w:r>
+              <w:rPr>
+                <w:sz w:val="14"/>
+                <w:szCs w:val="14"/>
+              </w:rPr>
+              <w:t>Servidor levantado. Token JWT válido con rol Contador. ID de material de prueba definido.</w:t>
+            </w:r>
+          </w:p>
+        </w:tc>
+        <w:tc>
+          <w:tcPr>
+            <w:tcW w:w="1393" w:type="dxa"/>
+            <w:shd w:val="clear" w:color="auto" w:fill="FFFFFF"/>
+            <w:vAlign w:val="center"/>
+          </w:tcPr>
+          <w:p>
+            <w:pPr>
+              <w:rPr>
+                <w:sz w:val="14"/>
+                <w:szCs w:val="14"/>
+              </w:rPr>
+            </w:pPr>
+            <w:r>
+              <w:rPr>
+                <w:sz w:val="14"/>
+                <w:szCs w:val="14"/>
+              </w:rPr>
+              <w:t>1. Generar token Contador válido.</w:t>
+            </w:r>
+          </w:p>
+          <w:p>
+            <w:pPr>
+              <w:rPr>
+                <w:sz w:val="14"/>
+                <w:szCs w:val="14"/>
+              </w:rPr>
+            </w:pPr>
+            <w:r>
+              <w:rPr>
+                <w:sz w:val="14"/>
+                <w:szCs w:val="14"/>
+              </w:rPr>
+              <w:t>2. Ejecutar DELETE /api/v1/materiales/&lt;idMaterial&gt;.</w:t>
+            </w:r>
+          </w:p>
+          <w:p>
+            <w:pPr>
+              <w:rPr>
+                <w:sz w:val="14"/>
+                <w:szCs w:val="14"/>
+              </w:rPr>
+            </w:pPr>
+            <w:r>
+              <w:rPr>
+                <w:sz w:val="14"/>
+                <w:szCs w:val="14"/>
+              </w:rPr>
+              <w:t>3. Enviar Authorization: Bearer &lt;token_contador&gt;.</w:t>
+            </w:r>
+          </w:p>
+          <w:p>
+            <w:pPr>
+              <w:rPr>
+                <w:rFonts w:ascii="Calibri" w:hAnsi="Calibri"/>
+                <w:color w:val="000000"/>
+                <w:sz w:val="14"/>
+                <w:szCs w:val="14"/>
+              </w:rPr>
+            </w:pPr>
+            <w:r>
+              <w:rPr>
+                <w:sz w:val="14"/>
+                <w:szCs w:val="14"/>
+              </w:rPr>
+              <w:t>4. Validar rechazo por rol.</w:t>
+            </w:r>
+          </w:p>
+        </w:tc>
+        <w:tc>
+          <w:tcPr>
+            <w:tcW w:w="993" w:type="dxa"/>
+            <w:shd w:val="clear" w:color="auto" w:fill="FFFFFF"/>
+            <w:vAlign w:val="center"/>
+          </w:tcPr>
+          <w:p>
+            <w:pPr>
+              <w:rPr>
+                <w:sz w:val="14"/>
+                <w:szCs w:val="14"/>
+              </w:rPr>
+            </w:pPr>
+            <w:r>
+              <w:rPr>
+                <w:rFonts w:ascii="Calibri" w:hAnsi="Calibri"/>
+                <w:color w:val="000000"/>
+                <w:sz w:val="14"/>
+                <w:szCs w:val="14"/>
+              </w:rPr>
+              <w:t>HTTP 403.</w:t>
+            </w:r>
+          </w:p>
+        </w:tc>
+        <w:tc>
+          <w:tcPr>
+            <w:tcW w:w="850" w:type="dxa"/>
+            <w:shd w:val="clear" w:color="auto" w:fill="E2EFDA"/>
+            <w:vAlign w:val="center"/>
+          </w:tcPr>
+          <w:p>
+            <w:pPr>
+              <w:rPr>
+                <w:sz w:val="14"/>
+                <w:szCs w:val="14"/>
+              </w:rPr>
+            </w:pPr>
+            <w:r>
+              <w:rPr>
+                <w:rFonts w:ascii="Calibri" w:hAnsi="Calibri"/>
+                <w:color w:val="000000"/>
+                <w:sz w:val="14"/>
+                <w:szCs w:val="14"/>
+              </w:rPr>
+              <w:t>HTTP 403.</w:t>
+            </w:r>
+          </w:p>
+        </w:tc>
+        <w:tc>
+          <w:tcPr>
+            <w:tcW w:w="726" w:type="dxa"/>
+            <w:shd w:val="clear" w:color="auto" w:fill="E2EFDA"/>
+            <w:vAlign w:val="center"/>
+          </w:tcPr>
+          <w:p>
+            <w:pPr>
+              <w:jc w:val="center"/>
+              <w:rPr>
+                <w:sz w:val="14"/>
+                <w:szCs w:val="14"/>
+              </w:rPr>
+            </w:pPr>
+            <w:r>
+              <w:rPr>
+                <w:rFonts w:ascii="Calibri" w:hAnsi="Calibri"/>
+                <w:color w:val="000000"/>
+                <w:sz w:val="14"/>
+                <w:szCs w:val="14"/>
+              </w:rPr>
+              <w:t>PASS</w:t>
+            </w:r>
+          </w:p>
+        </w:tc>
+        <w:tc>
+          <w:tcPr>
+            <w:tcW w:w="991" w:type="dxa"/>
+            <w:shd w:val="clear" w:color="auto" w:fill="E2EFDA"/>
+            <w:vAlign w:val="center"/>
+          </w:tcPr>
+          <w:p>
+            <w:pPr>
+              <w:rPr>
+                <w:sz w:val="14"/>
+                <w:szCs w:val="14"/>
+              </w:rPr>
+            </w:pPr>
+            <w:r>
+              <w:rPr>
+                <w:rFonts w:ascii="Calibri" w:hAnsi="Calibri"/>
+                <w:color w:val="000000"/>
+                <w:sz w:val="14"/>
+                <w:szCs w:val="14"/>
               </w:rPr>
               <w:t>materiales_bodega.test.js – Test 8</w:t>
             </w:r>
@@ -4186,18 +5238,24 @@
         </w:trPr>
         <w:tc>
           <w:tcPr>
-            <w:tcW w:w="737" w:type="dxa"/>
+            <w:tcW w:w="534" w:type="dxa"/>
             <w:shd w:val="clear" w:color="auto" w:fill="F2F2F2"/>
             <w:vAlign w:val="center"/>
           </w:tcPr>
           <w:p>
             <w:pPr>
               <w:jc w:val="center"/>
-            </w:pPr>
-            <w:r>
-              <w:rPr>
-                <w:rFonts w:ascii="Calibri" w:hAnsi="Calibri"/>
-                <w:color w:val="000000"/>
+              <w:rPr>
+                <w:sz w:val="14"/>
+                <w:szCs w:val="14"/>
+              </w:rPr>
+            </w:pPr>
+            <w:r>
+              <w:rPr>
+                <w:rFonts w:ascii="Calibri" w:hAnsi="Calibri"/>
+                <w:color w:val="000000"/>
+                <w:sz w:val="14"/>
+                <w:szCs w:val="14"/>
               </w:rPr>
               <w:t>CP-041</w:t>
             </w:r>
@@ -4211,116 +5269,43 @@
           </w:tcPr>
           <w:p>
             <w:pPr>
-              <w:jc w:val="center"/>
-            </w:pPr>
-            <w:r>
-              <w:rPr>
-                <w:rFonts w:ascii="Calibri" w:hAnsi="Calibri"/>
-                <w:color w:val="000000"/>
-              </w:rPr>
-              <w:t>Grupo 2</w:t>
-            </w:r>
-          </w:p>
-        </w:tc>
-        <w:tc>
-          <w:tcPr>
-            <w:tcW w:w="1247" w:type="dxa"/>
+              <w:rPr>
+                <w:sz w:val="14"/>
+                <w:szCs w:val="14"/>
+              </w:rPr>
+            </w:pPr>
+            <w:r>
+              <w:rPr>
+                <w:rFonts w:ascii="Calibri" w:hAnsi="Calibri"/>
+                <w:color w:val="000000"/>
+                <w:sz w:val="14"/>
+                <w:szCs w:val="14"/>
+              </w:rPr>
+              <w:t>Bodega</w:t>
+            </w:r>
+          </w:p>
+        </w:tc>
+        <w:tc>
+          <w:tcPr>
+            <w:tcW w:w="992" w:type="dxa"/>
             <w:shd w:val="clear" w:color="auto" w:fill="F2F2F2"/>
             <w:vAlign w:val="center"/>
           </w:tcPr>
           <w:p>
-            <w:r>
-              <w:rPr>
-                <w:rFonts w:ascii="Calibri" w:hAnsi="Calibri"/>
-                <w:color w:val="000000"/>
-              </w:rPr>
-              <w:t>Bodega</w:t>
-            </w:r>
-          </w:p>
-        </w:tc>
-        <w:tc>
-          <w:tcPr>
-            <w:tcW w:w="2438" w:type="dxa"/>
-            <w:shd w:val="clear" w:color="auto" w:fill="F2F2F2"/>
-            <w:vAlign w:val="center"/>
-          </w:tcPr>
-          <w:p>
-            <w:r>
-              <w:rPr>
-                <w:rFonts w:ascii="Calibri" w:hAnsi="Calibri"/>
-                <w:color w:val="000000"/>
+            <w:pPr>
+              <w:rPr>
+                <w:sz w:val="14"/>
+                <w:szCs w:val="14"/>
+              </w:rPr>
+            </w:pPr>
+            <w:r>
+              <w:rPr>
+                <w:rFonts w:ascii="Calibri" w:hAnsi="Calibri"/>
+                <w:color w:val="000000"/>
+                <w:sz w:val="14"/>
+                <w:szCs w:val="14"/>
               </w:rPr>
               <w:t>POST /bodega/.../movimientos sin token: ruta protegida</w:t>
-            </w:r>
-          </w:p>
-        </w:tc>
-        <w:tc>
-          <w:tcPr>
-            <w:tcW w:w="907" w:type="dxa"/>
-            <w:shd w:val="clear" w:color="auto" w:fill="F2F2F2"/>
-            <w:vAlign w:val="center"/>
-          </w:tcPr>
-          <w:p>
-            <w:pPr>
-              <w:jc w:val="center"/>
-            </w:pPr>
-            <w:r>
-              <w:rPr>
-                <w:rFonts w:ascii="Calibri" w:hAnsi="Calibri"/>
-                <w:color w:val="000000"/>
-              </w:rPr>
-              <w:t>Automatizada</w:t>
-            </w:r>
-          </w:p>
-        </w:tc>
-        <w:tc>
-          <w:tcPr>
-            <w:tcW w:w="1587" w:type="dxa"/>
-            <w:shd w:val="clear" w:color="auto" w:fill="F2F2F2"/>
-            <w:vAlign w:val="center"/>
-          </w:tcPr>
-          <w:p>
-            <w:r>
-              <w:rPr>
-                <w:rFonts w:ascii="Calibri" w:hAnsi="Calibri"/>
-                <w:color w:val="000000"/>
-              </w:rPr>
-              <w:t>HTTP 401 con campo 'error'.</w:t>
-            </w:r>
-          </w:p>
-        </w:tc>
-        <w:tc>
-          <w:tcPr>
-            <w:tcW w:w="1587" w:type="dxa"/>
-            <w:shd w:val="clear" w:color="auto" w:fill="F2F2F2"/>
-            <w:vAlign w:val="center"/>
-          </w:tcPr>
-          <w:p>
-            <w:r>
-              <w:rPr>
-                <w:rFonts w:ascii="Calibri" w:hAnsi="Calibri"/>
-                <w:color w:val="000000"/>
-              </w:rPr>
-              <w:t>HTTP 401.</w:t>
-            </w:r>
-          </w:p>
-        </w:tc>
-        <w:tc>
-          <w:tcPr>
-            <w:tcW w:w="964" w:type="dxa"/>
-            <w:shd w:val="clear" w:color="auto" w:fill="E2EFDA"/>
-            <w:vAlign w:val="center"/>
-          </w:tcPr>
-          <w:p>
-            <w:pPr>
-              <w:jc w:val="center"/>
-            </w:pPr>
-            <w:r>
-              <w:rPr>
-                <w:rFonts w:ascii="Calibri" w:hAnsi="Calibri"/>
-                <w:color w:val="000000"/>
-              </w:rPr>
-              <w:t>PASS</w:t>
             </w:r>
           </w:p>
         </w:tc>
@@ -4331,10 +5316,232 @@
             <w:vAlign w:val="center"/>
           </w:tcPr>
           <w:p>
-            <w:r>
-              <w:rPr>
-                <w:rFonts w:ascii="Calibri" w:hAnsi="Calibri"/>
-                <w:color w:val="000000"/>
+            <w:pPr>
+              <w:jc w:val="center"/>
+              <w:rPr>
+                <w:sz w:val="14"/>
+                <w:szCs w:val="14"/>
+              </w:rPr>
+            </w:pPr>
+            <w:r>
+              <w:rPr>
+                <w:rFonts w:ascii="Calibri" w:hAnsi="Calibri"/>
+                <w:color w:val="000000"/>
+                <w:sz w:val="14"/>
+                <w:szCs w:val="14"/>
+              </w:rPr>
+              <w:t>Automatizada</w:t>
+            </w:r>
+          </w:p>
+        </w:tc>
+        <w:tc>
+          <w:tcPr>
+            <w:tcW w:w="1442" w:type="dxa"/>
+            <w:shd w:val="clear" w:color="auto" w:fill="F2F2F2"/>
+            <w:vAlign w:val="center"/>
+          </w:tcPr>
+          <w:p>
+            <w:pPr>
+              <w:rPr>
+                <w:rFonts w:ascii="Calibri" w:hAnsi="Calibri"/>
+                <w:color w:val="000000"/>
+                <w:sz w:val="14"/>
+                <w:szCs w:val="14"/>
+              </w:rPr>
+            </w:pPr>
+            <w:r>
+              <w:rPr>
+                <w:sz w:val="14"/>
+                <w:szCs w:val="14"/>
+              </w:rPr>
+              <w:t>Servidor levantado. ID de proyecto o bodega de prueba definido. Body de movimiento preparado. Sin cabecera Authorization.</w:t>
+            </w:r>
+          </w:p>
+        </w:tc>
+        <w:tc>
+          <w:tcPr>
+            <w:tcW w:w="1393" w:type="dxa"/>
+            <w:shd w:val="clear" w:color="auto" w:fill="F2F2F2"/>
+            <w:vAlign w:val="center"/>
+          </w:tcPr>
+          <w:p>
+            <w:pPr>
+              <w:rPr>
+                <w:sz w:val="14"/>
+                <w:szCs w:val="14"/>
+              </w:rPr>
+            </w:pPr>
+            <w:r>
+              <w:rPr>
+                <w:sz w:val="14"/>
+                <w:szCs w:val="14"/>
+              </w:rPr>
+              <w:t>1. Ejecutar POST /api/v1/bodega/&lt;</w:t>
+            </w:r>
+            <w:proofErr w:type="spellStart"/>
+            <w:r>
+              <w:rPr>
+                <w:sz w:val="14"/>
+                <w:szCs w:val="14"/>
+              </w:rPr>
+              <w:t>idProyecto</w:t>
+            </w:r>
+            <w:proofErr w:type="spellEnd"/>
+            <w:r>
+              <w:rPr>
+                <w:sz w:val="14"/>
+                <w:szCs w:val="14"/>
+              </w:rPr>
+              <w:t xml:space="preserve">&gt;/movimientos o ruta </w:t>
+            </w:r>
+            <w:r>
+              <w:rPr>
+                <w:sz w:val="14"/>
+                <w:szCs w:val="14"/>
+              </w:rPr>
+              <w:t>equivalente.</w:t>
+            </w:r>
+          </w:p>
+          <w:p>
+            <w:pPr>
+              <w:rPr>
+                <w:sz w:val="14"/>
+                <w:szCs w:val="14"/>
+              </w:rPr>
+            </w:pPr>
+            <w:r>
+              <w:rPr>
+                <w:sz w:val="14"/>
+                <w:szCs w:val="14"/>
+              </w:rPr>
+              <w:t>2. Enviar body de movimiento.</w:t>
+            </w:r>
+          </w:p>
+          <w:p>
+            <w:pPr>
+              <w:rPr>
+                <w:sz w:val="14"/>
+                <w:szCs w:val="14"/>
+              </w:rPr>
+            </w:pPr>
+            <w:r>
+              <w:rPr>
+                <w:sz w:val="14"/>
+                <w:szCs w:val="14"/>
+              </w:rPr>
+              <w:t>3. No enviar token JWT.</w:t>
+            </w:r>
+          </w:p>
+          <w:p>
+            <w:pPr>
+              <w:rPr>
+                <w:rFonts w:ascii="Calibri" w:hAnsi="Calibri"/>
+                <w:color w:val="000000"/>
+                <w:sz w:val="14"/>
+                <w:szCs w:val="14"/>
+              </w:rPr>
+            </w:pPr>
+            <w:r>
+              <w:rPr>
+                <w:sz w:val="14"/>
+                <w:szCs w:val="14"/>
+              </w:rPr>
+              <w:t>4. Verificar rechazo por autenticación.</w:t>
+            </w:r>
+          </w:p>
+        </w:tc>
+        <w:tc>
+          <w:tcPr>
+            <w:tcW w:w="993" w:type="dxa"/>
+            <w:shd w:val="clear" w:color="auto" w:fill="F2F2F2"/>
+            <w:vAlign w:val="center"/>
+          </w:tcPr>
+          <w:p>
+            <w:pPr>
+              <w:rPr>
+                <w:sz w:val="14"/>
+                <w:szCs w:val="14"/>
+              </w:rPr>
+            </w:pPr>
+            <w:r>
+              <w:rPr>
+                <w:rFonts w:ascii="Calibri" w:hAnsi="Calibri"/>
+                <w:color w:val="000000"/>
+                <w:sz w:val="14"/>
+                <w:szCs w:val="14"/>
+              </w:rPr>
+              <w:t>HTTP 401 con campo 'error'.</w:t>
+            </w:r>
+          </w:p>
+        </w:tc>
+        <w:tc>
+          <w:tcPr>
+            <w:tcW w:w="850" w:type="dxa"/>
+            <w:shd w:val="clear" w:color="auto" w:fill="E2EFDA"/>
+            <w:vAlign w:val="center"/>
+          </w:tcPr>
+          <w:p>
+            <w:pPr>
+              <w:rPr>
+                <w:sz w:val="14"/>
+                <w:szCs w:val="14"/>
+              </w:rPr>
+            </w:pPr>
+            <w:r>
+              <w:rPr>
+                <w:rFonts w:ascii="Calibri" w:hAnsi="Calibri"/>
+                <w:color w:val="000000"/>
+                <w:sz w:val="14"/>
+                <w:szCs w:val="14"/>
+              </w:rPr>
+              <w:t>HTTP 401.</w:t>
+            </w:r>
+          </w:p>
+        </w:tc>
+        <w:tc>
+          <w:tcPr>
+            <w:tcW w:w="726" w:type="dxa"/>
+            <w:shd w:val="clear" w:color="auto" w:fill="E2EFDA"/>
+            <w:vAlign w:val="center"/>
+          </w:tcPr>
+          <w:p>
+            <w:pPr>
+              <w:jc w:val="center"/>
+              <w:rPr>
+                <w:sz w:val="14"/>
+                <w:szCs w:val="14"/>
+              </w:rPr>
+            </w:pPr>
+            <w:r>
+              <w:rPr>
+                <w:rFonts w:ascii="Calibri" w:hAnsi="Calibri"/>
+                <w:color w:val="000000"/>
+                <w:sz w:val="14"/>
+                <w:szCs w:val="14"/>
+              </w:rPr>
+              <w:t>PASS</w:t>
+            </w:r>
+          </w:p>
+        </w:tc>
+        <w:tc>
+          <w:tcPr>
+            <w:tcW w:w="991" w:type="dxa"/>
+            <w:shd w:val="clear" w:color="auto" w:fill="E2EFDA"/>
+            <w:vAlign w:val="center"/>
+          </w:tcPr>
+          <w:p>
+            <w:pPr>
+              <w:rPr>
+                <w:sz w:val="14"/>
+                <w:szCs w:val="14"/>
+              </w:rPr>
+            </w:pPr>
+            <w:r>
+              <w:rPr>
+                <w:rFonts w:ascii="Calibri" w:hAnsi="Calibri"/>
+                <w:color w:val="000000"/>
+                <w:sz w:val="14"/>
+                <w:szCs w:val="14"/>
               </w:rPr>
               <w:t>materiales_bodega.test.js – Test 9</w:t>
             </w:r>
@@ -4347,18 +5554,24 @@
         </w:trPr>
         <w:tc>
           <w:tcPr>
-            <w:tcW w:w="737" w:type="dxa"/>
+            <w:tcW w:w="534" w:type="dxa"/>
             <w:shd w:val="clear" w:color="auto" w:fill="FFFFFF"/>
             <w:vAlign w:val="center"/>
           </w:tcPr>
           <w:p>
             <w:pPr>
               <w:jc w:val="center"/>
-            </w:pPr>
-            <w:r>
-              <w:rPr>
-                <w:rFonts w:ascii="Calibri" w:hAnsi="Calibri"/>
-                <w:color w:val="000000"/>
+              <w:rPr>
+                <w:sz w:val="14"/>
+                <w:szCs w:val="14"/>
+              </w:rPr>
+            </w:pPr>
+            <w:r>
+              <w:rPr>
+                <w:rFonts w:ascii="Calibri" w:hAnsi="Calibri"/>
+                <w:color w:val="000000"/>
+                <w:sz w:val="14"/>
+                <w:szCs w:val="14"/>
               </w:rPr>
               <w:t>CP-042</w:t>
             </w:r>
@@ -4372,116 +5585,43 @@
           </w:tcPr>
           <w:p>
             <w:pPr>
-              <w:jc w:val="center"/>
-            </w:pPr>
-            <w:r>
-              <w:rPr>
-                <w:rFonts w:ascii="Calibri" w:hAnsi="Calibri"/>
-                <w:color w:val="000000"/>
-              </w:rPr>
-              <w:t>Grupo 2</w:t>
-            </w:r>
-          </w:p>
-        </w:tc>
-        <w:tc>
-          <w:tcPr>
-            <w:tcW w:w="1247" w:type="dxa"/>
+              <w:rPr>
+                <w:sz w:val="14"/>
+                <w:szCs w:val="14"/>
+              </w:rPr>
+            </w:pPr>
+            <w:r>
+              <w:rPr>
+                <w:rFonts w:ascii="Calibri" w:hAnsi="Calibri"/>
+                <w:color w:val="000000"/>
+                <w:sz w:val="14"/>
+                <w:szCs w:val="14"/>
+              </w:rPr>
+              <w:t>Bodega</w:t>
+            </w:r>
+          </w:p>
+        </w:tc>
+        <w:tc>
+          <w:tcPr>
+            <w:tcW w:w="992" w:type="dxa"/>
             <w:shd w:val="clear" w:color="auto" w:fill="FFFFFF"/>
             <w:vAlign w:val="center"/>
           </w:tcPr>
           <w:p>
-            <w:r>
-              <w:rPr>
-                <w:rFonts w:ascii="Calibri" w:hAnsi="Calibri"/>
-                <w:color w:val="000000"/>
-              </w:rPr>
-              <w:t>Bodega</w:t>
-            </w:r>
-          </w:p>
-        </w:tc>
-        <w:tc>
-          <w:tcPr>
-            <w:tcW w:w="2438" w:type="dxa"/>
-            <w:shd w:val="clear" w:color="auto" w:fill="FFFFFF"/>
-            <w:vAlign w:val="center"/>
-          </w:tcPr>
-          <w:p>
-            <w:r>
-              <w:rPr>
-                <w:rFonts w:ascii="Calibri" w:hAnsi="Calibri"/>
-                <w:color w:val="000000"/>
+            <w:pPr>
+              <w:rPr>
+                <w:sz w:val="14"/>
+                <w:szCs w:val="14"/>
+              </w:rPr>
+            </w:pPr>
+            <w:r>
+              <w:rPr>
+                <w:rFonts w:ascii="Calibri" w:hAnsi="Calibri"/>
+                <w:color w:val="000000"/>
+                <w:sz w:val="14"/>
+                <w:szCs w:val="14"/>
               </w:rPr>
               <w:t>POST .../movimientos con Residente: RBAC deniega registro (canWrite: Admin y Bodeguero)</w:t>
-            </w:r>
-          </w:p>
-        </w:tc>
-        <w:tc>
-          <w:tcPr>
-            <w:tcW w:w="907" w:type="dxa"/>
-            <w:shd w:val="clear" w:color="auto" w:fill="FFFFFF"/>
-            <w:vAlign w:val="center"/>
-          </w:tcPr>
-          <w:p>
-            <w:pPr>
-              <w:jc w:val="center"/>
-            </w:pPr>
-            <w:r>
-              <w:rPr>
-                <w:rFonts w:ascii="Calibri" w:hAnsi="Calibri"/>
-                <w:color w:val="000000"/>
-              </w:rPr>
-              <w:t>Automatizada</w:t>
-            </w:r>
-          </w:p>
-        </w:tc>
-        <w:tc>
-          <w:tcPr>
-            <w:tcW w:w="1587" w:type="dxa"/>
-            <w:shd w:val="clear" w:color="auto" w:fill="FFFFFF"/>
-            <w:vAlign w:val="center"/>
-          </w:tcPr>
-          <w:p>
-            <w:r>
-              <w:rPr>
-                <w:rFonts w:ascii="Calibri" w:hAnsi="Calibri"/>
-                <w:color w:val="000000"/>
-              </w:rPr>
-              <w:t>HTTP 403.</w:t>
-            </w:r>
-          </w:p>
-        </w:tc>
-        <w:tc>
-          <w:tcPr>
-            <w:tcW w:w="1587" w:type="dxa"/>
-            <w:shd w:val="clear" w:color="auto" w:fill="FFFFFF"/>
-            <w:vAlign w:val="center"/>
-          </w:tcPr>
-          <w:p>
-            <w:r>
-              <w:rPr>
-                <w:rFonts w:ascii="Calibri" w:hAnsi="Calibri"/>
-                <w:color w:val="000000"/>
-              </w:rPr>
-              <w:t>HTTP 403.</w:t>
-            </w:r>
-          </w:p>
-        </w:tc>
-        <w:tc>
-          <w:tcPr>
-            <w:tcW w:w="964" w:type="dxa"/>
-            <w:shd w:val="clear" w:color="auto" w:fill="E2EFDA"/>
-            <w:vAlign w:val="center"/>
-          </w:tcPr>
-          <w:p>
-            <w:pPr>
-              <w:jc w:val="center"/>
-            </w:pPr>
-            <w:r>
-              <w:rPr>
-                <w:rFonts w:ascii="Calibri" w:hAnsi="Calibri"/>
-                <w:color w:val="000000"/>
-              </w:rPr>
-              <w:t>PASS</w:t>
             </w:r>
           </w:p>
         </w:tc>
@@ -4492,10 +5632,240 @@
             <w:vAlign w:val="center"/>
           </w:tcPr>
           <w:p>
-            <w:r>
-              <w:rPr>
-                <w:rFonts w:ascii="Calibri" w:hAnsi="Calibri"/>
-                <w:color w:val="000000"/>
+            <w:pPr>
+              <w:jc w:val="center"/>
+              <w:rPr>
+                <w:sz w:val="14"/>
+                <w:szCs w:val="14"/>
+              </w:rPr>
+            </w:pPr>
+            <w:r>
+              <w:rPr>
+                <w:rFonts w:ascii="Calibri" w:hAnsi="Calibri"/>
+                <w:color w:val="000000"/>
+                <w:sz w:val="14"/>
+                <w:szCs w:val="14"/>
+              </w:rPr>
+              <w:t>Automatizada</w:t>
+            </w:r>
+          </w:p>
+        </w:tc>
+        <w:tc>
+          <w:tcPr>
+            <w:tcW w:w="1442" w:type="dxa"/>
+            <w:shd w:val="clear" w:color="auto" w:fill="FFFFFF"/>
+            <w:vAlign w:val="center"/>
+          </w:tcPr>
+          <w:p>
+            <w:pPr>
+              <w:rPr>
+                <w:rFonts w:ascii="Calibri" w:hAnsi="Calibri"/>
+                <w:color w:val="000000"/>
+                <w:sz w:val="14"/>
+                <w:szCs w:val="14"/>
+              </w:rPr>
+            </w:pPr>
+            <w:r>
+              <w:rPr>
+                <w:sz w:val="14"/>
+                <w:szCs w:val="14"/>
+              </w:rPr>
+              <w:t>Servidor levantado. Token JWT válido con rol Residente. Body de movimiento preparado.</w:t>
+            </w:r>
+          </w:p>
+        </w:tc>
+        <w:tc>
+          <w:tcPr>
+            <w:tcW w:w="1393" w:type="dxa"/>
+            <w:shd w:val="clear" w:color="auto" w:fill="FFFFFF"/>
+            <w:vAlign w:val="center"/>
+          </w:tcPr>
+          <w:p>
+            <w:pPr>
+              <w:rPr>
+                <w:sz w:val="14"/>
+                <w:szCs w:val="14"/>
+              </w:rPr>
+            </w:pPr>
+            <w:r>
+              <w:rPr>
+                <w:sz w:val="14"/>
+                <w:szCs w:val="14"/>
+              </w:rPr>
+              <w:t>1. Generar token Residente válido.</w:t>
+            </w:r>
+          </w:p>
+          <w:p>
+            <w:pPr>
+              <w:rPr>
+                <w:sz w:val="14"/>
+                <w:szCs w:val="14"/>
+              </w:rPr>
+            </w:pPr>
+            <w:r>
+              <w:rPr>
+                <w:sz w:val="14"/>
+                <w:szCs w:val="14"/>
+              </w:rPr>
+              <w:t>2. Ejecutar POST /api/v1/bodega/&lt;</w:t>
+            </w:r>
+            <w:proofErr w:type="spellStart"/>
+            <w:r>
+              <w:rPr>
+                <w:sz w:val="14"/>
+                <w:szCs w:val="14"/>
+              </w:rPr>
+              <w:t>idProyecto</w:t>
+            </w:r>
+            <w:proofErr w:type="spellEnd"/>
+            <w:r>
+              <w:rPr>
+                <w:sz w:val="14"/>
+                <w:szCs w:val="14"/>
+              </w:rPr>
+              <w:t>&gt;/movimientos.</w:t>
+            </w:r>
+          </w:p>
+          <w:p>
+            <w:pPr>
+              <w:rPr>
+                <w:sz w:val="14"/>
+                <w:szCs w:val="14"/>
+              </w:rPr>
+            </w:pPr>
+            <w:r>
+              <w:rPr>
+                <w:sz w:val="14"/>
+                <w:szCs w:val="14"/>
+              </w:rPr>
+              <w:t>3. Enviar Authorization: Bearer &lt;token_residente&gt;.</w:t>
+            </w:r>
+          </w:p>
+          <w:p>
+            <w:pPr>
+              <w:rPr>
+                <w:sz w:val="14"/>
+                <w:szCs w:val="14"/>
+              </w:rPr>
+            </w:pPr>
+            <w:r>
+              <w:rPr>
+                <w:sz w:val="14"/>
+                <w:szCs w:val="14"/>
+              </w:rPr>
+              <w:t>4. Enviar datos de movimiento.</w:t>
+            </w:r>
+          </w:p>
+          <w:p>
+            <w:pPr>
+              <w:rPr>
+                <w:rFonts w:ascii="Calibri" w:hAnsi="Calibri"/>
+                <w:color w:val="000000"/>
+                <w:sz w:val="14"/>
+                <w:szCs w:val="14"/>
+              </w:rPr>
+            </w:pPr>
+            <w:r>
+              <w:rPr>
+                <w:sz w:val="14"/>
+                <w:szCs w:val="14"/>
+              </w:rPr>
+              <w:t>5. Validar que el rol no pueda registrar movimientos de bodega.</w:t>
+            </w:r>
+          </w:p>
+        </w:tc>
+        <w:tc>
+          <w:tcPr>
+            <w:tcW w:w="993" w:type="dxa"/>
+            <w:shd w:val="clear" w:color="auto" w:fill="FFFFFF"/>
+            <w:vAlign w:val="center"/>
+          </w:tcPr>
+          <w:p>
+            <w:pPr>
+              <w:rPr>
+                <w:sz w:val="14"/>
+                <w:szCs w:val="14"/>
+              </w:rPr>
+            </w:pPr>
+            <w:r>
+              <w:rPr>
+                <w:rFonts w:ascii="Calibri" w:hAnsi="Calibri"/>
+                <w:color w:val="000000"/>
+                <w:sz w:val="14"/>
+                <w:szCs w:val="14"/>
+              </w:rPr>
+              <w:t>HTTP 403.</w:t>
+            </w:r>
+          </w:p>
+        </w:tc>
+        <w:tc>
+          <w:tcPr>
+            <w:tcW w:w="850" w:type="dxa"/>
+            <w:shd w:val="clear" w:color="auto" w:fill="E2EFDA"/>
+            <w:vAlign w:val="center"/>
+          </w:tcPr>
+          <w:p>
+            <w:pPr>
+              <w:rPr>
+                <w:sz w:val="14"/>
+                <w:szCs w:val="14"/>
+              </w:rPr>
+            </w:pPr>
+            <w:r>
+              <w:rPr>
+                <w:rFonts w:ascii="Calibri" w:hAnsi="Calibri"/>
+                <w:color w:val="000000"/>
+                <w:sz w:val="14"/>
+                <w:szCs w:val="14"/>
+              </w:rPr>
+              <w:t>HTTP 403.</w:t>
+            </w:r>
+          </w:p>
+        </w:tc>
+        <w:tc>
+          <w:tcPr>
+            <w:tcW w:w="726" w:type="dxa"/>
+            <w:shd w:val="clear" w:color="auto" w:fill="E2EFDA"/>
+            <w:vAlign w:val="center"/>
+          </w:tcPr>
+          <w:p>
+            <w:pPr>
+              <w:jc w:val="center"/>
+              <w:rPr>
+                <w:sz w:val="14"/>
+                <w:szCs w:val="14"/>
+              </w:rPr>
+            </w:pPr>
+            <w:r>
+              <w:rPr>
+                <w:rFonts w:ascii="Calibri" w:hAnsi="Calibri"/>
+                <w:color w:val="000000"/>
+                <w:sz w:val="14"/>
+                <w:szCs w:val="14"/>
+              </w:rPr>
+              <w:t>PASS</w:t>
+            </w:r>
+          </w:p>
+        </w:tc>
+        <w:tc>
+          <w:tcPr>
+            <w:tcW w:w="991" w:type="dxa"/>
+            <w:shd w:val="clear" w:color="auto" w:fill="E2EFDA"/>
+            <w:vAlign w:val="center"/>
+          </w:tcPr>
+          <w:p>
+            <w:pPr>
+              <w:rPr>
+                <w:sz w:val="14"/>
+                <w:szCs w:val="14"/>
+              </w:rPr>
+            </w:pPr>
+            <w:r>
+              <w:rPr>
+                <w:rFonts w:ascii="Calibri" w:hAnsi="Calibri"/>
+                <w:color w:val="000000"/>
+                <w:sz w:val="14"/>
+                <w:szCs w:val="14"/>
               </w:rPr>
               <w:t>materiales_bodega.test.js – Test 10</w:t>
             </w:r>
@@ -4508,18 +5878,24 @@
         </w:trPr>
         <w:tc>
           <w:tcPr>
-            <w:tcW w:w="737" w:type="dxa"/>
+            <w:tcW w:w="534" w:type="dxa"/>
             <w:shd w:val="clear" w:color="auto" w:fill="F2F2F2"/>
             <w:vAlign w:val="center"/>
           </w:tcPr>
           <w:p>
             <w:pPr>
               <w:jc w:val="center"/>
-            </w:pPr>
-            <w:r>
-              <w:rPr>
-                <w:rFonts w:ascii="Calibri" w:hAnsi="Calibri"/>
-                <w:color w:val="000000"/>
+              <w:rPr>
+                <w:sz w:val="14"/>
+                <w:szCs w:val="14"/>
+              </w:rPr>
+            </w:pPr>
+            <w:r>
+              <w:rPr>
+                <w:rFonts w:ascii="Calibri" w:hAnsi="Calibri"/>
+                <w:color w:val="000000"/>
+                <w:sz w:val="14"/>
+                <w:szCs w:val="14"/>
               </w:rPr>
               <w:t>CP-043</w:t>
             </w:r>
@@ -4533,116 +5909,53 @@
           </w:tcPr>
           <w:p>
             <w:pPr>
-              <w:jc w:val="center"/>
-            </w:pPr>
-            <w:r>
-              <w:rPr>
-                <w:rFonts w:ascii="Calibri" w:hAnsi="Calibri"/>
-                <w:color w:val="000000"/>
-              </w:rPr>
-              <w:t>Grupo 2</w:t>
-            </w:r>
-          </w:p>
-        </w:tc>
-        <w:tc>
-          <w:tcPr>
-            <w:tcW w:w="1247" w:type="dxa"/>
+              <w:rPr>
+                <w:sz w:val="14"/>
+                <w:szCs w:val="14"/>
+              </w:rPr>
+            </w:pPr>
+            <w:r>
+              <w:rPr>
+                <w:rFonts w:ascii="Calibri" w:hAnsi="Calibri"/>
+                <w:color w:val="000000"/>
+                <w:sz w:val="14"/>
+                <w:szCs w:val="14"/>
+              </w:rPr>
+              <w:t>Bodega</w:t>
+            </w:r>
+          </w:p>
+        </w:tc>
+        <w:tc>
+          <w:tcPr>
+            <w:tcW w:w="992" w:type="dxa"/>
             <w:shd w:val="clear" w:color="auto" w:fill="F2F2F2"/>
             <w:vAlign w:val="center"/>
           </w:tcPr>
           <w:p>
-            <w:r>
-              <w:rPr>
-                <w:rFonts w:ascii="Calibri" w:hAnsi="Calibri"/>
-                <w:color w:val="000000"/>
-              </w:rPr>
-              <w:t>Bodega</w:t>
-            </w:r>
-          </w:p>
-        </w:tc>
-        <w:tc>
-          <w:tcPr>
-            <w:tcW w:w="2438" w:type="dxa"/>
-            <w:shd w:val="clear" w:color="auto" w:fill="F2F2F2"/>
-            <w:vAlign w:val="center"/>
-          </w:tcPr>
-          <w:p>
-            <w:r>
-              <w:rPr>
-                <w:rFonts w:ascii="Calibri" w:hAnsi="Calibri"/>
-                <w:color w:val="000000"/>
-              </w:rPr>
-              <w:t>POST .../movimientos con Admin sin body: pasa RBAC, valida campos obligatorios</w:t>
-            </w:r>
-          </w:p>
-        </w:tc>
-        <w:tc>
-          <w:tcPr>
-            <w:tcW w:w="907" w:type="dxa"/>
-            <w:shd w:val="clear" w:color="auto" w:fill="F2F2F2"/>
-            <w:vAlign w:val="center"/>
-          </w:tcPr>
-          <w:p>
-            <w:pPr>
-              <w:jc w:val="center"/>
-            </w:pPr>
-            <w:r>
-              <w:rPr>
-                <w:rFonts w:ascii="Calibri" w:hAnsi="Calibri"/>
-                <w:color w:val="000000"/>
-              </w:rPr>
-              <w:t>Automatizada</w:t>
-            </w:r>
-          </w:p>
-        </w:tc>
-        <w:tc>
-          <w:tcPr>
-            <w:tcW w:w="1587" w:type="dxa"/>
-            <w:shd w:val="clear" w:color="auto" w:fill="F2F2F2"/>
-            <w:vAlign w:val="center"/>
-          </w:tcPr>
-          <w:p>
-            <w:r>
-              <w:rPr>
-                <w:rFonts w:ascii="Calibri" w:hAnsi="Calibri"/>
-                <w:color w:val="000000"/>
-              </w:rPr>
-              <w:t>HTTP 400 (campos faltantes) o 500 (BD no disponible). No 403 ni 401.</w:t>
-            </w:r>
-          </w:p>
-        </w:tc>
-        <w:tc>
-          <w:tcPr>
-            <w:tcW w:w="1587" w:type="dxa"/>
-            <w:shd w:val="clear" w:color="auto" w:fill="F2F2F2"/>
-            <w:vAlign w:val="center"/>
-          </w:tcPr>
-          <w:p>
-            <w:r>
-              <w:rPr>
-                <w:rFonts w:ascii="Calibri" w:hAnsi="Calibri"/>
-                <w:color w:val="000000"/>
-              </w:rPr>
-              <w:t>HTTP 400 – { error: 'Los campos idMaterial, tipoMovimiento y cantidad son obligatorios.' } o HTTP 500.</w:t>
-            </w:r>
-          </w:p>
-        </w:tc>
-        <w:tc>
-          <w:tcPr>
-            <w:tcW w:w="964" w:type="dxa"/>
-            <w:shd w:val="clear" w:color="auto" w:fill="E2EFDA"/>
-            <w:vAlign w:val="center"/>
-          </w:tcPr>
-          <w:p>
-            <w:pPr>
-              <w:jc w:val="center"/>
-            </w:pPr>
-            <w:r>
-              <w:rPr>
-                <w:rFonts w:ascii="Calibri" w:hAnsi="Calibri"/>
-                <w:color w:val="000000"/>
-              </w:rPr>
-              <w:t>PASS</w:t>
+            <w:pPr>
+              <w:rPr>
+                <w:sz w:val="14"/>
+                <w:szCs w:val="14"/>
+              </w:rPr>
+            </w:pPr>
+            <w:r>
+              <w:rPr>
+                <w:rFonts w:ascii="Calibri" w:hAnsi="Calibri"/>
+                <w:color w:val="000000"/>
+                <w:sz w:val="14"/>
+                <w:szCs w:val="14"/>
+              </w:rPr>
+              <w:t xml:space="preserve">POST .../movimientos con Admin sin body: pasa RBAC, valida campos </w:t>
+            </w:r>
+            <w:r>
+              <w:rPr>
+                <w:rFonts w:ascii="Calibri" w:hAnsi="Calibri"/>
+                <w:color w:val="000000"/>
+                <w:sz w:val="14"/>
+                <w:szCs w:val="14"/>
+              </w:rPr>
+              <w:lastRenderedPageBreak/>
+              <w:t>obligatorios</w:t>
             </w:r>
           </w:p>
         </w:tc>
@@ -4653,10 +5966,268 @@
             <w:vAlign w:val="center"/>
           </w:tcPr>
           <w:p>
-            <w:r>
-              <w:rPr>
-                <w:rFonts w:ascii="Calibri" w:hAnsi="Calibri"/>
-                <w:color w:val="000000"/>
+            <w:pPr>
+              <w:jc w:val="center"/>
+              <w:rPr>
+                <w:sz w:val="14"/>
+                <w:szCs w:val="14"/>
+              </w:rPr>
+            </w:pPr>
+            <w:r>
+              <w:rPr>
+                <w:rFonts w:ascii="Calibri" w:hAnsi="Calibri"/>
+                <w:color w:val="000000"/>
+                <w:sz w:val="14"/>
+                <w:szCs w:val="14"/>
+              </w:rPr>
+              <w:lastRenderedPageBreak/>
+              <w:t>Automatizada</w:t>
+            </w:r>
+          </w:p>
+        </w:tc>
+        <w:tc>
+          <w:tcPr>
+            <w:tcW w:w="1442" w:type="dxa"/>
+            <w:shd w:val="clear" w:color="auto" w:fill="F2F2F2"/>
+            <w:vAlign w:val="center"/>
+          </w:tcPr>
+          <w:p>
+            <w:pPr>
+              <w:rPr>
+                <w:rFonts w:ascii="Calibri" w:hAnsi="Calibri"/>
+                <w:color w:val="000000"/>
+                <w:sz w:val="14"/>
+                <w:szCs w:val="14"/>
+              </w:rPr>
+            </w:pPr>
+            <w:r>
+              <w:rPr>
+                <w:sz w:val="14"/>
+                <w:szCs w:val="14"/>
+              </w:rPr>
+              <w:t xml:space="preserve">Servidor levantado. Token JWT válido con rol Administrador del Sistema. ID de proyecto o bodega de prueba definido. Body vacío o </w:t>
+            </w:r>
+            <w:r>
+              <w:rPr>
+                <w:sz w:val="14"/>
+                <w:szCs w:val="14"/>
+              </w:rPr>
+              <w:lastRenderedPageBreak/>
+              <w:t>incompleto.</w:t>
+            </w:r>
+          </w:p>
+        </w:tc>
+        <w:tc>
+          <w:tcPr>
+            <w:tcW w:w="1393" w:type="dxa"/>
+            <w:shd w:val="clear" w:color="auto" w:fill="F2F2F2"/>
+            <w:vAlign w:val="center"/>
+          </w:tcPr>
+          <w:p>
+            <w:pPr>
+              <w:rPr>
+                <w:sz w:val="14"/>
+                <w:szCs w:val="14"/>
+              </w:rPr>
+            </w:pPr>
+            <w:r>
+              <w:rPr>
+                <w:sz w:val="14"/>
+                <w:szCs w:val="14"/>
+              </w:rPr>
+              <w:lastRenderedPageBreak/>
+              <w:t>1. Generar token Admin válido.</w:t>
+            </w:r>
+          </w:p>
+          <w:p>
+            <w:pPr>
+              <w:rPr>
+                <w:sz w:val="14"/>
+                <w:szCs w:val="14"/>
+              </w:rPr>
+            </w:pPr>
+            <w:r>
+              <w:rPr>
+                <w:sz w:val="14"/>
+                <w:szCs w:val="14"/>
+              </w:rPr>
+              <w:t>2. Ejecutar POST /api/v1/bodega/&lt;</w:t>
+            </w:r>
+            <w:proofErr w:type="spellStart"/>
+            <w:r>
+              <w:rPr>
+                <w:sz w:val="14"/>
+                <w:szCs w:val="14"/>
+              </w:rPr>
+              <w:t>idProyecto</w:t>
+            </w:r>
+            <w:proofErr w:type="spellEnd"/>
+            <w:r>
+              <w:rPr>
+                <w:sz w:val="14"/>
+                <w:szCs w:val="14"/>
+              </w:rPr>
+              <w:t>&gt;/movimientos</w:t>
+            </w:r>
+          </w:p>
+          <w:p>
+            <w:pPr>
+              <w:rPr>
+                <w:sz w:val="14"/>
+                <w:szCs w:val="14"/>
+              </w:rPr>
+            </w:pPr>
+            <w:r>
+              <w:rPr>
+                <w:sz w:val="14"/>
+                <w:szCs w:val="14"/>
+              </w:rPr>
+              <w:t xml:space="preserve">3. Enviar Authorization: </w:t>
+            </w:r>
+            <w:r>
+              <w:rPr>
+                <w:sz w:val="14"/>
+                <w:szCs w:val="14"/>
+              </w:rPr>
+              <w:lastRenderedPageBreak/>
+              <w:t>Bearer &lt;token_admin&gt;.</w:t>
+            </w:r>
+          </w:p>
+          <w:p>
+            <w:pPr>
+              <w:rPr>
+                <w:sz w:val="14"/>
+                <w:szCs w:val="14"/>
+              </w:rPr>
+            </w:pPr>
+            <w:r>
+              <w:rPr>
+                <w:sz w:val="14"/>
+                <w:szCs w:val="14"/>
+              </w:rPr>
+              <w:t>4. No enviar campos obligatorios: idMaterial, tipoMovimiento, cantidad.</w:t>
+            </w:r>
+          </w:p>
+          <w:p>
+            <w:pPr>
+              <w:rPr>
+                <w:sz w:val="14"/>
+                <w:szCs w:val="14"/>
+              </w:rPr>
+            </w:pPr>
+            <w:r>
+              <w:rPr>
+                <w:sz w:val="14"/>
+                <w:szCs w:val="14"/>
+              </w:rPr>
+              <w:t>5. Validar que pase RBAC y falle por validación o BD.</w:t>
+            </w:r>
+          </w:p>
+        </w:tc>
+        <w:tc>
+          <w:tcPr>
+            <w:tcW w:w="993" w:type="dxa"/>
+            <w:shd w:val="clear" w:color="auto" w:fill="F2F2F2"/>
+            <w:vAlign w:val="center"/>
+          </w:tcPr>
+          <w:p>
+            <w:pPr>
+              <w:rPr>
+                <w:sz w:val="14"/>
+                <w:szCs w:val="14"/>
+              </w:rPr>
+            </w:pPr>
+            <w:r>
+              <w:rPr>
+                <w:rFonts w:ascii="Calibri" w:hAnsi="Calibri"/>
+                <w:color w:val="000000"/>
+                <w:sz w:val="14"/>
+                <w:szCs w:val="14"/>
+              </w:rPr>
+              <w:lastRenderedPageBreak/>
+              <w:t>HTTP 400 (campos faltantes) o 500 (BD no disponible). No 403 ni 401.</w:t>
+            </w:r>
+          </w:p>
+        </w:tc>
+        <w:tc>
+          <w:tcPr>
+            <w:tcW w:w="850" w:type="dxa"/>
+            <w:shd w:val="clear" w:color="auto" w:fill="E2EFDA"/>
+            <w:vAlign w:val="center"/>
+          </w:tcPr>
+          <w:p>
+            <w:pPr>
+              <w:rPr>
+                <w:sz w:val="14"/>
+                <w:szCs w:val="14"/>
+              </w:rPr>
+            </w:pPr>
+            <w:r>
+              <w:rPr>
+                <w:rFonts w:ascii="Calibri" w:hAnsi="Calibri"/>
+                <w:color w:val="000000"/>
+                <w:sz w:val="14"/>
+                <w:szCs w:val="14"/>
+              </w:rPr>
+              <w:t xml:space="preserve">HTTP 400 – { error: 'Los campos idMaterial, tipoMovimiento y </w:t>
+            </w:r>
+            <w:r>
+              <w:rPr>
+                <w:rFonts w:ascii="Calibri" w:hAnsi="Calibri"/>
+                <w:color w:val="000000"/>
+                <w:sz w:val="14"/>
+                <w:szCs w:val="14"/>
+              </w:rPr>
+              <w:lastRenderedPageBreak/>
+              <w:t>cantidad son obligatorios.' } o HTTP 500.</w:t>
+            </w:r>
+          </w:p>
+        </w:tc>
+        <w:tc>
+          <w:tcPr>
+            <w:tcW w:w="726" w:type="dxa"/>
+            <w:shd w:val="clear" w:color="auto" w:fill="E2EFDA"/>
+            <w:vAlign w:val="center"/>
+          </w:tcPr>
+          <w:p>
+            <w:pPr>
+              <w:jc w:val="center"/>
+              <w:rPr>
+                <w:sz w:val="14"/>
+                <w:szCs w:val="14"/>
+              </w:rPr>
+            </w:pPr>
+            <w:r>
+              <w:rPr>
+                <w:rFonts w:ascii="Calibri" w:hAnsi="Calibri"/>
+                <w:color w:val="000000"/>
+                <w:sz w:val="14"/>
+                <w:szCs w:val="14"/>
+              </w:rPr>
+              <w:lastRenderedPageBreak/>
+              <w:t>PASS</w:t>
+            </w:r>
+          </w:p>
+        </w:tc>
+        <w:tc>
+          <w:tcPr>
+            <w:tcW w:w="991" w:type="dxa"/>
+            <w:shd w:val="clear" w:color="auto" w:fill="E2EFDA"/>
+            <w:vAlign w:val="center"/>
+          </w:tcPr>
+          <w:p>
+            <w:pPr>
+              <w:rPr>
+                <w:sz w:val="14"/>
+                <w:szCs w:val="14"/>
+              </w:rPr>
+            </w:pPr>
+            <w:r>
+              <w:rPr>
+                <w:rFonts w:ascii="Calibri" w:hAnsi="Calibri"/>
+                <w:color w:val="000000"/>
+                <w:sz w:val="14"/>
+                <w:szCs w:val="14"/>
               </w:rPr>
               <w:t>materiales_bodega.test.js – Test 11</w:t>
             </w:r>
@@ -4669,28 +6240,26 @@
         </w:trPr>
         <w:tc>
           <w:tcPr>
-            <w:tcW w:w="737" w:type="dxa"/>
+            <w:tcW w:w="534" w:type="dxa"/>
             <w:shd w:val="clear" w:color="auto" w:fill="FFFFFF"/>
             <w:vAlign w:val="center"/>
           </w:tcPr>
           <w:p>
             <w:pPr>
               <w:jc w:val="center"/>
-            </w:pPr>
-            <w:r>
-              <w:rPr>
-                <w:rFonts w:ascii="Calibri" w:hAnsi="Calibri"/>
-                <w:color w:val="000000"/>
-              </w:rPr>
-              <w:t>CP-</w:t>
-            </w:r>
-            <w:r>
-              <w:rPr>
-                <w:rFonts w:ascii="Calibri" w:hAnsi="Calibri"/>
-                <w:color w:val="000000"/>
-              </w:rPr>
-              <w:lastRenderedPageBreak/>
-              <w:t>044</w:t>
+              <w:rPr>
+                <w:sz w:val="14"/>
+                <w:szCs w:val="14"/>
+              </w:rPr>
+            </w:pPr>
+            <w:r>
+              <w:rPr>
+                <w:rFonts w:ascii="Calibri" w:hAnsi="Calibri"/>
+                <w:color w:val="000000"/>
+                <w:sz w:val="14"/>
+                <w:szCs w:val="14"/>
+              </w:rPr>
+              <w:t>CP-044</w:t>
             </w:r>
           </w:p>
         </w:tc>
@@ -4702,126 +6271,43 @@
           </w:tcPr>
           <w:p>
             <w:pPr>
-              <w:jc w:val="center"/>
-            </w:pPr>
-            <w:r>
-              <w:rPr>
-                <w:rFonts w:ascii="Calibri" w:hAnsi="Calibri"/>
-                <w:color w:val="000000"/>
-              </w:rPr>
-              <w:lastRenderedPageBreak/>
-              <w:t>Grupo 2</w:t>
-            </w:r>
-          </w:p>
-        </w:tc>
-        <w:tc>
-          <w:tcPr>
-            <w:tcW w:w="1247" w:type="dxa"/>
+              <w:rPr>
+                <w:sz w:val="14"/>
+                <w:szCs w:val="14"/>
+              </w:rPr>
+            </w:pPr>
+            <w:r>
+              <w:rPr>
+                <w:rFonts w:ascii="Calibri" w:hAnsi="Calibri"/>
+                <w:color w:val="000000"/>
+                <w:sz w:val="14"/>
+                <w:szCs w:val="14"/>
+              </w:rPr>
+              <w:t>Bodega</w:t>
+            </w:r>
+          </w:p>
+        </w:tc>
+        <w:tc>
+          <w:tcPr>
+            <w:tcW w:w="992" w:type="dxa"/>
             <w:shd w:val="clear" w:color="auto" w:fill="FFFFFF"/>
             <w:vAlign w:val="center"/>
           </w:tcPr>
           <w:p>
-            <w:r>
-              <w:rPr>
-                <w:rFonts w:ascii="Calibri" w:hAnsi="Calibri"/>
-                <w:color w:val="000000"/>
-              </w:rPr>
-              <w:t>Bodega</w:t>
-            </w:r>
-          </w:p>
-        </w:tc>
-        <w:tc>
-          <w:tcPr>
-            <w:tcW w:w="2438" w:type="dxa"/>
-            <w:shd w:val="clear" w:color="auto" w:fill="FFFFFF"/>
-            <w:vAlign w:val="center"/>
-          </w:tcPr>
-          <w:p>
-            <w:r>
-              <w:rPr>
-                <w:rFonts w:ascii="Calibri" w:hAnsi="Calibri"/>
-                <w:color w:val="000000"/>
-              </w:rPr>
-              <w:t>GET /bodega/.../movi</w:t>
-            </w:r>
-            <w:r>
-              <w:rPr>
-                <w:rFonts w:ascii="Calibri" w:hAnsi="Calibri"/>
-                <w:color w:val="000000"/>
-              </w:rPr>
-              <w:lastRenderedPageBreak/>
-              <w:t>mientos sin token: ruta de historial protegida</w:t>
-            </w:r>
-          </w:p>
-        </w:tc>
-        <w:tc>
-          <w:tcPr>
-            <w:tcW w:w="907" w:type="dxa"/>
-            <w:shd w:val="clear" w:color="auto" w:fill="FFFFFF"/>
-            <w:vAlign w:val="center"/>
-          </w:tcPr>
-          <w:p>
-            <w:pPr>
-              <w:jc w:val="center"/>
-            </w:pPr>
-            <w:r>
-              <w:rPr>
-                <w:rFonts w:ascii="Calibri" w:hAnsi="Calibri"/>
-                <w:color w:val="000000"/>
-              </w:rPr>
-              <w:lastRenderedPageBreak/>
-              <w:t>Automatizada</w:t>
-            </w:r>
-          </w:p>
-        </w:tc>
-        <w:tc>
-          <w:tcPr>
-            <w:tcW w:w="1587" w:type="dxa"/>
-            <w:shd w:val="clear" w:color="auto" w:fill="FFFFFF"/>
-            <w:vAlign w:val="center"/>
-          </w:tcPr>
-          <w:p>
-            <w:r>
-              <w:rPr>
-                <w:rFonts w:ascii="Calibri" w:hAnsi="Calibri"/>
-                <w:color w:val="000000"/>
-              </w:rPr>
-              <w:t>HTTP 401.</w:t>
-            </w:r>
-          </w:p>
-        </w:tc>
-        <w:tc>
-          <w:tcPr>
-            <w:tcW w:w="1587" w:type="dxa"/>
-            <w:shd w:val="clear" w:color="auto" w:fill="FFFFFF"/>
-            <w:vAlign w:val="center"/>
-          </w:tcPr>
-          <w:p>
-            <w:r>
-              <w:rPr>
-                <w:rFonts w:ascii="Calibri" w:hAnsi="Calibri"/>
-                <w:color w:val="000000"/>
-              </w:rPr>
-              <w:t>HTTP 401.</w:t>
-            </w:r>
-          </w:p>
-        </w:tc>
-        <w:tc>
-          <w:tcPr>
-            <w:tcW w:w="964" w:type="dxa"/>
-            <w:shd w:val="clear" w:color="auto" w:fill="E2EFDA"/>
-            <w:vAlign w:val="center"/>
-          </w:tcPr>
-          <w:p>
-            <w:pPr>
-              <w:jc w:val="center"/>
-            </w:pPr>
-            <w:r>
-              <w:rPr>
-                <w:rFonts w:ascii="Calibri" w:hAnsi="Calibri"/>
-                <w:color w:val="000000"/>
-              </w:rPr>
-              <w:t>PASS</w:t>
+            <w:pPr>
+              <w:rPr>
+                <w:sz w:val="14"/>
+                <w:szCs w:val="14"/>
+              </w:rPr>
+            </w:pPr>
+            <w:r>
+              <w:rPr>
+                <w:rFonts w:ascii="Calibri" w:hAnsi="Calibri"/>
+                <w:color w:val="000000"/>
+                <w:sz w:val="14"/>
+                <w:szCs w:val="14"/>
+              </w:rPr>
+              <w:t>GET /bodega/.../movimientos sin token: ruta de historial protegida</w:t>
             </w:r>
           </w:p>
         </w:tc>
@@ -4832,10 +6318,210 @@
             <w:vAlign w:val="center"/>
           </w:tcPr>
           <w:p>
-            <w:r>
-              <w:rPr>
-                <w:rFonts w:ascii="Calibri" w:hAnsi="Calibri"/>
-                <w:color w:val="000000"/>
+            <w:pPr>
+              <w:jc w:val="center"/>
+              <w:rPr>
+                <w:sz w:val="14"/>
+                <w:szCs w:val="14"/>
+              </w:rPr>
+            </w:pPr>
+            <w:r>
+              <w:rPr>
+                <w:rFonts w:ascii="Calibri" w:hAnsi="Calibri"/>
+                <w:color w:val="000000"/>
+                <w:sz w:val="14"/>
+                <w:szCs w:val="14"/>
+              </w:rPr>
+              <w:t>Automatizada</w:t>
+            </w:r>
+          </w:p>
+        </w:tc>
+        <w:tc>
+          <w:tcPr>
+            <w:tcW w:w="1442" w:type="dxa"/>
+            <w:shd w:val="clear" w:color="auto" w:fill="FFFFFF"/>
+            <w:vAlign w:val="center"/>
+          </w:tcPr>
+          <w:p>
+            <w:pPr>
+              <w:rPr>
+                <w:rFonts w:ascii="Calibri" w:hAnsi="Calibri"/>
+                <w:color w:val="000000"/>
+                <w:sz w:val="14"/>
+                <w:szCs w:val="14"/>
+              </w:rPr>
+            </w:pPr>
+            <w:r>
+              <w:rPr>
+                <w:sz w:val="14"/>
+                <w:szCs w:val="14"/>
+              </w:rPr>
+              <w:t>Servidor levantado. ID de proyecto o bodega de prueba definido. Sin cabecera Authorization.</w:t>
+            </w:r>
+          </w:p>
+        </w:tc>
+        <w:tc>
+          <w:tcPr>
+            <w:tcW w:w="1393" w:type="dxa"/>
+            <w:shd w:val="clear" w:color="auto" w:fill="FFFFFF"/>
+            <w:vAlign w:val="center"/>
+          </w:tcPr>
+          <w:p>
+            <w:pPr>
+              <w:rPr>
+                <w:sz w:val="14"/>
+                <w:szCs w:val="14"/>
+              </w:rPr>
+            </w:pPr>
+            <w:r>
+              <w:rPr>
+                <w:sz w:val="14"/>
+                <w:szCs w:val="14"/>
+              </w:rPr>
+              <w:t>1. Ejecutar GET /api/v1/bodega/&lt;</w:t>
+            </w:r>
+            <w:proofErr w:type="spellStart"/>
+            <w:r>
+              <w:rPr>
+                <w:sz w:val="14"/>
+                <w:szCs w:val="14"/>
+              </w:rPr>
+              <w:t>idProyecto</w:t>
+            </w:r>
+            <w:proofErr w:type="spellEnd"/>
+            <w:r>
+              <w:rPr>
+                <w:sz w:val="14"/>
+                <w:szCs w:val="14"/>
+              </w:rPr>
+              <w:t>&gt;/movimientos.</w:t>
+            </w:r>
+          </w:p>
+          <w:p>
+            <w:pPr>
+              <w:rPr>
+                <w:sz w:val="14"/>
+                <w:szCs w:val="14"/>
+              </w:rPr>
+            </w:pPr>
+            <w:r>
+              <w:rPr>
+                <w:sz w:val="14"/>
+                <w:szCs w:val="14"/>
+              </w:rPr>
+              <w:t>2. No enviar token JWT.</w:t>
+            </w:r>
+          </w:p>
+          <w:p>
+            <w:pPr>
+              <w:rPr>
+                <w:rFonts w:ascii="Calibri" w:hAnsi="Calibri"/>
+                <w:color w:val="000000"/>
+                <w:sz w:val="14"/>
+                <w:szCs w:val="14"/>
+              </w:rPr>
+            </w:pPr>
+            <w:r>
+              <w:rPr>
+                <w:sz w:val="14"/>
+                <w:szCs w:val="14"/>
+              </w:rPr>
+              <w:t>3. Verificar rechazo por autenticación.</w:t>
+            </w:r>
+          </w:p>
+        </w:tc>
+        <w:tc>
+          <w:tcPr>
+            <w:tcW w:w="993" w:type="dxa"/>
+            <w:shd w:val="clear" w:color="auto" w:fill="FFFFFF"/>
+            <w:vAlign w:val="center"/>
+          </w:tcPr>
+          <w:p>
+            <w:pPr>
+              <w:rPr>
+                <w:sz w:val="14"/>
+                <w:szCs w:val="14"/>
+              </w:rPr>
+            </w:pPr>
+            <w:r>
+              <w:rPr>
+                <w:rFonts w:ascii="Calibri" w:hAnsi="Calibri"/>
+                <w:color w:val="000000"/>
+                <w:sz w:val="14"/>
+                <w:szCs w:val="14"/>
+              </w:rPr>
+              <w:t>HTTP 401.</w:t>
+            </w:r>
+          </w:p>
+        </w:tc>
+        <w:tc>
+          <w:tcPr>
+            <w:tcW w:w="850" w:type="dxa"/>
+            <w:shd w:val="clear" w:color="auto" w:fill="E2EFDA"/>
+            <w:vAlign w:val="center"/>
+          </w:tcPr>
+          <w:p>
+            <w:pPr>
+              <w:rPr>
+                <w:sz w:val="14"/>
+                <w:szCs w:val="14"/>
+              </w:rPr>
+            </w:pPr>
+            <w:r>
+              <w:rPr>
+                <w:rFonts w:ascii="Calibri" w:hAnsi="Calibri"/>
+                <w:color w:val="000000"/>
+                <w:sz w:val="14"/>
+                <w:szCs w:val="14"/>
+              </w:rPr>
+              <w:t>HTTP 401.</w:t>
+            </w:r>
+          </w:p>
+        </w:tc>
+        <w:tc>
+          <w:tcPr>
+            <w:tcW w:w="726" w:type="dxa"/>
+            <w:shd w:val="clear" w:color="auto" w:fill="E2EFDA"/>
+            <w:vAlign w:val="center"/>
+          </w:tcPr>
+          <w:p>
+            <w:pPr>
+              <w:jc w:val="center"/>
+              <w:rPr>
+                <w:sz w:val="14"/>
+                <w:szCs w:val="14"/>
+              </w:rPr>
+            </w:pPr>
+            <w:r>
+              <w:rPr>
+                <w:rFonts w:ascii="Calibri" w:hAnsi="Calibri"/>
+                <w:color w:val="000000"/>
+                <w:sz w:val="14"/>
+                <w:szCs w:val="14"/>
+              </w:rPr>
+              <w:t>PASS</w:t>
+            </w:r>
+          </w:p>
+        </w:tc>
+        <w:tc>
+          <w:tcPr>
+            <w:tcW w:w="991" w:type="dxa"/>
+            <w:shd w:val="clear" w:color="auto" w:fill="E2EFDA"/>
+            <w:vAlign w:val="center"/>
+          </w:tcPr>
+          <w:p>
+            <w:pPr>
+              <w:rPr>
+                <w:sz w:val="14"/>
+                <w:szCs w:val="14"/>
+              </w:rPr>
+            </w:pPr>
+            <w:r>
+              <w:rPr>
+                <w:rFonts w:ascii="Calibri" w:hAnsi="Calibri"/>
+                <w:color w:val="000000"/>
+                <w:sz w:val="14"/>
+                <w:szCs w:val="14"/>
               </w:rPr>
               <w:t>materiales_bodega.test.js – Test 12</w:t>
             </w:r>
@@ -4848,18 +6534,24 @@
         </w:trPr>
         <w:tc>
           <w:tcPr>
-            <w:tcW w:w="737" w:type="dxa"/>
+            <w:tcW w:w="534" w:type="dxa"/>
             <w:shd w:val="clear" w:color="auto" w:fill="F2F2F2"/>
             <w:vAlign w:val="center"/>
           </w:tcPr>
           <w:p>
             <w:pPr>
               <w:jc w:val="center"/>
-            </w:pPr>
-            <w:r>
-              <w:rPr>
-                <w:rFonts w:ascii="Calibri" w:hAnsi="Calibri"/>
-                <w:color w:val="000000"/>
+              <w:rPr>
+                <w:sz w:val="14"/>
+                <w:szCs w:val="14"/>
+              </w:rPr>
+            </w:pPr>
+            <w:r>
+              <w:rPr>
+                <w:rFonts w:ascii="Calibri" w:hAnsi="Calibri"/>
+                <w:color w:val="000000"/>
+                <w:sz w:val="14"/>
+                <w:szCs w:val="14"/>
               </w:rPr>
               <w:t>CP-045</w:t>
             </w:r>
@@ -4873,130 +6565,43 @@
           </w:tcPr>
           <w:p>
             <w:pPr>
-              <w:jc w:val="center"/>
-            </w:pPr>
-            <w:r>
-              <w:rPr>
-                <w:rFonts w:ascii="Calibri" w:hAnsi="Calibri"/>
-                <w:color w:val="000000"/>
-              </w:rPr>
-              <w:t>Grupo 2</w:t>
-            </w:r>
-          </w:p>
-        </w:tc>
-        <w:tc>
-          <w:tcPr>
-            <w:tcW w:w="1247" w:type="dxa"/>
+              <w:rPr>
+                <w:sz w:val="14"/>
+                <w:szCs w:val="14"/>
+              </w:rPr>
+            </w:pPr>
+            <w:r>
+              <w:rPr>
+                <w:rFonts w:ascii="Calibri" w:hAnsi="Calibri"/>
+                <w:color w:val="000000"/>
+                <w:sz w:val="14"/>
+                <w:szCs w:val="14"/>
+              </w:rPr>
+              <w:t>Bodega</w:t>
+            </w:r>
+          </w:p>
+        </w:tc>
+        <w:tc>
+          <w:tcPr>
+            <w:tcW w:w="992" w:type="dxa"/>
             <w:shd w:val="clear" w:color="auto" w:fill="F2F2F2"/>
             <w:vAlign w:val="center"/>
           </w:tcPr>
           <w:p>
-            <w:r>
-              <w:rPr>
-                <w:rFonts w:ascii="Calibri" w:hAnsi="Calibri"/>
-                <w:color w:val="000000"/>
-              </w:rPr>
-              <w:t>Bodega</w:t>
-            </w:r>
-          </w:p>
-        </w:tc>
-        <w:tc>
-          <w:tcPr>
-            <w:tcW w:w="2438" w:type="dxa"/>
-            <w:shd w:val="clear" w:color="auto" w:fill="F2F2F2"/>
-            <w:vAlign w:val="center"/>
-          </w:tcPr>
-          <w:p>
-            <w:r>
-              <w:rPr>
-                <w:rFonts w:ascii="Calibri" w:hAnsi="Calibri"/>
-                <w:color w:val="000000"/>
+            <w:pPr>
+              <w:rPr>
+                <w:sz w:val="14"/>
+                <w:szCs w:val="14"/>
+              </w:rPr>
+            </w:pPr>
+            <w:r>
+              <w:rPr>
+                <w:rFonts w:ascii="Calibri" w:hAnsi="Calibri"/>
+                <w:color w:val="000000"/>
+                <w:sz w:val="14"/>
+                <w:szCs w:val="14"/>
               </w:rPr>
               <w:t>GET .../movimientos con Admin: pasa auth y projectAccess (200 o error de BD)</w:t>
-            </w:r>
-          </w:p>
-        </w:tc>
-        <w:tc>
-          <w:tcPr>
-            <w:tcW w:w="907" w:type="dxa"/>
-            <w:shd w:val="clear" w:color="auto" w:fill="F2F2F2"/>
-            <w:vAlign w:val="center"/>
-          </w:tcPr>
-          <w:p>
-            <w:pPr>
-              <w:jc w:val="center"/>
-            </w:pPr>
-            <w:r>
-              <w:rPr>
-                <w:rFonts w:ascii="Calibri" w:hAnsi="Calibri"/>
-                <w:color w:val="000000"/>
-              </w:rPr>
-              <w:t>Automatizada</w:t>
-            </w:r>
-          </w:p>
-        </w:tc>
-        <w:tc>
-          <w:tcPr>
-            <w:tcW w:w="1587" w:type="dxa"/>
-            <w:shd w:val="clear" w:color="auto" w:fill="F2F2F2"/>
-            <w:vAlign w:val="center"/>
-          </w:tcPr>
-          <w:p>
-            <w:r>
-              <w:rPr>
-                <w:rFonts w:ascii="Calibri" w:hAnsi="Calibri"/>
-                <w:color w:val="000000"/>
-              </w:rPr>
-              <w:t>HTTP 200 o 500 (no 401 ni 403).</w:t>
-            </w:r>
-          </w:p>
-        </w:tc>
-        <w:tc>
-          <w:tcPr>
-            <w:tcW w:w="1587" w:type="dxa"/>
-            <w:shd w:val="clear" w:color="auto" w:fill="F2F2F2"/>
-            <w:vAlign w:val="center"/>
-          </w:tcPr>
-          <w:p>
-            <w:r>
-              <w:rPr>
-                <w:rFonts w:ascii="Calibri" w:hAnsi="Calibri"/>
-                <w:color w:val="000000"/>
-              </w:rPr>
-              <w:t xml:space="preserve">HTTP 200 o 500 </w:t>
-            </w:r>
-            <w:r>
-              <w:rPr>
-                <w:rFonts w:ascii="Calibri" w:hAnsi="Calibri"/>
-                <w:color w:val="000000"/>
-              </w:rPr>
-              <w:t>según</w:t>
-            </w:r>
-            <w:r>
-              <w:rPr>
-                <w:rFonts w:ascii="Calibri" w:hAnsi="Calibri"/>
-                <w:color w:val="000000"/>
-              </w:rPr>
-              <w:t xml:space="preserve"> disponibilidad BD.</w:t>
-            </w:r>
-          </w:p>
-        </w:tc>
-        <w:tc>
-          <w:tcPr>
-            <w:tcW w:w="964" w:type="dxa"/>
-            <w:shd w:val="clear" w:color="auto" w:fill="E2EFDA"/>
-            <w:vAlign w:val="center"/>
-          </w:tcPr>
-          <w:p>
-            <w:pPr>
-              <w:jc w:val="center"/>
-            </w:pPr>
-            <w:r>
-              <w:rPr>
-                <w:rFonts w:ascii="Calibri" w:hAnsi="Calibri"/>
-                <w:color w:val="000000"/>
-              </w:rPr>
-              <w:t>PASS</w:t>
             </w:r>
           </w:p>
         </w:tc>
@@ -5007,10 +6612,240 @@
             <w:vAlign w:val="center"/>
           </w:tcPr>
           <w:p>
-            <w:r>
-              <w:rPr>
-                <w:rFonts w:ascii="Calibri" w:hAnsi="Calibri"/>
-                <w:color w:val="000000"/>
+            <w:pPr>
+              <w:jc w:val="center"/>
+              <w:rPr>
+                <w:sz w:val="14"/>
+                <w:szCs w:val="14"/>
+              </w:rPr>
+            </w:pPr>
+            <w:r>
+              <w:rPr>
+                <w:rFonts w:ascii="Calibri" w:hAnsi="Calibri"/>
+                <w:color w:val="000000"/>
+                <w:sz w:val="14"/>
+                <w:szCs w:val="14"/>
+              </w:rPr>
+              <w:t>Automatizada</w:t>
+            </w:r>
+          </w:p>
+        </w:tc>
+        <w:tc>
+          <w:tcPr>
+            <w:tcW w:w="1442" w:type="dxa"/>
+            <w:shd w:val="clear" w:color="auto" w:fill="F2F2F2"/>
+            <w:vAlign w:val="center"/>
+          </w:tcPr>
+          <w:p>
+            <w:pPr>
+              <w:rPr>
+                <w:rFonts w:ascii="Calibri" w:hAnsi="Calibri"/>
+                <w:color w:val="000000"/>
+                <w:sz w:val="14"/>
+                <w:szCs w:val="14"/>
+              </w:rPr>
+            </w:pPr>
+            <w:r>
+              <w:rPr>
+                <w:sz w:val="14"/>
+                <w:szCs w:val="14"/>
+              </w:rPr>
+              <w:t>Servidor levantado. Token JWT válido con rol Administrador del Sistema. ID de proyecto o bodega de prueba definido.</w:t>
+            </w:r>
+          </w:p>
+        </w:tc>
+        <w:tc>
+          <w:tcPr>
+            <w:tcW w:w="1393" w:type="dxa"/>
+            <w:shd w:val="clear" w:color="auto" w:fill="F2F2F2"/>
+            <w:vAlign w:val="center"/>
+          </w:tcPr>
+          <w:p>
+            <w:pPr>
+              <w:rPr>
+                <w:sz w:val="14"/>
+                <w:szCs w:val="14"/>
+              </w:rPr>
+            </w:pPr>
+            <w:r>
+              <w:rPr>
+                <w:sz w:val="14"/>
+                <w:szCs w:val="14"/>
+              </w:rPr>
+              <w:t>1. Generar token Admin válido.</w:t>
+            </w:r>
+          </w:p>
+          <w:p>
+            <w:pPr>
+              <w:rPr>
+                <w:sz w:val="14"/>
+                <w:szCs w:val="14"/>
+              </w:rPr>
+            </w:pPr>
+            <w:r>
+              <w:rPr>
+                <w:sz w:val="14"/>
+                <w:szCs w:val="14"/>
+              </w:rPr>
+              <w:t>2. Ejecutar GET /api/v1/bodega/&lt;</w:t>
+            </w:r>
+            <w:proofErr w:type="spellStart"/>
+            <w:r>
+              <w:rPr>
+                <w:sz w:val="14"/>
+                <w:szCs w:val="14"/>
+              </w:rPr>
+              <w:t>idProyecto</w:t>
+            </w:r>
+            <w:proofErr w:type="spellEnd"/>
+            <w:r>
+              <w:rPr>
+                <w:sz w:val="14"/>
+                <w:szCs w:val="14"/>
+              </w:rPr>
+              <w:t>&gt;/movimientos.</w:t>
+            </w:r>
+          </w:p>
+          <w:p>
+            <w:pPr>
+              <w:rPr>
+                <w:sz w:val="14"/>
+                <w:szCs w:val="14"/>
+              </w:rPr>
+            </w:pPr>
+            <w:r>
+              <w:rPr>
+                <w:sz w:val="14"/>
+                <w:szCs w:val="14"/>
+              </w:rPr>
+              <w:t>3. Enviar Authorization: Bearer &lt;token_admin&gt;.</w:t>
+            </w:r>
+          </w:p>
+          <w:p>
+            <w:pPr>
+              <w:rPr>
+                <w:sz w:val="14"/>
+                <w:szCs w:val="14"/>
+              </w:rPr>
+            </w:pPr>
+            <w:r>
+              <w:rPr>
+                <w:sz w:val="14"/>
+                <w:szCs w:val="14"/>
+              </w:rPr>
+              <w:t>4. Validar autenticación, rol y acceso al proyecto.</w:t>
+            </w:r>
+          </w:p>
+          <w:p>
+            <w:pPr>
+              <w:rPr>
+                <w:rFonts w:ascii="Calibri" w:hAnsi="Calibri"/>
+                <w:color w:val="000000"/>
+                <w:sz w:val="14"/>
+                <w:szCs w:val="14"/>
+              </w:rPr>
+            </w:pPr>
+            <w:r>
+              <w:rPr>
+                <w:sz w:val="14"/>
+                <w:szCs w:val="14"/>
+              </w:rPr>
+              <w:t>5. Verificar que no retorne 401 ni 403.</w:t>
+            </w:r>
+          </w:p>
+        </w:tc>
+        <w:tc>
+          <w:tcPr>
+            <w:tcW w:w="993" w:type="dxa"/>
+            <w:shd w:val="clear" w:color="auto" w:fill="F2F2F2"/>
+            <w:vAlign w:val="center"/>
+          </w:tcPr>
+          <w:p>
+            <w:pPr>
+              <w:rPr>
+                <w:sz w:val="14"/>
+                <w:szCs w:val="14"/>
+              </w:rPr>
+            </w:pPr>
+            <w:r>
+              <w:rPr>
+                <w:rFonts w:ascii="Calibri" w:hAnsi="Calibri"/>
+                <w:color w:val="000000"/>
+                <w:sz w:val="14"/>
+                <w:szCs w:val="14"/>
+              </w:rPr>
+              <w:t>HTTP 200 o 500 (no 401 ni 403).</w:t>
+            </w:r>
+          </w:p>
+        </w:tc>
+        <w:tc>
+          <w:tcPr>
+            <w:tcW w:w="850" w:type="dxa"/>
+            <w:shd w:val="clear" w:color="auto" w:fill="E2EFDA"/>
+            <w:vAlign w:val="center"/>
+          </w:tcPr>
+          <w:p>
+            <w:pPr>
+              <w:rPr>
+                <w:sz w:val="14"/>
+                <w:szCs w:val="14"/>
+              </w:rPr>
+            </w:pPr>
+            <w:r>
+              <w:rPr>
+                <w:rFonts w:ascii="Calibri" w:hAnsi="Calibri"/>
+                <w:color w:val="000000"/>
+                <w:sz w:val="14"/>
+                <w:szCs w:val="14"/>
+              </w:rPr>
+              <w:t>HTTP 200 o 500 según disponibilidad BD.</w:t>
+            </w:r>
+          </w:p>
+        </w:tc>
+        <w:tc>
+          <w:tcPr>
+            <w:tcW w:w="726" w:type="dxa"/>
+            <w:shd w:val="clear" w:color="auto" w:fill="E2EFDA"/>
+            <w:vAlign w:val="center"/>
+          </w:tcPr>
+          <w:p>
+            <w:pPr>
+              <w:jc w:val="center"/>
+              <w:rPr>
+                <w:sz w:val="14"/>
+                <w:szCs w:val="14"/>
+              </w:rPr>
+            </w:pPr>
+            <w:r>
+              <w:rPr>
+                <w:rFonts w:ascii="Calibri" w:hAnsi="Calibri"/>
+                <w:color w:val="000000"/>
+                <w:sz w:val="14"/>
+                <w:szCs w:val="14"/>
+              </w:rPr>
+              <w:t>PASS</w:t>
+            </w:r>
+          </w:p>
+        </w:tc>
+        <w:tc>
+          <w:tcPr>
+            <w:tcW w:w="991" w:type="dxa"/>
+            <w:shd w:val="clear" w:color="auto" w:fill="E2EFDA"/>
+            <w:vAlign w:val="center"/>
+          </w:tcPr>
+          <w:p>
+            <w:pPr>
+              <w:rPr>
+                <w:sz w:val="14"/>
+                <w:szCs w:val="14"/>
+              </w:rPr>
+            </w:pPr>
+            <w:r>
+              <w:rPr>
+                <w:rFonts w:ascii="Calibri" w:hAnsi="Calibri"/>
+                <w:color w:val="000000"/>
+                <w:sz w:val="14"/>
+                <w:szCs w:val="14"/>
               </w:rPr>
               <w:t>materiales_bodega.test.js – Test 13</w:t>
             </w:r>
@@ -5023,18 +6858,24 @@
         </w:trPr>
         <w:tc>
           <w:tcPr>
-            <w:tcW w:w="737" w:type="dxa"/>
+            <w:tcW w:w="534" w:type="dxa"/>
             <w:shd w:val="clear" w:color="auto" w:fill="FFFFFF"/>
             <w:vAlign w:val="center"/>
           </w:tcPr>
           <w:p>
             <w:pPr>
               <w:jc w:val="center"/>
-            </w:pPr>
-            <w:r>
-              <w:rPr>
-                <w:rFonts w:ascii="Calibri" w:hAnsi="Calibri"/>
-                <w:color w:val="000000"/>
+              <w:rPr>
+                <w:sz w:val="14"/>
+                <w:szCs w:val="14"/>
+              </w:rPr>
+            </w:pPr>
+            <w:r>
+              <w:rPr>
+                <w:rFonts w:ascii="Calibri" w:hAnsi="Calibri"/>
+                <w:color w:val="000000"/>
+                <w:sz w:val="14"/>
+                <w:szCs w:val="14"/>
               </w:rPr>
               <w:t>CP-046</w:t>
             </w:r>
@@ -5048,130 +6889,43 @@
           </w:tcPr>
           <w:p>
             <w:pPr>
-              <w:jc w:val="center"/>
-            </w:pPr>
-            <w:r>
-              <w:rPr>
-                <w:rFonts w:ascii="Calibri" w:hAnsi="Calibri"/>
-                <w:color w:val="000000"/>
-              </w:rPr>
-              <w:t>Grupo 2</w:t>
-            </w:r>
-          </w:p>
-        </w:tc>
-        <w:tc>
-          <w:tcPr>
-            <w:tcW w:w="1247" w:type="dxa"/>
+              <w:rPr>
+                <w:sz w:val="14"/>
+                <w:szCs w:val="14"/>
+              </w:rPr>
+            </w:pPr>
+            <w:r>
+              <w:rPr>
+                <w:rFonts w:ascii="Calibri" w:hAnsi="Calibri"/>
+                <w:color w:val="000000"/>
+                <w:sz w:val="14"/>
+                <w:szCs w:val="14"/>
+              </w:rPr>
+              <w:t>Bodega</w:t>
+            </w:r>
+          </w:p>
+        </w:tc>
+        <w:tc>
+          <w:tcPr>
+            <w:tcW w:w="992" w:type="dxa"/>
             <w:shd w:val="clear" w:color="auto" w:fill="FFFFFF"/>
             <w:vAlign w:val="center"/>
           </w:tcPr>
           <w:p>
-            <w:r>
-              <w:rPr>
-                <w:rFonts w:ascii="Calibri" w:hAnsi="Calibri"/>
-                <w:color w:val="000000"/>
-              </w:rPr>
-              <w:t>Bodega</w:t>
-            </w:r>
-          </w:p>
-        </w:tc>
-        <w:tc>
-          <w:tcPr>
-            <w:tcW w:w="2438" w:type="dxa"/>
-            <w:shd w:val="clear" w:color="auto" w:fill="FFFFFF"/>
-            <w:vAlign w:val="center"/>
-          </w:tcPr>
-          <w:p>
-            <w:r>
-              <w:rPr>
-                <w:rFonts w:ascii="Calibri" w:hAnsi="Calibri"/>
-                <w:color w:val="000000"/>
+            <w:pPr>
+              <w:rPr>
+                <w:sz w:val="14"/>
+                <w:szCs w:val="14"/>
+              </w:rPr>
+            </w:pPr>
+            <w:r>
+              <w:rPr>
+                <w:rFonts w:ascii="Calibri" w:hAnsi="Calibri"/>
+                <w:color w:val="000000"/>
+                <w:sz w:val="14"/>
+                <w:szCs w:val="14"/>
               </w:rPr>
               <w:t>GET .../inventario con Admin: pasa auth y projectAccess (200 o error de BD)</w:t>
-            </w:r>
-          </w:p>
-        </w:tc>
-        <w:tc>
-          <w:tcPr>
-            <w:tcW w:w="907" w:type="dxa"/>
-            <w:shd w:val="clear" w:color="auto" w:fill="FFFFFF"/>
-            <w:vAlign w:val="center"/>
-          </w:tcPr>
-          <w:p>
-            <w:pPr>
-              <w:jc w:val="center"/>
-            </w:pPr>
-            <w:r>
-              <w:rPr>
-                <w:rFonts w:ascii="Calibri" w:hAnsi="Calibri"/>
-                <w:color w:val="000000"/>
-              </w:rPr>
-              <w:t>Automatizada</w:t>
-            </w:r>
-          </w:p>
-        </w:tc>
-        <w:tc>
-          <w:tcPr>
-            <w:tcW w:w="1587" w:type="dxa"/>
-            <w:shd w:val="clear" w:color="auto" w:fill="FFFFFF"/>
-            <w:vAlign w:val="center"/>
-          </w:tcPr>
-          <w:p>
-            <w:r>
-              <w:rPr>
-                <w:rFonts w:ascii="Calibri" w:hAnsi="Calibri"/>
-                <w:color w:val="000000"/>
-              </w:rPr>
-              <w:t>HTTP 200 o 500 (no 401 ni 403).</w:t>
-            </w:r>
-          </w:p>
-        </w:tc>
-        <w:tc>
-          <w:tcPr>
-            <w:tcW w:w="1587" w:type="dxa"/>
-            <w:shd w:val="clear" w:color="auto" w:fill="FFFFFF"/>
-            <w:vAlign w:val="center"/>
-          </w:tcPr>
-          <w:p>
-            <w:r>
-              <w:rPr>
-                <w:rFonts w:ascii="Calibri" w:hAnsi="Calibri"/>
-                <w:color w:val="000000"/>
-              </w:rPr>
-              <w:t xml:space="preserve">HTTP 200 o 500 </w:t>
-            </w:r>
-            <w:r>
-              <w:rPr>
-                <w:rFonts w:ascii="Calibri" w:hAnsi="Calibri"/>
-                <w:color w:val="000000"/>
-              </w:rPr>
-              <w:t>según</w:t>
-            </w:r>
-            <w:r>
-              <w:rPr>
-                <w:rFonts w:ascii="Calibri" w:hAnsi="Calibri"/>
-                <w:color w:val="000000"/>
-              </w:rPr>
-              <w:t xml:space="preserve"> disponibilidad BD.</w:t>
-            </w:r>
-          </w:p>
-        </w:tc>
-        <w:tc>
-          <w:tcPr>
-            <w:tcW w:w="964" w:type="dxa"/>
-            <w:shd w:val="clear" w:color="auto" w:fill="E2EFDA"/>
-            <w:vAlign w:val="center"/>
-          </w:tcPr>
-          <w:p>
-            <w:pPr>
-              <w:jc w:val="center"/>
-            </w:pPr>
-            <w:r>
-              <w:rPr>
-                <w:rFonts w:ascii="Calibri" w:hAnsi="Calibri"/>
-                <w:color w:val="000000"/>
-              </w:rPr>
-              <w:t>PASS</w:t>
             </w:r>
           </w:p>
         </w:tc>
@@ -5182,10 +6936,240 @@
             <w:vAlign w:val="center"/>
           </w:tcPr>
           <w:p>
-            <w:r>
-              <w:rPr>
-                <w:rFonts w:ascii="Calibri" w:hAnsi="Calibri"/>
-                <w:color w:val="000000"/>
+            <w:pPr>
+              <w:jc w:val="center"/>
+              <w:rPr>
+                <w:sz w:val="14"/>
+                <w:szCs w:val="14"/>
+              </w:rPr>
+            </w:pPr>
+            <w:r>
+              <w:rPr>
+                <w:rFonts w:ascii="Calibri" w:hAnsi="Calibri"/>
+                <w:color w:val="000000"/>
+                <w:sz w:val="14"/>
+                <w:szCs w:val="14"/>
+              </w:rPr>
+              <w:t>Automatizada</w:t>
+            </w:r>
+          </w:p>
+        </w:tc>
+        <w:tc>
+          <w:tcPr>
+            <w:tcW w:w="1442" w:type="dxa"/>
+            <w:shd w:val="clear" w:color="auto" w:fill="FFFFFF"/>
+            <w:vAlign w:val="center"/>
+          </w:tcPr>
+          <w:p>
+            <w:pPr>
+              <w:rPr>
+                <w:rFonts w:ascii="Calibri" w:hAnsi="Calibri"/>
+                <w:color w:val="000000"/>
+                <w:sz w:val="14"/>
+                <w:szCs w:val="14"/>
+              </w:rPr>
+            </w:pPr>
+            <w:r>
+              <w:rPr>
+                <w:sz w:val="14"/>
+                <w:szCs w:val="14"/>
+              </w:rPr>
+              <w:t>Servidor levantado. Token JWT válido con rol Administrador del Sistema. ID de proyecto o bodega de prueba definido.</w:t>
+            </w:r>
+          </w:p>
+        </w:tc>
+        <w:tc>
+          <w:tcPr>
+            <w:tcW w:w="1393" w:type="dxa"/>
+            <w:shd w:val="clear" w:color="auto" w:fill="FFFFFF"/>
+            <w:vAlign w:val="center"/>
+          </w:tcPr>
+          <w:p>
+            <w:pPr>
+              <w:rPr>
+                <w:sz w:val="14"/>
+                <w:szCs w:val="14"/>
+              </w:rPr>
+            </w:pPr>
+            <w:r>
+              <w:rPr>
+                <w:sz w:val="14"/>
+                <w:szCs w:val="14"/>
+              </w:rPr>
+              <w:t>1. Generar token Admin válido.</w:t>
+            </w:r>
+          </w:p>
+          <w:p>
+            <w:pPr>
+              <w:rPr>
+                <w:sz w:val="14"/>
+                <w:szCs w:val="14"/>
+              </w:rPr>
+            </w:pPr>
+            <w:r>
+              <w:rPr>
+                <w:sz w:val="14"/>
+                <w:szCs w:val="14"/>
+              </w:rPr>
+              <w:t>2. Ejecutar GET /api/v1/bodega/&lt;</w:t>
+            </w:r>
+            <w:proofErr w:type="spellStart"/>
+            <w:r>
+              <w:rPr>
+                <w:sz w:val="14"/>
+                <w:szCs w:val="14"/>
+              </w:rPr>
+              <w:t>idProyecto</w:t>
+            </w:r>
+            <w:proofErr w:type="spellEnd"/>
+            <w:r>
+              <w:rPr>
+                <w:sz w:val="14"/>
+                <w:szCs w:val="14"/>
+              </w:rPr>
+              <w:t>&gt;/inventario.</w:t>
+            </w:r>
+          </w:p>
+          <w:p>
+            <w:pPr>
+              <w:rPr>
+                <w:sz w:val="14"/>
+                <w:szCs w:val="14"/>
+              </w:rPr>
+            </w:pPr>
+            <w:r>
+              <w:rPr>
+                <w:sz w:val="14"/>
+                <w:szCs w:val="14"/>
+              </w:rPr>
+              <w:t>3. Enviar Authorization: Bearer &lt;token_admin&gt;.</w:t>
+            </w:r>
+          </w:p>
+          <w:p>
+            <w:pPr>
+              <w:rPr>
+                <w:sz w:val="14"/>
+                <w:szCs w:val="14"/>
+              </w:rPr>
+            </w:pPr>
+            <w:r>
+              <w:rPr>
+                <w:sz w:val="14"/>
+                <w:szCs w:val="14"/>
+              </w:rPr>
+              <w:t>4. Validar autenticación, rol y acceso al proyecto.</w:t>
+            </w:r>
+          </w:p>
+          <w:p>
+            <w:pPr>
+              <w:rPr>
+                <w:rFonts w:ascii="Calibri" w:hAnsi="Calibri"/>
+                <w:color w:val="000000"/>
+                <w:sz w:val="14"/>
+                <w:szCs w:val="14"/>
+              </w:rPr>
+            </w:pPr>
+            <w:r>
+              <w:rPr>
+                <w:sz w:val="14"/>
+                <w:szCs w:val="14"/>
+              </w:rPr>
+              <w:t>5. Verificar que no retorne 401 ni 403.</w:t>
+            </w:r>
+          </w:p>
+        </w:tc>
+        <w:tc>
+          <w:tcPr>
+            <w:tcW w:w="993" w:type="dxa"/>
+            <w:shd w:val="clear" w:color="auto" w:fill="FFFFFF"/>
+            <w:vAlign w:val="center"/>
+          </w:tcPr>
+          <w:p>
+            <w:pPr>
+              <w:rPr>
+                <w:sz w:val="14"/>
+                <w:szCs w:val="14"/>
+              </w:rPr>
+            </w:pPr>
+            <w:r>
+              <w:rPr>
+                <w:rFonts w:ascii="Calibri" w:hAnsi="Calibri"/>
+                <w:color w:val="000000"/>
+                <w:sz w:val="14"/>
+                <w:szCs w:val="14"/>
+              </w:rPr>
+              <w:t>HTTP 200 o 500 (no 401 ni 403).</w:t>
+            </w:r>
+          </w:p>
+        </w:tc>
+        <w:tc>
+          <w:tcPr>
+            <w:tcW w:w="850" w:type="dxa"/>
+            <w:shd w:val="clear" w:color="auto" w:fill="E2EFDA"/>
+            <w:vAlign w:val="center"/>
+          </w:tcPr>
+          <w:p>
+            <w:pPr>
+              <w:rPr>
+                <w:sz w:val="14"/>
+                <w:szCs w:val="14"/>
+              </w:rPr>
+            </w:pPr>
+            <w:r>
+              <w:rPr>
+                <w:rFonts w:ascii="Calibri" w:hAnsi="Calibri"/>
+                <w:color w:val="000000"/>
+                <w:sz w:val="14"/>
+                <w:szCs w:val="14"/>
+              </w:rPr>
+              <w:t>HTTP 200 o 500 según disponibilidad BD.</w:t>
+            </w:r>
+          </w:p>
+        </w:tc>
+        <w:tc>
+          <w:tcPr>
+            <w:tcW w:w="726" w:type="dxa"/>
+            <w:shd w:val="clear" w:color="auto" w:fill="E2EFDA"/>
+            <w:vAlign w:val="center"/>
+          </w:tcPr>
+          <w:p>
+            <w:pPr>
+              <w:jc w:val="center"/>
+              <w:rPr>
+                <w:sz w:val="14"/>
+                <w:szCs w:val="14"/>
+              </w:rPr>
+            </w:pPr>
+            <w:r>
+              <w:rPr>
+                <w:rFonts w:ascii="Calibri" w:hAnsi="Calibri"/>
+                <w:color w:val="000000"/>
+                <w:sz w:val="14"/>
+                <w:szCs w:val="14"/>
+              </w:rPr>
+              <w:t>PASS</w:t>
+            </w:r>
+          </w:p>
+        </w:tc>
+        <w:tc>
+          <w:tcPr>
+            <w:tcW w:w="991" w:type="dxa"/>
+            <w:shd w:val="clear" w:color="auto" w:fill="E2EFDA"/>
+            <w:vAlign w:val="center"/>
+          </w:tcPr>
+          <w:p>
+            <w:pPr>
+              <w:rPr>
+                <w:sz w:val="14"/>
+                <w:szCs w:val="14"/>
+              </w:rPr>
+            </w:pPr>
+            <w:r>
+              <w:rPr>
+                <w:rFonts w:ascii="Calibri" w:hAnsi="Calibri"/>
+                <w:color w:val="000000"/>
+                <w:sz w:val="14"/>
+                <w:szCs w:val="14"/>
               </w:rPr>
               <w:t>materiales_bodega.test.js – Test 14</w:t>
             </w:r>
@@ -5198,18 +7182,24 @@
         </w:trPr>
         <w:tc>
           <w:tcPr>
-            <w:tcW w:w="737" w:type="dxa"/>
+            <w:tcW w:w="534" w:type="dxa"/>
             <w:shd w:val="clear" w:color="auto" w:fill="F2F2F2"/>
             <w:vAlign w:val="center"/>
           </w:tcPr>
           <w:p>
             <w:pPr>
               <w:jc w:val="center"/>
-            </w:pPr>
-            <w:r>
-              <w:rPr>
-                <w:rFonts w:ascii="Calibri" w:hAnsi="Calibri"/>
-                <w:color w:val="000000"/>
+              <w:rPr>
+                <w:sz w:val="14"/>
+                <w:szCs w:val="14"/>
+              </w:rPr>
+            </w:pPr>
+            <w:r>
+              <w:rPr>
+                <w:rFonts w:ascii="Calibri" w:hAnsi="Calibri"/>
+                <w:color w:val="000000"/>
+                <w:sz w:val="14"/>
+                <w:szCs w:val="14"/>
               </w:rPr>
               <w:t>CP-047</w:t>
             </w:r>
@@ -5223,116 +7213,43 @@
           </w:tcPr>
           <w:p>
             <w:pPr>
-              <w:jc w:val="center"/>
-            </w:pPr>
-            <w:r>
-              <w:rPr>
-                <w:rFonts w:ascii="Calibri" w:hAnsi="Calibri"/>
-                <w:color w:val="000000"/>
-              </w:rPr>
-              <w:t>Grupo 3</w:t>
-            </w:r>
-          </w:p>
-        </w:tc>
-        <w:tc>
-          <w:tcPr>
-            <w:tcW w:w="1247" w:type="dxa"/>
+              <w:rPr>
+                <w:sz w:val="14"/>
+                <w:szCs w:val="14"/>
+              </w:rPr>
+            </w:pPr>
+            <w:r>
+              <w:rPr>
+                <w:rFonts w:ascii="Calibri" w:hAnsi="Calibri"/>
+                <w:color w:val="000000"/>
+                <w:sz w:val="14"/>
+                <w:szCs w:val="14"/>
+              </w:rPr>
+              <w:t>StorageService</w:t>
+            </w:r>
+          </w:p>
+        </w:tc>
+        <w:tc>
+          <w:tcPr>
+            <w:tcW w:w="992" w:type="dxa"/>
             <w:shd w:val="clear" w:color="auto" w:fill="F2F2F2"/>
             <w:vAlign w:val="center"/>
           </w:tcPr>
           <w:p>
-            <w:r>
-              <w:rPr>
-                <w:rFonts w:ascii="Calibri" w:hAnsi="Calibri"/>
-                <w:color w:val="000000"/>
-              </w:rPr>
-              <w:t>StorageService</w:t>
-            </w:r>
-          </w:p>
-        </w:tc>
-        <w:tc>
-          <w:tcPr>
-            <w:tcW w:w="2438" w:type="dxa"/>
-            <w:shd w:val="clear" w:color="auto" w:fill="F2F2F2"/>
-            <w:vAlign w:val="center"/>
-          </w:tcPr>
-          <w:p>
-            <w:r>
-              <w:rPr>
-                <w:rFonts w:ascii="Calibri" w:hAnsi="Calibri"/>
-                <w:color w:val="000000"/>
+            <w:pPr>
+              <w:rPr>
+                <w:sz w:val="14"/>
+                <w:szCs w:val="14"/>
+              </w:rPr>
+            </w:pPr>
+            <w:r>
+              <w:rPr>
+                <w:rFonts w:ascii="Calibri" w:hAnsi="Calibri"/>
+                <w:color w:val="000000"/>
+                <w:sz w:val="14"/>
+                <w:szCs w:val="14"/>
               </w:rPr>
               <w:t>validateImage rechaza tipo MIME no permitido (application/pdf)</w:t>
-            </w:r>
-          </w:p>
-        </w:tc>
-        <w:tc>
-          <w:tcPr>
-            <w:tcW w:w="907" w:type="dxa"/>
-            <w:shd w:val="clear" w:color="auto" w:fill="F2F2F2"/>
-            <w:vAlign w:val="center"/>
-          </w:tcPr>
-          <w:p>
-            <w:pPr>
-              <w:jc w:val="center"/>
-            </w:pPr>
-            <w:r>
-              <w:rPr>
-                <w:rFonts w:ascii="Calibri" w:hAnsi="Calibri"/>
-                <w:color w:val="000000"/>
-              </w:rPr>
-              <w:t>Unitaria</w:t>
-            </w:r>
-          </w:p>
-        </w:tc>
-        <w:tc>
-          <w:tcPr>
-            <w:tcW w:w="1587" w:type="dxa"/>
-            <w:shd w:val="clear" w:color="auto" w:fill="F2F2F2"/>
-            <w:vAlign w:val="center"/>
-          </w:tcPr>
-          <w:p>
-            <w:r>
-              <w:rPr>
-                <w:rFonts w:ascii="Calibri" w:hAnsi="Calibri"/>
-                <w:color w:val="000000"/>
-              </w:rPr>
-              <w:t>Lanza Error: 'Formato de imagen no valido. Solo se permite JPG y PNG.'</w:t>
-            </w:r>
-          </w:p>
-        </w:tc>
-        <w:tc>
-          <w:tcPr>
-            <w:tcW w:w="1587" w:type="dxa"/>
-            <w:shd w:val="clear" w:color="auto" w:fill="F2F2F2"/>
-            <w:vAlign w:val="center"/>
-          </w:tcPr>
-          <w:p>
-            <w:r>
-              <w:rPr>
-                <w:rFonts w:ascii="Calibri" w:hAnsi="Calibri"/>
-                <w:color w:val="000000"/>
-              </w:rPr>
-              <w:t>Error lanzado con mensaje esperado.</w:t>
-            </w:r>
-          </w:p>
-        </w:tc>
-        <w:tc>
-          <w:tcPr>
-            <w:tcW w:w="964" w:type="dxa"/>
-            <w:shd w:val="clear" w:color="auto" w:fill="E2EFDA"/>
-            <w:vAlign w:val="center"/>
-          </w:tcPr>
-          <w:p>
-            <w:pPr>
-              <w:jc w:val="center"/>
-            </w:pPr>
-            <w:r>
-              <w:rPr>
-                <w:rFonts w:ascii="Calibri" w:hAnsi="Calibri"/>
-                <w:color w:val="000000"/>
-              </w:rPr>
-              <w:t>PASS</w:t>
             </w:r>
           </w:p>
         </w:tc>
@@ -5343,10 +7260,225 @@
             <w:vAlign w:val="center"/>
           </w:tcPr>
           <w:p>
-            <w:r>
-              <w:rPr>
-                <w:rFonts w:ascii="Calibri" w:hAnsi="Calibri"/>
-                <w:color w:val="000000"/>
+            <w:pPr>
+              <w:jc w:val="center"/>
+              <w:rPr>
+                <w:sz w:val="14"/>
+                <w:szCs w:val="14"/>
+              </w:rPr>
+            </w:pPr>
+            <w:r>
+              <w:rPr>
+                <w:rFonts w:ascii="Calibri" w:hAnsi="Calibri"/>
+                <w:color w:val="000000"/>
+                <w:sz w:val="14"/>
+                <w:szCs w:val="14"/>
+              </w:rPr>
+              <w:t>Unitaria</w:t>
+            </w:r>
+          </w:p>
+        </w:tc>
+        <w:tc>
+          <w:tcPr>
+            <w:tcW w:w="1442" w:type="dxa"/>
+            <w:shd w:val="clear" w:color="auto" w:fill="F2F2F2"/>
+            <w:vAlign w:val="center"/>
+          </w:tcPr>
+          <w:p>
+            <w:pPr>
+              <w:rPr>
+                <w:rFonts w:ascii="Calibri" w:hAnsi="Calibri"/>
+                <w:color w:val="000000"/>
+                <w:sz w:val="14"/>
+                <w:szCs w:val="14"/>
+              </w:rPr>
+            </w:pPr>
+            <w:r>
+              <w:rPr>
+                <w:sz w:val="14"/>
+                <w:szCs w:val="14"/>
+              </w:rPr>
+              <w:t xml:space="preserve">Función validateImage importada desde storage.service.js. Archivo simulado con </w:t>
+            </w:r>
+            <w:proofErr w:type="spellStart"/>
+            <w:r>
+              <w:rPr>
+                <w:sz w:val="14"/>
+                <w:szCs w:val="14"/>
+              </w:rPr>
+              <w:t>mimetype</w:t>
+            </w:r>
+            <w:proofErr w:type="spellEnd"/>
+            <w:r>
+              <w:rPr>
+                <w:sz w:val="14"/>
+                <w:szCs w:val="14"/>
+              </w:rPr>
+              <w:t>: application/pdf.</w:t>
+            </w:r>
+          </w:p>
+        </w:tc>
+        <w:tc>
+          <w:tcPr>
+            <w:tcW w:w="1393" w:type="dxa"/>
+            <w:shd w:val="clear" w:color="auto" w:fill="F2F2F2"/>
+            <w:vAlign w:val="center"/>
+          </w:tcPr>
+          <w:p>
+            <w:pPr>
+              <w:rPr>
+                <w:sz w:val="14"/>
+                <w:szCs w:val="14"/>
+              </w:rPr>
+            </w:pPr>
+            <w:r>
+              <w:rPr>
+                <w:sz w:val="14"/>
+                <w:szCs w:val="14"/>
+              </w:rPr>
+              <w:t>1. Crear objeto de archivo simulado tipo PDF.</w:t>
+            </w:r>
+          </w:p>
+          <w:p>
+            <w:pPr>
+              <w:rPr>
+                <w:sz w:val="14"/>
+                <w:szCs w:val="14"/>
+              </w:rPr>
+            </w:pPr>
+            <w:r>
+              <w:rPr>
+                <w:sz w:val="14"/>
+                <w:szCs w:val="14"/>
+              </w:rPr>
+              <w:t>2. Ejecutar validateImage(file).</w:t>
+            </w:r>
+          </w:p>
+          <w:p>
+            <w:pPr>
+              <w:rPr>
+                <w:sz w:val="14"/>
+                <w:szCs w:val="14"/>
+              </w:rPr>
+            </w:pPr>
+            <w:r>
+              <w:rPr>
+                <w:sz w:val="14"/>
+                <w:szCs w:val="14"/>
+              </w:rPr>
+              <w:t>3. Capturar excepción.</w:t>
+            </w:r>
+          </w:p>
+          <w:p>
+            <w:pPr>
+              <w:rPr>
+                <w:rFonts w:ascii="Calibri" w:hAnsi="Calibri"/>
+                <w:color w:val="000000"/>
+                <w:sz w:val="14"/>
+                <w:szCs w:val="14"/>
+              </w:rPr>
+            </w:pPr>
+            <w:r>
+              <w:rPr>
+                <w:sz w:val="14"/>
+                <w:szCs w:val="14"/>
+              </w:rPr>
+              <w:t>4. Comparar mensaje de error esperado.</w:t>
+            </w:r>
+          </w:p>
+        </w:tc>
+        <w:tc>
+          <w:tcPr>
+            <w:tcW w:w="993" w:type="dxa"/>
+            <w:shd w:val="clear" w:color="auto" w:fill="F2F2F2"/>
+            <w:vAlign w:val="center"/>
+          </w:tcPr>
+          <w:p>
+            <w:pPr>
+              <w:rPr>
+                <w:sz w:val="14"/>
+                <w:szCs w:val="14"/>
+              </w:rPr>
+            </w:pPr>
+            <w:r>
+              <w:rPr>
+                <w:rFonts w:ascii="Calibri" w:hAnsi="Calibri"/>
+                <w:color w:val="000000"/>
+                <w:sz w:val="14"/>
+                <w:szCs w:val="14"/>
+              </w:rPr>
+              <w:t>Lanza Error: 'Formato de imagen no valido. Solo se permite JPG y PNG.'</w:t>
+            </w:r>
+          </w:p>
+        </w:tc>
+        <w:tc>
+          <w:tcPr>
+            <w:tcW w:w="850" w:type="dxa"/>
+            <w:shd w:val="clear" w:color="auto" w:fill="E2EFDA"/>
+            <w:vAlign w:val="center"/>
+          </w:tcPr>
+          <w:p>
+            <w:pPr>
+              <w:rPr>
+                <w:sz w:val="14"/>
+                <w:szCs w:val="14"/>
+              </w:rPr>
+            </w:pPr>
+            <w:r>
+              <w:rPr>
+                <w:rFonts w:ascii="Calibri" w:hAnsi="Calibri"/>
+                <w:color w:val="000000"/>
+                <w:sz w:val="14"/>
+                <w:szCs w:val="14"/>
+              </w:rPr>
+              <w:t>Error lanzado con mensaje esperado.</w:t>
+            </w:r>
+          </w:p>
+        </w:tc>
+        <w:tc>
+          <w:tcPr>
+            <w:tcW w:w="726" w:type="dxa"/>
+            <w:shd w:val="clear" w:color="auto" w:fill="E2EFDA"/>
+            <w:vAlign w:val="center"/>
+          </w:tcPr>
+          <w:p>
+            <w:pPr>
+              <w:jc w:val="center"/>
+              <w:rPr>
+                <w:sz w:val="14"/>
+                <w:szCs w:val="14"/>
+              </w:rPr>
+            </w:pPr>
+            <w:r>
+              <w:rPr>
+                <w:rFonts w:ascii="Calibri" w:hAnsi="Calibri"/>
+                <w:color w:val="000000"/>
+                <w:sz w:val="14"/>
+                <w:szCs w:val="14"/>
+              </w:rPr>
+              <w:t>PASS</w:t>
+            </w:r>
+          </w:p>
+        </w:tc>
+        <w:tc>
+          <w:tcPr>
+            <w:tcW w:w="991" w:type="dxa"/>
+            <w:shd w:val="clear" w:color="auto" w:fill="E2EFDA"/>
+            <w:vAlign w:val="center"/>
+          </w:tcPr>
+          <w:p>
+            <w:pPr>
+              <w:rPr>
+                <w:sz w:val="14"/>
+                <w:szCs w:val="14"/>
+              </w:rPr>
+            </w:pPr>
+            <w:r>
+              <w:rPr>
+                <w:rFonts w:ascii="Calibri" w:hAnsi="Calibri"/>
+                <w:color w:val="000000"/>
+                <w:sz w:val="14"/>
+                <w:szCs w:val="14"/>
               </w:rPr>
               <w:t>materiales_bodega.test.js – Test 15</w:t>
             </w:r>
@@ -5359,18 +7491,24 @@
         </w:trPr>
         <w:tc>
           <w:tcPr>
-            <w:tcW w:w="737" w:type="dxa"/>
+            <w:tcW w:w="534" w:type="dxa"/>
             <w:shd w:val="clear" w:color="auto" w:fill="FFFFFF"/>
             <w:vAlign w:val="center"/>
           </w:tcPr>
           <w:p>
             <w:pPr>
               <w:jc w:val="center"/>
-            </w:pPr>
-            <w:r>
-              <w:rPr>
-                <w:rFonts w:ascii="Calibri" w:hAnsi="Calibri"/>
-                <w:color w:val="000000"/>
+              <w:rPr>
+                <w:sz w:val="14"/>
+                <w:szCs w:val="14"/>
+              </w:rPr>
+            </w:pPr>
+            <w:r>
+              <w:rPr>
+                <w:rFonts w:ascii="Calibri" w:hAnsi="Calibri"/>
+                <w:color w:val="000000"/>
+                <w:sz w:val="14"/>
+                <w:szCs w:val="14"/>
               </w:rPr>
               <w:t>CP-048</w:t>
             </w:r>
@@ -5384,158 +7522,43 @@
           </w:tcPr>
           <w:p>
             <w:pPr>
-              <w:jc w:val="center"/>
-            </w:pPr>
-            <w:r>
-              <w:rPr>
-                <w:rFonts w:ascii="Calibri" w:hAnsi="Calibri"/>
-                <w:color w:val="000000"/>
-              </w:rPr>
-              <w:t>Grupo 3</w:t>
-            </w:r>
-          </w:p>
-        </w:tc>
-        <w:tc>
-          <w:tcPr>
-            <w:tcW w:w="1247" w:type="dxa"/>
+              <w:rPr>
+                <w:sz w:val="14"/>
+                <w:szCs w:val="14"/>
+              </w:rPr>
+            </w:pPr>
+            <w:r>
+              <w:rPr>
+                <w:rFonts w:ascii="Calibri" w:hAnsi="Calibri"/>
+                <w:color w:val="000000"/>
+                <w:sz w:val="14"/>
+                <w:szCs w:val="14"/>
+              </w:rPr>
+              <w:t>StorageService</w:t>
+            </w:r>
+          </w:p>
+        </w:tc>
+        <w:tc>
+          <w:tcPr>
+            <w:tcW w:w="992" w:type="dxa"/>
             <w:shd w:val="clear" w:color="auto" w:fill="FFFFFF"/>
             <w:vAlign w:val="center"/>
           </w:tcPr>
           <w:p>
-            <w:r>
-              <w:rPr>
-                <w:rFonts w:ascii="Calibri" w:hAnsi="Calibri"/>
-                <w:color w:val="000000"/>
-              </w:rPr>
-              <w:t>StorageService</w:t>
-            </w:r>
-          </w:p>
-        </w:tc>
-        <w:tc>
-          <w:tcPr>
-            <w:tcW w:w="2438" w:type="dxa"/>
-            <w:shd w:val="clear" w:color="auto" w:fill="FFFFFF"/>
-            <w:vAlign w:val="center"/>
-          </w:tcPr>
-          <w:p>
-            <w:r>
-              <w:rPr>
-                <w:rFonts w:ascii="Calibri" w:hAnsi="Calibri"/>
-                <w:color w:val="000000"/>
-              </w:rPr>
-              <w:t xml:space="preserve">validateImage rechaza archivos que superan el </w:t>
-            </w:r>
-            <w:r>
-              <w:rPr>
-                <w:rFonts w:ascii="Calibri" w:hAnsi="Calibri"/>
-                <w:color w:val="000000"/>
-              </w:rPr>
-              <w:t>límite</w:t>
-            </w:r>
-            <w:r>
-              <w:rPr>
-                <w:rFonts w:ascii="Calibri" w:hAnsi="Calibri"/>
-                <w:color w:val="000000"/>
-              </w:rPr>
-              <w:t xml:space="preserve"> de 5 MB</w:t>
-            </w:r>
-          </w:p>
-        </w:tc>
-        <w:tc>
-          <w:tcPr>
-            <w:tcW w:w="907" w:type="dxa"/>
-            <w:shd w:val="clear" w:color="auto" w:fill="FFFFFF"/>
-            <w:vAlign w:val="center"/>
-          </w:tcPr>
-          <w:p>
-            <w:pPr>
-              <w:jc w:val="center"/>
-            </w:pPr>
-            <w:r>
-              <w:rPr>
-                <w:rFonts w:ascii="Calibri" w:hAnsi="Calibri"/>
-                <w:color w:val="000000"/>
-              </w:rPr>
-              <w:t>Unitaria</w:t>
-            </w:r>
-          </w:p>
-        </w:tc>
-        <w:tc>
-          <w:tcPr>
-            <w:tcW w:w="1587" w:type="dxa"/>
-            <w:shd w:val="clear" w:color="auto" w:fill="FFFFFF"/>
-            <w:vAlign w:val="center"/>
-          </w:tcPr>
-          <w:p>
-            <w:r>
-              <w:rPr>
-                <w:rFonts w:ascii="Calibri" w:hAnsi="Calibri"/>
-                <w:color w:val="000000"/>
-              </w:rPr>
-              <w:t xml:space="preserve">Lanza Error: 'El archivo excede el </w:t>
-            </w:r>
-            <w:r>
-              <w:rPr>
-                <w:rFonts w:ascii="Calibri" w:hAnsi="Calibri"/>
-                <w:color w:val="000000"/>
-              </w:rPr>
-              <w:t>tamaño</w:t>
-            </w:r>
-            <w:r>
-              <w:rPr>
-                <w:rFonts w:ascii="Calibri" w:hAnsi="Calibri"/>
-                <w:color w:val="000000"/>
-              </w:rPr>
-              <w:t xml:space="preserve"> </w:t>
-            </w:r>
-            <w:r>
-              <w:rPr>
-                <w:rFonts w:ascii="Calibri" w:hAnsi="Calibri"/>
-                <w:color w:val="000000"/>
-              </w:rPr>
-              <w:t>máximo</w:t>
-            </w:r>
-            <w:r>
-              <w:rPr>
-                <w:rFonts w:ascii="Calibri" w:hAnsi="Calibri"/>
-                <w:color w:val="000000"/>
-              </w:rPr>
-              <w:t xml:space="preserve"> permitido de 5 MB.'</w:t>
-            </w:r>
-          </w:p>
-        </w:tc>
-        <w:tc>
-          <w:tcPr>
-            <w:tcW w:w="1587" w:type="dxa"/>
-            <w:shd w:val="clear" w:color="auto" w:fill="FFFFFF"/>
-            <w:vAlign w:val="center"/>
-          </w:tcPr>
-          <w:p>
-            <w:r>
-              <w:rPr>
-                <w:rFonts w:ascii="Calibri" w:hAnsi="Calibri"/>
-                <w:color w:val="000000"/>
-              </w:rPr>
-              <w:t>Error lanzado con mensaje esperado.</w:t>
-            </w:r>
-          </w:p>
-        </w:tc>
-        <w:tc>
-          <w:tcPr>
-            <w:tcW w:w="964" w:type="dxa"/>
-            <w:shd w:val="clear" w:color="auto" w:fill="E2EFDA"/>
-            <w:vAlign w:val="center"/>
-          </w:tcPr>
-          <w:p>
-            <w:pPr>
-              <w:jc w:val="center"/>
-            </w:pPr>
-            <w:r>
-              <w:rPr>
-                <w:rFonts w:ascii="Calibri" w:hAnsi="Calibri"/>
-                <w:color w:val="000000"/>
-              </w:rPr>
-              <w:t>PASS</w:t>
+            <w:pPr>
+              <w:rPr>
+                <w:sz w:val="14"/>
+                <w:szCs w:val="14"/>
+              </w:rPr>
+            </w:pPr>
+            <w:r>
+              <w:rPr>
+                <w:rFonts w:ascii="Calibri" w:hAnsi="Calibri"/>
+                <w:color w:val="000000"/>
+                <w:sz w:val="14"/>
+                <w:szCs w:val="14"/>
+              </w:rPr>
+              <w:t>validateImage rechaza archivos que superan el límite de 5 MB</w:t>
             </w:r>
           </w:p>
         </w:tc>
@@ -5546,10 +7569,224 @@
             <w:vAlign w:val="center"/>
           </w:tcPr>
           <w:p>
-            <w:r>
-              <w:rPr>
-                <w:rFonts w:ascii="Calibri" w:hAnsi="Calibri"/>
-                <w:color w:val="000000"/>
+            <w:pPr>
+              <w:jc w:val="center"/>
+              <w:rPr>
+                <w:sz w:val="14"/>
+                <w:szCs w:val="14"/>
+              </w:rPr>
+            </w:pPr>
+            <w:r>
+              <w:rPr>
+                <w:rFonts w:ascii="Calibri" w:hAnsi="Calibri"/>
+                <w:color w:val="000000"/>
+                <w:sz w:val="14"/>
+                <w:szCs w:val="14"/>
+              </w:rPr>
+              <w:t>Unitaria</w:t>
+            </w:r>
+          </w:p>
+        </w:tc>
+        <w:tc>
+          <w:tcPr>
+            <w:tcW w:w="1442" w:type="dxa"/>
+            <w:shd w:val="clear" w:color="auto" w:fill="FFFFFF"/>
+            <w:vAlign w:val="center"/>
+          </w:tcPr>
+          <w:p>
+            <w:pPr>
+              <w:rPr>
+                <w:rFonts w:ascii="Calibri" w:hAnsi="Calibri"/>
+                <w:color w:val="000000"/>
+                <w:sz w:val="14"/>
+                <w:szCs w:val="14"/>
+              </w:rPr>
+            </w:pPr>
+            <w:r>
+              <w:rPr>
+                <w:sz w:val="14"/>
+                <w:szCs w:val="14"/>
+              </w:rPr>
+              <w:t>Función validateImage importada. Archivo simulado JPG o PNG con tamaño superior a 5 MB.</w:t>
+            </w:r>
+          </w:p>
+        </w:tc>
+        <w:tc>
+          <w:tcPr>
+            <w:tcW w:w="1393" w:type="dxa"/>
+            <w:shd w:val="clear" w:color="auto" w:fill="FFFFFF"/>
+            <w:vAlign w:val="center"/>
+          </w:tcPr>
+          <w:p>
+            <w:pPr>
+              <w:rPr>
+                <w:sz w:val="14"/>
+                <w:szCs w:val="14"/>
+              </w:rPr>
+            </w:pPr>
+            <w:r>
+              <w:rPr>
+                <w:sz w:val="14"/>
+                <w:szCs w:val="14"/>
+              </w:rPr>
+              <w:t>1. Crear objeto de imagen simulado con MIME permitido.</w:t>
+            </w:r>
+          </w:p>
+          <w:p>
+            <w:pPr>
+              <w:rPr>
+                <w:sz w:val="14"/>
+                <w:szCs w:val="14"/>
+              </w:rPr>
+            </w:pPr>
+            <w:r>
+              <w:rPr>
+                <w:sz w:val="14"/>
+                <w:szCs w:val="14"/>
+              </w:rPr>
+              <w:t>2. Asignar tamaño mayor a 5 MB.</w:t>
+            </w:r>
+          </w:p>
+          <w:p>
+            <w:pPr>
+              <w:rPr>
+                <w:sz w:val="14"/>
+                <w:szCs w:val="14"/>
+              </w:rPr>
+            </w:pPr>
+            <w:r>
+              <w:rPr>
+                <w:sz w:val="14"/>
+                <w:szCs w:val="14"/>
+              </w:rPr>
+              <w:t>3. Ejecutar validateImage(file).</w:t>
+            </w:r>
+          </w:p>
+          <w:p>
+            <w:pPr>
+              <w:rPr>
+                <w:sz w:val="14"/>
+                <w:szCs w:val="14"/>
+              </w:rPr>
+            </w:pPr>
+            <w:r>
+              <w:rPr>
+                <w:sz w:val="14"/>
+                <w:szCs w:val="14"/>
+              </w:rPr>
+              <w:t>4. Capturar excepción.</w:t>
+            </w:r>
+          </w:p>
+          <w:p>
+            <w:pPr>
+              <w:rPr>
+                <w:rFonts w:ascii="Calibri" w:hAnsi="Calibri"/>
+                <w:color w:val="000000"/>
+                <w:sz w:val="14"/>
+                <w:szCs w:val="14"/>
+              </w:rPr>
+            </w:pPr>
+            <w:r>
+              <w:rPr>
+                <w:sz w:val="14"/>
+                <w:szCs w:val="14"/>
+              </w:rPr>
+              <w:t>5. Verificar mensaje de tamaño máximo.</w:t>
+            </w:r>
+          </w:p>
+        </w:tc>
+        <w:tc>
+          <w:tcPr>
+            <w:tcW w:w="993" w:type="dxa"/>
+            <w:shd w:val="clear" w:color="auto" w:fill="FFFFFF"/>
+            <w:vAlign w:val="center"/>
+          </w:tcPr>
+          <w:p>
+            <w:pPr>
+              <w:rPr>
+                <w:sz w:val="14"/>
+                <w:szCs w:val="14"/>
+              </w:rPr>
+            </w:pPr>
+            <w:r>
+              <w:rPr>
+                <w:rFonts w:ascii="Calibri" w:hAnsi="Calibri"/>
+                <w:color w:val="000000"/>
+                <w:sz w:val="14"/>
+                <w:szCs w:val="14"/>
+              </w:rPr>
+              <w:t>Lanza Error: 'El archivo excede el tamaño máximo permitido de 5 MB.'</w:t>
+            </w:r>
+          </w:p>
+        </w:tc>
+        <w:tc>
+          <w:tcPr>
+            <w:tcW w:w="850" w:type="dxa"/>
+            <w:shd w:val="clear" w:color="auto" w:fill="E2EFDA"/>
+            <w:vAlign w:val="center"/>
+          </w:tcPr>
+          <w:p>
+            <w:pPr>
+              <w:rPr>
+                <w:sz w:val="14"/>
+                <w:szCs w:val="14"/>
+              </w:rPr>
+            </w:pPr>
+            <w:r>
+              <w:rPr>
+                <w:rFonts w:ascii="Calibri" w:hAnsi="Calibri"/>
+                <w:color w:val="000000"/>
+                <w:sz w:val="14"/>
+                <w:szCs w:val="14"/>
+              </w:rPr>
+              <w:t>Error lanzado con mensaje esperado.</w:t>
+            </w:r>
+          </w:p>
+        </w:tc>
+        <w:tc>
+          <w:tcPr>
+            <w:tcW w:w="726" w:type="dxa"/>
+            <w:shd w:val="clear" w:color="auto" w:fill="E2EFDA"/>
+            <w:vAlign w:val="center"/>
+          </w:tcPr>
+          <w:p>
+            <w:pPr>
+              <w:jc w:val="center"/>
+              <w:rPr>
+                <w:sz w:val="14"/>
+                <w:szCs w:val="14"/>
+              </w:rPr>
+            </w:pPr>
+            <w:r>
+              <w:rPr>
+                <w:rFonts w:ascii="Calibri" w:hAnsi="Calibri"/>
+                <w:color w:val="000000"/>
+                <w:sz w:val="14"/>
+                <w:szCs w:val="14"/>
+              </w:rPr>
+              <w:t>PASS</w:t>
+            </w:r>
+          </w:p>
+        </w:tc>
+        <w:tc>
+          <w:tcPr>
+            <w:tcW w:w="991" w:type="dxa"/>
+            <w:shd w:val="clear" w:color="auto" w:fill="E2EFDA"/>
+            <w:vAlign w:val="center"/>
+          </w:tcPr>
+          <w:p>
+            <w:pPr>
+              <w:rPr>
+                <w:sz w:val="14"/>
+                <w:szCs w:val="14"/>
+              </w:rPr>
+            </w:pPr>
+            <w:r>
+              <w:rPr>
+                <w:rFonts w:ascii="Calibri" w:hAnsi="Calibri"/>
+                <w:color w:val="000000"/>
+                <w:sz w:val="14"/>
+                <w:szCs w:val="14"/>
               </w:rPr>
               <w:t>materiales_bodega.test.js – Test 16</w:t>
             </w:r>
@@ -5562,18 +7799,24 @@
         </w:trPr>
         <w:tc>
           <w:tcPr>
-            <w:tcW w:w="737" w:type="dxa"/>
+            <w:tcW w:w="534" w:type="dxa"/>
             <w:shd w:val="clear" w:color="auto" w:fill="F2F2F2"/>
             <w:vAlign w:val="center"/>
           </w:tcPr>
           <w:p>
             <w:pPr>
               <w:jc w:val="center"/>
-            </w:pPr>
-            <w:r>
-              <w:rPr>
-                <w:rFonts w:ascii="Calibri" w:hAnsi="Calibri"/>
-                <w:color w:val="000000"/>
+              <w:rPr>
+                <w:sz w:val="14"/>
+                <w:szCs w:val="14"/>
+              </w:rPr>
+            </w:pPr>
+            <w:r>
+              <w:rPr>
+                <w:rFonts w:ascii="Calibri" w:hAnsi="Calibri"/>
+                <w:color w:val="000000"/>
+                <w:sz w:val="14"/>
+                <w:szCs w:val="14"/>
               </w:rPr>
               <w:t>CP-049</w:t>
             </w:r>
@@ -5587,179 +7830,43 @@
           </w:tcPr>
           <w:p>
             <w:pPr>
-              <w:jc w:val="center"/>
-            </w:pPr>
-            <w:r>
-              <w:rPr>
-                <w:rFonts w:ascii="Calibri" w:hAnsi="Calibri"/>
-                <w:color w:val="000000"/>
-              </w:rPr>
-              <w:t>Grupo 3</w:t>
-            </w:r>
-          </w:p>
-        </w:tc>
-        <w:tc>
-          <w:tcPr>
-            <w:tcW w:w="1247" w:type="dxa"/>
+              <w:rPr>
+                <w:sz w:val="14"/>
+                <w:szCs w:val="14"/>
+              </w:rPr>
+            </w:pPr>
+            <w:r>
+              <w:rPr>
+                <w:rFonts w:ascii="Calibri" w:hAnsi="Calibri"/>
+                <w:color w:val="000000"/>
+                <w:sz w:val="14"/>
+                <w:szCs w:val="14"/>
+              </w:rPr>
+              <w:t>StorageService</w:t>
+            </w:r>
+          </w:p>
+        </w:tc>
+        <w:tc>
+          <w:tcPr>
+            <w:tcW w:w="992" w:type="dxa"/>
             <w:shd w:val="clear" w:color="auto" w:fill="F2F2F2"/>
             <w:vAlign w:val="center"/>
           </w:tcPr>
           <w:p>
-            <w:r>
-              <w:rPr>
-                <w:rFonts w:ascii="Calibri" w:hAnsi="Calibri"/>
-                <w:color w:val="000000"/>
-              </w:rPr>
-              <w:t>StorageService</w:t>
-            </w:r>
-          </w:p>
-        </w:tc>
-        <w:tc>
-          <w:tcPr>
-            <w:tcW w:w="2438" w:type="dxa"/>
-            <w:shd w:val="clear" w:color="auto" w:fill="F2F2F2"/>
-            <w:vAlign w:val="center"/>
-          </w:tcPr>
-          <w:p>
-            <w:r>
-              <w:rPr>
-                <w:rFonts w:ascii="Calibri" w:hAnsi="Calibri"/>
-                <w:color w:val="000000"/>
-              </w:rPr>
-              <w:t xml:space="preserve">validateImage acepta imagen JPEG valida dentro del </w:t>
-            </w:r>
-            <w:r>
-              <w:rPr>
-                <w:rFonts w:ascii="Calibri" w:hAnsi="Calibri"/>
-                <w:color w:val="000000"/>
-              </w:rPr>
-              <w:t>límite</w:t>
-            </w:r>
-            <w:r>
-              <w:rPr>
-                <w:rFonts w:ascii="Calibri" w:hAnsi="Calibri"/>
-                <w:color w:val="000000"/>
-              </w:rPr>
-              <w:t xml:space="preserve"> de </w:t>
-            </w:r>
-            <w:r>
-              <w:rPr>
-                <w:rFonts w:ascii="Calibri" w:hAnsi="Calibri"/>
-                <w:color w:val="000000"/>
-              </w:rPr>
-              <w:t>tamaño</w:t>
-            </w:r>
-          </w:p>
-        </w:tc>
-        <w:tc>
-          <w:tcPr>
-            <w:tcW w:w="907" w:type="dxa"/>
-            <w:shd w:val="clear" w:color="auto" w:fill="F2F2F2"/>
-            <w:vAlign w:val="center"/>
-          </w:tcPr>
-          <w:p>
-            <w:pPr>
-              <w:jc w:val="center"/>
-            </w:pPr>
-            <w:r>
-              <w:rPr>
-                <w:rFonts w:ascii="Calibri" w:hAnsi="Calibri"/>
-                <w:color w:val="000000"/>
-              </w:rPr>
-              <w:t>Unitaria</w:t>
-            </w:r>
-          </w:p>
-        </w:tc>
-        <w:tc>
-          <w:tcPr>
-            <w:tcW w:w="1587" w:type="dxa"/>
-            <w:shd w:val="clear" w:color="auto" w:fill="F2F2F2"/>
-            <w:vAlign w:val="center"/>
-          </w:tcPr>
-          <w:p>
-            <w:r>
-              <w:rPr>
-                <w:rFonts w:ascii="Calibri" w:hAnsi="Calibri"/>
-                <w:color w:val="000000"/>
-              </w:rPr>
-              <w:t xml:space="preserve">No lanza </w:t>
-            </w:r>
-            <w:r>
-              <w:rPr>
-                <w:rFonts w:ascii="Calibri" w:hAnsi="Calibri"/>
-                <w:color w:val="000000"/>
-              </w:rPr>
-              <w:t>excepción</w:t>
-            </w:r>
-            <w:r>
-              <w:rPr>
-                <w:rFonts w:ascii="Calibri" w:hAnsi="Calibri"/>
-                <w:color w:val="000000"/>
-              </w:rPr>
-              <w:t>, retorna true.</w:t>
-            </w:r>
-          </w:p>
-        </w:tc>
-        <w:tc>
-          <w:tcPr>
-            <w:tcW w:w="1587" w:type="dxa"/>
-            <w:shd w:val="clear" w:color="auto" w:fill="F2F2F2"/>
-            <w:vAlign w:val="center"/>
-          </w:tcPr>
-          <w:p>
-            <w:r>
-              <w:rPr>
-                <w:rFonts w:ascii="Calibri" w:hAnsi="Calibri"/>
-                <w:color w:val="000000"/>
-              </w:rPr>
-              <w:t xml:space="preserve">Sin </w:t>
-            </w:r>
-            <w:r>
-              <w:rPr>
-                <w:rFonts w:ascii="Calibri" w:hAnsi="Calibri"/>
-                <w:color w:val="000000"/>
-              </w:rPr>
-              <w:t>excepción</w:t>
-            </w:r>
-            <w:r>
-              <w:rPr>
-                <w:rFonts w:ascii="Calibri" w:hAnsi="Calibri"/>
-                <w:color w:val="000000"/>
-              </w:rPr>
-              <w:t xml:space="preserve">. </w:t>
-            </w:r>
-            <w:r>
-              <w:rPr>
-                <w:rFonts w:ascii="Calibri" w:hAnsi="Calibri"/>
-                <w:color w:val="000000"/>
-              </w:rPr>
-              <w:t>función</w:t>
-            </w:r>
-            <w:r>
-              <w:rPr>
-                <w:rFonts w:ascii="Calibri" w:hAnsi="Calibri"/>
-                <w:color w:val="000000"/>
-              </w:rPr>
-              <w:t xml:space="preserve"> retorna true.</w:t>
-            </w:r>
-          </w:p>
-        </w:tc>
-        <w:tc>
-          <w:tcPr>
-            <w:tcW w:w="964" w:type="dxa"/>
-            <w:shd w:val="clear" w:color="auto" w:fill="E2EFDA"/>
-            <w:vAlign w:val="center"/>
-          </w:tcPr>
-          <w:p>
-            <w:pPr>
-              <w:jc w:val="center"/>
-            </w:pPr>
-            <w:r>
-              <w:rPr>
-                <w:rFonts w:ascii="Calibri" w:hAnsi="Calibri"/>
-                <w:color w:val="000000"/>
-              </w:rPr>
-              <w:t>PASS</w:t>
+            <w:pPr>
+              <w:rPr>
+                <w:sz w:val="14"/>
+                <w:szCs w:val="14"/>
+              </w:rPr>
+            </w:pPr>
+            <w:r>
+              <w:rPr>
+                <w:rFonts w:ascii="Calibri" w:hAnsi="Calibri"/>
+                <w:color w:val="000000"/>
+                <w:sz w:val="14"/>
+                <w:szCs w:val="14"/>
+              </w:rPr>
+              <w:t>validateImage acepta imagen JPEG valida dentro del límite de tamaño</w:t>
             </w:r>
           </w:p>
         </w:tc>
@@ -5770,10 +7877,281 @@
             <w:vAlign w:val="center"/>
           </w:tcPr>
           <w:p>
-            <w:r>
-              <w:rPr>
-                <w:rFonts w:ascii="Calibri" w:hAnsi="Calibri"/>
-                <w:color w:val="000000"/>
+            <w:pPr>
+              <w:jc w:val="center"/>
+              <w:rPr>
+                <w:sz w:val="14"/>
+                <w:szCs w:val="14"/>
+              </w:rPr>
+            </w:pPr>
+            <w:r>
+              <w:rPr>
+                <w:rFonts w:ascii="Calibri" w:hAnsi="Calibri"/>
+                <w:color w:val="000000"/>
+                <w:sz w:val="14"/>
+                <w:szCs w:val="14"/>
+              </w:rPr>
+              <w:t>Unitaria</w:t>
+            </w:r>
+          </w:p>
+        </w:tc>
+        <w:tc>
+          <w:tcPr>
+            <w:tcW w:w="1442" w:type="dxa"/>
+            <w:shd w:val="clear" w:color="auto" w:fill="F2F2F2"/>
+            <w:vAlign w:val="center"/>
+          </w:tcPr>
+          <w:p>
+            <w:pPr>
+              <w:rPr>
+                <w:rFonts w:ascii="Calibri" w:hAnsi="Calibri"/>
+                <w:color w:val="000000"/>
+                <w:sz w:val="14"/>
+                <w:szCs w:val="14"/>
+              </w:rPr>
+            </w:pPr>
+            <w:r>
+              <w:rPr>
+                <w:sz w:val="14"/>
+                <w:szCs w:val="14"/>
+              </w:rPr>
+              <w:t xml:space="preserve">Función validateImage importada. Archivo simulado con </w:t>
+            </w:r>
+            <w:proofErr w:type="spellStart"/>
+            <w:r>
+              <w:rPr>
+                <w:sz w:val="14"/>
+                <w:szCs w:val="14"/>
+              </w:rPr>
+              <w:t>mimetype</w:t>
+            </w:r>
+            <w:proofErr w:type="spellEnd"/>
+            <w:r>
+              <w:rPr>
+                <w:sz w:val="14"/>
+                <w:szCs w:val="14"/>
+              </w:rPr>
+              <w:t xml:space="preserve">: </w:t>
+            </w:r>
+            <w:proofErr w:type="spellStart"/>
+            <w:r>
+              <w:rPr>
+                <w:sz w:val="14"/>
+                <w:szCs w:val="14"/>
+              </w:rPr>
+              <w:t>image</w:t>
+            </w:r>
+            <w:proofErr w:type="spellEnd"/>
+            <w:r>
+              <w:rPr>
+                <w:sz w:val="14"/>
+                <w:szCs w:val="14"/>
+              </w:rPr>
+              <w:t>/</w:t>
+            </w:r>
+            <w:proofErr w:type="spellStart"/>
+            <w:r>
+              <w:rPr>
+                <w:sz w:val="14"/>
+                <w:szCs w:val="14"/>
+              </w:rPr>
+              <w:t>jpeg</w:t>
+            </w:r>
+            <w:proofErr w:type="spellEnd"/>
+            <w:r>
+              <w:rPr>
+                <w:sz w:val="14"/>
+                <w:szCs w:val="14"/>
+              </w:rPr>
+              <w:t xml:space="preserve"> y tamaño menor o igual a 5 MB.</w:t>
+            </w:r>
+          </w:p>
+        </w:tc>
+        <w:tc>
+          <w:tcPr>
+            <w:tcW w:w="1393" w:type="dxa"/>
+            <w:shd w:val="clear" w:color="auto" w:fill="F2F2F2"/>
+            <w:vAlign w:val="center"/>
+          </w:tcPr>
+          <w:p>
+            <w:pPr>
+              <w:rPr>
+                <w:sz w:val="14"/>
+                <w:szCs w:val="14"/>
+              </w:rPr>
+            </w:pPr>
+            <w:r>
+              <w:rPr>
+                <w:sz w:val="14"/>
+                <w:szCs w:val="14"/>
+              </w:rPr>
+              <w:t>1. Crear objeto de imagen JPEG válido.</w:t>
+            </w:r>
+          </w:p>
+          <w:p>
+            <w:pPr>
+              <w:rPr>
+                <w:sz w:val="14"/>
+                <w:szCs w:val="14"/>
+              </w:rPr>
+            </w:pPr>
+            <w:r>
+              <w:rPr>
+                <w:sz w:val="14"/>
+                <w:szCs w:val="14"/>
+              </w:rPr>
+              <w:t>2. Asignar tamaño permitido.</w:t>
+            </w:r>
+          </w:p>
+          <w:p>
+            <w:pPr>
+              <w:rPr>
+                <w:sz w:val="14"/>
+                <w:szCs w:val="14"/>
+              </w:rPr>
+            </w:pPr>
+            <w:r>
+              <w:rPr>
+                <w:sz w:val="14"/>
+                <w:szCs w:val="14"/>
+              </w:rPr>
+              <w:t>3. Ejecutar validateImage(file).</w:t>
+            </w:r>
+          </w:p>
+          <w:p>
+            <w:pPr>
+              <w:rPr>
+                <w:sz w:val="14"/>
+                <w:szCs w:val="14"/>
+              </w:rPr>
+            </w:pPr>
+            <w:r>
+              <w:rPr>
+                <w:sz w:val="14"/>
+                <w:szCs w:val="14"/>
+              </w:rPr>
+              <w:t>4. Verificar que no lance excepción.</w:t>
+            </w:r>
+          </w:p>
+          <w:p>
+            <w:pPr>
+              <w:rPr>
+                <w:rFonts w:ascii="Calibri" w:hAnsi="Calibri"/>
+                <w:color w:val="000000"/>
+                <w:sz w:val="14"/>
+                <w:szCs w:val="14"/>
+              </w:rPr>
+            </w:pPr>
+            <w:r>
+              <w:rPr>
+                <w:sz w:val="14"/>
+                <w:szCs w:val="14"/>
+              </w:rPr>
+              <w:t xml:space="preserve">5. Validar retorno </w:t>
+            </w:r>
+            <w:r>
+              <w:rPr>
+                <w:sz w:val="14"/>
+                <w:szCs w:val="14"/>
+              </w:rPr>
+              <w:lastRenderedPageBreak/>
+              <w:t>true.</w:t>
+            </w:r>
+          </w:p>
+        </w:tc>
+        <w:tc>
+          <w:tcPr>
+            <w:tcW w:w="993" w:type="dxa"/>
+            <w:shd w:val="clear" w:color="auto" w:fill="F2F2F2"/>
+            <w:vAlign w:val="center"/>
+          </w:tcPr>
+          <w:p>
+            <w:pPr>
+              <w:rPr>
+                <w:sz w:val="14"/>
+                <w:szCs w:val="14"/>
+              </w:rPr>
+            </w:pPr>
+            <w:r>
+              <w:rPr>
+                <w:rFonts w:ascii="Calibri" w:hAnsi="Calibri"/>
+                <w:color w:val="000000"/>
+                <w:sz w:val="14"/>
+                <w:szCs w:val="14"/>
+              </w:rPr>
+              <w:lastRenderedPageBreak/>
+              <w:t>No lanza excepción, retorna true.</w:t>
+            </w:r>
+          </w:p>
+        </w:tc>
+        <w:tc>
+          <w:tcPr>
+            <w:tcW w:w="850" w:type="dxa"/>
+            <w:shd w:val="clear" w:color="auto" w:fill="E2EFDA"/>
+            <w:vAlign w:val="center"/>
+          </w:tcPr>
+          <w:p>
+            <w:pPr>
+              <w:rPr>
+                <w:sz w:val="14"/>
+                <w:szCs w:val="14"/>
+              </w:rPr>
+            </w:pPr>
+            <w:r>
+              <w:rPr>
+                <w:rFonts w:ascii="Calibri" w:hAnsi="Calibri"/>
+                <w:color w:val="000000"/>
+                <w:sz w:val="14"/>
+                <w:szCs w:val="14"/>
+              </w:rPr>
+              <w:t>Sin excepción. función retorna true.</w:t>
+            </w:r>
+          </w:p>
+        </w:tc>
+        <w:tc>
+          <w:tcPr>
+            <w:tcW w:w="726" w:type="dxa"/>
+            <w:shd w:val="clear" w:color="auto" w:fill="E2EFDA"/>
+            <w:vAlign w:val="center"/>
+          </w:tcPr>
+          <w:p>
+            <w:pPr>
+              <w:jc w:val="center"/>
+              <w:rPr>
+                <w:sz w:val="14"/>
+                <w:szCs w:val="14"/>
+              </w:rPr>
+            </w:pPr>
+            <w:r>
+              <w:rPr>
+                <w:rFonts w:ascii="Calibri" w:hAnsi="Calibri"/>
+                <w:color w:val="000000"/>
+                <w:sz w:val="14"/>
+                <w:szCs w:val="14"/>
+              </w:rPr>
+              <w:t>PASS</w:t>
+            </w:r>
+          </w:p>
+        </w:tc>
+        <w:tc>
+          <w:tcPr>
+            <w:tcW w:w="991" w:type="dxa"/>
+            <w:shd w:val="clear" w:color="auto" w:fill="E2EFDA"/>
+            <w:vAlign w:val="center"/>
+          </w:tcPr>
+          <w:p>
+            <w:pPr>
+              <w:rPr>
+                <w:sz w:val="14"/>
+                <w:szCs w:val="14"/>
+              </w:rPr>
+            </w:pPr>
+            <w:r>
+              <w:rPr>
+                <w:rFonts w:ascii="Calibri" w:hAnsi="Calibri"/>
+                <w:color w:val="000000"/>
+                <w:sz w:val="14"/>
+                <w:szCs w:val="14"/>
               </w:rPr>
               <w:t>materiales_bodega.test.js – Test 17</w:t>
             </w:r>
@@ -5786,18 +8164,24 @@
         </w:trPr>
         <w:tc>
           <w:tcPr>
-            <w:tcW w:w="737" w:type="dxa"/>
+            <w:tcW w:w="534" w:type="dxa"/>
             <w:shd w:val="clear" w:color="auto" w:fill="FFFFFF"/>
             <w:vAlign w:val="center"/>
           </w:tcPr>
           <w:p>
             <w:pPr>
               <w:jc w:val="center"/>
-            </w:pPr>
-            <w:r>
-              <w:rPr>
-                <w:rFonts w:ascii="Calibri" w:hAnsi="Calibri"/>
-                <w:color w:val="000000"/>
+              <w:rPr>
+                <w:sz w:val="14"/>
+                <w:szCs w:val="14"/>
+              </w:rPr>
+            </w:pPr>
+            <w:r>
+              <w:rPr>
+                <w:rFonts w:ascii="Calibri" w:hAnsi="Calibri"/>
+                <w:color w:val="000000"/>
+                <w:sz w:val="14"/>
+                <w:szCs w:val="14"/>
               </w:rPr>
               <w:t>CP-050</w:t>
             </w:r>
@@ -5811,44 +8195,41 @@
           </w:tcPr>
           <w:p>
             <w:pPr>
-              <w:jc w:val="center"/>
-            </w:pPr>
-            <w:r>
-              <w:rPr>
-                <w:rFonts w:ascii="Calibri" w:hAnsi="Calibri"/>
-                <w:color w:val="000000"/>
-              </w:rPr>
-              <w:t>Grupo 3</w:t>
-            </w:r>
-          </w:p>
-        </w:tc>
-        <w:tc>
-          <w:tcPr>
-            <w:tcW w:w="1247" w:type="dxa"/>
+              <w:rPr>
+                <w:sz w:val="14"/>
+                <w:szCs w:val="14"/>
+              </w:rPr>
+            </w:pPr>
+            <w:r>
+              <w:rPr>
+                <w:rFonts w:ascii="Calibri" w:hAnsi="Calibri"/>
+                <w:color w:val="000000"/>
+                <w:sz w:val="14"/>
+                <w:szCs w:val="14"/>
+              </w:rPr>
+              <w:t>StorageService</w:t>
+            </w:r>
+          </w:p>
+        </w:tc>
+        <w:tc>
+          <w:tcPr>
+            <w:tcW w:w="992" w:type="dxa"/>
             <w:shd w:val="clear" w:color="auto" w:fill="FFFFFF"/>
             <w:vAlign w:val="center"/>
           </w:tcPr>
           <w:p>
-            <w:r>
-              <w:rPr>
-                <w:rFonts w:ascii="Calibri" w:hAnsi="Calibri"/>
-                <w:color w:val="000000"/>
-              </w:rPr>
-              <w:t>StorageService</w:t>
-            </w:r>
-          </w:p>
-        </w:tc>
-        <w:tc>
-          <w:tcPr>
-            <w:tcW w:w="2438" w:type="dxa"/>
-            <w:shd w:val="clear" w:color="auto" w:fill="FFFFFF"/>
-            <w:vAlign w:val="center"/>
-          </w:tcPr>
-          <w:p>
-            <w:r>
-              <w:rPr>
-                <w:rFonts w:ascii="Calibri" w:hAnsi="Calibri"/>
-                <w:color w:val="000000"/>
+            <w:pPr>
+              <w:rPr>
+                <w:sz w:val="14"/>
+                <w:szCs w:val="14"/>
+              </w:rPr>
+            </w:pPr>
+            <w:r>
+              <w:rPr>
+                <w:rFonts w:ascii="Calibri" w:hAnsi="Calibri"/>
+                <w:color w:val="000000"/>
+                <w:sz w:val="14"/>
+                <w:szCs w:val="14"/>
               </w:rPr>
               <w:t xml:space="preserve">validateImage acepta imagen PNG valida dentro del </w:t>
             </w:r>
@@ -5857,6 +8238,8 @@
               <w:rPr>
                 <w:rFonts w:ascii="Calibri" w:hAnsi="Calibri"/>
                 <w:color w:val="000000"/>
+                <w:sz w:val="14"/>
+                <w:szCs w:val="14"/>
               </w:rPr>
               <w:t>limite</w:t>
             </w:r>
@@ -5865,138 +8248,10 @@
               <w:rPr>
                 <w:rFonts w:ascii="Calibri" w:hAnsi="Calibri"/>
                 <w:color w:val="000000"/>
-              </w:rPr>
-              <w:t xml:space="preserve"> de </w:t>
-            </w:r>
-            <w:proofErr w:type="spellStart"/>
-            <w:r>
-              <w:rPr>
-                <w:rFonts w:ascii="Calibri" w:hAnsi="Calibri"/>
-                <w:color w:val="000000"/>
-              </w:rPr>
-              <w:t>tamanio</w:t>
-            </w:r>
-            <w:proofErr w:type="spellEnd"/>
-          </w:p>
-        </w:tc>
-        <w:tc>
-          <w:tcPr>
-            <w:tcW w:w="907" w:type="dxa"/>
-            <w:shd w:val="clear" w:color="auto" w:fill="FFFFFF"/>
-            <w:vAlign w:val="center"/>
-          </w:tcPr>
-          <w:p>
-            <w:pPr>
-              <w:jc w:val="center"/>
-            </w:pPr>
-            <w:r>
-              <w:rPr>
-                <w:rFonts w:ascii="Calibri" w:hAnsi="Calibri"/>
-                <w:color w:val="000000"/>
-              </w:rPr>
-              <w:t>Unitaria</w:t>
-            </w:r>
-          </w:p>
-        </w:tc>
-        <w:tc>
-          <w:tcPr>
-            <w:tcW w:w="1587" w:type="dxa"/>
-            <w:shd w:val="clear" w:color="auto" w:fill="FFFFFF"/>
-            <w:vAlign w:val="center"/>
-          </w:tcPr>
-          <w:p>
-            <w:r>
-              <w:rPr>
-                <w:rFonts w:ascii="Calibri" w:hAnsi="Calibri"/>
-                <w:color w:val="000000"/>
-              </w:rPr>
-              <w:t xml:space="preserve">No lanza </w:t>
-            </w:r>
-            <w:r>
-              <w:rPr>
-                <w:rFonts w:ascii="Calibri" w:hAnsi="Calibri"/>
-                <w:color w:val="000000"/>
-              </w:rPr>
-              <w:t>excepción</w:t>
-            </w:r>
-            <w:r>
-              <w:rPr>
-                <w:rFonts w:ascii="Calibri" w:hAnsi="Calibri"/>
-                <w:color w:val="000000"/>
-              </w:rPr>
-              <w:t xml:space="preserve">, retorna </w:t>
-            </w:r>
-            <w:r>
-              <w:rPr>
-                <w:rFonts w:ascii="Calibri" w:hAnsi="Calibri"/>
-                <w:color w:val="000000"/>
-              </w:rPr>
-              <w:lastRenderedPageBreak/>
-              <w:t>true.</w:t>
-            </w:r>
-          </w:p>
-        </w:tc>
-        <w:tc>
-          <w:tcPr>
-            <w:tcW w:w="1587" w:type="dxa"/>
-            <w:shd w:val="clear" w:color="auto" w:fill="FFFFFF"/>
-            <w:vAlign w:val="center"/>
-          </w:tcPr>
-          <w:p>
-            <w:r>
-              <w:rPr>
-                <w:rFonts w:ascii="Calibri" w:hAnsi="Calibri"/>
-                <w:color w:val="000000"/>
-              </w:rPr>
-              <w:lastRenderedPageBreak/>
-              <w:t xml:space="preserve">Sin </w:t>
-            </w:r>
-            <w:r>
-              <w:rPr>
-                <w:rFonts w:ascii="Calibri" w:hAnsi="Calibri"/>
-                <w:color w:val="000000"/>
-              </w:rPr>
-              <w:t>excepción</w:t>
-            </w:r>
-            <w:r>
-              <w:rPr>
-                <w:rFonts w:ascii="Calibri" w:hAnsi="Calibri"/>
-                <w:color w:val="000000"/>
-              </w:rPr>
-              <w:t xml:space="preserve">. </w:t>
-            </w:r>
-            <w:r>
-              <w:rPr>
-                <w:rFonts w:ascii="Calibri" w:hAnsi="Calibri"/>
-                <w:color w:val="000000"/>
-              </w:rPr>
-              <w:t>función</w:t>
-            </w:r>
-            <w:r>
-              <w:rPr>
-                <w:rFonts w:ascii="Calibri" w:hAnsi="Calibri"/>
-                <w:color w:val="000000"/>
-              </w:rPr>
-              <w:t xml:space="preserve"> retorna true.</w:t>
-            </w:r>
-          </w:p>
-        </w:tc>
-        <w:tc>
-          <w:tcPr>
-            <w:tcW w:w="964" w:type="dxa"/>
-            <w:shd w:val="clear" w:color="auto" w:fill="E2EFDA"/>
-            <w:vAlign w:val="center"/>
-          </w:tcPr>
-          <w:p>
-            <w:pPr>
-              <w:jc w:val="center"/>
-            </w:pPr>
-            <w:r>
-              <w:rPr>
-                <w:rFonts w:ascii="Calibri" w:hAnsi="Calibri"/>
-                <w:color w:val="000000"/>
-              </w:rPr>
-              <w:t>PASS</w:t>
+                <w:sz w:val="14"/>
+                <w:szCs w:val="14"/>
+              </w:rPr>
+              <w:t xml:space="preserve"> de tamanio</w:t>
             </w:r>
           </w:p>
         </w:tc>
@@ -6007,10 +8262,256 @@
             <w:vAlign w:val="center"/>
           </w:tcPr>
           <w:p>
-            <w:r>
-              <w:rPr>
-                <w:rFonts w:ascii="Calibri" w:hAnsi="Calibri"/>
-                <w:color w:val="000000"/>
+            <w:pPr>
+              <w:jc w:val="center"/>
+              <w:rPr>
+                <w:sz w:val="14"/>
+                <w:szCs w:val="14"/>
+              </w:rPr>
+            </w:pPr>
+            <w:r>
+              <w:rPr>
+                <w:rFonts w:ascii="Calibri" w:hAnsi="Calibri"/>
+                <w:color w:val="000000"/>
+                <w:sz w:val="14"/>
+                <w:szCs w:val="14"/>
+              </w:rPr>
+              <w:t>Unitaria</w:t>
+            </w:r>
+          </w:p>
+        </w:tc>
+        <w:tc>
+          <w:tcPr>
+            <w:tcW w:w="1442" w:type="dxa"/>
+            <w:shd w:val="clear" w:color="auto" w:fill="FFFFFF"/>
+            <w:vAlign w:val="center"/>
+          </w:tcPr>
+          <w:p>
+            <w:pPr>
+              <w:rPr>
+                <w:rFonts w:ascii="Calibri" w:hAnsi="Calibri"/>
+                <w:color w:val="000000"/>
+                <w:sz w:val="14"/>
+                <w:szCs w:val="14"/>
+              </w:rPr>
+            </w:pPr>
+            <w:r>
+              <w:rPr>
+                <w:sz w:val="14"/>
+                <w:szCs w:val="14"/>
+              </w:rPr>
+              <w:t xml:space="preserve">Función validateImage importada. Archivo simulado con </w:t>
+            </w:r>
+            <w:proofErr w:type="spellStart"/>
+            <w:r>
+              <w:rPr>
+                <w:sz w:val="14"/>
+                <w:szCs w:val="14"/>
+              </w:rPr>
+              <w:t>mimetype</w:t>
+            </w:r>
+            <w:proofErr w:type="spellEnd"/>
+            <w:r>
+              <w:rPr>
+                <w:sz w:val="14"/>
+                <w:szCs w:val="14"/>
+              </w:rPr>
+              <w:t xml:space="preserve">: </w:t>
+            </w:r>
+            <w:proofErr w:type="spellStart"/>
+            <w:r>
+              <w:rPr>
+                <w:sz w:val="14"/>
+                <w:szCs w:val="14"/>
+              </w:rPr>
+              <w:t>image</w:t>
+            </w:r>
+            <w:proofErr w:type="spellEnd"/>
+            <w:r>
+              <w:rPr>
+                <w:sz w:val="14"/>
+                <w:szCs w:val="14"/>
+              </w:rPr>
+              <w:t>/png y tamaño menor o igual a 5 MB.</w:t>
+            </w:r>
+          </w:p>
+        </w:tc>
+        <w:tc>
+          <w:tcPr>
+            <w:tcW w:w="1393" w:type="dxa"/>
+            <w:shd w:val="clear" w:color="auto" w:fill="FFFFFF"/>
+            <w:vAlign w:val="center"/>
+          </w:tcPr>
+          <w:p>
+            <w:pPr>
+              <w:rPr>
+                <w:sz w:val="14"/>
+                <w:szCs w:val="14"/>
+              </w:rPr>
+            </w:pPr>
+            <w:r>
+              <w:rPr>
+                <w:sz w:val="14"/>
+                <w:szCs w:val="14"/>
+              </w:rPr>
+              <w:t>1. Crear objeto de imagen PNG válido.</w:t>
+            </w:r>
+          </w:p>
+          <w:p>
+            <w:pPr>
+              <w:rPr>
+                <w:sz w:val="14"/>
+                <w:szCs w:val="14"/>
+              </w:rPr>
+            </w:pPr>
+            <w:r>
+              <w:rPr>
+                <w:sz w:val="14"/>
+                <w:szCs w:val="14"/>
+              </w:rPr>
+              <w:t>2. Asignar tamaño permitido.</w:t>
+            </w:r>
+          </w:p>
+          <w:p>
+            <w:pPr>
+              <w:rPr>
+                <w:sz w:val="14"/>
+                <w:szCs w:val="14"/>
+              </w:rPr>
+            </w:pPr>
+            <w:r>
+              <w:rPr>
+                <w:sz w:val="14"/>
+                <w:szCs w:val="14"/>
+              </w:rPr>
+              <w:t>3. Ejecutar validateImage(file).</w:t>
+            </w:r>
+          </w:p>
+          <w:p>
+            <w:pPr>
+              <w:rPr>
+                <w:sz w:val="14"/>
+                <w:szCs w:val="14"/>
+              </w:rPr>
+            </w:pPr>
+            <w:r>
+              <w:rPr>
+                <w:sz w:val="14"/>
+                <w:szCs w:val="14"/>
+              </w:rPr>
+              <w:t>4. Verificar que no lance excepción.</w:t>
+            </w:r>
+          </w:p>
+          <w:p>
+            <w:pPr>
+              <w:rPr>
+                <w:rFonts w:ascii="Calibri" w:hAnsi="Calibri"/>
+                <w:color w:val="000000"/>
+                <w:sz w:val="14"/>
+                <w:szCs w:val="14"/>
+              </w:rPr>
+            </w:pPr>
+            <w:r>
+              <w:rPr>
+                <w:sz w:val="14"/>
+                <w:szCs w:val="14"/>
+              </w:rPr>
+              <w:t>5. Validar retorno true.</w:t>
+            </w:r>
+          </w:p>
+        </w:tc>
+        <w:tc>
+          <w:tcPr>
+            <w:tcW w:w="993" w:type="dxa"/>
+            <w:shd w:val="clear" w:color="auto" w:fill="FFFFFF"/>
+            <w:vAlign w:val="center"/>
+          </w:tcPr>
+          <w:p>
+            <w:pPr>
+              <w:rPr>
+                <w:sz w:val="14"/>
+                <w:szCs w:val="14"/>
+              </w:rPr>
+            </w:pPr>
+            <w:r>
+              <w:rPr>
+                <w:rFonts w:ascii="Calibri" w:hAnsi="Calibri"/>
+                <w:color w:val="000000"/>
+                <w:sz w:val="14"/>
+                <w:szCs w:val="14"/>
+              </w:rPr>
+              <w:t>No lanza excepción, retorna true.</w:t>
+            </w:r>
+          </w:p>
+        </w:tc>
+        <w:tc>
+          <w:tcPr>
+            <w:tcW w:w="850" w:type="dxa"/>
+            <w:shd w:val="clear" w:color="auto" w:fill="E2EFDA"/>
+            <w:vAlign w:val="center"/>
+          </w:tcPr>
+          <w:p>
+            <w:pPr>
+              <w:rPr>
+                <w:sz w:val="14"/>
+                <w:szCs w:val="14"/>
+              </w:rPr>
+            </w:pPr>
+            <w:r>
+              <w:rPr>
+                <w:rFonts w:ascii="Calibri" w:hAnsi="Calibri"/>
+                <w:color w:val="000000"/>
+                <w:sz w:val="14"/>
+                <w:szCs w:val="14"/>
+              </w:rPr>
+              <w:t>Sin excepción. función retorna true.</w:t>
+            </w:r>
+          </w:p>
+        </w:tc>
+        <w:tc>
+          <w:tcPr>
+            <w:tcW w:w="726" w:type="dxa"/>
+            <w:shd w:val="clear" w:color="auto" w:fill="E2EFDA"/>
+            <w:vAlign w:val="center"/>
+          </w:tcPr>
+          <w:p>
+            <w:pPr>
+              <w:jc w:val="center"/>
+              <w:rPr>
+                <w:sz w:val="14"/>
+                <w:szCs w:val="14"/>
+              </w:rPr>
+            </w:pPr>
+            <w:r>
+              <w:rPr>
+                <w:rFonts w:ascii="Calibri" w:hAnsi="Calibri"/>
+                <w:color w:val="000000"/>
+                <w:sz w:val="14"/>
+                <w:szCs w:val="14"/>
+              </w:rPr>
+              <w:t>PASS</w:t>
+            </w:r>
+          </w:p>
+        </w:tc>
+        <w:tc>
+          <w:tcPr>
+            <w:tcW w:w="991" w:type="dxa"/>
+            <w:shd w:val="clear" w:color="auto" w:fill="E2EFDA"/>
+            <w:vAlign w:val="center"/>
+          </w:tcPr>
+          <w:p>
+            <w:pPr>
+              <w:rPr>
+                <w:sz w:val="14"/>
+                <w:szCs w:val="14"/>
+              </w:rPr>
+            </w:pPr>
+            <w:r>
+              <w:rPr>
+                <w:rFonts w:ascii="Calibri" w:hAnsi="Calibri"/>
+                <w:color w:val="000000"/>
+                <w:sz w:val="14"/>
+                <w:szCs w:val="14"/>
               </w:rPr>
               <w:t>materiales_bodega.test.js – Test 18</w:t>
             </w:r>
@@ -6033,15 +8534,91 @@
         <w:tblLook w:val="04A0" w:firstRow="1" w:lastRow="0" w:firstColumn="1" w:lastColumn="0" w:noHBand="0" w:noVBand="1"/>
       </w:tblPr>
       <w:tblGrid>
-        <w:gridCol w:w="1134"/>
-        <w:gridCol w:w="1295"/>
-        <w:gridCol w:w="3118"/>
+        <w:gridCol w:w="1384"/>
+        <w:gridCol w:w="1701"/>
+        <w:gridCol w:w="2462"/>
         <w:gridCol w:w="1134"/>
         <w:gridCol w:w="1134"/>
       </w:tblGrid>
       <w:tr>
         <w:tc>
           <w:tcPr>
+            <w:tcW w:w="1384" w:type="dxa"/>
+            <w:shd w:val="clear" w:color="auto" w:fill="1F3864"/>
+            <w:vAlign w:val="center"/>
+          </w:tcPr>
+          <w:p>
+            <w:pPr>
+              <w:jc w:val="center"/>
+            </w:pPr>
+            <w:r>
+              <w:rPr>
+                <w:rFonts w:ascii="Calibri" w:hAnsi="Calibri"/>
+                <w:b/>
+                <w:color w:val="FFFFFF"/>
+              </w:rPr>
+              <w:t>ID Defecto</w:t>
+            </w:r>
+          </w:p>
+        </w:tc>
+        <w:tc>
+          <w:tcPr>
+            <w:tcW w:w="1701" w:type="dxa"/>
+            <w:shd w:val="clear" w:color="auto" w:fill="1F3864"/>
+            <w:vAlign w:val="center"/>
+          </w:tcPr>
+          <w:p>
+            <w:pPr>
+              <w:jc w:val="center"/>
+            </w:pPr>
+            <w:r>
+              <w:rPr>
+                <w:rFonts w:ascii="Calibri" w:hAnsi="Calibri"/>
+                <w:b/>
+                <w:color w:val="FFFFFF"/>
+              </w:rPr>
+              <w:t>CP relacionado</w:t>
+            </w:r>
+          </w:p>
+        </w:tc>
+        <w:tc>
+          <w:tcPr>
+            <w:tcW w:w="2462" w:type="dxa"/>
+            <w:shd w:val="clear" w:color="auto" w:fill="1F3864"/>
+            <w:vAlign w:val="center"/>
+          </w:tcPr>
+          <w:p>
+            <w:pPr>
+              <w:jc w:val="center"/>
+            </w:pPr>
+            <w:r>
+              <w:rPr>
+                <w:rFonts w:ascii="Calibri" w:hAnsi="Calibri"/>
+                <w:b/>
+                <w:color w:val="FFFFFF"/>
+              </w:rPr>
+              <w:t>Descripci</w:t>
+            </w:r>
+            <w:r>
+              <w:rPr>
+                <w:rFonts w:ascii="Calibri" w:hAnsi="Calibri"/>
+                <w:b/>
+                <w:color w:val="FFFFFF"/>
+              </w:rPr>
+              <w:t>ó</w:t>
+            </w:r>
+            <w:r>
+              <w:rPr>
+                <w:rFonts w:ascii="Calibri" w:hAnsi="Calibri"/>
+                <w:b/>
+                <w:color w:val="FFFFFF"/>
+              </w:rPr>
+              <w:t>n</w:t>
+            </w:r>
+          </w:p>
+        </w:tc>
+        <w:tc>
+          <w:tcPr>
             <w:tcW w:w="1134" w:type="dxa"/>
             <w:shd w:val="clear" w:color="auto" w:fill="1F3864"/>
             <w:vAlign w:val="center"/>
@@ -6056,7 +8633,7 @@
                 <w:b/>
                 <w:color w:val="FFFFFF"/>
               </w:rPr>
-              <w:t>ID Defecto</w:t>
+              <w:t>Severidad</w:t>
             </w:r>
           </w:p>
         </w:tc>
@@ -6076,82 +8653,6 @@
                 <w:b/>
                 <w:color w:val="FFFFFF"/>
               </w:rPr>
-              <w:t>CP relacionado</w:t>
-            </w:r>
-          </w:p>
-        </w:tc>
-        <w:tc>
-          <w:tcPr>
-            <w:tcW w:w="3118" w:type="dxa"/>
-            <w:shd w:val="clear" w:color="auto" w:fill="1F3864"/>
-            <w:vAlign w:val="center"/>
-          </w:tcPr>
-          <w:p>
-            <w:pPr>
-              <w:jc w:val="center"/>
-            </w:pPr>
-            <w:r>
-              <w:rPr>
-                <w:rFonts w:ascii="Calibri" w:hAnsi="Calibri"/>
-                <w:b/>
-                <w:color w:val="FFFFFF"/>
-              </w:rPr>
-              <w:t>Descripci</w:t>
-            </w:r>
-            <w:r>
-              <w:rPr>
-                <w:rFonts w:ascii="Calibri" w:hAnsi="Calibri"/>
-                <w:b/>
-                <w:color w:val="FFFFFF"/>
-              </w:rPr>
-              <w:t>ó</w:t>
-            </w:r>
-            <w:r>
-              <w:rPr>
-                <w:rFonts w:ascii="Calibri" w:hAnsi="Calibri"/>
-                <w:b/>
-                <w:color w:val="FFFFFF"/>
-              </w:rPr>
-              <w:t>n</w:t>
-            </w:r>
-          </w:p>
-        </w:tc>
-        <w:tc>
-          <w:tcPr>
-            <w:tcW w:w="1134" w:type="dxa"/>
-            <w:shd w:val="clear" w:color="auto" w:fill="1F3864"/>
-            <w:vAlign w:val="center"/>
-          </w:tcPr>
-          <w:p>
-            <w:pPr>
-              <w:jc w:val="center"/>
-            </w:pPr>
-            <w:r>
-              <w:rPr>
-                <w:rFonts w:ascii="Calibri" w:hAnsi="Calibri"/>
-                <w:b/>
-                <w:color w:val="FFFFFF"/>
-              </w:rPr>
-              <w:t>Severidad</w:t>
-            </w:r>
-          </w:p>
-        </w:tc>
-        <w:tc>
-          <w:tcPr>
-            <w:tcW w:w="1134" w:type="dxa"/>
-            <w:shd w:val="clear" w:color="auto" w:fill="1F3864"/>
-            <w:vAlign w:val="center"/>
-          </w:tcPr>
-          <w:p>
-            <w:pPr>
-              <w:jc w:val="center"/>
-            </w:pPr>
-            <w:r>
-              <w:rPr>
-                <w:rFonts w:ascii="Calibri" w:hAnsi="Calibri"/>
-                <w:b/>
-                <w:color w:val="FFFFFF"/>
-              </w:rPr>
               <w:t>Estado</w:t>
             </w:r>
           </w:p>
@@ -6160,7 +8661,7 @@
       <w:tr>
         <w:tc>
           <w:tcPr>
-            <w:tcW w:w="1134" w:type="dxa"/>
+            <w:tcW w:w="1384" w:type="dxa"/>
             <w:shd w:val="clear" w:color="auto" w:fill="E2EFDA"/>
             <w:vAlign w:val="center"/>
           </w:tcPr>
@@ -6180,7 +8681,7 @@
         </w:tc>
         <w:tc>
           <w:tcPr>
-            <w:tcW w:w="1134" w:type="dxa"/>
+            <w:tcW w:w="1701" w:type="dxa"/>
             <w:shd w:val="clear" w:color="auto" w:fill="E2EFDA"/>
             <w:vAlign w:val="center"/>
           </w:tcPr>
@@ -6200,7 +8701,7 @@
         </w:tc>
         <w:tc>
           <w:tcPr>
-            <w:tcW w:w="3118" w:type="dxa"/>
+            <w:tcW w:w="2462" w:type="dxa"/>
             <w:shd w:val="clear" w:color="auto" w:fill="E2EFDA"/>
             <w:vAlign w:val="center"/>
           </w:tcPr>
@@ -6550,15 +9051,7 @@
                 <w:b/>
                 <w:szCs w:val="28"/>
               </w:rPr>
-              <w:t>Distribución</w:t>
-            </w:r>
-            <w:r>
-              <w:rPr>
-                <w:rFonts w:ascii="Calibri" w:hAnsi="Calibri"/>
-                <w:b/>
-                <w:szCs w:val="28"/>
-              </w:rPr>
-              <w:t xml:space="preserve"> por grupo</w:t>
+              <w:t>Distribución por grupo</w:t>
             </w:r>
           </w:p>
         </w:tc>
@@ -6570,17 +9063,66 @@
           </w:tcPr>
           <w:p>
             <w:pPr>
-              <w:rPr>
-                <w:szCs w:val="28"/>
-              </w:rPr>
-            </w:pPr>
-            <w:r>
-              <w:rPr>
-                <w:rFonts w:ascii="Calibri" w:hAnsi="Calibri"/>
-                <w:color w:val="000000"/>
-                <w:szCs w:val="28"/>
-              </w:rPr>
-              <w:t>Grupo 1 (Materiales): 8 pruebas / Grupo 2 (Bodega): 6 pruebas / Grupo 3 (StorageService unit tests): 4 pruebas</w:t>
+              <w:pStyle w:val="Prrafodelista"/>
+              <w:numPr>
+                <w:ilvl w:val="0"/>
+                <w:numId w:val="10"/>
+              </w:numPr>
+              <w:rPr>
+                <w:rFonts w:ascii="Calibri" w:hAnsi="Calibri"/>
+                <w:color w:val="000000"/>
+                <w:szCs w:val="28"/>
+              </w:rPr>
+            </w:pPr>
+            <w:r>
+              <w:rPr>
+                <w:rFonts w:ascii="Calibri" w:hAnsi="Calibri"/>
+                <w:color w:val="000000"/>
+                <w:szCs w:val="28"/>
+              </w:rPr>
+              <w:t>Grupo 1 (Materiales): 8 pruebas</w:t>
+            </w:r>
+          </w:p>
+          <w:p>
+            <w:pPr>
+              <w:pStyle w:val="Prrafodelista"/>
+              <w:numPr>
+                <w:ilvl w:val="0"/>
+                <w:numId w:val="10"/>
+              </w:numPr>
+              <w:rPr>
+                <w:rFonts w:ascii="Calibri" w:hAnsi="Calibri"/>
+                <w:color w:val="000000"/>
+                <w:szCs w:val="28"/>
+              </w:rPr>
+            </w:pPr>
+            <w:r>
+              <w:rPr>
+                <w:rFonts w:ascii="Calibri" w:hAnsi="Calibri"/>
+                <w:color w:val="000000"/>
+                <w:szCs w:val="28"/>
+              </w:rPr>
+              <w:t>Grupo 2 (Bodega): 6 pruebas</w:t>
+            </w:r>
+          </w:p>
+          <w:p>
+            <w:pPr>
+              <w:pStyle w:val="Prrafodelista"/>
+              <w:numPr>
+                <w:ilvl w:val="0"/>
+                <w:numId w:val="10"/>
+              </w:numPr>
+              <w:rPr>
+                <w:szCs w:val="28"/>
+              </w:rPr>
+            </w:pPr>
+            <w:r>
+              <w:rPr>
+                <w:rFonts w:ascii="Calibri" w:hAnsi="Calibri"/>
+                <w:color w:val="000000"/>
+                <w:szCs w:val="28"/>
+              </w:rPr>
+              <w:t>Grupo 3 (StorageService unit tests): 4 pruebas</w:t>
             </w:r>
           </w:p>
         </w:tc>
@@ -6619,6 +9161,11 @@
           </w:tcPr>
           <w:p>
             <w:pPr>
+              <w:pStyle w:val="Prrafodelista"/>
+              <w:numPr>
+                <w:ilvl w:val="0"/>
+                <w:numId w:val="10"/>
+              </w:numPr>
               <w:rPr>
                 <w:szCs w:val="28"/>
               </w:rPr>
@@ -6631,40 +9178,84 @@
               </w:rPr>
               <w:t>Test Suites: 1 passed, 1 total</w:t>
             </w:r>
-            <w:r>
-              <w:rPr>
-                <w:rFonts w:ascii="Calibri" w:hAnsi="Calibri"/>
-                <w:color w:val="000000"/>
-                <w:szCs w:val="28"/>
-              </w:rPr>
-              <w:br/>
+          </w:p>
+          <w:p>
+            <w:pPr>
+              <w:pStyle w:val="Prrafodelista"/>
+              <w:numPr>
+                <w:ilvl w:val="0"/>
+                <w:numId w:val="10"/>
+              </w:numPr>
+              <w:rPr>
+                <w:szCs w:val="28"/>
+              </w:rPr>
+            </w:pPr>
+            <w:r>
+              <w:rPr>
+                <w:rFonts w:ascii="Calibri" w:hAnsi="Calibri"/>
+                <w:color w:val="000000"/>
+                <w:szCs w:val="28"/>
+              </w:rPr>
               <w:t>Tests:       18 passed, 18 total</w:t>
             </w:r>
-            <w:r>
-              <w:rPr>
-                <w:rFonts w:ascii="Calibri" w:hAnsi="Calibri"/>
-                <w:color w:val="000000"/>
-                <w:szCs w:val="28"/>
-              </w:rPr>
-              <w:br/>
+          </w:p>
+          <w:p>
+            <w:pPr>
+              <w:pStyle w:val="Prrafodelista"/>
+              <w:numPr>
+                <w:ilvl w:val="0"/>
+                <w:numId w:val="10"/>
+              </w:numPr>
+              <w:rPr>
+                <w:szCs w:val="28"/>
+              </w:rPr>
+            </w:pPr>
+            <w:r>
+              <w:rPr>
+                <w:rFonts w:ascii="Calibri" w:hAnsi="Calibri"/>
+                <w:color w:val="000000"/>
+                <w:szCs w:val="28"/>
+              </w:rPr>
               <w:t>Snapshots:   0 total</w:t>
             </w:r>
-            <w:r>
-              <w:rPr>
-                <w:rFonts w:ascii="Calibri" w:hAnsi="Calibri"/>
-                <w:color w:val="000000"/>
-                <w:szCs w:val="28"/>
-              </w:rPr>
-              <w:br/>
+          </w:p>
+          <w:p>
+            <w:pPr>
+              <w:pStyle w:val="Prrafodelista"/>
+              <w:numPr>
+                <w:ilvl w:val="0"/>
+                <w:numId w:val="10"/>
+              </w:numPr>
+              <w:rPr>
+                <w:szCs w:val="28"/>
+              </w:rPr>
+            </w:pPr>
+            <w:r>
+              <w:rPr>
+                <w:rFonts w:ascii="Calibri" w:hAnsi="Calibri"/>
+                <w:color w:val="000000"/>
+                <w:szCs w:val="28"/>
+              </w:rPr>
               <w:t>Time:        ~3-5 s</w:t>
             </w:r>
-            <w:r>
-              <w:rPr>
-                <w:rFonts w:ascii="Calibri" w:hAnsi="Calibri"/>
-                <w:color w:val="000000"/>
-                <w:szCs w:val="28"/>
-              </w:rPr>
-              <w:br/>
+          </w:p>
+          <w:p>
+            <w:pPr>
+              <w:pStyle w:val="Prrafodelista"/>
+              <w:numPr>
+                <w:ilvl w:val="0"/>
+                <w:numId w:val="10"/>
+              </w:numPr>
+              <w:rPr>
+                <w:szCs w:val="28"/>
+              </w:rPr>
+            </w:pPr>
+            <w:r>
+              <w:rPr>
+                <w:rFonts w:ascii="Calibri" w:hAnsi="Calibri"/>
+                <w:color w:val="000000"/>
+                <w:szCs w:val="28"/>
+              </w:rPr>
               <w:t>Ran all test suites matching /materiales_bodega.test.js/</w:t>
             </w:r>
           </w:p>
@@ -6711,15 +9302,7 @@
                 <w:b/>
                 <w:szCs w:val="28"/>
               </w:rPr>
-              <w:t>Evaluación</w:t>
-            </w:r>
-            <w:r>
-              <w:rPr>
-                <w:rFonts w:ascii="Calibri" w:hAnsi="Calibri"/>
-                <w:b/>
-                <w:szCs w:val="28"/>
-              </w:rPr>
-              <w:t xml:space="preserve"> general de calidad</w:t>
+              <w:t>Evaluación general de calidad</w:t>
             </w:r>
           </w:p>
         </w:tc>
@@ -6815,15 +9398,7 @@
                 <w:b/>
                 <w:szCs w:val="28"/>
               </w:rPr>
-              <w:t>Módulos</w:t>
-            </w:r>
-            <w:r>
-              <w:rPr>
-                <w:rFonts w:ascii="Calibri" w:hAnsi="Calibri"/>
-                <w:b/>
-                <w:szCs w:val="28"/>
-              </w:rPr>
-              <w:t xml:space="preserve"> con cobertura insuficiente</w:t>
+              <w:t>Módulos con cobertura insuficiente</w:t>
             </w:r>
           </w:p>
         </w:tc>
@@ -6844,31 +9419,7 @@
                 <w:color w:val="000000"/>
                 <w:szCs w:val="28"/>
               </w:rPr>
-              <w:t>Las pruebas de integración de bodega con BD real activan no</w:t>
-            </w:r>
-            <w:r>
-              <w:rPr>
-                <w:rFonts w:ascii="Calibri" w:hAnsi="Calibri"/>
-                <w:color w:val="000000"/>
-                <w:szCs w:val="28"/>
-              </w:rPr>
-              <w:t xml:space="preserve"> fueron ejecutadas en este sprint porque el entorno de prueba no tiene BD disponible. Solo se verifico el comportamiento de RBAC y validaciones de request. La cobertura de la </w:t>
-            </w:r>
-            <w:r>
-              <w:rPr>
-                <w:rFonts w:ascii="Calibri" w:hAnsi="Calibri"/>
-                <w:color w:val="000000"/>
-                <w:szCs w:val="28"/>
-              </w:rPr>
-              <w:t>lógica</w:t>
-            </w:r>
-            <w:r>
-              <w:rPr>
-                <w:rFonts w:ascii="Calibri" w:hAnsi="Calibri"/>
-                <w:color w:val="000000"/>
-                <w:szCs w:val="28"/>
-              </w:rPr>
-              <w:t xml:space="preserve"> de negocio con BD real queda pendiente para Sprint 04.</w:t>
+              <w:t>Las pruebas de integración de bodega con BD real activan no fueron ejecutadas en este sprint porque el entorno de prueba no tiene BD disponible. Solo se verifico el comportamiento de RBAC y validaciones de request. La cobertura de la lógica de negocio con BD real queda pendiente para Sprint 04.</w:t>
             </w:r>
           </w:p>
         </w:tc>
@@ -6907,6 +9458,8 @@
           <w:p>
             <w:pPr>
               <w:rPr>
+                <w:rFonts w:ascii="Calibri" w:hAnsi="Calibri"/>
+                <w:color w:val="000000"/>
                 <w:szCs w:val="28"/>
               </w:rPr>
             </w:pPr>
@@ -6932,7 +9485,24 @@
                 <w:color w:val="000000"/>
                 <w:szCs w:val="28"/>
               </w:rPr>
-              <w:t xml:space="preserve"> para bodega con BD activa (Docker Compose en CI). 2. Agregar pruebas para el endpoint de </w:t>
+              <w:t xml:space="preserve"> para bodega con BD activa (Docker Compose en CI). </w:t>
+            </w:r>
+          </w:p>
+          <w:p>
+            <w:pPr>
+              <w:rPr>
+                <w:rFonts w:ascii="Calibri" w:hAnsi="Calibri"/>
+                <w:color w:val="000000"/>
+                <w:szCs w:val="28"/>
+              </w:rPr>
+            </w:pPr>
+            <w:r>
+              <w:rPr>
+                <w:rFonts w:ascii="Calibri" w:hAnsi="Calibri"/>
+                <w:color w:val="000000"/>
+                <w:szCs w:val="28"/>
+              </w:rPr>
+              <w:t xml:space="preserve">2. Agregar pruebas para el endpoint de </w:t>
             </w:r>
             <w:r>
               <w:rPr>
@@ -6948,7 +9518,24 @@
                 <w:color w:val="000000"/>
                 <w:szCs w:val="28"/>
               </w:rPr>
-              <w:t xml:space="preserve"> de materiales una vez implementado. 3. Crear suite de pruebas para el </w:t>
+              <w:t xml:space="preserve"> de materiales una vez implementado. </w:t>
+            </w:r>
+          </w:p>
+          <w:p>
+            <w:pPr>
+              <w:rPr>
+                <w:rFonts w:ascii="Calibri" w:hAnsi="Calibri"/>
+                <w:color w:val="000000"/>
+                <w:szCs w:val="28"/>
+              </w:rPr>
+            </w:pPr>
+            <w:r>
+              <w:rPr>
+                <w:rFonts w:ascii="Calibri" w:hAnsi="Calibri"/>
+                <w:color w:val="000000"/>
+                <w:szCs w:val="28"/>
+              </w:rPr>
+              <w:t xml:space="preserve">3. Crear suite de pruebas para el </w:t>
             </w:r>
             <w:r>
               <w:rPr>
@@ -6964,7 +9551,23 @@
                 <w:color w:val="000000"/>
                 <w:szCs w:val="28"/>
               </w:rPr>
-              <w:t xml:space="preserve"> de Requerimientos de Compra (Sprint 04). 4. Verificar </w:t>
+              <w:t xml:space="preserve"> de Requerimientos de Compra (Sprint 04). </w:t>
+            </w:r>
+          </w:p>
+          <w:p>
+            <w:pPr>
+              <w:rPr>
+                <w:szCs w:val="28"/>
+              </w:rPr>
+            </w:pPr>
+            <w:r>
+              <w:rPr>
+                <w:rFonts w:ascii="Calibri" w:hAnsi="Calibri"/>
+                <w:color w:val="000000"/>
+                <w:szCs w:val="28"/>
+              </w:rPr>
+              <w:lastRenderedPageBreak/>
+              <w:t xml:space="preserve">4. Verificar </w:t>
             </w:r>
             <w:r>
               <w:rPr>
@@ -7007,6 +9610,7 @@
                 <w:b/>
                 <w:szCs w:val="28"/>
               </w:rPr>
+              <w:lastRenderedPageBreak/>
               <w:t xml:space="preserve">Criterio de calidad </w:t>
             </w:r>
             <w:r>
@@ -7103,7 +9707,6 @@
         <w:pStyle w:val="Ttulo1"/>
       </w:pPr>
       <w:r>
-        <w:lastRenderedPageBreak/>
         <w:t>Glosario de Siglas</w:t>
       </w:r>
     </w:p>
@@ -7116,7 +9719,6 @@
       <w:tblGrid>
         <w:gridCol w:w="1020"/>
         <w:gridCol w:w="4535"/>
-        <w:gridCol w:w="3798"/>
       </w:tblGrid>
       <w:tr>
         <w:tc>
@@ -7126,9 +9728,6 @@
             <w:vAlign w:val="center"/>
           </w:tcPr>
           <w:p>
-            <w:pPr>
-              <w:jc w:val="center"/>
-            </w:pPr>
             <w:r>
               <w:rPr>
                 <w:rFonts w:ascii="Calibri" w:hAnsi="Calibri"/>
@@ -7146,9 +9745,6 @@
             <w:vAlign w:val="center"/>
           </w:tcPr>
           <w:p>
-            <w:pPr>
-              <w:jc w:val="center"/>
-            </w:pPr>
             <w:r>
               <w:rPr>
                 <w:rFonts w:ascii="Calibri" w:hAnsi="Calibri"/>
@@ -7156,26 +9752,6 @@
                 <w:color w:val="FFFFFF"/>
               </w:rPr>
               <w:t>Significado</w:t>
-            </w:r>
-          </w:p>
-        </w:tc>
-        <w:tc>
-          <w:tcPr>
-            <w:tcW w:w="3798" w:type="dxa"/>
-            <w:shd w:val="clear" w:color="auto" w:fill="1F3864"/>
-            <w:vAlign w:val="center"/>
-          </w:tcPr>
-          <w:p>
-            <w:pPr>
-              <w:jc w:val="center"/>
-            </w:pPr>
-            <w:r>
-              <w:rPr>
-                <w:rFonts w:ascii="Calibri" w:hAnsi="Calibri"/>
-                <w:b/>
-                <w:color w:val="FFFFFF"/>
-              </w:rPr>
-              <w:t>Contexto de uso</w:t>
             </w:r>
           </w:p>
         </w:tc>
@@ -7191,9 +9767,6 @@
             <w:vAlign w:val="center"/>
           </w:tcPr>
           <w:p>
-            <w:pPr>
-              <w:jc w:val="center"/>
-            </w:pPr>
             <w:r>
               <w:rPr>
                 <w:rFonts w:ascii="Calibri" w:hAnsi="Calibri"/>
@@ -7217,29 +9790,6 @@
                 <w:color w:val="000000"/>
               </w:rPr>
               <w:t>Caso de Prueba</w:t>
-            </w:r>
-          </w:p>
-        </w:tc>
-        <w:tc>
-          <w:tcPr>
-            <w:tcW w:w="3798" w:type="dxa"/>
-            <w:shd w:val="clear" w:color="auto" w:fill="D9E1F2"/>
-            <w:vAlign w:val="center"/>
-          </w:tcPr>
-          <w:p>
-            <w:r>
-              <w:rPr>
-                <w:rFonts w:ascii="Calibri" w:hAnsi="Calibri"/>
-                <w:color w:val="000000"/>
-              </w:rPr>
-              <w:t xml:space="preserve">Escenario documentado de </w:t>
-            </w:r>
-            <w:r>
-              <w:rPr>
-                <w:rFonts w:ascii="Calibri" w:hAnsi="Calibri"/>
-                <w:color w:val="000000"/>
-              </w:rPr>
-              <w:t>verificación</w:t>
             </w:r>
           </w:p>
         </w:tc>
@@ -7255,9 +9805,6 @@
             <w:vAlign w:val="center"/>
           </w:tcPr>
           <w:p>
-            <w:pPr>
-              <w:jc w:val="center"/>
-            </w:pPr>
             <w:r>
               <w:rPr>
                 <w:rFonts w:ascii="Calibri" w:hAnsi="Calibri"/>
@@ -7281,36 +9828,6 @@
                 <w:color w:val="000000"/>
               </w:rPr>
               <w:t>Informe de Pruebas</w:t>
-            </w:r>
-          </w:p>
-        </w:tc>
-        <w:tc>
-          <w:tcPr>
-            <w:tcW w:w="3798" w:type="dxa"/>
-            <w:shd w:val="clear" w:color="auto" w:fill="FFFFFF"/>
-            <w:vAlign w:val="center"/>
-          </w:tcPr>
-          <w:p>
-            <w:r>
-              <w:rPr>
-                <w:rFonts w:ascii="Calibri" w:hAnsi="Calibri"/>
-                <w:color w:val="000000"/>
-              </w:rPr>
-              <w:t xml:space="preserve">Prefijo del </w:t>
-            </w:r>
-            <w:r>
-              <w:rPr>
-                <w:rFonts w:ascii="Calibri" w:hAnsi="Calibri"/>
-                <w:color w:val="000000"/>
-              </w:rPr>
-              <w:t>código</w:t>
-            </w:r>
-            <w:r>
-              <w:rPr>
-                <w:rFonts w:ascii="Calibri" w:hAnsi="Calibri"/>
-                <w:color w:val="000000"/>
-              </w:rPr>
-              <w:t xml:space="preserve"> de este documento</w:t>
             </w:r>
           </w:p>
         </w:tc>
@@ -7326,9 +9843,6 @@
             <w:vAlign w:val="center"/>
           </w:tcPr>
           <w:p>
-            <w:pPr>
-              <w:jc w:val="center"/>
-            </w:pPr>
             <w:r>
               <w:rPr>
                 <w:rFonts w:ascii="Calibri" w:hAnsi="Calibri"/>
@@ -7352,36 +9866,6 @@
                 <w:color w:val="000000"/>
               </w:rPr>
               <w:t>JSON Web Token</w:t>
-            </w:r>
-          </w:p>
-        </w:tc>
-        <w:tc>
-          <w:tcPr>
-            <w:tcW w:w="3798" w:type="dxa"/>
-            <w:shd w:val="clear" w:color="auto" w:fill="D9E1F2"/>
-            <w:vAlign w:val="center"/>
-          </w:tcPr>
-          <w:p>
-            <w:r>
-              <w:rPr>
-                <w:rFonts w:ascii="Calibri" w:hAnsi="Calibri"/>
-                <w:color w:val="000000"/>
-              </w:rPr>
-              <w:t xml:space="preserve">Token de </w:t>
-            </w:r>
-            <w:r>
-              <w:rPr>
-                <w:rFonts w:ascii="Calibri" w:hAnsi="Calibri"/>
-                <w:color w:val="000000"/>
-              </w:rPr>
-              <w:t>autenticación</w:t>
-            </w:r>
-            <w:r>
-              <w:rPr>
-                <w:rFonts w:ascii="Calibri" w:hAnsi="Calibri"/>
-                <w:color w:val="000000"/>
-              </w:rPr>
-              <w:t xml:space="preserve"> bajo prueba</w:t>
             </w:r>
           </w:p>
         </w:tc>
@@ -7397,9 +9881,6 @@
             <w:vAlign w:val="center"/>
           </w:tcPr>
           <w:p>
-            <w:pPr>
-              <w:jc w:val="center"/>
-            </w:pPr>
             <w:r>
               <w:rPr>
                 <w:rFonts w:ascii="Calibri" w:hAnsi="Calibri"/>
@@ -7423,36 +9904,6 @@
                 <w:color w:val="000000"/>
               </w:rPr>
               <w:t>Role-Based Access Control</w:t>
-            </w:r>
-          </w:p>
-        </w:tc>
-        <w:tc>
-          <w:tcPr>
-            <w:tcW w:w="3798" w:type="dxa"/>
-            <w:shd w:val="clear" w:color="auto" w:fill="FFFFFF"/>
-            <w:vAlign w:val="center"/>
-          </w:tcPr>
-          <w:p>
-            <w:r>
-              <w:rPr>
-                <w:rFonts w:ascii="Calibri" w:hAnsi="Calibri"/>
-                <w:color w:val="000000"/>
-              </w:rPr>
-              <w:t xml:space="preserve">Mecanismo de </w:t>
-            </w:r>
-            <w:r>
-              <w:rPr>
-                <w:rFonts w:ascii="Calibri" w:hAnsi="Calibri"/>
-                <w:color w:val="000000"/>
-              </w:rPr>
-              <w:t>autorización</w:t>
-            </w:r>
-            <w:r>
-              <w:rPr>
-                <w:rFonts w:ascii="Calibri" w:hAnsi="Calibri"/>
-                <w:color w:val="000000"/>
-              </w:rPr>
-              <w:t xml:space="preserve"> bajo prueba</w:t>
             </w:r>
           </w:p>
         </w:tc>
@@ -7468,9 +9919,6 @@
             <w:vAlign w:val="center"/>
           </w:tcPr>
           <w:p>
-            <w:pPr>
-              <w:jc w:val="center"/>
-            </w:pPr>
             <w:r>
               <w:rPr>
                 <w:rFonts w:ascii="Calibri" w:hAnsi="Calibri"/>
@@ -7494,36 +9942,6 @@
                 <w:color w:val="000000"/>
               </w:rPr>
               <w:t>HyperText Transfer Protocol</w:t>
-            </w:r>
-          </w:p>
-        </w:tc>
-        <w:tc>
-          <w:tcPr>
-            <w:tcW w:w="3798" w:type="dxa"/>
-            <w:shd w:val="clear" w:color="auto" w:fill="D9E1F2"/>
-            <w:vAlign w:val="center"/>
-          </w:tcPr>
-          <w:p>
-            <w:r>
-              <w:rPr>
-                <w:rFonts w:ascii="Calibri" w:hAnsi="Calibri"/>
-                <w:color w:val="000000"/>
-              </w:rPr>
-              <w:t xml:space="preserve">Protocolo de </w:t>
-            </w:r>
-            <w:r>
-              <w:rPr>
-                <w:rFonts w:ascii="Calibri" w:hAnsi="Calibri"/>
-                <w:color w:val="000000"/>
-              </w:rPr>
-              <w:t>comunicación</w:t>
-            </w:r>
-            <w:r>
-              <w:rPr>
-                <w:rFonts w:ascii="Calibri" w:hAnsi="Calibri"/>
-                <w:color w:val="000000"/>
-              </w:rPr>
-              <w:t xml:space="preserve"> web</w:t>
             </w:r>
           </w:p>
         </w:tc>
@@ -7539,9 +9957,6 @@
             <w:vAlign w:val="center"/>
           </w:tcPr>
           <w:p>
-            <w:pPr>
-              <w:jc w:val="center"/>
-            </w:pPr>
             <w:r>
               <w:rPr>
                 <w:rFonts w:ascii="Calibri" w:hAnsi="Calibri"/>
@@ -7565,29 +9980,6 @@
                 <w:color w:val="000000"/>
               </w:rPr>
               <w:t>Application Programming Interface</w:t>
-            </w:r>
-          </w:p>
-        </w:tc>
-        <w:tc>
-          <w:tcPr>
-            <w:tcW w:w="3798" w:type="dxa"/>
-            <w:shd w:val="clear" w:color="auto" w:fill="FFFFFF"/>
-            <w:vAlign w:val="center"/>
-          </w:tcPr>
-          <w:p>
-            <w:r>
-              <w:rPr>
-                <w:rFonts w:ascii="Calibri" w:hAnsi="Calibri"/>
-                <w:color w:val="000000"/>
-              </w:rPr>
-              <w:t xml:space="preserve">Interfaz de </w:t>
-            </w:r>
-            <w:r>
-              <w:rPr>
-                <w:rFonts w:ascii="Calibri" w:hAnsi="Calibri"/>
-                <w:color w:val="000000"/>
-              </w:rPr>
-              <w:t>programación</w:t>
             </w:r>
           </w:p>
         </w:tc>
@@ -7603,9 +9995,6 @@
             <w:vAlign w:val="center"/>
           </w:tcPr>
           <w:p>
-            <w:pPr>
-              <w:jc w:val="center"/>
-            </w:pPr>
             <w:r>
               <w:rPr>
                 <w:rFonts w:ascii="Calibri" w:hAnsi="Calibri"/>
@@ -7629,22 +10018,6 @@
                 <w:color w:val="000000"/>
               </w:rPr>
               <w:t>Base de Datos</w:t>
-            </w:r>
-          </w:p>
-        </w:tc>
-        <w:tc>
-          <w:tcPr>
-            <w:tcW w:w="3798" w:type="dxa"/>
-            <w:shd w:val="clear" w:color="auto" w:fill="D9E1F2"/>
-            <w:vAlign w:val="center"/>
-          </w:tcPr>
-          <w:p>
-            <w:r>
-              <w:rPr>
-                <w:rFonts w:ascii="Calibri" w:hAnsi="Calibri"/>
-                <w:color w:val="000000"/>
-              </w:rPr>
-              <w:t>Repositorio de datos</w:t>
             </w:r>
           </w:p>
         </w:tc>
@@ -7660,9 +10033,6 @@
             <w:vAlign w:val="center"/>
           </w:tcPr>
           <w:p>
-            <w:pPr>
-              <w:jc w:val="center"/>
-            </w:pPr>
             <w:r>
               <w:rPr>
                 <w:rFonts w:ascii="Calibri" w:hAnsi="Calibri"/>
@@ -7686,36 +10056,6 @@
                 <w:color w:val="000000"/>
               </w:rPr>
               <w:t>Continuous Integration</w:t>
-            </w:r>
-          </w:p>
-        </w:tc>
-        <w:tc>
-          <w:tcPr>
-            <w:tcW w:w="3798" w:type="dxa"/>
-            <w:shd w:val="clear" w:color="auto" w:fill="FFFFFF"/>
-            <w:vAlign w:val="center"/>
-          </w:tcPr>
-          <w:p>
-            <w:r>
-              <w:rPr>
-                <w:rFonts w:ascii="Calibri" w:hAnsi="Calibri"/>
-                <w:color w:val="000000"/>
-              </w:rPr>
-              <w:t xml:space="preserve">Entorno de </w:t>
-            </w:r>
-            <w:r>
-              <w:rPr>
-                <w:rFonts w:ascii="Calibri" w:hAnsi="Calibri"/>
-                <w:color w:val="000000"/>
-              </w:rPr>
-              <w:t>ejecución</w:t>
-            </w:r>
-            <w:r>
-              <w:rPr>
-                <w:rFonts w:ascii="Calibri" w:hAnsi="Calibri"/>
-                <w:color w:val="000000"/>
-              </w:rPr>
-              <w:t xml:space="preserve"> de pruebas automatizadas</w:t>
             </w:r>
           </w:p>
         </w:tc>
@@ -7731,9 +10071,6 @@
             <w:vAlign w:val="center"/>
           </w:tcPr>
           <w:p>
-            <w:pPr>
-              <w:jc w:val="center"/>
-            </w:pPr>
             <w:r>
               <w:rPr>
                 <w:rFonts w:ascii="Calibri" w:hAnsi="Calibri"/>
@@ -7757,22 +10094,6 @@
                 <w:color w:val="000000"/>
               </w:rPr>
               <w:t>Caso ejecutado con resultado exitoso</w:t>
-            </w:r>
-          </w:p>
-        </w:tc>
-        <w:tc>
-          <w:tcPr>
-            <w:tcW w:w="3798" w:type="dxa"/>
-            <w:shd w:val="clear" w:color="auto" w:fill="D9E1F2"/>
-            <w:vAlign w:val="center"/>
-          </w:tcPr>
-          <w:p>
-            <w:r>
-              <w:rPr>
-                <w:rFonts w:ascii="Calibri" w:hAnsi="Calibri"/>
-                <w:color w:val="000000"/>
-              </w:rPr>
-              <w:t>Estado de caso de prueba</w:t>
             </w:r>
           </w:p>
         </w:tc>
@@ -7788,9 +10109,6 @@
             <w:vAlign w:val="center"/>
           </w:tcPr>
           <w:p>
-            <w:pPr>
-              <w:jc w:val="center"/>
-            </w:pPr>
             <w:r>
               <w:rPr>
                 <w:rFonts w:ascii="Calibri" w:hAnsi="Calibri"/>
@@ -7814,22 +10132,6 @@
                 <w:color w:val="000000"/>
               </w:rPr>
               <w:t>Caso ejecutado con resultado fallido</w:t>
-            </w:r>
-          </w:p>
-        </w:tc>
-        <w:tc>
-          <w:tcPr>
-            <w:tcW w:w="3798" w:type="dxa"/>
-            <w:shd w:val="clear" w:color="auto" w:fill="FFFFFF"/>
-            <w:vAlign w:val="center"/>
-          </w:tcPr>
-          <w:p>
-            <w:r>
-              <w:rPr>
-                <w:rFonts w:ascii="Calibri" w:hAnsi="Calibri"/>
-                <w:color w:val="000000"/>
-              </w:rPr>
-              <w:t>Estado de caso de prueba</w:t>
             </w:r>
           </w:p>
         </w:tc>
@@ -7845,9 +10147,6 @@
             <w:vAlign w:val="center"/>
           </w:tcPr>
           <w:p>
-            <w:pPr>
-              <w:jc w:val="center"/>
-            </w:pPr>
             <w:r>
               <w:rPr>
                 <w:rFonts w:ascii="Calibri" w:hAnsi="Calibri"/>
@@ -7871,22 +10170,6 @@
                 <w:color w:val="000000"/>
               </w:rPr>
               <w:t>Caso no ejecutado por impedimento</w:t>
-            </w:r>
-          </w:p>
-        </w:tc>
-        <w:tc>
-          <w:tcPr>
-            <w:tcW w:w="3798" w:type="dxa"/>
-            <w:shd w:val="clear" w:color="auto" w:fill="D9E1F2"/>
-            <w:vAlign w:val="center"/>
-          </w:tcPr>
-          <w:p>
-            <w:r>
-              <w:rPr>
-                <w:rFonts w:ascii="Calibri" w:hAnsi="Calibri"/>
-                <w:color w:val="000000"/>
-              </w:rPr>
-              <w:t>Estado de caso de prueba</w:t>
             </w:r>
           </w:p>
         </w:tc>
@@ -7902,9 +10185,6 @@
             <w:vAlign w:val="center"/>
           </w:tcPr>
           <w:p>
-            <w:pPr>
-              <w:jc w:val="center"/>
-            </w:pPr>
             <w:r>
               <w:rPr>
                 <w:rFonts w:ascii="Calibri" w:hAnsi="Calibri"/>
@@ -7928,22 +10208,6 @@
                 <w:color w:val="000000"/>
               </w:rPr>
               <w:t>Multipurpose Internet Mail Extensions</w:t>
-            </w:r>
-          </w:p>
-        </w:tc>
-        <w:tc>
-          <w:tcPr>
-            <w:tcW w:w="3798" w:type="dxa"/>
-            <w:shd w:val="clear" w:color="auto" w:fill="FFFFFF"/>
-            <w:vAlign w:val="center"/>
-          </w:tcPr>
-          <w:p>
-            <w:r>
-              <w:rPr>
-                <w:rFonts w:ascii="Calibri" w:hAnsi="Calibri"/>
-                <w:color w:val="000000"/>
-              </w:rPr>
-              <w:t>Tipo de archivo verificado en pruebas unitarias</w:t>
             </w:r>
           </w:p>
         </w:tc>
@@ -7959,9 +10223,6 @@
             <w:vAlign w:val="center"/>
           </w:tcPr>
           <w:p>
-            <w:pPr>
-              <w:jc w:val="center"/>
-            </w:pPr>
             <w:r>
               <w:rPr>
                 <w:rFonts w:ascii="Calibri" w:hAnsi="Calibri"/>
@@ -7988,45 +10249,9 @@
             </w:r>
           </w:p>
         </w:tc>
-        <w:tc>
-          <w:tcPr>
-            <w:tcW w:w="3798" w:type="dxa"/>
-            <w:shd w:val="clear" w:color="auto" w:fill="D9E1F2"/>
-            <w:vAlign w:val="center"/>
-          </w:tcPr>
-          <w:p>
-            <w:r>
-              <w:rPr>
-                <w:rFonts w:ascii="Calibri" w:hAnsi="Calibri"/>
-                <w:color w:val="000000"/>
-              </w:rPr>
-              <w:t>Operación</w:t>
-            </w:r>
-            <w:r>
-              <w:rPr>
-                <w:rFonts w:ascii="Calibri" w:hAnsi="Calibri"/>
-                <w:color w:val="000000"/>
-              </w:rPr>
-              <w:t xml:space="preserve"> </w:t>
-            </w:r>
-            <w:r>
-              <w:rPr>
-                <w:rFonts w:ascii="Calibri" w:hAnsi="Calibri"/>
-                <w:color w:val="000000"/>
-              </w:rPr>
-              <w:t>atómica</w:t>
-            </w:r>
-            <w:r>
-              <w:rPr>
-                <w:rFonts w:ascii="Calibri" w:hAnsi="Calibri"/>
-                <w:color w:val="000000"/>
-              </w:rPr>
-              <w:t xml:space="preserve"> probada en el servicio de bodega</w:t>
-            </w:r>
-          </w:p>
-        </w:tc>
       </w:tr>
     </w:tbl>
+    <w:p/>
     <w:p/>
     <w:sectPr>
       <w:pgSz w:w="12240" w:h="15840"/>
@@ -8211,6 +10436,119 @@
       </w:rPr>
     </w:lvl>
   </w:abstractNum>
+  <w:abstractNum w:abstractNumId="9" w15:restartNumberingAfterBreak="0">
+    <w:nsid w:val="54FA3942"/>
+    <w:multiLevelType w:val="hybridMultilevel"/>
+    <w:tmpl w:val="B142C12C"/>
+    <w:lvl w:ilvl="0" w:tplc="300A0001">
+      <w:start w:val="1"/>
+      <w:numFmt w:val="bullet"/>
+      <w:lvlText w:val=""/>
+      <w:lvlJc w:val="left"/>
+      <w:pPr>
+        <w:ind w:left="720" w:hanging="360"/>
+      </w:pPr>
+      <w:rPr>
+        <w:rFonts w:ascii="Symbol" w:hAnsi="Symbol" w:hint="default"/>
+      </w:rPr>
+    </w:lvl>
+    <w:lvl w:ilvl="1" w:tplc="300A0003" w:tentative="1">
+      <w:start w:val="1"/>
+      <w:numFmt w:val="bullet"/>
+      <w:lvlText w:val="o"/>
+      <w:lvlJc w:val="left"/>
+      <w:pPr>
+        <w:ind w:left="1440" w:hanging="360"/>
+      </w:pPr>
+      <w:rPr>
+        <w:rFonts w:ascii="Courier New" w:hAnsi="Courier New" w:cs="Courier New" w:hint="default"/>
+      </w:rPr>
+    </w:lvl>
+    <w:lvl w:ilvl="2" w:tplc="300A0005" w:tentative="1">
+      <w:start w:val="1"/>
+      <w:numFmt w:val="bullet"/>
+      <w:lvlText w:val=""/>
+      <w:lvlJc w:val="left"/>
+      <w:pPr>
+        <w:ind w:left="2160" w:hanging="360"/>
+      </w:pPr>
+      <w:rPr>
+        <w:rFonts w:ascii="Wingdings" w:hAnsi="Wingdings" w:hint="default"/>
+      </w:rPr>
+    </w:lvl>
+    <w:lvl w:ilvl="3" w:tplc="300A0001" w:tentative="1">
+      <w:start w:val="1"/>
+      <w:numFmt w:val="bullet"/>
+      <w:lvlText w:val=""/>
+      <w:lvlJc w:val="left"/>
+      <w:pPr>
+        <w:ind w:left="2880" w:hanging="360"/>
+      </w:pPr>
+      <w:rPr>
+        <w:rFonts w:ascii="Symbol" w:hAnsi="Symbol" w:hint="default"/>
+      </w:rPr>
+    </w:lvl>
+    <w:lvl w:ilvl="4" w:tplc="300A0003" w:tentative="1">
+      <w:start w:val="1"/>
+      <w:numFmt w:val="bullet"/>
+      <w:lvlText w:val="o"/>
+      <w:lvlJc w:val="left"/>
+      <w:pPr>
+        <w:ind w:left="3600" w:hanging="360"/>
+      </w:pPr>
+      <w:rPr>
+        <w:rFonts w:ascii="Courier New" w:hAnsi="Courier New" w:cs="Courier New" w:hint="default"/>
+      </w:rPr>
+    </w:lvl>
+    <w:lvl w:ilvl="5" w:tplc="300A0005" w:tentative="1">
+      <w:start w:val="1"/>
+      <w:numFmt w:val="bullet"/>
+      <w:lvlText w:val=""/>
+      <w:lvlJc w:val="left"/>
+      <w:pPr>
+        <w:ind w:left="4320" w:hanging="360"/>
+      </w:pPr>
+      <w:rPr>
+        <w:rFonts w:ascii="Wingdings" w:hAnsi="Wingdings" w:hint="default"/>
+      </w:rPr>
+    </w:lvl>
+    <w:lvl w:ilvl="6" w:tplc="300A0001" w:tentative="1">
+      <w:start w:val="1"/>
+      <w:numFmt w:val="bullet"/>
+      <w:lvlText w:val=""/>
+      <w:lvlJc w:val="left"/>
+      <w:pPr>
+        <w:ind w:left="5040" w:hanging="360"/>
+      </w:pPr>
+      <w:rPr>
+        <w:rFonts w:ascii="Symbol" w:hAnsi="Symbol" w:hint="default"/>
+      </w:rPr>
+    </w:lvl>
+    <w:lvl w:ilvl="7" w:tplc="300A0003" w:tentative="1">
+      <w:start w:val="1"/>
+      <w:numFmt w:val="bullet"/>
+      <w:lvlText w:val="o"/>
+      <w:lvlJc w:val="left"/>
+      <w:pPr>
+        <w:ind w:left="5760" w:hanging="360"/>
+      </w:pPr>
+      <w:rPr>
+        <w:rFonts w:ascii="Courier New" w:hAnsi="Courier New" w:cs="Courier New" w:hint="default"/>
+      </w:rPr>
+    </w:lvl>
+    <w:lvl w:ilvl="8" w:tplc="300A0005" w:tentative="1">
+      <w:start w:val="1"/>
+      <w:numFmt w:val="bullet"/>
+      <w:lvlText w:val=""/>
+      <w:lvlJc w:val="left"/>
+      <w:pPr>
+        <w:ind w:left="6480" w:hanging="360"/>
+      </w:pPr>
+      <w:rPr>
+        <w:rFonts w:ascii="Wingdings" w:hAnsi="Wingdings" w:hint="default"/>
+      </w:rPr>
+    </w:lvl>
+  </w:abstractNum>
   <w:num w:numId="1" w16cid:durableId="64377986">
     <w:abstractNumId w:val="8"/>
   </w:num>
@@ -8237,6 +10575,9 @@
   </w:num>
   <w:num w:numId="9" w16cid:durableId="1189412886">
     <w:abstractNumId w:val="0"/>
+  </w:num>
+  <w:num w:numId="10" w16cid:durableId="1005550141">
+    <w:abstractNumId w:val="9"/>
   </w:num>
 </w:numbering>
 </file>
@@ -8834,7 +11175,6 @@
   <w:style w:type="character" w:default="1" w:styleId="Fuentedeprrafopredeter">
     <w:name w:val="Default Paragraph Font"/>
     <w:uiPriority w:val="1"/>
-    <w:semiHidden/>
     <w:unhideWhenUsed/>
   </w:style>
   <w:style w:type="table" w:default="1" w:styleId="Tablanormal">

--- a/Documentos Base/Sprint 3 documentacion/Sprint_03_Informe_Pruebas_ICARO.docx
+++ b/Documentos Base/Sprint 3 documentacion/Sprint_03_Informe_Pruebas_ICARO.docx
@@ -1425,8 +1425,16 @@
     </w:p>
     <w:tbl>
       <w:tblPr>
-        <w:tblStyle w:val="Tablaconcuadrcula"/>
+        <w:tblStyle w:val="Tabladelista4-nfasis1"/>
         <w:tblW w:w="0" w:type="auto"/>
+        <w:tblBorders>
+          <w:top w:val="single" w:sz="4" w:space="0" w:color="auto"/>
+          <w:left w:val="single" w:sz="4" w:space="0" w:color="auto"/>
+          <w:bottom w:val="single" w:sz="4" w:space="0" w:color="auto"/>
+          <w:right w:val="single" w:sz="4" w:space="0" w:color="auto"/>
+          <w:insideH w:val="single" w:sz="4" w:space="0" w:color="auto"/>
+          <w:insideV w:val="single" w:sz="4" w:space="0" w:color="auto"/>
+        </w:tblBorders>
         <w:tblLook w:val="04A0" w:firstRow="1" w:lastRow="0" w:firstColumn="1" w:lastColumn="0" w:noHBand="0" w:noVBand="1"/>
       </w:tblPr>
       <w:tblGrid>
@@ -1438,11 +1446,19 @@
         <w:gridCol w:w="1134"/>
       </w:tblGrid>
       <w:tr>
-        <w:tc>
-          <w:tcPr>
+        <w:trPr>
+          <w:cnfStyle w:val="100000000000" w:firstRow="1" w:lastRow="0" w:firstColumn="0" w:lastColumn="0" w:oddVBand="0" w:evenVBand="0" w:oddHBand="0" w:evenHBand="0" w:firstRowFirstColumn="0" w:firstRowLastColumn="0" w:lastRowFirstColumn="0" w:lastRowLastColumn="0"/>
+        </w:trPr>
+        <w:tc>
+          <w:tcPr>
+            <w:cnfStyle w:val="001000000000" w:firstRow="0" w:lastRow="0" w:firstColumn="1" w:lastColumn="0" w:oddVBand="0" w:evenVBand="0" w:oddHBand="0" w:evenHBand="0" w:firstRowFirstColumn="0" w:firstRowLastColumn="0" w:lastRowFirstColumn="0" w:lastRowLastColumn="0"/>
             <w:tcW w:w="1984" w:type="dxa"/>
-            <w:shd w:val="clear" w:color="auto" w:fill="2E75B6"/>
-            <w:vAlign w:val="center"/>
+            <w:tcBorders>
+              <w:top w:val="none" w:sz="0" w:space="0" w:color="auto"/>
+              <w:left w:val="none" w:sz="0" w:space="0" w:color="auto"/>
+              <w:bottom w:val="none" w:sz="0" w:space="0" w:color="auto"/>
+            </w:tcBorders>
+            <w:shd w:val="clear" w:color="auto" w:fill="1F497D" w:themeFill="text2"/>
           </w:tcPr>
           <w:p>
             <w:pPr>
@@ -1454,7 +1470,6 @@
             <w:r>
               <w:rPr>
                 <w:rFonts w:ascii="Calibri" w:hAnsi="Calibri"/>
-                <w:b/>
                 <w:color w:val="FFFFFF"/>
                 <w:szCs w:val="28"/>
               </w:rPr>
@@ -1465,20 +1480,23 @@
         <w:tc>
           <w:tcPr>
             <w:tcW w:w="2551" w:type="dxa"/>
-            <w:shd w:val="clear" w:color="auto" w:fill="2E75B6"/>
-            <w:vAlign w:val="center"/>
+            <w:tcBorders>
+              <w:top w:val="none" w:sz="0" w:space="0" w:color="auto"/>
+              <w:bottom w:val="none" w:sz="0" w:space="0" w:color="auto"/>
+            </w:tcBorders>
+            <w:shd w:val="clear" w:color="auto" w:fill="1F497D" w:themeFill="text2"/>
           </w:tcPr>
           <w:p>
             <w:pPr>
               <w:jc w:val="center"/>
-              <w:rPr>
-                <w:szCs w:val="28"/>
-              </w:rPr>
-            </w:pPr>
-            <w:r>
-              <w:rPr>
-                <w:rFonts w:ascii="Calibri" w:hAnsi="Calibri"/>
-                <w:b/>
+              <w:cnfStyle w:val="100000000000" w:firstRow="1" w:lastRow="0" w:firstColumn="0" w:lastColumn="0" w:oddVBand="0" w:evenVBand="0" w:oddHBand="0" w:evenHBand="0" w:firstRowFirstColumn="0" w:firstRowLastColumn="0" w:lastRowFirstColumn="0" w:lastRowLastColumn="0"/>
+              <w:rPr>
+                <w:szCs w:val="28"/>
+              </w:rPr>
+            </w:pPr>
+            <w:r>
+              <w:rPr>
+                <w:rFonts w:ascii="Calibri" w:hAnsi="Calibri"/>
                 <w:color w:val="FFFFFF"/>
                 <w:szCs w:val="28"/>
               </w:rPr>
@@ -1489,20 +1507,23 @@
         <w:tc>
           <w:tcPr>
             <w:tcW w:w="1134" w:type="dxa"/>
-            <w:shd w:val="clear" w:color="auto" w:fill="2E75B6"/>
-            <w:vAlign w:val="center"/>
+            <w:tcBorders>
+              <w:top w:val="none" w:sz="0" w:space="0" w:color="auto"/>
+              <w:bottom w:val="none" w:sz="0" w:space="0" w:color="auto"/>
+            </w:tcBorders>
+            <w:shd w:val="clear" w:color="auto" w:fill="1F497D" w:themeFill="text2"/>
           </w:tcPr>
           <w:p>
             <w:pPr>
               <w:jc w:val="center"/>
-              <w:rPr>
-                <w:szCs w:val="28"/>
-              </w:rPr>
-            </w:pPr>
-            <w:r>
-              <w:rPr>
-                <w:rFonts w:ascii="Calibri" w:hAnsi="Calibri"/>
-                <w:b/>
+              <w:cnfStyle w:val="100000000000" w:firstRow="1" w:lastRow="0" w:firstColumn="0" w:lastColumn="0" w:oddVBand="0" w:evenVBand="0" w:oddHBand="0" w:evenHBand="0" w:firstRowFirstColumn="0" w:firstRowLastColumn="0" w:lastRowFirstColumn="0" w:lastRowLastColumn="0"/>
+              <w:rPr>
+                <w:szCs w:val="28"/>
+              </w:rPr>
+            </w:pPr>
+            <w:r>
+              <w:rPr>
+                <w:rFonts w:ascii="Calibri" w:hAnsi="Calibri"/>
                 <w:color w:val="FFFFFF"/>
                 <w:szCs w:val="28"/>
               </w:rPr>
@@ -1513,20 +1534,23 @@
         <w:tc>
           <w:tcPr>
             <w:tcW w:w="1134" w:type="dxa"/>
-            <w:shd w:val="clear" w:color="auto" w:fill="2E75B6"/>
-            <w:vAlign w:val="center"/>
+            <w:tcBorders>
+              <w:top w:val="none" w:sz="0" w:space="0" w:color="auto"/>
+              <w:bottom w:val="none" w:sz="0" w:space="0" w:color="auto"/>
+            </w:tcBorders>
+            <w:shd w:val="clear" w:color="auto" w:fill="1F497D" w:themeFill="text2"/>
           </w:tcPr>
           <w:p>
             <w:pPr>
               <w:jc w:val="center"/>
-              <w:rPr>
-                <w:szCs w:val="28"/>
-              </w:rPr>
-            </w:pPr>
-            <w:r>
-              <w:rPr>
-                <w:rFonts w:ascii="Calibri" w:hAnsi="Calibri"/>
-                <w:b/>
+              <w:cnfStyle w:val="100000000000" w:firstRow="1" w:lastRow="0" w:firstColumn="0" w:lastColumn="0" w:oddVBand="0" w:evenVBand="0" w:oddHBand="0" w:evenHBand="0" w:firstRowFirstColumn="0" w:firstRowLastColumn="0" w:lastRowFirstColumn="0" w:lastRowLastColumn="0"/>
+              <w:rPr>
+                <w:szCs w:val="28"/>
+              </w:rPr>
+            </w:pPr>
+            <w:r>
+              <w:rPr>
+                <w:rFonts w:ascii="Calibri" w:hAnsi="Calibri"/>
                 <w:color w:val="FFFFFF"/>
                 <w:szCs w:val="28"/>
               </w:rPr>
@@ -1537,20 +1561,23 @@
         <w:tc>
           <w:tcPr>
             <w:tcW w:w="1134" w:type="dxa"/>
-            <w:shd w:val="clear" w:color="auto" w:fill="2E75B6"/>
-            <w:vAlign w:val="center"/>
+            <w:tcBorders>
+              <w:top w:val="none" w:sz="0" w:space="0" w:color="auto"/>
+              <w:bottom w:val="none" w:sz="0" w:space="0" w:color="auto"/>
+            </w:tcBorders>
+            <w:shd w:val="clear" w:color="auto" w:fill="1F497D" w:themeFill="text2"/>
           </w:tcPr>
           <w:p>
             <w:pPr>
               <w:jc w:val="center"/>
-              <w:rPr>
-                <w:szCs w:val="28"/>
-              </w:rPr>
-            </w:pPr>
-            <w:r>
-              <w:rPr>
-                <w:rFonts w:ascii="Calibri" w:hAnsi="Calibri"/>
-                <w:b/>
+              <w:cnfStyle w:val="100000000000" w:firstRow="1" w:lastRow="0" w:firstColumn="0" w:lastColumn="0" w:oddVBand="0" w:evenVBand="0" w:oddHBand="0" w:evenHBand="0" w:firstRowFirstColumn="0" w:firstRowLastColumn="0" w:lastRowFirstColumn="0" w:lastRowLastColumn="0"/>
+              <w:rPr>
+                <w:szCs w:val="28"/>
+              </w:rPr>
+            </w:pPr>
+            <w:r>
+              <w:rPr>
+                <w:rFonts w:ascii="Calibri" w:hAnsi="Calibri"/>
                 <w:color w:val="FFFFFF"/>
                 <w:szCs w:val="28"/>
               </w:rPr>
@@ -1561,20 +1588,24 @@
         <w:tc>
           <w:tcPr>
             <w:tcW w:w="1134" w:type="dxa"/>
-            <w:shd w:val="clear" w:color="auto" w:fill="2E75B6"/>
-            <w:vAlign w:val="center"/>
+            <w:tcBorders>
+              <w:top w:val="none" w:sz="0" w:space="0" w:color="auto"/>
+              <w:bottom w:val="none" w:sz="0" w:space="0" w:color="auto"/>
+              <w:right w:val="none" w:sz="0" w:space="0" w:color="auto"/>
+            </w:tcBorders>
+            <w:shd w:val="clear" w:color="auto" w:fill="1F497D" w:themeFill="text2"/>
           </w:tcPr>
           <w:p>
             <w:pPr>
               <w:jc w:val="center"/>
-              <w:rPr>
-                <w:szCs w:val="28"/>
-              </w:rPr>
-            </w:pPr>
-            <w:r>
-              <w:rPr>
-                <w:rFonts w:ascii="Calibri" w:hAnsi="Calibri"/>
-                <w:b/>
+              <w:cnfStyle w:val="100000000000" w:firstRow="1" w:lastRow="0" w:firstColumn="0" w:lastColumn="0" w:oddVBand="0" w:evenVBand="0" w:oddHBand="0" w:evenHBand="0" w:firstRowFirstColumn="0" w:firstRowLastColumn="0" w:lastRowFirstColumn="0" w:lastRowLastColumn="0"/>
+              <w:rPr>
+                <w:szCs w:val="28"/>
+              </w:rPr>
+            </w:pPr>
+            <w:r>
+              <w:rPr>
+                <w:rFonts w:ascii="Calibri" w:hAnsi="Calibri"/>
                 <w:color w:val="FFFFFF"/>
                 <w:szCs w:val="28"/>
               </w:rPr>
@@ -1584,7 +1615,6 @@
             <w:r>
               <w:rPr>
                 <w:rFonts w:ascii="Calibri" w:hAnsi="Calibri"/>
-                <w:b/>
                 <w:color w:val="FFFFFF"/>
                 <w:szCs w:val="28"/>
               </w:rPr>
@@ -1595,11 +1625,13 @@
         </w:tc>
       </w:tr>
       <w:tr>
-        <w:tc>
-          <w:tcPr>
+        <w:trPr>
+          <w:cnfStyle w:val="000000100000" w:firstRow="0" w:lastRow="0" w:firstColumn="0" w:lastColumn="0" w:oddVBand="0" w:evenVBand="0" w:oddHBand="1" w:evenHBand="0" w:firstRowFirstColumn="0" w:firstRowLastColumn="0" w:lastRowFirstColumn="0" w:lastRowLastColumn="0"/>
+        </w:trPr>
+        <w:tc>
+          <w:tcPr>
+            <w:cnfStyle w:val="001000000000" w:firstRow="0" w:lastRow="0" w:firstColumn="1" w:lastColumn="0" w:oddVBand="0" w:evenVBand="0" w:oddHBand="0" w:evenHBand="0" w:firstRowFirstColumn="0" w:firstRowLastColumn="0" w:lastRowFirstColumn="0" w:lastRowLastColumn="0"/>
             <w:tcW w:w="1984" w:type="dxa"/>
-            <w:shd w:val="clear" w:color="auto" w:fill="F2F2F2"/>
-            <w:vAlign w:val="center"/>
           </w:tcPr>
           <w:p>
             <w:pPr>
@@ -1620,12 +1652,11 @@
         <w:tc>
           <w:tcPr>
             <w:tcW w:w="2551" w:type="dxa"/>
-            <w:shd w:val="clear" w:color="auto" w:fill="F2F2F2"/>
-            <w:vAlign w:val="center"/>
           </w:tcPr>
           <w:p>
             <w:pPr>
               <w:jc w:val="center"/>
+              <w:cnfStyle w:val="000000100000" w:firstRow="0" w:lastRow="0" w:firstColumn="0" w:lastColumn="0" w:oddVBand="0" w:evenVBand="0" w:oddHBand="1" w:evenHBand="0" w:firstRowFirstColumn="0" w:firstRowLastColumn="0" w:lastRowFirstColumn="0" w:lastRowLastColumn="0"/>
               <w:rPr>
                 <w:szCs w:val="28"/>
               </w:rPr>
@@ -1643,12 +1674,11 @@
         <w:tc>
           <w:tcPr>
             <w:tcW w:w="1134" w:type="dxa"/>
-            <w:shd w:val="clear" w:color="auto" w:fill="F2F2F2"/>
-            <w:vAlign w:val="center"/>
           </w:tcPr>
           <w:p>
             <w:pPr>
               <w:jc w:val="center"/>
+              <w:cnfStyle w:val="000000100000" w:firstRow="0" w:lastRow="0" w:firstColumn="0" w:lastColumn="0" w:oddVBand="0" w:evenVBand="0" w:oddHBand="1" w:evenHBand="0" w:firstRowFirstColumn="0" w:firstRowLastColumn="0" w:lastRowFirstColumn="0" w:lastRowLastColumn="0"/>
               <w:rPr>
                 <w:szCs w:val="28"/>
               </w:rPr>
@@ -1666,12 +1696,11 @@
         <w:tc>
           <w:tcPr>
             <w:tcW w:w="1134" w:type="dxa"/>
-            <w:shd w:val="clear" w:color="auto" w:fill="F2F2F2"/>
-            <w:vAlign w:val="center"/>
           </w:tcPr>
           <w:p>
             <w:pPr>
               <w:jc w:val="center"/>
+              <w:cnfStyle w:val="000000100000" w:firstRow="0" w:lastRow="0" w:firstColumn="0" w:lastColumn="0" w:oddVBand="0" w:evenVBand="0" w:oddHBand="1" w:evenHBand="0" w:firstRowFirstColumn="0" w:firstRowLastColumn="0" w:lastRowFirstColumn="0" w:lastRowLastColumn="0"/>
               <w:rPr>
                 <w:szCs w:val="28"/>
               </w:rPr>
@@ -1689,12 +1718,11 @@
         <w:tc>
           <w:tcPr>
             <w:tcW w:w="1134" w:type="dxa"/>
-            <w:shd w:val="clear" w:color="auto" w:fill="F2F2F2"/>
-            <w:vAlign w:val="center"/>
           </w:tcPr>
           <w:p>
             <w:pPr>
               <w:jc w:val="center"/>
+              <w:cnfStyle w:val="000000100000" w:firstRow="0" w:lastRow="0" w:firstColumn="0" w:lastColumn="0" w:oddVBand="0" w:evenVBand="0" w:oddHBand="1" w:evenHBand="0" w:firstRowFirstColumn="0" w:firstRowLastColumn="0" w:lastRowFirstColumn="0" w:lastRowLastColumn="0"/>
               <w:rPr>
                 <w:szCs w:val="28"/>
               </w:rPr>
@@ -1712,12 +1740,11 @@
         <w:tc>
           <w:tcPr>
             <w:tcW w:w="1134" w:type="dxa"/>
-            <w:shd w:val="clear" w:color="auto" w:fill="F2F2F2"/>
-            <w:vAlign w:val="center"/>
           </w:tcPr>
           <w:p>
             <w:pPr>
               <w:jc w:val="center"/>
+              <w:cnfStyle w:val="000000100000" w:firstRow="0" w:lastRow="0" w:firstColumn="0" w:lastColumn="0" w:oddVBand="0" w:evenVBand="0" w:oddHBand="1" w:evenHBand="0" w:firstRowFirstColumn="0" w:firstRowLastColumn="0" w:lastRowFirstColumn="0" w:lastRowLastColumn="0"/>
               <w:rPr>
                 <w:szCs w:val="28"/>
               </w:rPr>
@@ -1736,9 +1763,8 @@
       <w:tr>
         <w:tc>
           <w:tcPr>
+            <w:cnfStyle w:val="001000000000" w:firstRow="0" w:lastRow="0" w:firstColumn="1" w:lastColumn="0" w:oddVBand="0" w:evenVBand="0" w:oddHBand="0" w:evenHBand="0" w:firstRowFirstColumn="0" w:firstRowLastColumn="0" w:lastRowFirstColumn="0" w:lastRowLastColumn="0"/>
             <w:tcW w:w="1984" w:type="dxa"/>
-            <w:shd w:val="clear" w:color="auto" w:fill="FFFFFF"/>
-            <w:vAlign w:val="center"/>
           </w:tcPr>
           <w:p>
             <w:pPr>
@@ -1759,12 +1785,11 @@
         <w:tc>
           <w:tcPr>
             <w:tcW w:w="2551" w:type="dxa"/>
-            <w:shd w:val="clear" w:color="auto" w:fill="FFFFFF"/>
-            <w:vAlign w:val="center"/>
           </w:tcPr>
           <w:p>
             <w:pPr>
               <w:jc w:val="center"/>
+              <w:cnfStyle w:val="000000000000" w:firstRow="0" w:lastRow="0" w:firstColumn="0" w:lastColumn="0" w:oddVBand="0" w:evenVBand="0" w:oddHBand="0" w:evenHBand="0" w:firstRowFirstColumn="0" w:firstRowLastColumn="0" w:lastRowFirstColumn="0" w:lastRowLastColumn="0"/>
               <w:rPr>
                 <w:szCs w:val="28"/>
               </w:rPr>
@@ -1782,12 +1807,11 @@
         <w:tc>
           <w:tcPr>
             <w:tcW w:w="1134" w:type="dxa"/>
-            <w:shd w:val="clear" w:color="auto" w:fill="FFFFFF"/>
-            <w:vAlign w:val="center"/>
           </w:tcPr>
           <w:p>
             <w:pPr>
               <w:jc w:val="center"/>
+              <w:cnfStyle w:val="000000000000" w:firstRow="0" w:lastRow="0" w:firstColumn="0" w:lastColumn="0" w:oddVBand="0" w:evenVBand="0" w:oddHBand="0" w:evenHBand="0" w:firstRowFirstColumn="0" w:firstRowLastColumn="0" w:lastRowFirstColumn="0" w:lastRowLastColumn="0"/>
               <w:rPr>
                 <w:szCs w:val="28"/>
               </w:rPr>
@@ -1805,12 +1829,11 @@
         <w:tc>
           <w:tcPr>
             <w:tcW w:w="1134" w:type="dxa"/>
-            <w:shd w:val="clear" w:color="auto" w:fill="FFFFFF"/>
-            <w:vAlign w:val="center"/>
           </w:tcPr>
           <w:p>
             <w:pPr>
               <w:jc w:val="center"/>
+              <w:cnfStyle w:val="000000000000" w:firstRow="0" w:lastRow="0" w:firstColumn="0" w:lastColumn="0" w:oddVBand="0" w:evenVBand="0" w:oddHBand="0" w:evenHBand="0" w:firstRowFirstColumn="0" w:firstRowLastColumn="0" w:lastRowFirstColumn="0" w:lastRowLastColumn="0"/>
               <w:rPr>
                 <w:szCs w:val="28"/>
               </w:rPr>
@@ -1828,12 +1851,11 @@
         <w:tc>
           <w:tcPr>
             <w:tcW w:w="1134" w:type="dxa"/>
-            <w:shd w:val="clear" w:color="auto" w:fill="FFFFFF"/>
-            <w:vAlign w:val="center"/>
           </w:tcPr>
           <w:p>
             <w:pPr>
               <w:jc w:val="center"/>
+              <w:cnfStyle w:val="000000000000" w:firstRow="0" w:lastRow="0" w:firstColumn="0" w:lastColumn="0" w:oddVBand="0" w:evenVBand="0" w:oddHBand="0" w:evenHBand="0" w:firstRowFirstColumn="0" w:firstRowLastColumn="0" w:lastRowFirstColumn="0" w:lastRowLastColumn="0"/>
               <w:rPr>
                 <w:szCs w:val="28"/>
               </w:rPr>
@@ -1851,12 +1873,11 @@
         <w:tc>
           <w:tcPr>
             <w:tcW w:w="1134" w:type="dxa"/>
-            <w:shd w:val="clear" w:color="auto" w:fill="FFFFFF"/>
-            <w:vAlign w:val="center"/>
           </w:tcPr>
           <w:p>
             <w:pPr>
               <w:jc w:val="center"/>
+              <w:cnfStyle w:val="000000000000" w:firstRow="0" w:lastRow="0" w:firstColumn="0" w:lastColumn="0" w:oddVBand="0" w:evenVBand="0" w:oddHBand="0" w:evenHBand="0" w:firstRowFirstColumn="0" w:firstRowLastColumn="0" w:lastRowFirstColumn="0" w:lastRowLastColumn="0"/>
               <w:rPr>
                 <w:szCs w:val="28"/>
               </w:rPr>
@@ -1873,11 +1894,13 @@
         </w:tc>
       </w:tr>
       <w:tr>
-        <w:tc>
-          <w:tcPr>
+        <w:trPr>
+          <w:cnfStyle w:val="000000100000" w:firstRow="0" w:lastRow="0" w:firstColumn="0" w:lastColumn="0" w:oddVBand="0" w:evenVBand="0" w:oddHBand="1" w:evenHBand="0" w:firstRowFirstColumn="0" w:firstRowLastColumn="0" w:lastRowFirstColumn="0" w:lastRowLastColumn="0"/>
+        </w:trPr>
+        <w:tc>
+          <w:tcPr>
+            <w:cnfStyle w:val="001000000000" w:firstRow="0" w:lastRow="0" w:firstColumn="1" w:lastColumn="0" w:oddVBand="0" w:evenVBand="0" w:oddHBand="0" w:evenHBand="0" w:firstRowFirstColumn="0" w:firstRowLastColumn="0" w:lastRowFirstColumn="0" w:lastRowLastColumn="0"/>
             <w:tcW w:w="1984" w:type="dxa"/>
-            <w:shd w:val="clear" w:color="auto" w:fill="F2F2F2"/>
-            <w:vAlign w:val="center"/>
           </w:tcPr>
           <w:p>
             <w:pPr>
@@ -1898,12 +1921,11 @@
         <w:tc>
           <w:tcPr>
             <w:tcW w:w="2551" w:type="dxa"/>
-            <w:shd w:val="clear" w:color="auto" w:fill="F2F2F2"/>
-            <w:vAlign w:val="center"/>
           </w:tcPr>
           <w:p>
             <w:pPr>
               <w:jc w:val="center"/>
+              <w:cnfStyle w:val="000000100000" w:firstRow="0" w:lastRow="0" w:firstColumn="0" w:lastColumn="0" w:oddVBand="0" w:evenVBand="0" w:oddHBand="1" w:evenHBand="0" w:firstRowFirstColumn="0" w:firstRowLastColumn="0" w:lastRowFirstColumn="0" w:lastRowLastColumn="0"/>
               <w:rPr>
                 <w:szCs w:val="28"/>
               </w:rPr>
@@ -1921,12 +1943,11 @@
         <w:tc>
           <w:tcPr>
             <w:tcW w:w="1134" w:type="dxa"/>
-            <w:shd w:val="clear" w:color="auto" w:fill="F2F2F2"/>
-            <w:vAlign w:val="center"/>
           </w:tcPr>
           <w:p>
             <w:pPr>
               <w:jc w:val="center"/>
+              <w:cnfStyle w:val="000000100000" w:firstRow="0" w:lastRow="0" w:firstColumn="0" w:lastColumn="0" w:oddVBand="0" w:evenVBand="0" w:oddHBand="1" w:evenHBand="0" w:firstRowFirstColumn="0" w:firstRowLastColumn="0" w:lastRowFirstColumn="0" w:lastRowLastColumn="0"/>
               <w:rPr>
                 <w:szCs w:val="28"/>
               </w:rPr>
@@ -1944,12 +1965,11 @@
         <w:tc>
           <w:tcPr>
             <w:tcW w:w="1134" w:type="dxa"/>
-            <w:shd w:val="clear" w:color="auto" w:fill="F2F2F2"/>
-            <w:vAlign w:val="center"/>
           </w:tcPr>
           <w:p>
             <w:pPr>
               <w:jc w:val="center"/>
+              <w:cnfStyle w:val="000000100000" w:firstRow="0" w:lastRow="0" w:firstColumn="0" w:lastColumn="0" w:oddVBand="0" w:evenVBand="0" w:oddHBand="1" w:evenHBand="0" w:firstRowFirstColumn="0" w:firstRowLastColumn="0" w:lastRowFirstColumn="0" w:lastRowLastColumn="0"/>
               <w:rPr>
                 <w:szCs w:val="28"/>
               </w:rPr>
@@ -1967,12 +1987,11 @@
         <w:tc>
           <w:tcPr>
             <w:tcW w:w="1134" w:type="dxa"/>
-            <w:shd w:val="clear" w:color="auto" w:fill="F2F2F2"/>
-            <w:vAlign w:val="center"/>
           </w:tcPr>
           <w:p>
             <w:pPr>
               <w:jc w:val="center"/>
+              <w:cnfStyle w:val="000000100000" w:firstRow="0" w:lastRow="0" w:firstColumn="0" w:lastColumn="0" w:oddVBand="0" w:evenVBand="0" w:oddHBand="1" w:evenHBand="0" w:firstRowFirstColumn="0" w:firstRowLastColumn="0" w:lastRowFirstColumn="0" w:lastRowLastColumn="0"/>
               <w:rPr>
                 <w:szCs w:val="28"/>
               </w:rPr>
@@ -1990,12 +2009,11 @@
         <w:tc>
           <w:tcPr>
             <w:tcW w:w="1134" w:type="dxa"/>
-            <w:shd w:val="clear" w:color="auto" w:fill="F2F2F2"/>
-            <w:vAlign w:val="center"/>
           </w:tcPr>
           <w:p>
             <w:pPr>
               <w:jc w:val="center"/>
+              <w:cnfStyle w:val="000000100000" w:firstRow="0" w:lastRow="0" w:firstColumn="0" w:lastColumn="0" w:oddVBand="0" w:evenVBand="0" w:oddHBand="1" w:evenHBand="0" w:firstRowFirstColumn="0" w:firstRowLastColumn="0" w:lastRowFirstColumn="0" w:lastRowLastColumn="0"/>
               <w:rPr>
                 <w:szCs w:val="28"/>
               </w:rPr>
@@ -2014,12 +2032,33 @@
       <w:tr>
         <w:tc>
           <w:tcPr>
+            <w:cnfStyle w:val="001000000000" w:firstRow="0" w:lastRow="0" w:firstColumn="1" w:lastColumn="0" w:oddVBand="0" w:evenVBand="0" w:oddHBand="0" w:evenHBand="0" w:firstRowFirstColumn="0" w:firstRowLastColumn="0" w:lastRowFirstColumn="0" w:lastRowLastColumn="0"/>
             <w:tcW w:w="1984" w:type="dxa"/>
-            <w:shd w:val="clear" w:color="auto" w:fill="D9E1F2"/>
-            <w:vAlign w:val="center"/>
-          </w:tcPr>
-          <w:p>
-            <w:pPr>
+          </w:tcPr>
+          <w:p>
+            <w:pPr>
+              <w:rPr>
+                <w:szCs w:val="28"/>
+              </w:rPr>
+            </w:pPr>
+            <w:r>
+              <w:rPr>
+                <w:rFonts w:ascii="Calibri" w:hAnsi="Calibri"/>
+                <w:color w:val="000000"/>
+                <w:szCs w:val="28"/>
+              </w:rPr>
+              <w:t>TOTAL</w:t>
+            </w:r>
+          </w:p>
+        </w:tc>
+        <w:tc>
+          <w:tcPr>
+            <w:tcW w:w="2551" w:type="dxa"/>
+          </w:tcPr>
+          <w:p>
+            <w:pPr>
+              <w:jc w:val="center"/>
+              <w:cnfStyle w:val="000000000000" w:firstRow="0" w:lastRow="0" w:firstColumn="0" w:lastColumn="0" w:oddVBand="0" w:evenVBand="0" w:oddHBand="0" w:evenHBand="0" w:firstRowFirstColumn="0" w:firstRowLastColumn="0" w:lastRowFirstColumn="0" w:lastRowLastColumn="0"/>
               <w:rPr>
                 <w:szCs w:val="28"/>
               </w:rPr>
@@ -2031,19 +2070,18 @@
                 <w:color w:val="000000"/>
                 <w:szCs w:val="28"/>
               </w:rPr>
-              <w:t>TOTAL</w:t>
-            </w:r>
-          </w:p>
-        </w:tc>
-        <w:tc>
-          <w:tcPr>
-            <w:tcW w:w="2551" w:type="dxa"/>
-            <w:shd w:val="clear" w:color="auto" w:fill="D9E1F2"/>
-            <w:vAlign w:val="center"/>
+              <w:t>—</w:t>
+            </w:r>
+          </w:p>
+        </w:tc>
+        <w:tc>
+          <w:tcPr>
+            <w:tcW w:w="1134" w:type="dxa"/>
           </w:tcPr>
           <w:p>
             <w:pPr>
               <w:jc w:val="center"/>
+              <w:cnfStyle w:val="000000000000" w:firstRow="0" w:lastRow="0" w:firstColumn="0" w:lastColumn="0" w:oddVBand="0" w:evenVBand="0" w:oddHBand="0" w:evenHBand="0" w:firstRowFirstColumn="0" w:firstRowLastColumn="0" w:lastRowFirstColumn="0" w:lastRowLastColumn="0"/>
               <w:rPr>
                 <w:szCs w:val="28"/>
               </w:rPr>
@@ -2055,19 +2093,18 @@
                 <w:color w:val="000000"/>
                 <w:szCs w:val="28"/>
               </w:rPr>
-              <w:t>—</w:t>
+              <w:t>18</w:t>
             </w:r>
           </w:p>
         </w:tc>
         <w:tc>
           <w:tcPr>
             <w:tcW w:w="1134" w:type="dxa"/>
-            <w:shd w:val="clear" w:color="auto" w:fill="D9E1F2"/>
-            <w:vAlign w:val="center"/>
           </w:tcPr>
           <w:p>
             <w:pPr>
               <w:jc w:val="center"/>
+              <w:cnfStyle w:val="000000000000" w:firstRow="0" w:lastRow="0" w:firstColumn="0" w:lastColumn="0" w:oddVBand="0" w:evenVBand="0" w:oddHBand="0" w:evenHBand="0" w:firstRowFirstColumn="0" w:firstRowLastColumn="0" w:lastRowFirstColumn="0" w:lastRowLastColumn="0"/>
               <w:rPr>
                 <w:szCs w:val="28"/>
               </w:rPr>
@@ -2086,12 +2123,11 @@
         <w:tc>
           <w:tcPr>
             <w:tcW w:w="1134" w:type="dxa"/>
-            <w:shd w:val="clear" w:color="auto" w:fill="D9E1F2"/>
-            <w:vAlign w:val="center"/>
           </w:tcPr>
           <w:p>
             <w:pPr>
               <w:jc w:val="center"/>
+              <w:cnfStyle w:val="000000000000" w:firstRow="0" w:lastRow="0" w:firstColumn="0" w:lastColumn="0" w:oddVBand="0" w:evenVBand="0" w:oddHBand="0" w:evenHBand="0" w:firstRowFirstColumn="0" w:firstRowLastColumn="0" w:lastRowFirstColumn="0" w:lastRowLastColumn="0"/>
               <w:rPr>
                 <w:szCs w:val="28"/>
               </w:rPr>
@@ -2103,43 +2139,18 @@
                 <w:color w:val="000000"/>
                 <w:szCs w:val="28"/>
               </w:rPr>
-              <w:t>18</w:t>
+              <w:t>0</w:t>
             </w:r>
           </w:p>
         </w:tc>
         <w:tc>
           <w:tcPr>
             <w:tcW w:w="1134" w:type="dxa"/>
-            <w:shd w:val="clear" w:color="auto" w:fill="D9E1F2"/>
-            <w:vAlign w:val="center"/>
           </w:tcPr>
           <w:p>
             <w:pPr>
               <w:jc w:val="center"/>
-              <w:rPr>
-                <w:szCs w:val="28"/>
-              </w:rPr>
-            </w:pPr>
-            <w:r>
-              <w:rPr>
-                <w:rFonts w:ascii="Calibri" w:hAnsi="Calibri"/>
-                <w:b/>
-                <w:color w:val="000000"/>
-                <w:szCs w:val="28"/>
-              </w:rPr>
-              <w:t>0</w:t>
-            </w:r>
-          </w:p>
-        </w:tc>
-        <w:tc>
-          <w:tcPr>
-            <w:tcW w:w="1134" w:type="dxa"/>
-            <w:shd w:val="clear" w:color="auto" w:fill="D9E1F2"/>
-            <w:vAlign w:val="center"/>
-          </w:tcPr>
-          <w:p>
-            <w:pPr>
-              <w:jc w:val="center"/>
+              <w:cnfStyle w:val="000000000000" w:firstRow="0" w:lastRow="0" w:firstColumn="0" w:lastColumn="0" w:oddVBand="0" w:evenVBand="0" w:oddHBand="0" w:evenHBand="0" w:firstRowFirstColumn="0" w:firstRowLastColumn="0" w:lastRowFirstColumn="0" w:lastRowLastColumn="0"/>
               <w:rPr>
                 <w:szCs w:val="28"/>
               </w:rPr>
@@ -9156,7 +9167,7 @@
         <w:tc>
           <w:tcPr>
             <w:tcW w:w="6236" w:type="dxa"/>
-            <w:shd w:val="clear" w:color="auto" w:fill="D9E1F2"/>
+            <w:shd w:val="clear" w:color="auto" w:fill="FFFFFF" w:themeFill="background1"/>
             <w:vAlign w:val="center"/>
           </w:tcPr>
           <w:p>
@@ -9717,22 +9728,26 @@
         <w:tblLook w:val="04A0" w:firstRow="1" w:lastRow="0" w:firstColumn="1" w:lastColumn="0" w:noHBand="0" w:noVBand="1"/>
       </w:tblPr>
       <w:tblGrid>
-        <w:gridCol w:w="1020"/>
-        <w:gridCol w:w="4535"/>
+        <w:gridCol w:w="1101"/>
+        <w:gridCol w:w="3402"/>
       </w:tblGrid>
       <w:tr>
         <w:tc>
           <w:tcPr>
-            <w:tcW w:w="1020" w:type="dxa"/>
+            <w:tcW w:w="1101" w:type="dxa"/>
             <w:shd w:val="clear" w:color="auto" w:fill="1F3864"/>
-            <w:vAlign w:val="center"/>
-          </w:tcPr>
-          <w:p>
-            <w:r>
-              <w:rPr>
-                <w:rFonts w:ascii="Calibri" w:hAnsi="Calibri"/>
+          </w:tcPr>
+          <w:p>
+            <w:pPr>
+              <w:rPr>
+                <w:szCs w:val="28"/>
+              </w:rPr>
+            </w:pPr>
+            <w:r>
+              <w:rPr>
                 <w:b/>
                 <w:color w:val="FFFFFF"/>
+                <w:szCs w:val="28"/>
               </w:rPr>
               <w:t>Sigla</w:t>
             </w:r>
@@ -9740,16 +9755,20 @@
         </w:tc>
         <w:tc>
           <w:tcPr>
-            <w:tcW w:w="4535" w:type="dxa"/>
+            <w:tcW w:w="3402" w:type="dxa"/>
             <w:shd w:val="clear" w:color="auto" w:fill="1F3864"/>
-            <w:vAlign w:val="center"/>
-          </w:tcPr>
-          <w:p>
-            <w:r>
-              <w:rPr>
-                <w:rFonts w:ascii="Calibri" w:hAnsi="Calibri"/>
+          </w:tcPr>
+          <w:p>
+            <w:pPr>
+              <w:rPr>
+                <w:szCs w:val="28"/>
+              </w:rPr>
+            </w:pPr>
+            <w:r>
+              <w:rPr>
                 <w:b/>
                 <w:color w:val="FFFFFF"/>
+                <w:szCs w:val="28"/>
               </w:rPr>
               <w:t>Significado</w:t>
             </w:r>
@@ -9757,495 +9776,698 @@
         </w:tc>
       </w:tr>
       <w:tr>
-        <w:trPr>
-          <w:trHeight w:val="369"/>
-        </w:trPr>
-        <w:tc>
-          <w:tcPr>
-            <w:tcW w:w="1020" w:type="dxa"/>
+        <w:tc>
+          <w:tcPr>
+            <w:tcW w:w="1101" w:type="dxa"/>
             <w:shd w:val="clear" w:color="auto" w:fill="D9E1F2"/>
-            <w:vAlign w:val="center"/>
-          </w:tcPr>
-          <w:p>
-            <w:r>
-              <w:rPr>
-                <w:rFonts w:ascii="Calibri" w:hAnsi="Calibri"/>
+          </w:tcPr>
+          <w:p>
+            <w:pPr>
+              <w:rPr>
+                <w:szCs w:val="28"/>
+              </w:rPr>
+            </w:pPr>
+            <w:r>
+              <w:rPr>
                 <w:b/>
                 <w:color w:val="000000"/>
-              </w:rPr>
-              <w:t>CP</w:t>
-            </w:r>
-          </w:p>
-        </w:tc>
-        <w:tc>
-          <w:tcPr>
-            <w:tcW w:w="4535" w:type="dxa"/>
+                <w:szCs w:val="28"/>
+              </w:rPr>
+              <w:t>RET</w:t>
+            </w:r>
+          </w:p>
+        </w:tc>
+        <w:tc>
+          <w:tcPr>
+            <w:tcW w:w="3402" w:type="dxa"/>
             <w:shd w:val="clear" w:color="auto" w:fill="D9E1F2"/>
-            <w:vAlign w:val="center"/>
-          </w:tcPr>
-          <w:p>
-            <w:r>
-              <w:rPr>
-                <w:rFonts w:ascii="Calibri" w:hAnsi="Calibri"/>
-                <w:color w:val="000000"/>
-              </w:rPr>
-              <w:t>Caso de Prueba</w:t>
+          </w:tcPr>
+          <w:p>
+            <w:pPr>
+              <w:rPr>
+                <w:szCs w:val="28"/>
+              </w:rPr>
+            </w:pPr>
+            <w:r>
+              <w:rPr>
+                <w:color w:val="000000"/>
+                <w:szCs w:val="28"/>
+              </w:rPr>
+              <w:t>Retrospectiva</w:t>
             </w:r>
           </w:p>
         </w:tc>
       </w:tr>
       <w:tr>
-        <w:trPr>
-          <w:trHeight w:val="369"/>
-        </w:trPr>
-        <w:tc>
-          <w:tcPr>
-            <w:tcW w:w="1020" w:type="dxa"/>
+        <w:tc>
+          <w:tcPr>
+            <w:tcW w:w="1101" w:type="dxa"/>
             <w:shd w:val="clear" w:color="auto" w:fill="FFFFFF"/>
-            <w:vAlign w:val="center"/>
-          </w:tcPr>
-          <w:p>
-            <w:r>
-              <w:rPr>
-                <w:rFonts w:ascii="Calibri" w:hAnsi="Calibri"/>
+          </w:tcPr>
+          <w:p>
+            <w:pPr>
+              <w:rPr>
+                <w:szCs w:val="28"/>
+              </w:rPr>
+            </w:pPr>
+            <w:r>
+              <w:rPr>
                 <w:b/>
                 <w:color w:val="000000"/>
-              </w:rPr>
-              <w:t>INF-PRU</w:t>
-            </w:r>
-          </w:p>
-        </w:tc>
-        <w:tc>
-          <w:tcPr>
-            <w:tcW w:w="4535" w:type="dxa"/>
+                <w:szCs w:val="28"/>
+              </w:rPr>
+              <w:t>SPR</w:t>
+            </w:r>
+          </w:p>
+        </w:tc>
+        <w:tc>
+          <w:tcPr>
+            <w:tcW w:w="3402" w:type="dxa"/>
             <w:shd w:val="clear" w:color="auto" w:fill="FFFFFF"/>
-            <w:vAlign w:val="center"/>
-          </w:tcPr>
-          <w:p>
-            <w:r>
-              <w:rPr>
-                <w:rFonts w:ascii="Calibri" w:hAnsi="Calibri"/>
-                <w:color w:val="000000"/>
-              </w:rPr>
-              <w:t>Informe de Pruebas</w:t>
+          </w:tcPr>
+          <w:p>
+            <w:pPr>
+              <w:rPr>
+                <w:szCs w:val="28"/>
+              </w:rPr>
+            </w:pPr>
+            <w:r>
+              <w:rPr>
+                <w:color w:val="000000"/>
+                <w:szCs w:val="28"/>
+              </w:rPr>
+              <w:t>Sprint</w:t>
             </w:r>
           </w:p>
         </w:tc>
       </w:tr>
       <w:tr>
-        <w:trPr>
-          <w:trHeight w:val="369"/>
-        </w:trPr>
-        <w:tc>
-          <w:tcPr>
-            <w:tcW w:w="1020" w:type="dxa"/>
+        <w:tc>
+          <w:tcPr>
+            <w:tcW w:w="1101" w:type="dxa"/>
             <w:shd w:val="clear" w:color="auto" w:fill="D9E1F2"/>
-            <w:vAlign w:val="center"/>
-          </w:tcPr>
-          <w:p>
-            <w:r>
-              <w:rPr>
-                <w:rFonts w:ascii="Calibri" w:hAnsi="Calibri"/>
+          </w:tcPr>
+          <w:p>
+            <w:pPr>
+              <w:rPr>
+                <w:szCs w:val="28"/>
+              </w:rPr>
+            </w:pPr>
+            <w:r>
+              <w:rPr>
                 <w:b/>
                 <w:color w:val="000000"/>
-              </w:rPr>
-              <w:t>JWT</w:t>
-            </w:r>
-          </w:p>
-        </w:tc>
-        <w:tc>
-          <w:tcPr>
-            <w:tcW w:w="4535" w:type="dxa"/>
+                <w:szCs w:val="28"/>
+              </w:rPr>
+              <w:t>DoD</w:t>
+            </w:r>
+          </w:p>
+        </w:tc>
+        <w:tc>
+          <w:tcPr>
+            <w:tcW w:w="3402" w:type="dxa"/>
             <w:shd w:val="clear" w:color="auto" w:fill="D9E1F2"/>
-            <w:vAlign w:val="center"/>
-          </w:tcPr>
-          <w:p>
-            <w:r>
-              <w:rPr>
-                <w:rFonts w:ascii="Calibri" w:hAnsi="Calibri"/>
-                <w:color w:val="000000"/>
-              </w:rPr>
-              <w:t>JSON Web Token</w:t>
+          </w:tcPr>
+          <w:p>
+            <w:pPr>
+              <w:rPr>
+                <w:szCs w:val="28"/>
+              </w:rPr>
+            </w:pPr>
+            <w:r>
+              <w:rPr>
+                <w:color w:val="000000"/>
+                <w:szCs w:val="28"/>
+              </w:rPr>
+              <w:t>Definition of Done</w:t>
             </w:r>
           </w:p>
         </w:tc>
       </w:tr>
       <w:tr>
-        <w:trPr>
-          <w:trHeight w:val="369"/>
-        </w:trPr>
-        <w:tc>
-          <w:tcPr>
-            <w:tcW w:w="1020" w:type="dxa"/>
+        <w:tc>
+          <w:tcPr>
+            <w:tcW w:w="1101" w:type="dxa"/>
             <w:shd w:val="clear" w:color="auto" w:fill="FFFFFF"/>
-            <w:vAlign w:val="center"/>
-          </w:tcPr>
-          <w:p>
-            <w:r>
-              <w:rPr>
-                <w:rFonts w:ascii="Calibri" w:hAnsi="Calibri"/>
+          </w:tcPr>
+          <w:p>
+            <w:pPr>
+              <w:rPr>
+                <w:szCs w:val="28"/>
+              </w:rPr>
+            </w:pPr>
+            <w:r>
+              <w:rPr>
                 <w:b/>
                 <w:color w:val="000000"/>
-              </w:rPr>
-              <w:t>RBAC</w:t>
-            </w:r>
-          </w:p>
-        </w:tc>
-        <w:tc>
-          <w:tcPr>
-            <w:tcW w:w="4535" w:type="dxa"/>
+                <w:szCs w:val="28"/>
+              </w:rPr>
+              <w:t>SP</w:t>
+            </w:r>
+          </w:p>
+        </w:tc>
+        <w:tc>
+          <w:tcPr>
+            <w:tcW w:w="3402" w:type="dxa"/>
             <w:shd w:val="clear" w:color="auto" w:fill="FFFFFF"/>
-            <w:vAlign w:val="center"/>
-          </w:tcPr>
-          <w:p>
-            <w:r>
-              <w:rPr>
-                <w:rFonts w:ascii="Calibri" w:hAnsi="Calibri"/>
-                <w:color w:val="000000"/>
-              </w:rPr>
-              <w:t>Role-Based Access Control</w:t>
+          </w:tcPr>
+          <w:p>
+            <w:pPr>
+              <w:rPr>
+                <w:szCs w:val="28"/>
+              </w:rPr>
+            </w:pPr>
+            <w:r>
+              <w:rPr>
+                <w:color w:val="000000"/>
+                <w:szCs w:val="28"/>
+              </w:rPr>
+              <w:t>Story Point</w:t>
             </w:r>
           </w:p>
         </w:tc>
       </w:tr>
       <w:tr>
-        <w:trPr>
-          <w:trHeight w:val="369"/>
-        </w:trPr>
-        <w:tc>
-          <w:tcPr>
-            <w:tcW w:w="1020" w:type="dxa"/>
+        <w:tc>
+          <w:tcPr>
+            <w:tcW w:w="1101" w:type="dxa"/>
             <w:shd w:val="clear" w:color="auto" w:fill="D9E1F2"/>
-            <w:vAlign w:val="center"/>
-          </w:tcPr>
-          <w:p>
-            <w:r>
-              <w:rPr>
-                <w:rFonts w:ascii="Calibri" w:hAnsi="Calibri"/>
+          </w:tcPr>
+          <w:p>
+            <w:pPr>
+              <w:rPr>
+                <w:szCs w:val="28"/>
+              </w:rPr>
+            </w:pPr>
+            <w:r>
+              <w:rPr>
                 <w:b/>
                 <w:color w:val="000000"/>
-              </w:rPr>
-              <w:t>HTTP</w:t>
-            </w:r>
-          </w:p>
-        </w:tc>
-        <w:tc>
-          <w:tcPr>
-            <w:tcW w:w="4535" w:type="dxa"/>
+                <w:szCs w:val="28"/>
+              </w:rPr>
+              <w:t>HU</w:t>
+            </w:r>
+          </w:p>
+        </w:tc>
+        <w:tc>
+          <w:tcPr>
+            <w:tcW w:w="3402" w:type="dxa"/>
             <w:shd w:val="clear" w:color="auto" w:fill="D9E1F2"/>
-            <w:vAlign w:val="center"/>
-          </w:tcPr>
-          <w:p>
-            <w:r>
-              <w:rPr>
-                <w:rFonts w:ascii="Calibri" w:hAnsi="Calibri"/>
-                <w:color w:val="000000"/>
-              </w:rPr>
-              <w:t>HyperText Transfer Protocol</w:t>
+          </w:tcPr>
+          <w:p>
+            <w:pPr>
+              <w:rPr>
+                <w:szCs w:val="28"/>
+              </w:rPr>
+            </w:pPr>
+            <w:r>
+              <w:rPr>
+                <w:color w:val="000000"/>
+                <w:szCs w:val="28"/>
+              </w:rPr>
+              <w:t>Historia de Usuario</w:t>
             </w:r>
           </w:p>
         </w:tc>
       </w:tr>
       <w:tr>
-        <w:trPr>
-          <w:trHeight w:val="369"/>
-        </w:trPr>
-        <w:tc>
-          <w:tcPr>
-            <w:tcW w:w="1020" w:type="dxa"/>
+        <w:tc>
+          <w:tcPr>
+            <w:tcW w:w="1101" w:type="dxa"/>
             <w:shd w:val="clear" w:color="auto" w:fill="FFFFFF"/>
-            <w:vAlign w:val="center"/>
-          </w:tcPr>
-          <w:p>
-            <w:r>
-              <w:rPr>
-                <w:rFonts w:ascii="Calibri" w:hAnsi="Calibri"/>
+          </w:tcPr>
+          <w:p>
+            <w:pPr>
+              <w:rPr>
+                <w:szCs w:val="28"/>
+              </w:rPr>
+            </w:pPr>
+            <w:r>
+              <w:rPr>
                 <w:b/>
                 <w:color w:val="000000"/>
-              </w:rPr>
-              <w:t>API</w:t>
-            </w:r>
-          </w:p>
-        </w:tc>
-        <w:tc>
-          <w:tcPr>
-            <w:tcW w:w="4535" w:type="dxa"/>
+                <w:szCs w:val="28"/>
+              </w:rPr>
+              <w:t>HT</w:t>
+            </w:r>
+          </w:p>
+        </w:tc>
+        <w:tc>
+          <w:tcPr>
+            <w:tcW w:w="3402" w:type="dxa"/>
             <w:shd w:val="clear" w:color="auto" w:fill="FFFFFF"/>
-            <w:vAlign w:val="center"/>
-          </w:tcPr>
-          <w:p>
-            <w:r>
-              <w:rPr>
-                <w:rFonts w:ascii="Calibri" w:hAnsi="Calibri"/>
-                <w:color w:val="000000"/>
-              </w:rPr>
-              <w:t>Application Programming Interface</w:t>
+          </w:tcPr>
+          <w:p>
+            <w:pPr>
+              <w:rPr>
+                <w:szCs w:val="28"/>
+              </w:rPr>
+            </w:pPr>
+            <w:r>
+              <w:rPr>
+                <w:color w:val="000000"/>
+                <w:szCs w:val="28"/>
+              </w:rPr>
+              <w:t>Historia técnica</w:t>
             </w:r>
           </w:p>
         </w:tc>
       </w:tr>
       <w:tr>
-        <w:trPr>
-          <w:trHeight w:val="369"/>
-        </w:trPr>
-        <w:tc>
-          <w:tcPr>
-            <w:tcW w:w="1020" w:type="dxa"/>
+        <w:tc>
+          <w:tcPr>
+            <w:tcW w:w="1101" w:type="dxa"/>
             <w:shd w:val="clear" w:color="auto" w:fill="D9E1F2"/>
-            <w:vAlign w:val="center"/>
-          </w:tcPr>
-          <w:p>
-            <w:r>
-              <w:rPr>
-                <w:rFonts w:ascii="Calibri" w:hAnsi="Calibri"/>
+          </w:tcPr>
+          <w:p>
+            <w:pPr>
+              <w:rPr>
+                <w:szCs w:val="28"/>
+              </w:rPr>
+            </w:pPr>
+            <w:r>
+              <w:rPr>
                 <w:b/>
                 <w:color w:val="000000"/>
-              </w:rPr>
-              <w:t>BD</w:t>
-            </w:r>
-          </w:p>
-        </w:tc>
-        <w:tc>
-          <w:tcPr>
-            <w:tcW w:w="4535" w:type="dxa"/>
+                <w:szCs w:val="28"/>
+              </w:rPr>
+              <w:t>RBAC</w:t>
+            </w:r>
+          </w:p>
+        </w:tc>
+        <w:tc>
+          <w:tcPr>
+            <w:tcW w:w="3402" w:type="dxa"/>
             <w:shd w:val="clear" w:color="auto" w:fill="D9E1F2"/>
-            <w:vAlign w:val="center"/>
-          </w:tcPr>
-          <w:p>
-            <w:r>
-              <w:rPr>
-                <w:rFonts w:ascii="Calibri" w:hAnsi="Calibri"/>
-                <w:color w:val="000000"/>
-              </w:rPr>
-              <w:t>Base de Datos</w:t>
+          </w:tcPr>
+          <w:p>
+            <w:pPr>
+              <w:rPr>
+                <w:szCs w:val="28"/>
+              </w:rPr>
+            </w:pPr>
+            <w:r>
+              <w:rPr>
+                <w:color w:val="000000"/>
+                <w:szCs w:val="28"/>
+              </w:rPr>
+              <w:t>Role-Based Access Control</w:t>
             </w:r>
           </w:p>
         </w:tc>
       </w:tr>
       <w:tr>
-        <w:trPr>
-          <w:trHeight w:val="369"/>
-        </w:trPr>
-        <w:tc>
-          <w:tcPr>
-            <w:tcW w:w="1020" w:type="dxa"/>
+        <w:tc>
+          <w:tcPr>
+            <w:tcW w:w="1101" w:type="dxa"/>
             <w:shd w:val="clear" w:color="auto" w:fill="FFFFFF"/>
-            <w:vAlign w:val="center"/>
-          </w:tcPr>
-          <w:p>
-            <w:r>
-              <w:rPr>
-                <w:rFonts w:ascii="Calibri" w:hAnsi="Calibri"/>
+          </w:tcPr>
+          <w:p>
+            <w:pPr>
+              <w:rPr>
+                <w:szCs w:val="28"/>
+              </w:rPr>
+            </w:pPr>
+            <w:r>
+              <w:rPr>
                 <w:b/>
                 <w:color w:val="000000"/>
-              </w:rPr>
-              <w:t>CI</w:t>
-            </w:r>
-          </w:p>
-        </w:tc>
-        <w:tc>
-          <w:tcPr>
-            <w:tcW w:w="4535" w:type="dxa"/>
+                <w:szCs w:val="28"/>
+              </w:rPr>
+              <w:t>JWT</w:t>
+            </w:r>
+          </w:p>
+        </w:tc>
+        <w:tc>
+          <w:tcPr>
+            <w:tcW w:w="3402" w:type="dxa"/>
             <w:shd w:val="clear" w:color="auto" w:fill="FFFFFF"/>
-            <w:vAlign w:val="center"/>
-          </w:tcPr>
-          <w:p>
-            <w:r>
-              <w:rPr>
-                <w:rFonts w:ascii="Calibri" w:hAnsi="Calibri"/>
-                <w:color w:val="000000"/>
-              </w:rPr>
-              <w:t>Continuous Integration</w:t>
+          </w:tcPr>
+          <w:p>
+            <w:pPr>
+              <w:rPr>
+                <w:szCs w:val="28"/>
+              </w:rPr>
+            </w:pPr>
+            <w:r>
+              <w:rPr>
+                <w:color w:val="000000"/>
+                <w:szCs w:val="28"/>
+              </w:rPr>
+              <w:t>JSON Web Token</w:t>
             </w:r>
           </w:p>
         </w:tc>
       </w:tr>
       <w:tr>
-        <w:trPr>
-          <w:trHeight w:val="369"/>
-        </w:trPr>
-        <w:tc>
-          <w:tcPr>
-            <w:tcW w:w="1020" w:type="dxa"/>
+        <w:tc>
+          <w:tcPr>
+            <w:tcW w:w="1101" w:type="dxa"/>
             <w:shd w:val="clear" w:color="auto" w:fill="D9E1F2"/>
-            <w:vAlign w:val="center"/>
-          </w:tcPr>
-          <w:p>
-            <w:r>
-              <w:rPr>
-                <w:rFonts w:ascii="Calibri" w:hAnsi="Calibri"/>
+          </w:tcPr>
+          <w:p>
+            <w:pPr>
+              <w:rPr>
+                <w:szCs w:val="28"/>
+              </w:rPr>
+            </w:pPr>
+            <w:r>
+              <w:rPr>
                 <w:b/>
                 <w:color w:val="000000"/>
-              </w:rPr>
-              <w:t>PASS</w:t>
-            </w:r>
-          </w:p>
-        </w:tc>
-        <w:tc>
-          <w:tcPr>
-            <w:tcW w:w="4535" w:type="dxa"/>
+                <w:szCs w:val="28"/>
+              </w:rPr>
+              <w:t>API</w:t>
+            </w:r>
+          </w:p>
+        </w:tc>
+        <w:tc>
+          <w:tcPr>
+            <w:tcW w:w="3402" w:type="dxa"/>
             <w:shd w:val="clear" w:color="auto" w:fill="D9E1F2"/>
-            <w:vAlign w:val="center"/>
-          </w:tcPr>
-          <w:p>
-            <w:r>
-              <w:rPr>
-                <w:rFonts w:ascii="Calibri" w:hAnsi="Calibri"/>
-                <w:color w:val="000000"/>
-              </w:rPr>
-              <w:t>Caso ejecutado con resultado exitoso</w:t>
+          </w:tcPr>
+          <w:p>
+            <w:pPr>
+              <w:rPr>
+                <w:szCs w:val="28"/>
+              </w:rPr>
+            </w:pPr>
+            <w:r>
+              <w:rPr>
+                <w:color w:val="000000"/>
+                <w:szCs w:val="28"/>
+              </w:rPr>
+              <w:t>Application Programming Interface</w:t>
             </w:r>
           </w:p>
         </w:tc>
       </w:tr>
       <w:tr>
-        <w:trPr>
-          <w:trHeight w:val="369"/>
-        </w:trPr>
-        <w:tc>
-          <w:tcPr>
-            <w:tcW w:w="1020" w:type="dxa"/>
+        <w:tc>
+          <w:tcPr>
+            <w:tcW w:w="1101" w:type="dxa"/>
             <w:shd w:val="clear" w:color="auto" w:fill="FFFFFF"/>
-            <w:vAlign w:val="center"/>
-          </w:tcPr>
-          <w:p>
-            <w:r>
-              <w:rPr>
-                <w:rFonts w:ascii="Calibri" w:hAnsi="Calibri"/>
+          </w:tcPr>
+          <w:p>
+            <w:pPr>
+              <w:rPr>
+                <w:szCs w:val="28"/>
+              </w:rPr>
+            </w:pPr>
+            <w:r>
+              <w:rPr>
                 <w:b/>
                 <w:color w:val="000000"/>
-              </w:rPr>
-              <w:t>FAIL</w:t>
-            </w:r>
-          </w:p>
-        </w:tc>
-        <w:tc>
-          <w:tcPr>
-            <w:tcW w:w="4535" w:type="dxa"/>
+                <w:szCs w:val="28"/>
+              </w:rPr>
+              <w:t>CRUD</w:t>
+            </w:r>
+          </w:p>
+        </w:tc>
+        <w:tc>
+          <w:tcPr>
+            <w:tcW w:w="3402" w:type="dxa"/>
             <w:shd w:val="clear" w:color="auto" w:fill="FFFFFF"/>
-            <w:vAlign w:val="center"/>
-          </w:tcPr>
-          <w:p>
-            <w:r>
-              <w:rPr>
-                <w:rFonts w:ascii="Calibri" w:hAnsi="Calibri"/>
-                <w:color w:val="000000"/>
-              </w:rPr>
-              <w:t>Caso ejecutado con resultado fallido</w:t>
-            </w:r>
+          </w:tcPr>
+          <w:p>
+            <w:pPr>
+              <w:rPr>
+                <w:szCs w:val="28"/>
+              </w:rPr>
+            </w:pPr>
+            <w:r>
+              <w:rPr>
+                <w:color w:val="000000"/>
+                <w:szCs w:val="28"/>
+              </w:rPr>
+              <w:t xml:space="preserve">Create, Read, Update, </w:t>
+            </w:r>
+            <w:proofErr w:type="spellStart"/>
+            <w:r>
+              <w:rPr>
+                <w:color w:val="000000"/>
+                <w:szCs w:val="28"/>
+              </w:rPr>
+              <w:t>Delete</w:t>
+            </w:r>
+            <w:proofErr w:type="spellEnd"/>
           </w:p>
         </w:tc>
       </w:tr>
       <w:tr>
-        <w:trPr>
-          <w:trHeight w:val="369"/>
-        </w:trPr>
-        <w:tc>
-          <w:tcPr>
-            <w:tcW w:w="1020" w:type="dxa"/>
+        <w:tc>
+          <w:tcPr>
+            <w:tcW w:w="1101" w:type="dxa"/>
             <w:shd w:val="clear" w:color="auto" w:fill="D9E1F2"/>
-            <w:vAlign w:val="center"/>
-          </w:tcPr>
-          <w:p>
-            <w:r>
-              <w:rPr>
-                <w:rFonts w:ascii="Calibri" w:hAnsi="Calibri"/>
+          </w:tcPr>
+          <w:p>
+            <w:pPr>
+              <w:rPr>
+                <w:szCs w:val="28"/>
+              </w:rPr>
+            </w:pPr>
+            <w:r>
+              <w:rPr>
                 <w:b/>
                 <w:color w:val="000000"/>
-              </w:rPr>
-              <w:t>BLOQ.</w:t>
-            </w:r>
-          </w:p>
-        </w:tc>
-        <w:tc>
-          <w:tcPr>
-            <w:tcW w:w="4535" w:type="dxa"/>
+                <w:szCs w:val="28"/>
+              </w:rPr>
+              <w:t>BD</w:t>
+            </w:r>
+          </w:p>
+        </w:tc>
+        <w:tc>
+          <w:tcPr>
+            <w:tcW w:w="3402" w:type="dxa"/>
             <w:shd w:val="clear" w:color="auto" w:fill="D9E1F2"/>
-            <w:vAlign w:val="center"/>
-          </w:tcPr>
-          <w:p>
-            <w:r>
-              <w:rPr>
-                <w:rFonts w:ascii="Calibri" w:hAnsi="Calibri"/>
-                <w:color w:val="000000"/>
-              </w:rPr>
-              <w:t>Caso no ejecutado por impedimento</w:t>
+          </w:tcPr>
+          <w:p>
+            <w:pPr>
+              <w:rPr>
+                <w:szCs w:val="28"/>
+              </w:rPr>
+            </w:pPr>
+            <w:r>
+              <w:rPr>
+                <w:color w:val="000000"/>
+                <w:szCs w:val="28"/>
+              </w:rPr>
+              <w:t>Base de Datos</w:t>
             </w:r>
           </w:p>
         </w:tc>
       </w:tr>
       <w:tr>
-        <w:trPr>
-          <w:trHeight w:val="369"/>
-        </w:trPr>
-        <w:tc>
-          <w:tcPr>
-            <w:tcW w:w="1020" w:type="dxa"/>
+        <w:tc>
+          <w:tcPr>
+            <w:tcW w:w="1101" w:type="dxa"/>
             <w:shd w:val="clear" w:color="auto" w:fill="FFFFFF"/>
-            <w:vAlign w:val="center"/>
-          </w:tcPr>
-          <w:p>
-            <w:r>
-              <w:rPr>
-                <w:rFonts w:ascii="Calibri" w:hAnsi="Calibri"/>
+          </w:tcPr>
+          <w:p>
+            <w:pPr>
+              <w:rPr>
+                <w:szCs w:val="28"/>
+              </w:rPr>
+            </w:pPr>
+            <w:r>
+              <w:rPr>
                 <w:b/>
                 <w:color w:val="000000"/>
-              </w:rPr>
-              <w:t>MIME</w:t>
-            </w:r>
-          </w:p>
-        </w:tc>
-        <w:tc>
-          <w:tcPr>
-            <w:tcW w:w="4535" w:type="dxa"/>
+                <w:szCs w:val="28"/>
+              </w:rPr>
+              <w:t>BCK</w:t>
+            </w:r>
+          </w:p>
+        </w:tc>
+        <w:tc>
+          <w:tcPr>
+            <w:tcW w:w="3402" w:type="dxa"/>
             <w:shd w:val="clear" w:color="auto" w:fill="FFFFFF"/>
-            <w:vAlign w:val="center"/>
-          </w:tcPr>
-          <w:p>
-            <w:r>
-              <w:rPr>
-                <w:rFonts w:ascii="Calibri" w:hAnsi="Calibri"/>
-                <w:color w:val="000000"/>
-              </w:rPr>
-              <w:t>Multipurpose Internet Mail Extensions</w:t>
+          </w:tcPr>
+          <w:p>
+            <w:pPr>
+              <w:rPr>
+                <w:szCs w:val="28"/>
+              </w:rPr>
+            </w:pPr>
+            <w:r>
+              <w:rPr>
+                <w:color w:val="000000"/>
+                <w:szCs w:val="28"/>
+              </w:rPr>
+              <w:t>Backlog</w:t>
             </w:r>
           </w:p>
         </w:tc>
       </w:tr>
       <w:tr>
-        <w:trPr>
-          <w:trHeight w:val="369"/>
-        </w:trPr>
-        <w:tc>
-          <w:tcPr>
-            <w:tcW w:w="1020" w:type="dxa"/>
+        <w:tc>
+          <w:tcPr>
+            <w:tcW w:w="1101" w:type="dxa"/>
             <w:shd w:val="clear" w:color="auto" w:fill="D9E1F2"/>
-            <w:vAlign w:val="center"/>
-          </w:tcPr>
-          <w:p>
-            <w:r>
-              <w:rPr>
-                <w:rFonts w:ascii="Calibri" w:hAnsi="Calibri"/>
+          </w:tcPr>
+          <w:p>
+            <w:pPr>
+              <w:rPr>
+                <w:szCs w:val="28"/>
+              </w:rPr>
+            </w:pPr>
+            <w:r>
+              <w:rPr>
                 <w:b/>
                 <w:color w:val="000000"/>
-              </w:rPr>
-              <w:t>UPSERT</w:t>
-            </w:r>
-          </w:p>
-        </w:tc>
-        <w:tc>
-          <w:tcPr>
-            <w:tcW w:w="4535" w:type="dxa"/>
+                <w:szCs w:val="28"/>
+              </w:rPr>
+              <w:t>PLN-REA</w:t>
+            </w:r>
+          </w:p>
+        </w:tc>
+        <w:tc>
+          <w:tcPr>
+            <w:tcW w:w="3402" w:type="dxa"/>
             <w:shd w:val="clear" w:color="auto" w:fill="D9E1F2"/>
-            <w:vAlign w:val="center"/>
-          </w:tcPr>
-          <w:p>
-            <w:r>
-              <w:rPr>
-                <w:rFonts w:ascii="Calibri" w:hAnsi="Calibri"/>
-                <w:color w:val="000000"/>
-              </w:rPr>
-              <w:t>Update or Insert</w:t>
+          </w:tcPr>
+          <w:p>
+            <w:pPr>
+              <w:rPr>
+                <w:szCs w:val="28"/>
+              </w:rPr>
+            </w:pPr>
+            <w:r>
+              <w:rPr>
+                <w:color w:val="000000"/>
+                <w:szCs w:val="28"/>
+              </w:rPr>
+              <w:t>Planificado-Realizado</w:t>
+            </w:r>
+          </w:p>
+        </w:tc>
+      </w:tr>
+      <w:tr>
+        <w:tc>
+          <w:tcPr>
+            <w:tcW w:w="1101" w:type="dxa"/>
+            <w:shd w:val="clear" w:color="auto" w:fill="FFFFFF"/>
+          </w:tcPr>
+          <w:p>
+            <w:pPr>
+              <w:rPr>
+                <w:szCs w:val="28"/>
+              </w:rPr>
+            </w:pPr>
+            <w:r>
+              <w:rPr>
+                <w:b/>
+                <w:color w:val="000000"/>
+                <w:szCs w:val="28"/>
+              </w:rPr>
+              <w:t>INF-PRU</w:t>
+            </w:r>
+          </w:p>
+        </w:tc>
+        <w:tc>
+          <w:tcPr>
+            <w:tcW w:w="3402" w:type="dxa"/>
+            <w:shd w:val="clear" w:color="auto" w:fill="FFFFFF"/>
+          </w:tcPr>
+          <w:p>
+            <w:pPr>
+              <w:rPr>
+                <w:szCs w:val="28"/>
+              </w:rPr>
+            </w:pPr>
+            <w:r>
+              <w:rPr>
+                <w:color w:val="000000"/>
+                <w:szCs w:val="28"/>
+              </w:rPr>
+              <w:t>Informe de Pruebas</w:t>
+            </w:r>
+          </w:p>
+        </w:tc>
+      </w:tr>
+      <w:tr>
+        <w:tc>
+          <w:tcPr>
+            <w:tcW w:w="1101" w:type="dxa"/>
+            <w:shd w:val="clear" w:color="auto" w:fill="D9E1F2"/>
+          </w:tcPr>
+          <w:p>
+            <w:pPr>
+              <w:rPr>
+                <w:szCs w:val="28"/>
+              </w:rPr>
+            </w:pPr>
+            <w:r>
+              <w:rPr>
+                <w:b/>
+                <w:color w:val="000000"/>
+                <w:szCs w:val="28"/>
+              </w:rPr>
+              <w:t>PDF</w:t>
+            </w:r>
+          </w:p>
+        </w:tc>
+        <w:tc>
+          <w:tcPr>
+            <w:tcW w:w="3402" w:type="dxa"/>
+            <w:shd w:val="clear" w:color="auto" w:fill="D9E1F2"/>
+          </w:tcPr>
+          <w:p>
+            <w:pPr>
+              <w:rPr>
+                <w:szCs w:val="28"/>
+              </w:rPr>
+            </w:pPr>
+            <w:r>
+              <w:rPr>
+                <w:color w:val="000000"/>
+                <w:szCs w:val="28"/>
+              </w:rPr>
+              <w:t>Portable Document Format</w:t>
+            </w:r>
+          </w:p>
+        </w:tc>
+      </w:tr>
+      <w:tr>
+        <w:tc>
+          <w:tcPr>
+            <w:tcW w:w="1101" w:type="dxa"/>
+            <w:shd w:val="clear" w:color="auto" w:fill="FFFFFF"/>
+          </w:tcPr>
+          <w:p>
+            <w:pPr>
+              <w:rPr>
+                <w:szCs w:val="28"/>
+              </w:rPr>
+            </w:pPr>
+            <w:r>
+              <w:rPr>
+                <w:b/>
+                <w:color w:val="000000"/>
+                <w:szCs w:val="28"/>
+              </w:rPr>
+              <w:t>Git</w:t>
+            </w:r>
+          </w:p>
+        </w:tc>
+        <w:tc>
+          <w:tcPr>
+            <w:tcW w:w="3402" w:type="dxa"/>
+            <w:shd w:val="clear" w:color="auto" w:fill="FFFFFF"/>
+          </w:tcPr>
+          <w:p>
+            <w:pPr>
+              <w:rPr>
+                <w:szCs w:val="28"/>
+              </w:rPr>
+            </w:pPr>
+            <w:r>
+              <w:rPr>
+                <w:color w:val="000000"/>
+                <w:szCs w:val="28"/>
+              </w:rPr>
+              <w:t>Sistema de control de versiones</w:t>
             </w:r>
           </w:p>
         </w:tc>
@@ -11175,6 +11397,7 @@
   <w:style w:type="character" w:default="1" w:styleId="Fuentedeprrafopredeter">
     <w:name w:val="Default Paragraph Font"/>
     <w:uiPriority w:val="1"/>
+    <w:semiHidden/>
     <w:unhideWhenUsed/>
   </w:style>
   <w:style w:type="table" w:default="1" w:styleId="Tablanormal">
@@ -21947,6 +22170,155 @@
       </w:tcPr>
     </w:tblStylePr>
   </w:style>
+  <w:style w:type="table" w:styleId="Tablaconcuadrcula2-nfasis1">
+    <w:name w:val="Grid Table 2 Accent 1"/>
+    <w:basedOn w:val="Tablanormal"/>
+    <w:uiPriority w:val="47"/>
+    <w:rsid w:val="008B1804"/>
+    <w:pPr>
+      <w:spacing w:after="0" w:line="240" w:lineRule="auto"/>
+    </w:pPr>
+    <w:tblPr>
+      <w:tblStyleRowBandSize w:val="1"/>
+      <w:tblStyleColBandSize w:val="1"/>
+      <w:tblBorders>
+        <w:top w:val="single" w:sz="2" w:space="0" w:color="95B3D7" w:themeColor="accent1" w:themeTint="99"/>
+        <w:bottom w:val="single" w:sz="2" w:space="0" w:color="95B3D7" w:themeColor="accent1" w:themeTint="99"/>
+        <w:insideH w:val="single" w:sz="2" w:space="0" w:color="95B3D7" w:themeColor="accent1" w:themeTint="99"/>
+        <w:insideV w:val="single" w:sz="2" w:space="0" w:color="95B3D7" w:themeColor="accent1" w:themeTint="99"/>
+      </w:tblBorders>
+    </w:tblPr>
+    <w:tblStylePr w:type="firstRow">
+      <w:rPr>
+        <w:b/>
+        <w:bCs/>
+      </w:rPr>
+      <w:tblPr/>
+      <w:tcPr>
+        <w:tcBorders>
+          <w:top w:val="nil"/>
+          <w:bottom w:val="single" w:sz="12" w:space="0" w:color="95B3D7" w:themeColor="accent1" w:themeTint="99"/>
+          <w:insideH w:val="nil"/>
+          <w:insideV w:val="nil"/>
+        </w:tcBorders>
+        <w:shd w:val="clear" w:color="auto" w:fill="FFFFFF" w:themeFill="background1"/>
+      </w:tcPr>
+    </w:tblStylePr>
+    <w:tblStylePr w:type="lastRow">
+      <w:rPr>
+        <w:b/>
+        <w:bCs/>
+      </w:rPr>
+      <w:tblPr/>
+      <w:tcPr>
+        <w:tcBorders>
+          <w:top w:val="double" w:sz="2" w:space="0" w:color="95B3D7" w:themeColor="accent1" w:themeTint="99"/>
+          <w:bottom w:val="nil"/>
+          <w:insideH w:val="nil"/>
+          <w:insideV w:val="nil"/>
+        </w:tcBorders>
+        <w:shd w:val="clear" w:color="auto" w:fill="FFFFFF" w:themeFill="background1"/>
+      </w:tcPr>
+    </w:tblStylePr>
+    <w:tblStylePr w:type="firstCol">
+      <w:rPr>
+        <w:b/>
+        <w:bCs/>
+      </w:rPr>
+    </w:tblStylePr>
+    <w:tblStylePr w:type="lastCol">
+      <w:rPr>
+        <w:b/>
+        <w:bCs/>
+      </w:rPr>
+    </w:tblStylePr>
+    <w:tblStylePr w:type="band1Vert">
+      <w:tblPr/>
+      <w:tcPr>
+        <w:shd w:val="clear" w:color="auto" w:fill="DBE5F1" w:themeFill="accent1" w:themeFillTint="33"/>
+      </w:tcPr>
+    </w:tblStylePr>
+    <w:tblStylePr w:type="band1Horz">
+      <w:tblPr/>
+      <w:tcPr>
+        <w:shd w:val="clear" w:color="auto" w:fill="DBE5F1" w:themeFill="accent1" w:themeFillTint="33"/>
+      </w:tcPr>
+    </w:tblStylePr>
+  </w:style>
+  <w:style w:type="table" w:styleId="Tabladelista4-nfasis1">
+    <w:name w:val="List Table 4 Accent 1"/>
+    <w:basedOn w:val="Tablanormal"/>
+    <w:uiPriority w:val="49"/>
+    <w:rsid w:val="008B1804"/>
+    <w:pPr>
+      <w:spacing w:after="0" w:line="240" w:lineRule="auto"/>
+    </w:pPr>
+    <w:tblPr>
+      <w:tblStyleRowBandSize w:val="1"/>
+      <w:tblStyleColBandSize w:val="1"/>
+      <w:tblBorders>
+        <w:top w:val="single" w:sz="4" w:space="0" w:color="95B3D7" w:themeColor="accent1" w:themeTint="99"/>
+        <w:left w:val="single" w:sz="4" w:space="0" w:color="95B3D7" w:themeColor="accent1" w:themeTint="99"/>
+        <w:bottom w:val="single" w:sz="4" w:space="0" w:color="95B3D7" w:themeColor="accent1" w:themeTint="99"/>
+        <w:right w:val="single" w:sz="4" w:space="0" w:color="95B3D7" w:themeColor="accent1" w:themeTint="99"/>
+        <w:insideH w:val="single" w:sz="4" w:space="0" w:color="95B3D7" w:themeColor="accent1" w:themeTint="99"/>
+      </w:tblBorders>
+    </w:tblPr>
+    <w:tblStylePr w:type="firstRow">
+      <w:rPr>
+        <w:b/>
+        <w:bCs/>
+        <w:color w:val="FFFFFF" w:themeColor="background1"/>
+      </w:rPr>
+      <w:tblPr/>
+      <w:tcPr>
+        <w:tcBorders>
+          <w:top w:val="single" w:sz="4" w:space="0" w:color="4F81BD" w:themeColor="accent1"/>
+          <w:left w:val="single" w:sz="4" w:space="0" w:color="4F81BD" w:themeColor="accent1"/>
+          <w:bottom w:val="single" w:sz="4" w:space="0" w:color="4F81BD" w:themeColor="accent1"/>
+          <w:right w:val="single" w:sz="4" w:space="0" w:color="4F81BD" w:themeColor="accent1"/>
+          <w:insideH w:val="nil"/>
+        </w:tcBorders>
+        <w:shd w:val="clear" w:color="auto" w:fill="4F81BD" w:themeFill="accent1"/>
+      </w:tcPr>
+    </w:tblStylePr>
+    <w:tblStylePr w:type="lastRow">
+      <w:rPr>
+        <w:b/>
+        <w:bCs/>
+      </w:rPr>
+      <w:tblPr/>
+      <w:tcPr>
+        <w:tcBorders>
+          <w:top w:val="double" w:sz="4" w:space="0" w:color="95B3D7" w:themeColor="accent1" w:themeTint="99"/>
+        </w:tcBorders>
+      </w:tcPr>
+    </w:tblStylePr>
+    <w:tblStylePr w:type="firstCol">
+      <w:rPr>
+        <w:b/>
+        <w:bCs/>
+      </w:rPr>
+    </w:tblStylePr>
+    <w:tblStylePr w:type="lastCol">
+      <w:rPr>
+        <w:b/>
+        <w:bCs/>
+      </w:rPr>
+    </w:tblStylePr>
+    <w:tblStylePr w:type="band1Vert">
+      <w:tblPr/>
+      <w:tcPr>
+        <w:shd w:val="clear" w:color="auto" w:fill="DBE5F1" w:themeFill="accent1" w:themeFillTint="33"/>
+      </w:tcPr>
+    </w:tblStylePr>
+    <w:tblStylePr w:type="band1Horz">
+      <w:tblPr/>
+      <w:tcPr>
+        <w:shd w:val="clear" w:color="auto" w:fill="DBE5F1" w:themeFill="accent1" w:themeFillTint="33"/>
+      </w:tcPr>
+    </w:tblStylePr>
+  </w:style>
 </w:styles>
 </file>
 
